--- a/backend/docs/IAA-InstrumentoAcompanhamento_template_.docx
+++ b/backend/docs/IAA-InstrumentoAcompanhamento_template_.docx
@@ -19,7 +19,7 @@
           <w:lang w:eastAsia="pt-BR"/>
         </w:rPr>
         <w:drawing>
-          <wp:anchor distT="0" distB="0" distL="114300" distR="114300" simplePos="0" relativeHeight="251658240" behindDoc="0" locked="0" layoutInCell="1" allowOverlap="1" wp14:anchorId="30EADE4E" wp14:editId="3D5F2AA1">
+          <wp:anchor distT="0" distB="0" distL="114300" distR="114300" simplePos="0" relativeHeight="251658240" behindDoc="0" locked="0" layoutInCell="1" allowOverlap="1" wp14:anchorId="75EEE166" wp14:editId="6849F6D2">
             <wp:simplePos x="0" y="0"/>
             <wp:positionH relativeFrom="column">
               <wp:posOffset>4053840</wp:posOffset>
@@ -124,28 +124,29 @@
       </w:tblPr>
       <w:tblGrid>
         <w:gridCol w:w="249"/>
-        <w:gridCol w:w="4515"/>
+        <w:gridCol w:w="4516"/>
         <w:gridCol w:w="19"/>
-        <w:gridCol w:w="236"/>
+        <w:gridCol w:w="217"/>
+        <w:gridCol w:w="19"/>
         <w:gridCol w:w="2312"/>
-        <w:gridCol w:w="2293"/>
+        <w:gridCol w:w="2274"/>
         <w:gridCol w:w="236"/>
         <w:gridCol w:w="47"/>
-        <w:gridCol w:w="1251"/>
-        <w:gridCol w:w="3427"/>
-        <w:gridCol w:w="4955"/>
-        <w:gridCol w:w="4955"/>
-        <w:gridCol w:w="4955"/>
+        <w:gridCol w:w="1270"/>
+        <w:gridCol w:w="3408"/>
+        <w:gridCol w:w="4961"/>
+        <w:gridCol w:w="4961"/>
+        <w:gridCol w:w="4961"/>
       </w:tblGrid>
       <w:tr>
         <w:trPr>
           <w:gridAfter w:val="3"/>
-          <w:wAfter w:w="14868" w:type="dxa"/>
+          <w:wAfter w:w="14883" w:type="dxa"/>
         </w:trPr>
         <w:tc>
           <w:tcPr>
-            <w:tcW w:w="14582" w:type="dxa"/>
-            <w:gridSpan w:val="10"/>
+            <w:tcW w:w="14567" w:type="dxa"/>
+            <w:gridSpan w:val="11"/>
             <w:shd w:val="clear" w:color="auto" w:fill="D9D9D9" w:themeFill="background1" w:themeFillShade="D9"/>
           </w:tcPr>
           <w:p>
@@ -190,12 +191,12 @@
       <w:tr>
         <w:trPr>
           <w:gridAfter w:val="3"/>
-          <w:wAfter w:w="14868" w:type="dxa"/>
+          <w:wAfter w:w="14883" w:type="dxa"/>
         </w:trPr>
         <w:tc>
           <w:tcPr>
-            <w:tcW w:w="11158" w:type="dxa"/>
-            <w:gridSpan w:val="9"/>
+            <w:tcW w:w="11159" w:type="dxa"/>
+            <w:gridSpan w:val="10"/>
           </w:tcPr>
           <w:p>
             <w:pPr>
@@ -232,47 +233,31 @@
             <w:r>
               <w:rPr>
                 <w:rFonts w:ascii="Arial" w:hAnsi="Arial" w:cs="Arial"/>
-                <w:sz w:val="18"/>
-                <w:szCs w:val="18"/>
-              </w:rPr>
-              <w:t>{{</w:t>
-            </w:r>
-            <w:r>
-              <w:rPr>
-                <w:rFonts w:ascii="Arial" w:hAnsi="Arial" w:cs="Arial"/>
-                <w:sz w:val="18"/>
-                <w:szCs w:val="18"/>
-              </w:rPr>
-              <w:t>aluno</w:t>
-            </w:r>
-            <w:r>
-              <w:rPr>
-                <w:rFonts w:ascii="Arial" w:hAnsi="Arial" w:cs="Arial"/>
-                <w:sz w:val="18"/>
-                <w:szCs w:val="18"/>
-              </w:rPr>
-              <w:t>}}</w:t>
-            </w:r>
-          </w:p>
-        </w:tc>
-        <w:tc>
-          <w:tcPr>
-            <w:tcW w:w="3424" w:type="dxa"/>
-          </w:tcPr>
-          <w:p>
-            <w:pPr>
-              <w:rPr>
-                <w:rFonts w:ascii="Arial" w:hAnsi="Arial" w:cs="Arial"/>
                 <w:sz w:val="24"/>
                 <w:szCs w:val="24"/>
               </w:rPr>
-            </w:pPr>
-            <w:r>
+              <w:t>{aluno}</w:t>
+            </w:r>
+          </w:p>
+        </w:tc>
+        <w:tc>
+          <w:tcPr>
+            <w:tcW w:w="3408" w:type="dxa"/>
+          </w:tcPr>
+          <w:p>
+            <w:pPr>
               <w:rPr>
                 <w:rFonts w:ascii="Arial" w:hAnsi="Arial" w:cs="Arial"/>
                 <w:sz w:val="24"/>
                 <w:szCs w:val="24"/>
               </w:rPr>
+            </w:pPr>
+            <w:r>
+              <w:rPr>
+                <w:rFonts w:ascii="Arial" w:hAnsi="Arial" w:cs="Arial"/>
+                <w:sz w:val="24"/>
+                <w:szCs w:val="24"/>
+              </w:rPr>
               <w:t>Turma:</w:t>
             </w:r>
             <w:r>
@@ -286,10 +271,10 @@
             <w:r>
               <w:rPr>
                 <w:rFonts w:ascii="Arial" w:hAnsi="Arial" w:cs="Arial"/>
-                <w:sz w:val="18"/>
-                <w:szCs w:val="18"/>
-              </w:rPr>
-              <w:t>{{turma}}</w:t>
+                <w:sz w:val="24"/>
+                <w:szCs w:val="24"/>
+              </w:rPr>
+              <w:t>{turma}</w:t>
             </w:r>
           </w:p>
         </w:tc>
@@ -297,17 +282,57 @@
       <w:tr>
         <w:trPr>
           <w:gridAfter w:val="3"/>
-          <w:wAfter w:w="14868" w:type="dxa"/>
+          <w:wAfter w:w="14883" w:type="dxa"/>
         </w:trPr>
         <w:tc>
           <w:tcPr>
-            <w:tcW w:w="7331" w:type="dxa"/>
+            <w:tcW w:w="7332" w:type="dxa"/>
+            <w:gridSpan w:val="6"/>
+          </w:tcPr>
+          <w:p>
+            <w:pPr>
+              <w:rPr>
+                <w:rFonts w:ascii="Arial" w:hAnsi="Arial" w:cs="Arial"/>
+                <w:sz w:val="24"/>
+                <w:szCs w:val="24"/>
+              </w:rPr>
+            </w:pPr>
+            <w:r>
+              <w:rPr>
+                <w:rFonts w:ascii="Arial" w:hAnsi="Arial" w:cs="Arial"/>
+                <w:sz w:val="24"/>
+                <w:szCs w:val="24"/>
+              </w:rPr>
+              <w:t>Componente Curricular:</w:t>
+            </w:r>
+            <w:r>
+              <w:rPr>
+                <w:rFonts w:ascii="Arial" w:hAnsi="Arial" w:cs="Arial"/>
+                <w:sz w:val="24"/>
+                <w:szCs w:val="24"/>
+              </w:rPr>
+              <w:t xml:space="preserve"> </w:t>
+            </w:r>
+            <w:r>
+              <w:rPr>
+                <w:rFonts w:ascii="Arial" w:hAnsi="Arial" w:cs="Arial"/>
+                <w:sz w:val="24"/>
+                <w:szCs w:val="24"/>
+              </w:rPr>
+              <w:t>{componente}</w:t>
+            </w:r>
+          </w:p>
+        </w:tc>
+        <w:tc>
+          <w:tcPr>
+            <w:tcW w:w="7235" w:type="dxa"/>
             <w:gridSpan w:val="5"/>
           </w:tcPr>
           <w:p>
             <w:pPr>
               <w:rPr>
                 <w:rFonts w:ascii="Arial" w:hAnsi="Arial" w:cs="Arial"/>
+                <w:b/>
                 <w:sz w:val="24"/>
                 <w:szCs w:val="24"/>
               </w:rPr>
@@ -318,7 +343,7 @@
                 <w:sz w:val="24"/>
                 <w:szCs w:val="24"/>
               </w:rPr>
-              <w:t>Componente Curricular:</w:t>
+              <w:t>Docente:</w:t>
             </w:r>
             <w:r>
               <w:rPr>
@@ -331,50 +356,10 @@
             <w:r>
               <w:rPr>
                 <w:rFonts w:ascii="Arial" w:hAnsi="Arial" w:cs="Arial"/>
-                <w:sz w:val="18"/>
-                <w:szCs w:val="18"/>
-              </w:rPr>
-              <w:t>{{componente}}</w:t>
-            </w:r>
-          </w:p>
-        </w:tc>
-        <w:tc>
-          <w:tcPr>
-            <w:tcW w:w="7251" w:type="dxa"/>
-            <w:gridSpan w:val="5"/>
-          </w:tcPr>
-          <w:p>
-            <w:pPr>
-              <w:rPr>
-                <w:rFonts w:ascii="Arial" w:hAnsi="Arial" w:cs="Arial"/>
-                <w:b/>
                 <w:sz w:val="24"/>
                 <w:szCs w:val="24"/>
               </w:rPr>
-            </w:pPr>
-            <w:r>
-              <w:rPr>
-                <w:rFonts w:ascii="Arial" w:hAnsi="Arial" w:cs="Arial"/>
-                <w:sz w:val="24"/>
-                <w:szCs w:val="24"/>
-              </w:rPr>
-              <w:t>Docente:</w:t>
-            </w:r>
-            <w:r>
-              <w:rPr>
-                <w:rFonts w:ascii="Arial" w:hAnsi="Arial" w:cs="Arial"/>
-                <w:sz w:val="24"/>
-                <w:szCs w:val="24"/>
-              </w:rPr>
-              <w:t xml:space="preserve"> </w:t>
-            </w:r>
-            <w:r>
-              <w:rPr>
-                <w:rFonts w:ascii="Arial" w:hAnsi="Arial" w:cs="Arial"/>
-                <w:sz w:val="18"/>
-                <w:szCs w:val="18"/>
-              </w:rPr>
-              <w:t>{{docente}}</w:t>
+              <w:t>{docente}</w:t>
             </w:r>
           </w:p>
         </w:tc>
@@ -382,12 +367,12 @@
       <w:tr>
         <w:trPr>
           <w:gridAfter w:val="3"/>
-          <w:wAfter w:w="14868" w:type="dxa"/>
+          <w:wAfter w:w="14883" w:type="dxa"/>
         </w:trPr>
         <w:tc>
           <w:tcPr>
-            <w:tcW w:w="14582" w:type="dxa"/>
-            <w:gridSpan w:val="10"/>
+            <w:tcW w:w="14567" w:type="dxa"/>
+            <w:gridSpan w:val="11"/>
             <w:shd w:val="clear" w:color="auto" w:fill="F2F2F2" w:themeFill="background1" w:themeFillShade="F2"/>
           </w:tcPr>
           <w:p>
@@ -415,11 +400,11 @@
       <w:tr>
         <w:trPr>
           <w:gridAfter w:val="3"/>
-          <w:wAfter w:w="14868" w:type="dxa"/>
+          <w:wAfter w:w="14883" w:type="dxa"/>
         </w:trPr>
         <w:tc>
           <w:tcPr>
-            <w:tcW w:w="4783" w:type="dxa"/>
+            <w:tcW w:w="4784" w:type="dxa"/>
             <w:gridSpan w:val="3"/>
             <w:shd w:val="clear" w:color="auto" w:fill="F2F2F2" w:themeFill="background1" w:themeFillShade="F2"/>
           </w:tcPr>
@@ -445,8 +430,8 @@
         </w:tc>
         <w:tc>
           <w:tcPr>
-            <w:tcW w:w="4838" w:type="dxa"/>
-            <w:gridSpan w:val="3"/>
+            <w:tcW w:w="4822" w:type="dxa"/>
+            <w:gridSpan w:val="4"/>
             <w:shd w:val="clear" w:color="auto" w:fill="F2F2F2" w:themeFill="background1" w:themeFillShade="F2"/>
           </w:tcPr>
           <w:p>
@@ -499,7 +484,7 @@
       <w:tr>
         <w:trPr>
           <w:gridAfter w:val="3"/>
-          <w:wAfter w:w="14868" w:type="dxa"/>
+          <w:wAfter w:w="14883" w:type="dxa"/>
           <w:trHeight w:val="227"/>
         </w:trPr>
         <w:tc>
@@ -509,61 +494,44 @@
           </w:tcPr>
           <w:p>
             <w:pPr>
-              <w:rPr>
-                <w:rFonts w:ascii="Arial" w:hAnsi="Arial" w:cs="Arial"/>
-                <w:sz w:val="18"/>
-                <w:szCs w:val="18"/>
-              </w:rPr>
-            </w:pPr>
-            <w:r>
-              <w:rPr>
-                <w:rFonts w:ascii="Arial" w:hAnsi="Arial" w:cs="Arial"/>
-                <w:sz w:val="18"/>
-                <w:szCs w:val="18"/>
-              </w:rPr>
-              <w:t>{{</w:t>
+              <w:jc w:val="center"/>
+              <w:rPr>
+                <w:rFonts w:ascii="Arial" w:hAnsi="Arial" w:cs="Arial"/>
+                <w:sz w:val="18"/>
+                <w:szCs w:val="18"/>
+              </w:rPr>
+            </w:pPr>
+            <w:r>
+              <w:rPr>
+                <w:rFonts w:ascii="Arial" w:hAnsi="Arial" w:cs="Arial"/>
+                <w:sz w:val="18"/>
+                <w:szCs w:val="18"/>
+              </w:rPr>
+              <w:t>{</w:t>
             </w:r>
             <w:proofErr w:type="spellStart"/>
-            <w:proofErr w:type="gramStart"/>
-            <w:r>
-              <w:rPr>
-                <w:rFonts w:ascii="Arial" w:hAnsi="Arial" w:cs="Arial"/>
-                <w:sz w:val="18"/>
-                <w:szCs w:val="18"/>
-              </w:rPr>
-              <w:t>exe</w:t>
-            </w:r>
-            <w:r>
-              <w:rPr>
-                <w:rFonts w:ascii="Arial" w:hAnsi="Arial" w:cs="Arial"/>
-                <w:sz w:val="18"/>
-                <w:szCs w:val="18"/>
-              </w:rPr>
-              <w:t>c.</w:t>
-            </w:r>
-            <w:r>
-              <w:rPr>
-                <w:rFonts w:ascii="Arial" w:hAnsi="Arial" w:cs="Arial"/>
-                <w:sz w:val="18"/>
-                <w:szCs w:val="18"/>
-              </w:rPr>
-              <w:t>qualidadeTrabalho</w:t>
+            <w:r>
+              <w:rPr>
+                <w:rFonts w:ascii="Arial" w:hAnsi="Arial" w:cs="Arial"/>
+                <w:sz w:val="18"/>
+                <w:szCs w:val="18"/>
+              </w:rPr>
+              <w:t>exec_qualidadeTrabalho</w:t>
             </w:r>
             <w:proofErr w:type="spellEnd"/>
-            <w:proofErr w:type="gramEnd"/>
-            <w:r>
-              <w:rPr>
-                <w:rFonts w:ascii="Arial" w:hAnsi="Arial" w:cs="Arial"/>
-                <w:sz w:val="18"/>
-                <w:szCs w:val="18"/>
-              </w:rPr>
-              <w:t>}}</w:t>
-            </w:r>
-          </w:p>
-        </w:tc>
-        <w:tc>
-          <w:tcPr>
-            <w:tcW w:w="4534" w:type="dxa"/>
+            <w:r>
+              <w:rPr>
+                <w:rFonts w:ascii="Arial" w:hAnsi="Arial" w:cs="Arial"/>
+                <w:sz w:val="18"/>
+                <w:szCs w:val="18"/>
+              </w:rPr>
+              <w:t>}</w:t>
+            </w:r>
+          </w:p>
+        </w:tc>
+        <w:tc>
+          <w:tcPr>
+            <w:tcW w:w="4535" w:type="dxa"/>
             <w:gridSpan w:val="2"/>
           </w:tcPr>
           <w:p>
@@ -581,6 +549,71 @@
                 <w:szCs w:val="18"/>
               </w:rPr>
               <w:t>Qualidade do Trabalho</w:t>
+            </w:r>
+          </w:p>
+        </w:tc>
+        <w:tc>
+          <w:tcPr>
+            <w:tcW w:w="236" w:type="dxa"/>
+            <w:gridSpan w:val="2"/>
+            <w:shd w:val="clear" w:color="auto" w:fill="F2F2F2" w:themeFill="background1" w:themeFillShade="F2"/>
+          </w:tcPr>
+          <w:p>
+            <w:pPr>
+              <w:rPr>
+                <w:rFonts w:ascii="Arial" w:hAnsi="Arial" w:cs="Arial"/>
+                <w:sz w:val="18"/>
+                <w:szCs w:val="18"/>
+              </w:rPr>
+            </w:pPr>
+            <w:r>
+              <w:rPr>
+                <w:rFonts w:ascii="Arial" w:hAnsi="Arial" w:cs="Arial"/>
+                <w:sz w:val="18"/>
+                <w:szCs w:val="18"/>
+              </w:rPr>
+              <w:t>{</w:t>
+            </w:r>
+            <w:proofErr w:type="spellStart"/>
+            <w:r>
+              <w:rPr>
+                <w:rFonts w:ascii="Arial" w:hAnsi="Arial" w:cs="Arial"/>
+                <w:sz w:val="18"/>
+                <w:szCs w:val="18"/>
+              </w:rPr>
+              <w:t>hig_usoEPI</w:t>
+            </w:r>
+            <w:proofErr w:type="spellEnd"/>
+            <w:r>
+              <w:rPr>
+                <w:rFonts w:ascii="Arial" w:hAnsi="Arial" w:cs="Arial"/>
+                <w:sz w:val="18"/>
+                <w:szCs w:val="18"/>
+              </w:rPr>
+              <w:t>}</w:t>
+            </w:r>
+          </w:p>
+        </w:tc>
+        <w:tc>
+          <w:tcPr>
+            <w:tcW w:w="4586" w:type="dxa"/>
+            <w:gridSpan w:val="2"/>
+          </w:tcPr>
+          <w:p>
+            <w:pPr>
+              <w:rPr>
+                <w:rFonts w:ascii="Arial" w:hAnsi="Arial" w:cs="Arial"/>
+                <w:sz w:val="18"/>
+                <w:szCs w:val="18"/>
+              </w:rPr>
+            </w:pPr>
+            <w:r>
+              <w:rPr>
+                <w:rFonts w:ascii="Arial" w:hAnsi="Arial" w:cs="Arial"/>
+                <w:sz w:val="18"/>
+                <w:szCs w:val="18"/>
+              </w:rPr>
+              <w:t>Uso do EPI ou EPC</w:t>
             </w:r>
           </w:p>
         </w:tc>
@@ -603,101 +636,25 @@
                 <w:sz w:val="18"/>
                 <w:szCs w:val="18"/>
               </w:rPr>
-              <w:t>{{</w:t>
+              <w:t>{</w:t>
             </w:r>
             <w:proofErr w:type="spellStart"/>
-            <w:proofErr w:type="gramStart"/>
-            <w:r>
-              <w:rPr>
-                <w:rFonts w:ascii="Arial" w:hAnsi="Arial" w:cs="Arial"/>
-                <w:sz w:val="18"/>
-                <w:szCs w:val="18"/>
-              </w:rPr>
-              <w:t>hig.usoE</w:t>
-            </w:r>
-            <w:r>
-              <w:rPr>
-                <w:rFonts w:ascii="Arial" w:hAnsi="Arial" w:cs="Arial"/>
-                <w:sz w:val="18"/>
-                <w:szCs w:val="18"/>
-              </w:rPr>
-              <w:t>PI</w:t>
+            <w:r>
+              <w:rPr>
+                <w:rFonts w:ascii="Arial" w:hAnsi="Arial" w:cs="Arial"/>
+                <w:sz w:val="18"/>
+                <w:szCs w:val="18"/>
+              </w:rPr>
+              <w:t>qual_comunicar</w:t>
             </w:r>
             <w:proofErr w:type="spellEnd"/>
-            <w:proofErr w:type="gramEnd"/>
-            <w:r>
-              <w:rPr>
-                <w:rFonts w:ascii="Arial" w:hAnsi="Arial" w:cs="Arial"/>
-                <w:sz w:val="18"/>
-                <w:szCs w:val="18"/>
-              </w:rPr>
-              <w:t>}}</w:t>
-            </w:r>
-          </w:p>
-        </w:tc>
-        <w:tc>
-          <w:tcPr>
-            <w:tcW w:w="4602" w:type="dxa"/>
-            <w:gridSpan w:val="2"/>
-          </w:tcPr>
-          <w:p>
-            <w:pPr>
-              <w:rPr>
-                <w:rFonts w:ascii="Arial" w:hAnsi="Arial" w:cs="Arial"/>
-                <w:sz w:val="18"/>
-                <w:szCs w:val="18"/>
-              </w:rPr>
-            </w:pPr>
-            <w:r>
-              <w:rPr>
-                <w:rFonts w:ascii="Arial" w:hAnsi="Arial" w:cs="Arial"/>
-                <w:sz w:val="18"/>
-                <w:szCs w:val="18"/>
-              </w:rPr>
-              <w:t>Uso do EPI ou EPC</w:t>
-            </w:r>
-          </w:p>
-        </w:tc>
-        <w:tc>
-          <w:tcPr>
-            <w:tcW w:w="236" w:type="dxa"/>
-            <w:shd w:val="clear" w:color="auto" w:fill="F2F2F2" w:themeFill="background1" w:themeFillShade="F2"/>
-          </w:tcPr>
-          <w:p>
-            <w:pPr>
-              <w:rPr>
-                <w:rFonts w:ascii="Arial" w:hAnsi="Arial" w:cs="Arial"/>
-                <w:sz w:val="18"/>
-                <w:szCs w:val="18"/>
-              </w:rPr>
-            </w:pPr>
-            <w:r>
-              <w:rPr>
-                <w:rFonts w:ascii="Arial" w:hAnsi="Arial" w:cs="Arial"/>
-                <w:sz w:val="18"/>
-                <w:szCs w:val="18"/>
-              </w:rPr>
-              <w:t>{{</w:t>
-            </w:r>
-            <w:proofErr w:type="spellStart"/>
-            <w:proofErr w:type="gramStart"/>
-            <w:r>
-              <w:rPr>
-                <w:rFonts w:ascii="Arial" w:hAnsi="Arial" w:cs="Arial"/>
-                <w:sz w:val="18"/>
-                <w:szCs w:val="18"/>
-              </w:rPr>
-              <w:t>qual.comunicar</w:t>
-            </w:r>
-            <w:proofErr w:type="spellEnd"/>
-            <w:proofErr w:type="gramEnd"/>
-            <w:r>
-              <w:rPr>
-                <w:rFonts w:ascii="Arial" w:hAnsi="Arial" w:cs="Arial"/>
-                <w:sz w:val="18"/>
-                <w:szCs w:val="18"/>
-              </w:rPr>
-              <w:t>}}</w:t>
+            <w:r>
+              <w:rPr>
+                <w:rFonts w:ascii="Arial" w:hAnsi="Arial" w:cs="Arial"/>
+                <w:sz w:val="18"/>
+                <w:szCs w:val="18"/>
+              </w:rPr>
+              <w:t>}</w:t>
             </w:r>
           </w:p>
         </w:tc>
@@ -728,7 +685,7 @@
       <w:tr>
         <w:trPr>
           <w:gridAfter w:val="3"/>
-          <w:wAfter w:w="14868" w:type="dxa"/>
+          <w:wAfter w:w="14883" w:type="dxa"/>
           <w:trHeight w:val="227"/>
         </w:trPr>
         <w:tc>
@@ -738,30 +695,31 @@
           </w:tcPr>
           <w:p>
             <w:pPr>
-              <w:rPr>
-                <w:rFonts w:ascii="Arial" w:hAnsi="Arial" w:cs="Arial"/>
-                <w:sz w:val="18"/>
-                <w:szCs w:val="18"/>
-              </w:rPr>
-            </w:pPr>
-            <w:r>
-              <w:rPr>
-                <w:rFonts w:ascii="Arial" w:hAnsi="Arial" w:cs="Arial"/>
-                <w:sz w:val="18"/>
-                <w:szCs w:val="18"/>
-              </w:rPr>
-              <w:t>{{</w:t>
+              <w:jc w:val="center"/>
+              <w:rPr>
+                <w:rFonts w:ascii="Arial" w:hAnsi="Arial" w:cs="Arial"/>
+                <w:sz w:val="18"/>
+                <w:szCs w:val="18"/>
+              </w:rPr>
+            </w:pPr>
+            <w:r>
+              <w:rPr>
+                <w:rFonts w:ascii="Arial" w:hAnsi="Arial" w:cs="Arial"/>
+                <w:sz w:val="18"/>
+                <w:szCs w:val="18"/>
+              </w:rPr>
+              <w:t>{</w:t>
             </w:r>
             <w:proofErr w:type="spellStart"/>
-            <w:proofErr w:type="gramStart"/>
-            <w:r>
-              <w:rPr>
-                <w:rFonts w:ascii="Arial" w:hAnsi="Arial" w:cs="Arial"/>
-                <w:sz w:val="18"/>
-                <w:szCs w:val="18"/>
-              </w:rPr>
-              <w:t>exec.ritmoTraba</w:t>
-            </w:r>
+            <w:r>
+              <w:rPr>
+                <w:rFonts w:ascii="Arial" w:hAnsi="Arial" w:cs="Arial"/>
+                <w:sz w:val="18"/>
+                <w:szCs w:val="18"/>
+              </w:rPr>
+              <w:t>exec_ritmoTrabalho</w:t>
+            </w:r>
+            <w:proofErr w:type="spellEnd"/>
             <w:r>
               <w:rPr>
                 <w:rFonts w:ascii="Arial" w:hAnsi="Arial" w:cs="Arial"/>
@@ -769,23 +727,13 @@
                 <w:szCs w:val="18"/>
               </w:rPr>
               <w:lastRenderedPageBreak/>
-              <w:t>lho</w:t>
-            </w:r>
-            <w:proofErr w:type="spellEnd"/>
-            <w:proofErr w:type="gramEnd"/>
-            <w:r>
-              <w:rPr>
-                <w:rFonts w:ascii="Arial" w:hAnsi="Arial" w:cs="Arial"/>
-                <w:sz w:val="18"/>
-                <w:szCs w:val="18"/>
-              </w:rPr>
-              <w:t>}}</w:t>
-            </w:r>
-          </w:p>
-        </w:tc>
-        <w:tc>
-          <w:tcPr>
-            <w:tcW w:w="4534" w:type="dxa"/>
+              <w:t>}</w:t>
+            </w:r>
+          </w:p>
+        </w:tc>
+        <w:tc>
+          <w:tcPr>
+            <w:tcW w:w="4535" w:type="dxa"/>
             <w:gridSpan w:val="2"/>
           </w:tcPr>
           <w:p>
@@ -810,6 +758,7 @@
         <w:tc>
           <w:tcPr>
             <w:tcW w:w="236" w:type="dxa"/>
+            <w:gridSpan w:val="2"/>
             <w:shd w:val="clear" w:color="auto" w:fill="F2F2F2" w:themeFill="background1" w:themeFillShade="F2"/>
           </w:tcPr>
           <w:p>
@@ -826,17 +775,16 @@
                 <w:sz w:val="18"/>
                 <w:szCs w:val="18"/>
               </w:rPr>
-              <w:t>{{</w:t>
+              <w:t>{</w:t>
             </w:r>
             <w:proofErr w:type="spellStart"/>
-            <w:proofErr w:type="gramStart"/>
-            <w:r>
-              <w:rPr>
-                <w:rFonts w:ascii="Arial" w:hAnsi="Arial" w:cs="Arial"/>
-                <w:sz w:val="18"/>
-                <w:szCs w:val="18"/>
-              </w:rPr>
-              <w:t>hig.normasSegur</w:t>
+            <w:r>
+              <w:rPr>
+                <w:rFonts w:ascii="Arial" w:hAnsi="Arial" w:cs="Arial"/>
+                <w:sz w:val="18"/>
+                <w:szCs w:val="18"/>
+              </w:rPr>
+              <w:t>hig_normasSeguranc</w:t>
             </w:r>
             <w:r>
               <w:rPr>
@@ -845,23 +793,22 @@
                 <w:szCs w:val="18"/>
               </w:rPr>
               <w:lastRenderedPageBreak/>
-              <w:t>anca</w:t>
+              <w:t>a</w:t>
             </w:r>
             <w:proofErr w:type="spellEnd"/>
-            <w:proofErr w:type="gramEnd"/>
-            <w:r>
-              <w:rPr>
-                <w:rFonts w:ascii="Arial" w:hAnsi="Arial" w:cs="Arial"/>
-                <w:sz w:val="18"/>
-                <w:szCs w:val="18"/>
-              </w:rPr>
-              <w:t>}}</w:t>
-            </w:r>
-          </w:p>
-        </w:tc>
-        <w:tc>
-          <w:tcPr>
-            <w:tcW w:w="4602" w:type="dxa"/>
+            <w:r>
+              <w:rPr>
+                <w:rFonts w:ascii="Arial" w:hAnsi="Arial" w:cs="Arial"/>
+                <w:sz w:val="18"/>
+                <w:szCs w:val="18"/>
+              </w:rPr>
+              <w:t>}</w:t>
+            </w:r>
+          </w:p>
+        </w:tc>
+        <w:tc>
+          <w:tcPr>
+            <w:tcW w:w="4586" w:type="dxa"/>
             <w:gridSpan w:val="2"/>
           </w:tcPr>
           <w:p>
@@ -902,27 +849,25 @@
                 <w:sz w:val="18"/>
                 <w:szCs w:val="18"/>
               </w:rPr>
-              <w:t>{{</w:t>
+              <w:t>{</w:t>
             </w:r>
             <w:proofErr w:type="spellStart"/>
-            <w:proofErr w:type="gramStart"/>
-            <w:r>
-              <w:rPr>
-                <w:rFonts w:ascii="Arial" w:hAnsi="Arial" w:cs="Arial"/>
-                <w:sz w:val="18"/>
-                <w:szCs w:val="18"/>
-              </w:rPr>
-              <w:t>qual.ouvir</w:t>
+            <w:r>
+              <w:rPr>
+                <w:rFonts w:ascii="Arial" w:hAnsi="Arial" w:cs="Arial"/>
+                <w:sz w:val="18"/>
+                <w:szCs w:val="18"/>
+              </w:rPr>
+              <w:t>qual_ouvir</w:t>
             </w:r>
             <w:proofErr w:type="spellEnd"/>
-            <w:proofErr w:type="gramEnd"/>
-            <w:r>
-              <w:rPr>
-                <w:rFonts w:ascii="Arial" w:hAnsi="Arial" w:cs="Arial"/>
-                <w:sz w:val="18"/>
-                <w:szCs w:val="18"/>
-              </w:rPr>
-              <w:t>}}</w:t>
+            <w:r>
+              <w:rPr>
+                <w:rFonts w:ascii="Arial" w:hAnsi="Arial" w:cs="Arial"/>
+                <w:sz w:val="18"/>
+                <w:szCs w:val="18"/>
+              </w:rPr>
+              <w:t>}</w:t>
             </w:r>
           </w:p>
         </w:tc>
@@ -953,7 +898,7 @@
       <w:tr>
         <w:trPr>
           <w:gridAfter w:val="3"/>
-          <w:wAfter w:w="14868" w:type="dxa"/>
+          <w:wAfter w:w="14883" w:type="dxa"/>
           <w:trHeight w:val="227"/>
         </w:trPr>
         <w:tc>
@@ -963,21 +908,127 @@
           </w:tcPr>
           <w:p>
             <w:pPr>
-              <w:rPr>
-                <w:rFonts w:ascii="Arial" w:hAnsi="Arial" w:cs="Arial"/>
-                <w:sz w:val="18"/>
-                <w:szCs w:val="18"/>
-              </w:rPr>
-            </w:pPr>
-            <w:r>
-              <w:rPr>
-                <w:rFonts w:ascii="Arial" w:hAnsi="Arial" w:cs="Arial"/>
-                <w:sz w:val="18"/>
-                <w:szCs w:val="18"/>
-              </w:rPr>
-              <w:t>{{</w:t>
+              <w:jc w:val="center"/>
+              <w:rPr>
+                <w:rFonts w:ascii="Arial" w:hAnsi="Arial" w:cs="Arial"/>
+                <w:sz w:val="18"/>
+                <w:szCs w:val="18"/>
+              </w:rPr>
+            </w:pPr>
+            <w:r>
+              <w:rPr>
+                <w:rFonts w:ascii="Arial" w:hAnsi="Arial" w:cs="Arial"/>
+                <w:sz w:val="18"/>
+                <w:szCs w:val="18"/>
+              </w:rPr>
+              <w:t>{</w:t>
             </w:r>
             <w:proofErr w:type="spellStart"/>
+            <w:r>
+              <w:rPr>
+                <w:rFonts w:ascii="Arial" w:hAnsi="Arial" w:cs="Arial"/>
+                <w:sz w:val="18"/>
+                <w:szCs w:val="18"/>
+              </w:rPr>
+              <w:t>exec_manuseioMaquinas</w:t>
+            </w:r>
+            <w:proofErr w:type="spellEnd"/>
+            <w:r>
+              <w:rPr>
+                <w:rFonts w:ascii="Arial" w:hAnsi="Arial" w:cs="Arial"/>
+                <w:sz w:val="18"/>
+                <w:szCs w:val="18"/>
+              </w:rPr>
+              <w:t>}</w:t>
+            </w:r>
+          </w:p>
+        </w:tc>
+        <w:tc>
+          <w:tcPr>
+            <w:tcW w:w="4535" w:type="dxa"/>
+            <w:gridSpan w:val="2"/>
+          </w:tcPr>
+          <w:p>
+            <w:pPr>
+              <w:rPr>
+                <w:rFonts w:ascii="Arial" w:hAnsi="Arial" w:cs="Arial"/>
+                <w:sz w:val="18"/>
+                <w:szCs w:val="18"/>
+              </w:rPr>
+            </w:pPr>
+            <w:r>
+              <w:rPr>
+                <w:rFonts w:ascii="Arial" w:hAnsi="Arial" w:cs="Arial"/>
+                <w:sz w:val="18"/>
+                <w:szCs w:val="18"/>
+              </w:rPr>
+              <w:t>Manuseio e utilização de máquinas e equipamentos de forma adequada</w:t>
+            </w:r>
+          </w:p>
+        </w:tc>
+        <w:tc>
+          <w:tcPr>
+            <w:tcW w:w="236" w:type="dxa"/>
+            <w:gridSpan w:val="2"/>
+            <w:shd w:val="clear" w:color="auto" w:fill="F2F2F2" w:themeFill="background1" w:themeFillShade="F2"/>
+          </w:tcPr>
+          <w:p>
+            <w:pPr>
+              <w:rPr>
+                <w:rFonts w:ascii="Arial" w:hAnsi="Arial" w:cs="Arial"/>
+                <w:sz w:val="18"/>
+                <w:szCs w:val="18"/>
+              </w:rPr>
+            </w:pPr>
+            <w:r>
+              <w:rPr>
+                <w:rFonts w:ascii="Arial" w:hAnsi="Arial" w:cs="Arial"/>
+                <w:sz w:val="18"/>
+                <w:szCs w:val="18"/>
+              </w:rPr>
+              <w:t>{</w:t>
+            </w:r>
+            <w:proofErr w:type="spellStart"/>
+            <w:r>
+              <w:rPr>
+                <w:rFonts w:ascii="Arial" w:hAnsi="Arial" w:cs="Arial"/>
+                <w:sz w:val="18"/>
+                <w:szCs w:val="18"/>
+              </w:rPr>
+              <w:t>hig_cuidadosAmbiente</w:t>
+            </w:r>
+            <w:proofErr w:type="spellEnd"/>
+            <w:r>
+              <w:rPr>
+                <w:rFonts w:ascii="Arial" w:hAnsi="Arial" w:cs="Arial"/>
+                <w:sz w:val="18"/>
+                <w:szCs w:val="18"/>
+              </w:rPr>
+              <w:t>}</w:t>
+            </w:r>
+          </w:p>
+        </w:tc>
+        <w:tc>
+          <w:tcPr>
+            <w:tcW w:w="4586" w:type="dxa"/>
+            <w:gridSpan w:val="2"/>
+          </w:tcPr>
+          <w:p>
+            <w:pPr>
+              <w:rPr>
+                <w:rFonts w:ascii="Arial" w:hAnsi="Arial" w:cs="Arial"/>
+                <w:sz w:val="18"/>
+                <w:szCs w:val="18"/>
+              </w:rPr>
+            </w:pPr>
+            <w:r>
+              <w:rPr>
+                <w:rFonts w:ascii="Arial" w:hAnsi="Arial" w:cs="Arial"/>
+                <w:sz w:val="18"/>
+                <w:szCs w:val="18"/>
+              </w:rPr>
+              <w:t xml:space="preserve">Cuidados ambientes – organização </w:t>
+            </w:r>
             <w:proofErr w:type="gramStart"/>
             <w:r>
               <w:rPr>
@@ -985,9 +1036,8 @@
                 <w:sz w:val="18"/>
                 <w:szCs w:val="18"/>
               </w:rPr>
-              <w:t>exec.manuseioMaquinas</w:t>
-            </w:r>
-            <w:proofErr w:type="spellEnd"/>
+              <w:t>e .limpeza</w:t>
+            </w:r>
             <w:proofErr w:type="gramEnd"/>
             <w:r>
               <w:rPr>
@@ -995,30 +1045,7 @@
                 <w:sz w:val="18"/>
                 <w:szCs w:val="18"/>
               </w:rPr>
-              <w:t>}}</w:t>
-            </w:r>
-          </w:p>
-        </w:tc>
-        <w:tc>
-          <w:tcPr>
-            <w:tcW w:w="4534" w:type="dxa"/>
-            <w:gridSpan w:val="2"/>
-          </w:tcPr>
-          <w:p>
-            <w:pPr>
-              <w:rPr>
-                <w:rFonts w:ascii="Arial" w:hAnsi="Arial" w:cs="Arial"/>
-                <w:sz w:val="18"/>
-                <w:szCs w:val="18"/>
-              </w:rPr>
-            </w:pPr>
-            <w:r>
-              <w:rPr>
-                <w:rFonts w:ascii="Arial" w:hAnsi="Arial" w:cs="Arial"/>
-                <w:sz w:val="18"/>
-                <w:szCs w:val="18"/>
-              </w:rPr>
-              <w:t>Manuseio e utilização de máquinas e equipamentos de forma adequada</w:t>
+              <w:t xml:space="preserve"> do ambiente</w:t>
             </w:r>
           </w:p>
         </w:tc>
@@ -1041,111 +1068,25 @@
                 <w:sz w:val="18"/>
                 <w:szCs w:val="18"/>
               </w:rPr>
-              <w:t>{{</w:t>
+              <w:t>{</w:t>
             </w:r>
             <w:proofErr w:type="spellStart"/>
-            <w:proofErr w:type="gramStart"/>
-            <w:r>
-              <w:rPr>
-                <w:rFonts w:ascii="Arial" w:hAnsi="Arial" w:cs="Arial"/>
-                <w:sz w:val="18"/>
-                <w:szCs w:val="18"/>
-              </w:rPr>
-              <w:t>hig.cuidadosAmbiente</w:t>
+            <w:r>
+              <w:rPr>
+                <w:rFonts w:ascii="Arial" w:hAnsi="Arial" w:cs="Arial"/>
+                <w:sz w:val="18"/>
+                <w:szCs w:val="18"/>
+              </w:rPr>
+              <w:t>qual_sociabilidade</w:t>
             </w:r>
             <w:proofErr w:type="spellEnd"/>
-            <w:proofErr w:type="gramEnd"/>
-            <w:r>
-              <w:rPr>
-                <w:rFonts w:ascii="Arial" w:hAnsi="Arial" w:cs="Arial"/>
-                <w:sz w:val="18"/>
-                <w:szCs w:val="18"/>
-              </w:rPr>
-              <w:t>}}</w:t>
-            </w:r>
-          </w:p>
-        </w:tc>
-        <w:tc>
-          <w:tcPr>
-            <w:tcW w:w="4602" w:type="dxa"/>
-            <w:gridSpan w:val="2"/>
-          </w:tcPr>
-          <w:p>
-            <w:pPr>
-              <w:rPr>
-                <w:rFonts w:ascii="Arial" w:hAnsi="Arial" w:cs="Arial"/>
-                <w:sz w:val="18"/>
-                <w:szCs w:val="18"/>
-              </w:rPr>
-            </w:pPr>
-            <w:r>
-              <w:rPr>
-                <w:rFonts w:ascii="Arial" w:hAnsi="Arial" w:cs="Arial"/>
-                <w:sz w:val="18"/>
-                <w:szCs w:val="18"/>
-              </w:rPr>
-              <w:t xml:space="preserve">Cuidados ambientes – organização </w:t>
-            </w:r>
-            <w:proofErr w:type="gramStart"/>
-            <w:r>
-              <w:rPr>
-                <w:rFonts w:ascii="Arial" w:hAnsi="Arial" w:cs="Arial"/>
-                <w:sz w:val="18"/>
-                <w:szCs w:val="18"/>
-              </w:rPr>
-              <w:t>e .limpeza</w:t>
-            </w:r>
-            <w:proofErr w:type="gramEnd"/>
-            <w:r>
-              <w:rPr>
-                <w:rFonts w:ascii="Arial" w:hAnsi="Arial" w:cs="Arial"/>
-                <w:sz w:val="18"/>
-                <w:szCs w:val="18"/>
-              </w:rPr>
-              <w:t xml:space="preserve"> do ambiente</w:t>
-            </w:r>
-          </w:p>
-        </w:tc>
-        <w:tc>
-          <w:tcPr>
-            <w:tcW w:w="236" w:type="dxa"/>
-            <w:shd w:val="clear" w:color="auto" w:fill="F2F2F2" w:themeFill="background1" w:themeFillShade="F2"/>
-          </w:tcPr>
-          <w:p>
-            <w:pPr>
-              <w:rPr>
-                <w:rFonts w:ascii="Arial" w:hAnsi="Arial" w:cs="Arial"/>
-                <w:sz w:val="18"/>
-                <w:szCs w:val="18"/>
-              </w:rPr>
-            </w:pPr>
-            <w:r>
-              <w:rPr>
-                <w:rFonts w:ascii="Arial" w:hAnsi="Arial" w:cs="Arial"/>
-                <w:sz w:val="18"/>
-                <w:szCs w:val="18"/>
-              </w:rPr>
-              <w:t>{{</w:t>
-            </w:r>
-            <w:proofErr w:type="spellStart"/>
-            <w:proofErr w:type="gramStart"/>
-            <w:r>
-              <w:rPr>
-                <w:rFonts w:ascii="Arial" w:hAnsi="Arial" w:cs="Arial"/>
-                <w:sz w:val="18"/>
-                <w:szCs w:val="18"/>
-              </w:rPr>
-              <w:t>qual.sociabilidade</w:t>
-            </w:r>
-            <w:proofErr w:type="spellEnd"/>
-            <w:proofErr w:type="gramEnd"/>
-            <w:r>
-              <w:rPr>
-                <w:rFonts w:ascii="Arial" w:hAnsi="Arial" w:cs="Arial"/>
-                <w:sz w:val="18"/>
-                <w:szCs w:val="18"/>
-              </w:rPr>
-              <w:t>}}</w:t>
+            <w:r>
+              <w:rPr>
+                <w:rFonts w:ascii="Arial" w:hAnsi="Arial" w:cs="Arial"/>
+                <w:sz w:val="18"/>
+                <w:szCs w:val="18"/>
+              </w:rPr>
+              <w:t>}</w:t>
             </w:r>
           </w:p>
         </w:tc>
@@ -1176,7 +1117,7 @@
       <w:tr>
         <w:trPr>
           <w:gridAfter w:val="3"/>
-          <w:wAfter w:w="14868" w:type="dxa"/>
+          <w:wAfter w:w="14883" w:type="dxa"/>
           <w:trHeight w:val="227"/>
         </w:trPr>
         <w:tc>
@@ -1186,45 +1127,44 @@
           </w:tcPr>
           <w:p>
             <w:pPr>
-              <w:rPr>
-                <w:rFonts w:ascii="Arial" w:hAnsi="Arial" w:cs="Arial"/>
-                <w:sz w:val="18"/>
-                <w:szCs w:val="18"/>
-              </w:rPr>
-            </w:pPr>
-            <w:r>
-              <w:rPr>
-                <w:rFonts w:ascii="Arial" w:hAnsi="Arial" w:cs="Arial"/>
-                <w:sz w:val="18"/>
-                <w:szCs w:val="18"/>
-              </w:rPr>
-              <w:t>{{</w:t>
+              <w:jc w:val="center"/>
+              <w:rPr>
+                <w:rFonts w:ascii="Arial" w:hAnsi="Arial" w:cs="Arial"/>
+                <w:sz w:val="18"/>
+                <w:szCs w:val="18"/>
+              </w:rPr>
+            </w:pPr>
+            <w:r>
+              <w:rPr>
+                <w:rFonts w:ascii="Arial" w:hAnsi="Arial" w:cs="Arial"/>
+                <w:sz w:val="18"/>
+                <w:szCs w:val="18"/>
+              </w:rPr>
+              <w:t>{</w:t>
             </w:r>
             <w:proofErr w:type="spellStart"/>
-            <w:proofErr w:type="gramStart"/>
-            <w:r>
-              <w:rPr>
-                <w:rFonts w:ascii="Arial" w:hAnsi="Arial" w:cs="Arial"/>
-                <w:sz w:val="18"/>
-                <w:szCs w:val="18"/>
-              </w:rPr>
-              <w:t>exec.iniciativa</w:t>
+            <w:r>
+              <w:rPr>
+                <w:rFonts w:ascii="Arial" w:hAnsi="Arial" w:cs="Arial"/>
+                <w:sz w:val="18"/>
+                <w:szCs w:val="18"/>
+              </w:rPr>
+              <w:t>exec_iniciativa</w:t>
             </w:r>
             <w:proofErr w:type="spellEnd"/>
-            <w:proofErr w:type="gramEnd"/>
-            <w:r>
-              <w:rPr>
-                <w:rFonts w:ascii="Arial" w:hAnsi="Arial" w:cs="Arial"/>
-                <w:sz w:val="18"/>
-                <w:szCs w:val="18"/>
-              </w:rPr>
-              <w:t>}}</w:t>
-            </w:r>
-          </w:p>
-        </w:tc>
-        <w:tc>
-          <w:tcPr>
-            <w:tcW w:w="4534" w:type="dxa"/>
+            <w:r>
+              <w:rPr>
+                <w:rFonts w:ascii="Arial" w:hAnsi="Arial" w:cs="Arial"/>
+                <w:sz w:val="18"/>
+                <w:szCs w:val="18"/>
+              </w:rPr>
+              <w:t>}</w:t>
+            </w:r>
+          </w:p>
+        </w:tc>
+        <w:tc>
+          <w:tcPr>
+            <w:tcW w:w="4535" w:type="dxa"/>
             <w:gridSpan w:val="2"/>
           </w:tcPr>
           <w:p>
@@ -1242,6 +1182,71 @@
                 <w:szCs w:val="18"/>
               </w:rPr>
               <w:t>Iniciativa</w:t>
+            </w:r>
+          </w:p>
+        </w:tc>
+        <w:tc>
+          <w:tcPr>
+            <w:tcW w:w="236" w:type="dxa"/>
+            <w:gridSpan w:val="2"/>
+            <w:shd w:val="clear" w:color="auto" w:fill="F2F2F2" w:themeFill="background1" w:themeFillShade="F2"/>
+          </w:tcPr>
+          <w:p>
+            <w:pPr>
+              <w:rPr>
+                <w:rFonts w:ascii="Arial" w:hAnsi="Arial" w:cs="Arial"/>
+                <w:sz w:val="18"/>
+                <w:szCs w:val="18"/>
+              </w:rPr>
+            </w:pPr>
+            <w:r>
+              <w:rPr>
+                <w:rFonts w:ascii="Arial" w:hAnsi="Arial" w:cs="Arial"/>
+                <w:sz w:val="18"/>
+                <w:szCs w:val="18"/>
+              </w:rPr>
+              <w:t>{</w:t>
+            </w:r>
+            <w:proofErr w:type="spellStart"/>
+            <w:r>
+              <w:rPr>
+                <w:rFonts w:ascii="Arial" w:hAnsi="Arial" w:cs="Arial"/>
+                <w:sz w:val="18"/>
+                <w:szCs w:val="18"/>
+              </w:rPr>
+              <w:t>hig_cuidadosBensEscola</w:t>
+            </w:r>
+            <w:proofErr w:type="spellEnd"/>
+            <w:r>
+              <w:rPr>
+                <w:rFonts w:ascii="Arial" w:hAnsi="Arial" w:cs="Arial"/>
+                <w:sz w:val="18"/>
+                <w:szCs w:val="18"/>
+              </w:rPr>
+              <w:t>}</w:t>
+            </w:r>
+          </w:p>
+        </w:tc>
+        <w:tc>
+          <w:tcPr>
+            <w:tcW w:w="4586" w:type="dxa"/>
+            <w:gridSpan w:val="2"/>
+          </w:tcPr>
+          <w:p>
+            <w:pPr>
+              <w:rPr>
+                <w:rFonts w:ascii="Arial" w:hAnsi="Arial" w:cs="Arial"/>
+                <w:sz w:val="18"/>
+                <w:szCs w:val="18"/>
+              </w:rPr>
+            </w:pPr>
+            <w:r>
+              <w:rPr>
+                <w:rFonts w:ascii="Arial" w:hAnsi="Arial" w:cs="Arial"/>
+                <w:sz w:val="18"/>
+                <w:szCs w:val="18"/>
+              </w:rPr>
+              <w:t>Cuidados com os bens da Escola</w:t>
             </w:r>
           </w:p>
         </w:tc>
@@ -1254,113 +1259,39 @@
             <w:pPr>
               <w:rPr>
                 <w:rFonts w:ascii="Arial" w:hAnsi="Arial" w:cs="Arial"/>
-                <w:sz w:val="18"/>
-                <w:szCs w:val="18"/>
-              </w:rPr>
-            </w:pPr>
-            <w:r>
-              <w:rPr>
-                <w:rFonts w:ascii="Arial" w:hAnsi="Arial" w:cs="Arial"/>
-                <w:sz w:val="18"/>
-                <w:szCs w:val="18"/>
-              </w:rPr>
-              <w:t>{{</w:t>
+                <w:b/>
+                <w:sz w:val="18"/>
+                <w:szCs w:val="18"/>
+              </w:rPr>
+            </w:pPr>
+            <w:r>
+              <w:rPr>
+                <w:rFonts w:ascii="Arial" w:hAnsi="Arial" w:cs="Arial"/>
+                <w:b/>
+                <w:sz w:val="18"/>
+                <w:szCs w:val="18"/>
+              </w:rPr>
+              <w:t>{</w:t>
             </w:r>
             <w:proofErr w:type="spellStart"/>
-            <w:proofErr w:type="gramStart"/>
-            <w:r>
-              <w:rPr>
-                <w:rFonts w:ascii="Arial" w:hAnsi="Arial" w:cs="Arial"/>
-                <w:sz w:val="18"/>
-                <w:szCs w:val="18"/>
-              </w:rPr>
-              <w:t>hig.cuidadosBensEsc</w:t>
-            </w:r>
-            <w:r>
-              <w:rPr>
-                <w:rFonts w:ascii="Arial" w:hAnsi="Arial" w:cs="Arial"/>
-                <w:sz w:val="18"/>
-                <w:szCs w:val="18"/>
-              </w:rPr>
-              <w:lastRenderedPageBreak/>
-              <w:t>ola</w:t>
+            <w:r>
+              <w:rPr>
+                <w:rFonts w:ascii="Arial" w:hAnsi="Arial" w:cs="Arial"/>
+                <w:b/>
+                <w:sz w:val="18"/>
+                <w:szCs w:val="18"/>
+              </w:rPr>
+              <w:t>qual_motivacao</w:t>
             </w:r>
             <w:proofErr w:type="spellEnd"/>
-            <w:proofErr w:type="gramEnd"/>
-            <w:r>
-              <w:rPr>
-                <w:rFonts w:ascii="Arial" w:hAnsi="Arial" w:cs="Arial"/>
-                <w:sz w:val="18"/>
-                <w:szCs w:val="18"/>
-              </w:rPr>
-              <w:t>}}</w:t>
-            </w:r>
-          </w:p>
-        </w:tc>
-        <w:tc>
-          <w:tcPr>
-            <w:tcW w:w="4602" w:type="dxa"/>
-            <w:gridSpan w:val="2"/>
-          </w:tcPr>
-          <w:p>
-            <w:pPr>
-              <w:rPr>
-                <w:rFonts w:ascii="Arial" w:hAnsi="Arial" w:cs="Arial"/>
-                <w:sz w:val="18"/>
-                <w:szCs w:val="18"/>
-              </w:rPr>
-            </w:pPr>
-            <w:r>
-              <w:rPr>
-                <w:rFonts w:ascii="Arial" w:hAnsi="Arial" w:cs="Arial"/>
-                <w:sz w:val="18"/>
-                <w:szCs w:val="18"/>
-              </w:rPr>
-              <w:lastRenderedPageBreak/>
-              <w:t>Cuidados com os bens da Escola</w:t>
-            </w:r>
-          </w:p>
-        </w:tc>
-        <w:tc>
-          <w:tcPr>
-            <w:tcW w:w="236" w:type="dxa"/>
-            <w:shd w:val="clear" w:color="auto" w:fill="F2F2F2" w:themeFill="background1" w:themeFillShade="F2"/>
-          </w:tcPr>
-          <w:p>
-            <w:pPr>
-              <w:rPr>
-                <w:rFonts w:ascii="Arial" w:hAnsi="Arial" w:cs="Arial"/>
-                <w:sz w:val="18"/>
-                <w:szCs w:val="18"/>
-              </w:rPr>
-            </w:pPr>
-            <w:r>
-              <w:rPr>
-                <w:rFonts w:ascii="Arial" w:hAnsi="Arial" w:cs="Arial"/>
-                <w:sz w:val="18"/>
-                <w:szCs w:val="18"/>
-              </w:rPr>
-              <w:t>{{</w:t>
-            </w:r>
-            <w:proofErr w:type="spellStart"/>
-            <w:proofErr w:type="gramStart"/>
-            <w:r>
-              <w:rPr>
-                <w:rFonts w:ascii="Arial" w:hAnsi="Arial" w:cs="Arial"/>
-                <w:sz w:val="18"/>
-                <w:szCs w:val="18"/>
-              </w:rPr>
-              <w:t>qual.motivacao</w:t>
-            </w:r>
-            <w:proofErr w:type="spellEnd"/>
-            <w:proofErr w:type="gramEnd"/>
-            <w:r>
-              <w:rPr>
-                <w:rFonts w:ascii="Arial" w:hAnsi="Arial" w:cs="Arial"/>
-                <w:sz w:val="18"/>
-                <w:szCs w:val="18"/>
-              </w:rPr>
-              <w:t>}}</w:t>
+            <w:r>
+              <w:rPr>
+                <w:rFonts w:ascii="Arial" w:hAnsi="Arial" w:cs="Arial"/>
+                <w:b/>
+                <w:sz w:val="18"/>
+                <w:szCs w:val="18"/>
+              </w:rPr>
+              <w:t>}</w:t>
             </w:r>
           </w:p>
         </w:tc>
@@ -1391,7 +1322,7 @@
       <w:tr>
         <w:trPr>
           <w:gridAfter w:val="3"/>
-          <w:wAfter w:w="14868" w:type="dxa"/>
+          <w:wAfter w:w="14883" w:type="dxa"/>
           <w:trHeight w:val="227"/>
         </w:trPr>
         <w:tc>
@@ -1401,45 +1332,53 @@
           </w:tcPr>
           <w:p>
             <w:pPr>
-              <w:rPr>
-                <w:rFonts w:ascii="Arial" w:hAnsi="Arial" w:cs="Arial"/>
-                <w:sz w:val="18"/>
-                <w:szCs w:val="18"/>
-              </w:rPr>
-            </w:pPr>
-            <w:r>
-              <w:rPr>
-                <w:rFonts w:ascii="Arial" w:hAnsi="Arial" w:cs="Arial"/>
-                <w:sz w:val="18"/>
-                <w:szCs w:val="18"/>
-              </w:rPr>
-              <w:t>{{</w:t>
+              <w:jc w:val="center"/>
+              <w:rPr>
+                <w:rFonts w:ascii="Arial" w:hAnsi="Arial" w:cs="Arial"/>
+                <w:sz w:val="18"/>
+                <w:szCs w:val="18"/>
+              </w:rPr>
+            </w:pPr>
+            <w:r>
+              <w:rPr>
+                <w:rFonts w:ascii="Arial" w:hAnsi="Arial" w:cs="Arial"/>
+                <w:sz w:val="18"/>
+                <w:szCs w:val="18"/>
+              </w:rPr>
+              <w:t>{</w:t>
             </w:r>
             <w:proofErr w:type="spellStart"/>
-            <w:proofErr w:type="gramStart"/>
-            <w:r>
-              <w:rPr>
-                <w:rFonts w:ascii="Arial" w:hAnsi="Arial" w:cs="Arial"/>
-                <w:sz w:val="18"/>
-                <w:szCs w:val="18"/>
-              </w:rPr>
-              <w:t>exec.participacao</w:t>
+            <w:r>
+              <w:rPr>
+                <w:rFonts w:ascii="Arial" w:hAnsi="Arial" w:cs="Arial"/>
+                <w:sz w:val="18"/>
+                <w:szCs w:val="18"/>
+              </w:rPr>
+              <w:t>ex</w:t>
+            </w:r>
+            <w:r>
+              <w:rPr>
+                <w:rFonts w:ascii="Arial" w:hAnsi="Arial" w:cs="Arial"/>
+                <w:sz w:val="18"/>
+                <w:szCs w:val="18"/>
+              </w:rPr>
+              <w:lastRenderedPageBreak/>
+              <w:t>ec_participacao</w:t>
             </w:r>
             <w:proofErr w:type="spellEnd"/>
-            <w:proofErr w:type="gramEnd"/>
-            <w:r>
-              <w:rPr>
-                <w:rFonts w:ascii="Arial" w:hAnsi="Arial" w:cs="Arial"/>
-                <w:sz w:val="18"/>
-                <w:szCs w:val="18"/>
-              </w:rPr>
-              <w:t>}}</w:t>
-            </w:r>
-          </w:p>
-        </w:tc>
-        <w:tc>
-          <w:tcPr>
-            <w:tcW w:w="4534" w:type="dxa"/>
+            <w:r>
+              <w:rPr>
+                <w:rFonts w:ascii="Arial" w:hAnsi="Arial" w:cs="Arial"/>
+                <w:sz w:val="18"/>
+                <w:szCs w:val="18"/>
+              </w:rPr>
+              <w:t>}</w:t>
+            </w:r>
+          </w:p>
+        </w:tc>
+        <w:tc>
+          <w:tcPr>
+            <w:tcW w:w="4535" w:type="dxa"/>
             <w:gridSpan w:val="2"/>
           </w:tcPr>
           <w:p>
@@ -1456,7 +1395,83 @@
                 <w:sz w:val="18"/>
                 <w:szCs w:val="18"/>
               </w:rPr>
+              <w:lastRenderedPageBreak/>
               <w:t>Participação</w:t>
+            </w:r>
+          </w:p>
+        </w:tc>
+        <w:tc>
+          <w:tcPr>
+            <w:tcW w:w="236" w:type="dxa"/>
+            <w:gridSpan w:val="2"/>
+            <w:shd w:val="clear" w:color="auto" w:fill="F2F2F2" w:themeFill="background1" w:themeFillShade="F2"/>
+          </w:tcPr>
+          <w:p>
+            <w:pPr>
+              <w:rPr>
+                <w:rFonts w:ascii="Arial" w:hAnsi="Arial" w:cs="Arial"/>
+                <w:sz w:val="18"/>
+                <w:szCs w:val="18"/>
+              </w:rPr>
+            </w:pPr>
+            <w:r>
+              <w:rPr>
+                <w:rFonts w:ascii="Arial" w:hAnsi="Arial" w:cs="Arial"/>
+                <w:sz w:val="18"/>
+                <w:szCs w:val="18"/>
+              </w:rPr>
+              <w:t>{</w:t>
+            </w:r>
+            <w:proofErr w:type="spellStart"/>
+            <w:r>
+              <w:rPr>
+                <w:rFonts w:ascii="Arial" w:hAnsi="Arial" w:cs="Arial"/>
+                <w:sz w:val="18"/>
+                <w:szCs w:val="18"/>
+              </w:rPr>
+              <w:t>hi</w:t>
+            </w:r>
+            <w:r>
+              <w:rPr>
+                <w:rFonts w:ascii="Arial" w:hAnsi="Arial" w:cs="Arial"/>
+                <w:sz w:val="18"/>
+                <w:szCs w:val="18"/>
+              </w:rPr>
+              <w:lastRenderedPageBreak/>
+              <w:t>g_higienePessoal</w:t>
+            </w:r>
+            <w:proofErr w:type="spellEnd"/>
+            <w:r>
+              <w:rPr>
+                <w:rFonts w:ascii="Arial" w:hAnsi="Arial" w:cs="Arial"/>
+                <w:sz w:val="18"/>
+                <w:szCs w:val="18"/>
+              </w:rPr>
+              <w:t>}</w:t>
+            </w:r>
+          </w:p>
+        </w:tc>
+        <w:tc>
+          <w:tcPr>
+            <w:tcW w:w="4586" w:type="dxa"/>
+            <w:gridSpan w:val="2"/>
+          </w:tcPr>
+          <w:p>
+            <w:pPr>
+              <w:rPr>
+                <w:rFonts w:ascii="Arial" w:hAnsi="Arial" w:cs="Arial"/>
+                <w:sz w:val="18"/>
+                <w:szCs w:val="18"/>
+              </w:rPr>
+            </w:pPr>
+            <w:r>
+              <w:rPr>
+                <w:rFonts w:ascii="Arial" w:hAnsi="Arial" w:cs="Arial"/>
+                <w:sz w:val="18"/>
+                <w:szCs w:val="18"/>
+              </w:rPr>
+              <w:lastRenderedPageBreak/>
+              <w:t>Higiene Pessoal</w:t>
             </w:r>
           </w:p>
         </w:tc>
@@ -1479,93 +1494,34 @@
                 <w:sz w:val="18"/>
                 <w:szCs w:val="18"/>
               </w:rPr>
-              <w:t>{{</w:t>
+              <w:t>{</w:t>
             </w:r>
             <w:proofErr w:type="spellStart"/>
-            <w:proofErr w:type="gramStart"/>
-            <w:r>
-              <w:rPr>
-                <w:rFonts w:ascii="Arial" w:hAnsi="Arial" w:cs="Arial"/>
-                <w:sz w:val="18"/>
-                <w:szCs w:val="18"/>
-              </w:rPr>
-              <w:t>hig.higienePessoal</w:t>
+            <w:r>
+              <w:rPr>
+                <w:rFonts w:ascii="Arial" w:hAnsi="Arial" w:cs="Arial"/>
+                <w:sz w:val="18"/>
+                <w:szCs w:val="18"/>
+              </w:rPr>
+              <w:t>qu</w:t>
+            </w:r>
+            <w:r>
+              <w:rPr>
+                <w:rFonts w:ascii="Arial" w:hAnsi="Arial" w:cs="Arial"/>
+                <w:sz w:val="18"/>
+                <w:szCs w:val="18"/>
+              </w:rPr>
+              <w:lastRenderedPageBreak/>
+              <w:t>al_disciplina</w:t>
             </w:r>
             <w:proofErr w:type="spellEnd"/>
-            <w:proofErr w:type="gramEnd"/>
-            <w:r>
-              <w:rPr>
-                <w:rFonts w:ascii="Arial" w:hAnsi="Arial" w:cs="Arial"/>
-                <w:sz w:val="18"/>
-                <w:szCs w:val="18"/>
-              </w:rPr>
-              <w:t>}}</w:t>
-            </w:r>
-          </w:p>
-        </w:tc>
-        <w:tc>
-          <w:tcPr>
-            <w:tcW w:w="4602" w:type="dxa"/>
-            <w:gridSpan w:val="2"/>
-          </w:tcPr>
-          <w:p>
-            <w:pPr>
-              <w:rPr>
-                <w:rFonts w:ascii="Arial" w:hAnsi="Arial" w:cs="Arial"/>
-                <w:sz w:val="18"/>
-                <w:szCs w:val="18"/>
-              </w:rPr>
-            </w:pPr>
-            <w:r>
-              <w:rPr>
-                <w:rFonts w:ascii="Arial" w:hAnsi="Arial" w:cs="Arial"/>
-                <w:sz w:val="18"/>
-                <w:szCs w:val="18"/>
-              </w:rPr>
-              <w:t>Higiene Pessoal</w:t>
-            </w:r>
-          </w:p>
-        </w:tc>
-        <w:tc>
-          <w:tcPr>
-            <w:tcW w:w="236" w:type="dxa"/>
-            <w:shd w:val="clear" w:color="auto" w:fill="F2F2F2" w:themeFill="background1" w:themeFillShade="F2"/>
-          </w:tcPr>
-          <w:p>
-            <w:pPr>
-              <w:rPr>
-                <w:rFonts w:ascii="Arial" w:hAnsi="Arial" w:cs="Arial"/>
-                <w:sz w:val="18"/>
-                <w:szCs w:val="18"/>
-              </w:rPr>
-            </w:pPr>
-            <w:r>
-              <w:rPr>
-                <w:rFonts w:ascii="Arial" w:hAnsi="Arial" w:cs="Arial"/>
-                <w:sz w:val="18"/>
-                <w:szCs w:val="18"/>
-              </w:rPr>
-              <w:t>{{</w:t>
-            </w:r>
-            <w:proofErr w:type="spellStart"/>
-            <w:proofErr w:type="gramStart"/>
-            <w:r>
-              <w:rPr>
-                <w:rFonts w:ascii="Arial" w:hAnsi="Arial" w:cs="Arial"/>
-                <w:sz w:val="18"/>
-                <w:szCs w:val="18"/>
-              </w:rPr>
-              <w:t>qual.disciplina</w:t>
-            </w:r>
-            <w:proofErr w:type="spellEnd"/>
-            <w:proofErr w:type="gramEnd"/>
-            <w:r>
-              <w:rPr>
-                <w:rFonts w:ascii="Arial" w:hAnsi="Arial" w:cs="Arial"/>
-                <w:sz w:val="18"/>
-                <w:szCs w:val="18"/>
-              </w:rPr>
-              <w:t>}}</w:t>
+            <w:r>
+              <w:rPr>
+                <w:rFonts w:ascii="Arial" w:hAnsi="Arial" w:cs="Arial"/>
+                <w:sz w:val="18"/>
+                <w:szCs w:val="18"/>
+              </w:rPr>
+              <w:t>}</w:t>
             </w:r>
           </w:p>
         </w:tc>
@@ -1588,6 +1544,7 @@
                 <w:sz w:val="18"/>
                 <w:szCs w:val="18"/>
               </w:rPr>
+              <w:lastRenderedPageBreak/>
               <w:t>Conduta disciplinar</w:t>
             </w:r>
           </w:p>
@@ -1596,7 +1553,7 @@
       <w:tr>
         <w:trPr>
           <w:gridAfter w:val="3"/>
-          <w:wAfter w:w="14868" w:type="dxa"/>
+          <w:wAfter w:w="14883" w:type="dxa"/>
           <w:trHeight w:val="227"/>
         </w:trPr>
         <w:tc>
@@ -1606,21 +1563,127 @@
           </w:tcPr>
           <w:p>
             <w:pPr>
-              <w:rPr>
-                <w:rFonts w:ascii="Arial" w:hAnsi="Arial" w:cs="Arial"/>
-                <w:sz w:val="18"/>
-                <w:szCs w:val="18"/>
-              </w:rPr>
-            </w:pPr>
-            <w:r>
-              <w:rPr>
-                <w:rFonts w:ascii="Arial" w:hAnsi="Arial" w:cs="Arial"/>
-                <w:sz w:val="18"/>
-                <w:szCs w:val="18"/>
-              </w:rPr>
-              <w:t>{{</w:t>
+              <w:jc w:val="center"/>
+              <w:rPr>
+                <w:rFonts w:ascii="Arial" w:hAnsi="Arial" w:cs="Arial"/>
+                <w:sz w:val="18"/>
+                <w:szCs w:val="18"/>
+              </w:rPr>
+            </w:pPr>
+            <w:r>
+              <w:rPr>
+                <w:rFonts w:ascii="Arial" w:hAnsi="Arial" w:cs="Arial"/>
+                <w:sz w:val="18"/>
+                <w:szCs w:val="18"/>
+              </w:rPr>
+              <w:t>{</w:t>
             </w:r>
             <w:proofErr w:type="spellStart"/>
+            <w:r>
+              <w:rPr>
+                <w:rFonts w:ascii="Arial" w:hAnsi="Arial" w:cs="Arial"/>
+                <w:sz w:val="18"/>
+                <w:szCs w:val="18"/>
+              </w:rPr>
+              <w:t>exec_cumprimentoMetas</w:t>
+            </w:r>
+            <w:proofErr w:type="spellEnd"/>
+            <w:r>
+              <w:rPr>
+                <w:rFonts w:ascii="Arial" w:hAnsi="Arial" w:cs="Arial"/>
+                <w:sz w:val="18"/>
+                <w:szCs w:val="18"/>
+              </w:rPr>
+              <w:t>}</w:t>
+            </w:r>
+          </w:p>
+        </w:tc>
+        <w:tc>
+          <w:tcPr>
+            <w:tcW w:w="4535" w:type="dxa"/>
+            <w:gridSpan w:val="2"/>
+          </w:tcPr>
+          <w:p>
+            <w:pPr>
+              <w:rPr>
+                <w:rFonts w:ascii="Arial" w:hAnsi="Arial" w:cs="Arial"/>
+                <w:sz w:val="18"/>
+                <w:szCs w:val="18"/>
+              </w:rPr>
+            </w:pPr>
+            <w:r>
+              <w:rPr>
+                <w:rFonts w:ascii="Arial" w:hAnsi="Arial" w:cs="Arial"/>
+                <w:sz w:val="18"/>
+                <w:szCs w:val="18"/>
+              </w:rPr>
+              <w:t>Cumprimento de metas</w:t>
+            </w:r>
+          </w:p>
+        </w:tc>
+        <w:tc>
+          <w:tcPr>
+            <w:tcW w:w="236" w:type="dxa"/>
+            <w:gridSpan w:val="2"/>
+            <w:shd w:val="clear" w:color="auto" w:fill="F2F2F2" w:themeFill="background1" w:themeFillShade="F2"/>
+          </w:tcPr>
+          <w:p>
+            <w:pPr>
+              <w:rPr>
+                <w:rFonts w:ascii="Arial" w:hAnsi="Arial" w:cs="Arial"/>
+                <w:sz w:val="18"/>
+                <w:szCs w:val="18"/>
+              </w:rPr>
+            </w:pPr>
+            <w:r>
+              <w:rPr>
+                <w:rFonts w:ascii="Arial" w:hAnsi="Arial" w:cs="Arial"/>
+                <w:sz w:val="18"/>
+                <w:szCs w:val="18"/>
+              </w:rPr>
+              <w:t>{</w:t>
+            </w:r>
+            <w:proofErr w:type="spellStart"/>
+            <w:r>
+              <w:rPr>
+                <w:rFonts w:ascii="Arial" w:hAnsi="Arial" w:cs="Arial"/>
+                <w:sz w:val="18"/>
+                <w:szCs w:val="18"/>
+              </w:rPr>
+              <w:t>hig_usoUniforme</w:t>
+            </w:r>
+            <w:proofErr w:type="spellEnd"/>
+            <w:r>
+              <w:rPr>
+                <w:rFonts w:ascii="Arial" w:hAnsi="Arial" w:cs="Arial"/>
+                <w:sz w:val="18"/>
+                <w:szCs w:val="18"/>
+              </w:rPr>
+              <w:t>}</w:t>
+            </w:r>
+          </w:p>
+        </w:tc>
+        <w:tc>
+          <w:tcPr>
+            <w:tcW w:w="4586" w:type="dxa"/>
+            <w:gridSpan w:val="2"/>
+          </w:tcPr>
+          <w:p>
+            <w:pPr>
+              <w:rPr>
+                <w:rFonts w:ascii="Arial" w:hAnsi="Arial" w:cs="Arial"/>
+                <w:sz w:val="18"/>
+                <w:szCs w:val="18"/>
+              </w:rPr>
+            </w:pPr>
+            <w:r>
+              <w:rPr>
+                <w:rFonts w:ascii="Arial" w:hAnsi="Arial" w:cs="Arial"/>
+                <w:sz w:val="18"/>
+                <w:szCs w:val="18"/>
+              </w:rPr>
+              <w:t xml:space="preserve">Uso do uniforme </w:t>
+            </w:r>
             <w:proofErr w:type="gramStart"/>
             <w:r>
               <w:rPr>
@@ -1628,9 +1691,8 @@
                 <w:sz w:val="18"/>
                 <w:szCs w:val="18"/>
               </w:rPr>
-              <w:t>exec.cumprimentoMetas</w:t>
-            </w:r>
-            <w:proofErr w:type="spellEnd"/>
+              <w:t>( camiseta</w:t>
+            </w:r>
             <w:proofErr w:type="gramEnd"/>
             <w:r>
               <w:rPr>
@@ -1638,30 +1700,7 @@
                 <w:sz w:val="18"/>
                 <w:szCs w:val="18"/>
               </w:rPr>
-              <w:t>}}</w:t>
-            </w:r>
-          </w:p>
-        </w:tc>
-        <w:tc>
-          <w:tcPr>
-            <w:tcW w:w="4534" w:type="dxa"/>
-            <w:gridSpan w:val="2"/>
-          </w:tcPr>
-          <w:p>
-            <w:pPr>
-              <w:rPr>
-                <w:rFonts w:ascii="Arial" w:hAnsi="Arial" w:cs="Arial"/>
-                <w:sz w:val="18"/>
-                <w:szCs w:val="18"/>
-              </w:rPr>
-            </w:pPr>
-            <w:r>
-              <w:rPr>
-                <w:rFonts w:ascii="Arial" w:hAnsi="Arial" w:cs="Arial"/>
-                <w:sz w:val="18"/>
-                <w:szCs w:val="18"/>
-              </w:rPr>
-              <w:t>Cumprimento de metas</w:t>
+              <w:t>/ avental)</w:t>
             </w:r>
           </w:p>
         </w:tc>
@@ -1684,111 +1723,25 @@
                 <w:sz w:val="18"/>
                 <w:szCs w:val="18"/>
               </w:rPr>
-              <w:t>{{</w:t>
+              <w:t>{</w:t>
             </w:r>
             <w:proofErr w:type="spellStart"/>
-            <w:proofErr w:type="gramStart"/>
-            <w:r>
-              <w:rPr>
-                <w:rFonts w:ascii="Arial" w:hAnsi="Arial" w:cs="Arial"/>
-                <w:sz w:val="18"/>
-                <w:szCs w:val="18"/>
-              </w:rPr>
-              <w:t>hig.usoUniforme</w:t>
+            <w:r>
+              <w:rPr>
+                <w:rFonts w:ascii="Arial" w:hAnsi="Arial" w:cs="Arial"/>
+                <w:sz w:val="18"/>
+                <w:szCs w:val="18"/>
+              </w:rPr>
+              <w:t>qual_cooperacao</w:t>
             </w:r>
             <w:proofErr w:type="spellEnd"/>
-            <w:proofErr w:type="gramEnd"/>
-            <w:r>
-              <w:rPr>
-                <w:rFonts w:ascii="Arial" w:hAnsi="Arial" w:cs="Arial"/>
-                <w:sz w:val="18"/>
-                <w:szCs w:val="18"/>
-              </w:rPr>
-              <w:t>}}</w:t>
-            </w:r>
-          </w:p>
-        </w:tc>
-        <w:tc>
-          <w:tcPr>
-            <w:tcW w:w="4602" w:type="dxa"/>
-            <w:gridSpan w:val="2"/>
-          </w:tcPr>
-          <w:p>
-            <w:pPr>
-              <w:rPr>
-                <w:rFonts w:ascii="Arial" w:hAnsi="Arial" w:cs="Arial"/>
-                <w:sz w:val="18"/>
-                <w:szCs w:val="18"/>
-              </w:rPr>
-            </w:pPr>
-            <w:r>
-              <w:rPr>
-                <w:rFonts w:ascii="Arial" w:hAnsi="Arial" w:cs="Arial"/>
-                <w:sz w:val="18"/>
-                <w:szCs w:val="18"/>
-              </w:rPr>
-              <w:t xml:space="preserve">Uso do uniforme </w:t>
-            </w:r>
-            <w:proofErr w:type="gramStart"/>
-            <w:r>
-              <w:rPr>
-                <w:rFonts w:ascii="Arial" w:hAnsi="Arial" w:cs="Arial"/>
-                <w:sz w:val="18"/>
-                <w:szCs w:val="18"/>
-              </w:rPr>
-              <w:t>( camiseta</w:t>
-            </w:r>
-            <w:proofErr w:type="gramEnd"/>
-            <w:r>
-              <w:rPr>
-                <w:rFonts w:ascii="Arial" w:hAnsi="Arial" w:cs="Arial"/>
-                <w:sz w:val="18"/>
-                <w:szCs w:val="18"/>
-              </w:rPr>
-              <w:t>/ avental)</w:t>
-            </w:r>
-          </w:p>
-        </w:tc>
-        <w:tc>
-          <w:tcPr>
-            <w:tcW w:w="236" w:type="dxa"/>
-            <w:shd w:val="clear" w:color="auto" w:fill="F2F2F2" w:themeFill="background1" w:themeFillShade="F2"/>
-          </w:tcPr>
-          <w:p>
-            <w:pPr>
-              <w:rPr>
-                <w:rFonts w:ascii="Arial" w:hAnsi="Arial" w:cs="Arial"/>
-                <w:sz w:val="18"/>
-                <w:szCs w:val="18"/>
-              </w:rPr>
-            </w:pPr>
-            <w:r>
-              <w:rPr>
-                <w:rFonts w:ascii="Arial" w:hAnsi="Arial" w:cs="Arial"/>
-                <w:sz w:val="18"/>
-                <w:szCs w:val="18"/>
-              </w:rPr>
-              <w:t>{{</w:t>
-            </w:r>
-            <w:proofErr w:type="spellStart"/>
-            <w:proofErr w:type="gramStart"/>
-            <w:r>
-              <w:rPr>
-                <w:rFonts w:ascii="Arial" w:hAnsi="Arial" w:cs="Arial"/>
-                <w:sz w:val="18"/>
-                <w:szCs w:val="18"/>
-              </w:rPr>
-              <w:t>qual.cooperacao</w:t>
-            </w:r>
-            <w:proofErr w:type="spellEnd"/>
-            <w:proofErr w:type="gramEnd"/>
-            <w:r>
-              <w:rPr>
-                <w:rFonts w:ascii="Arial" w:hAnsi="Arial" w:cs="Arial"/>
-                <w:sz w:val="18"/>
-                <w:szCs w:val="18"/>
-              </w:rPr>
-              <w:t>}}</w:t>
+            <w:r>
+              <w:rPr>
+                <w:rFonts w:ascii="Arial" w:hAnsi="Arial" w:cs="Arial"/>
+                <w:sz w:val="18"/>
+                <w:szCs w:val="18"/>
+              </w:rPr>
+              <w:t>}</w:t>
             </w:r>
           </w:p>
         </w:tc>
@@ -1819,7 +1772,7 @@
       <w:tr>
         <w:trPr>
           <w:gridAfter w:val="3"/>
-          <w:wAfter w:w="14868" w:type="dxa"/>
+          <w:wAfter w:w="14883" w:type="dxa"/>
           <w:trHeight w:val="227"/>
         </w:trPr>
         <w:tc>
@@ -1829,71 +1782,144 @@
           </w:tcPr>
           <w:p>
             <w:pPr>
-              <w:rPr>
-                <w:rFonts w:ascii="Arial" w:hAnsi="Arial" w:cs="Arial"/>
-                <w:sz w:val="18"/>
-                <w:szCs w:val="18"/>
-              </w:rPr>
-            </w:pPr>
-            <w:r>
-              <w:rPr>
-                <w:rFonts w:ascii="Arial" w:hAnsi="Arial" w:cs="Arial"/>
+              <w:jc w:val="center"/>
+              <w:rPr>
+                <w:rFonts w:ascii="Arial" w:hAnsi="Arial" w:cs="Arial"/>
+                <w:b/>
+                <w:sz w:val="18"/>
+                <w:szCs w:val="18"/>
+              </w:rPr>
+            </w:pPr>
+            <w:r>
+              <w:rPr>
+                <w:rFonts w:ascii="Arial" w:hAnsi="Arial" w:cs="Arial"/>
+                <w:b/>
+                <w:sz w:val="18"/>
+                <w:szCs w:val="18"/>
+              </w:rPr>
+              <w:t>{</w:t>
+            </w:r>
+            <w:proofErr w:type="spellStart"/>
+            <w:r>
+              <w:rPr>
+                <w:rFonts w:ascii="Arial" w:hAnsi="Arial" w:cs="Arial"/>
+                <w:b/>
+                <w:sz w:val="18"/>
+                <w:szCs w:val="18"/>
+              </w:rPr>
+              <w:t>exec_compro</w:t>
+            </w:r>
+            <w:r>
+              <w:rPr>
+                <w:rFonts w:ascii="Arial" w:hAnsi="Arial" w:cs="Arial"/>
+                <w:b/>
                 <w:sz w:val="18"/>
                 <w:szCs w:val="18"/>
               </w:rPr>
               <w:lastRenderedPageBreak/>
-              <w:t>{{</w:t>
+              <w:t>metimento</w:t>
+            </w:r>
+            <w:proofErr w:type="spellEnd"/>
+            <w:r>
+              <w:rPr>
+                <w:rFonts w:ascii="Arial" w:hAnsi="Arial" w:cs="Arial"/>
+                <w:b/>
+                <w:sz w:val="18"/>
+                <w:szCs w:val="18"/>
+              </w:rPr>
+              <w:t>}</w:t>
+            </w:r>
+          </w:p>
+        </w:tc>
+        <w:tc>
+          <w:tcPr>
+            <w:tcW w:w="4535" w:type="dxa"/>
+            <w:gridSpan w:val="2"/>
+          </w:tcPr>
+          <w:p>
+            <w:pPr>
+              <w:rPr>
+                <w:rFonts w:ascii="Arial" w:hAnsi="Arial" w:cs="Arial"/>
+                <w:sz w:val="18"/>
+                <w:szCs w:val="18"/>
+              </w:rPr>
+            </w:pPr>
+            <w:r>
+              <w:rPr>
+                <w:rFonts w:ascii="Arial" w:hAnsi="Arial" w:cs="Arial"/>
+                <w:sz w:val="18"/>
+                <w:szCs w:val="18"/>
+              </w:rPr>
+              <w:lastRenderedPageBreak/>
+              <w:t>Comprometimento</w:t>
+            </w:r>
+          </w:p>
+        </w:tc>
+        <w:tc>
+          <w:tcPr>
+            <w:tcW w:w="236" w:type="dxa"/>
+            <w:gridSpan w:val="2"/>
+            <w:shd w:val="clear" w:color="auto" w:fill="F2F2F2" w:themeFill="background1" w:themeFillShade="F2"/>
+          </w:tcPr>
+          <w:p>
+            <w:pPr>
+              <w:rPr>
+                <w:rFonts w:ascii="Arial" w:hAnsi="Arial" w:cs="Arial"/>
+                <w:sz w:val="18"/>
+                <w:szCs w:val="18"/>
+              </w:rPr>
+            </w:pPr>
+          </w:p>
+        </w:tc>
+        <w:tc>
+          <w:tcPr>
+            <w:tcW w:w="4586" w:type="dxa"/>
+            <w:gridSpan w:val="2"/>
+          </w:tcPr>
+          <w:p>
+            <w:pPr>
+              <w:rPr>
+                <w:rFonts w:ascii="Arial" w:hAnsi="Arial" w:cs="Arial"/>
+                <w:sz w:val="18"/>
+                <w:szCs w:val="18"/>
+              </w:rPr>
+            </w:pPr>
+            <w:r>
+              <w:rPr>
+                <w:rFonts w:ascii="Arial" w:hAnsi="Arial" w:cs="Arial"/>
+                <w:sz w:val="18"/>
+                <w:szCs w:val="18"/>
+              </w:rPr>
+              <w:t>Outro – Citar:</w:t>
+            </w:r>
+            <w:r>
+              <w:t xml:space="preserve"> </w:t>
+            </w:r>
+            <w:r>
+              <w:rPr>
+                <w:rFonts w:ascii="Arial" w:hAnsi="Arial" w:cs="Arial"/>
+                <w:sz w:val="18"/>
+                <w:szCs w:val="18"/>
+              </w:rPr>
+              <w:t>{</w:t>
             </w:r>
             <w:proofErr w:type="spellStart"/>
-            <w:proofErr w:type="gramStart"/>
-            <w:r>
-              <w:rPr>
-                <w:rFonts w:ascii="Arial" w:hAnsi="Arial" w:cs="Arial"/>
-                <w:sz w:val="18"/>
-                <w:szCs w:val="18"/>
-              </w:rPr>
-              <w:t>exec.</w:t>
-            </w:r>
-            <w:r>
-              <w:rPr>
-                <w:rFonts w:ascii="Arial" w:hAnsi="Arial" w:cs="Arial"/>
-                <w:sz w:val="18"/>
-                <w:szCs w:val="18"/>
-              </w:rPr>
-              <w:t>comprometimento</w:t>
+            <w:r>
+              <w:rPr>
+                <w:rFonts w:ascii="Arial" w:hAnsi="Arial" w:cs="Arial"/>
+                <w:sz w:val="18"/>
+                <w:szCs w:val="18"/>
+              </w:rPr>
+              <w:t>hig_outroHig</w:t>
             </w:r>
             <w:proofErr w:type="spellEnd"/>
-            <w:proofErr w:type="gramEnd"/>
-            <w:r>
-              <w:rPr>
-                <w:rFonts w:ascii="Arial" w:hAnsi="Arial" w:cs="Arial"/>
-                <w:sz w:val="18"/>
-                <w:szCs w:val="18"/>
-              </w:rPr>
-              <w:t>}}</w:t>
-            </w:r>
-          </w:p>
-        </w:tc>
-        <w:tc>
-          <w:tcPr>
-            <w:tcW w:w="4534" w:type="dxa"/>
-            <w:gridSpan w:val="2"/>
-          </w:tcPr>
-          <w:p>
-            <w:pPr>
-              <w:rPr>
-                <w:rFonts w:ascii="Arial" w:hAnsi="Arial" w:cs="Arial"/>
-                <w:sz w:val="18"/>
-                <w:szCs w:val="18"/>
-              </w:rPr>
-            </w:pPr>
-            <w:r>
-              <w:rPr>
-                <w:rFonts w:ascii="Arial" w:hAnsi="Arial" w:cs="Arial"/>
-                <w:sz w:val="18"/>
-                <w:szCs w:val="18"/>
-              </w:rPr>
-              <w:t>Comprometimento</w:t>
+            <w:r>
+              <w:rPr>
+                <w:rFonts w:ascii="Arial" w:hAnsi="Arial" w:cs="Arial"/>
+                <w:sz w:val="18"/>
+                <w:szCs w:val="18"/>
+              </w:rPr>
+              <w:t>}</w:t>
             </w:r>
           </w:p>
         </w:tc>
@@ -1906,103 +1932,49 @@
             <w:pPr>
               <w:rPr>
                 <w:rFonts w:ascii="Arial" w:hAnsi="Arial" w:cs="Arial"/>
-                <w:sz w:val="18"/>
-                <w:szCs w:val="18"/>
-              </w:rPr>
-            </w:pPr>
-          </w:p>
-        </w:tc>
-        <w:tc>
-          <w:tcPr>
-            <w:tcW w:w="4602" w:type="dxa"/>
-            <w:gridSpan w:val="2"/>
-          </w:tcPr>
-          <w:p>
-            <w:pPr>
-              <w:rPr>
-                <w:rFonts w:ascii="Arial" w:hAnsi="Arial" w:cs="Arial"/>
-                <w:sz w:val="18"/>
-                <w:szCs w:val="18"/>
-              </w:rPr>
-            </w:pPr>
-            <w:r>
-              <w:rPr>
-                <w:rFonts w:ascii="Arial" w:hAnsi="Arial" w:cs="Arial"/>
-                <w:sz w:val="18"/>
-                <w:szCs w:val="18"/>
-              </w:rPr>
-              <w:t>Outro – Citar:</w:t>
-            </w:r>
-            <w:r>
-              <w:rPr>
-                <w:rFonts w:ascii="Arial" w:hAnsi="Arial" w:cs="Arial"/>
-                <w:sz w:val="18"/>
-                <w:szCs w:val="18"/>
-              </w:rPr>
-              <w:t xml:space="preserve"> {{</w:t>
+                <w:b/>
+                <w:sz w:val="18"/>
+                <w:szCs w:val="18"/>
+              </w:rPr>
+            </w:pPr>
+            <w:r>
+              <w:rPr>
+                <w:rFonts w:ascii="Arial" w:hAnsi="Arial" w:cs="Arial"/>
+                <w:b/>
+                <w:sz w:val="18"/>
+                <w:szCs w:val="18"/>
+              </w:rPr>
+              <w:t>{</w:t>
             </w:r>
             <w:proofErr w:type="spellStart"/>
-            <w:proofErr w:type="gramStart"/>
-            <w:r>
-              <w:rPr>
-                <w:rFonts w:ascii="Arial" w:hAnsi="Arial" w:cs="Arial"/>
-                <w:sz w:val="18"/>
-                <w:szCs w:val="18"/>
-              </w:rPr>
-              <w:t>hig.outroHig</w:t>
+            <w:r>
+              <w:rPr>
+                <w:rFonts w:ascii="Arial" w:hAnsi="Arial" w:cs="Arial"/>
+                <w:b/>
+                <w:sz w:val="18"/>
+                <w:szCs w:val="18"/>
+              </w:rPr>
+              <w:t>qual_assidu</w:t>
+            </w:r>
+            <w:r>
+              <w:rPr>
+                <w:rFonts w:ascii="Arial" w:hAnsi="Arial" w:cs="Arial"/>
+                <w:b/>
+                <w:sz w:val="18"/>
+                <w:szCs w:val="18"/>
+              </w:rPr>
+              <w:lastRenderedPageBreak/>
+              <w:t>idade</w:t>
             </w:r>
             <w:proofErr w:type="spellEnd"/>
-            <w:proofErr w:type="gramEnd"/>
-            <w:r>
-              <w:rPr>
-                <w:rFonts w:ascii="Arial" w:hAnsi="Arial" w:cs="Arial"/>
-                <w:sz w:val="18"/>
-                <w:szCs w:val="18"/>
-              </w:rPr>
-              <w:t>}}</w:t>
-            </w:r>
-          </w:p>
-        </w:tc>
-        <w:tc>
-          <w:tcPr>
-            <w:tcW w:w="236" w:type="dxa"/>
-            <w:shd w:val="clear" w:color="auto" w:fill="F2F2F2" w:themeFill="background1" w:themeFillShade="F2"/>
-          </w:tcPr>
-          <w:p>
-            <w:pPr>
-              <w:rPr>
-                <w:rFonts w:ascii="Arial" w:hAnsi="Arial" w:cs="Arial"/>
-                <w:sz w:val="18"/>
-                <w:szCs w:val="18"/>
-              </w:rPr>
-            </w:pPr>
-            <w:r>
-              <w:rPr>
-                <w:rFonts w:ascii="Arial" w:hAnsi="Arial" w:cs="Arial"/>
-                <w:sz w:val="18"/>
-                <w:szCs w:val="18"/>
-              </w:rPr>
-              <w:t>{{</w:t>
-            </w:r>
-            <w:proofErr w:type="spellStart"/>
-            <w:proofErr w:type="gramStart"/>
-            <w:r>
-              <w:rPr>
-                <w:rFonts w:ascii="Arial" w:hAnsi="Arial" w:cs="Arial"/>
-                <w:sz w:val="18"/>
-                <w:szCs w:val="18"/>
-              </w:rPr>
-              <w:t>qual.assiduidade</w:t>
-            </w:r>
-            <w:proofErr w:type="spellEnd"/>
-            <w:proofErr w:type="gramEnd"/>
-            <w:r>
-              <w:rPr>
-                <w:rFonts w:ascii="Arial" w:hAnsi="Arial" w:cs="Arial"/>
-                <w:sz w:val="18"/>
-                <w:szCs w:val="18"/>
-              </w:rPr>
-              <w:t>}}</w:t>
+            <w:r>
+              <w:rPr>
+                <w:rFonts w:ascii="Arial" w:hAnsi="Arial" w:cs="Arial"/>
+                <w:b/>
+                <w:sz w:val="18"/>
+                <w:szCs w:val="18"/>
+              </w:rPr>
+              <w:t>}</w:t>
             </w:r>
           </w:p>
         </w:tc>
@@ -2025,6 +1997,7 @@
                 <w:sz w:val="18"/>
                 <w:szCs w:val="18"/>
               </w:rPr>
+              <w:lastRenderedPageBreak/>
               <w:t xml:space="preserve">Assiduidade (atrasos </w:t>
             </w:r>
             <w:proofErr w:type="gramStart"/>
@@ -2051,7 +2024,7 @@
       <w:tr>
         <w:trPr>
           <w:gridAfter w:val="3"/>
-          <w:wAfter w:w="14868" w:type="dxa"/>
+          <w:wAfter w:w="14883" w:type="dxa"/>
           <w:trHeight w:val="227"/>
         </w:trPr>
         <w:tc>
@@ -2061,53 +2034,48 @@
           </w:tcPr>
           <w:p>
             <w:pPr>
-              <w:rPr>
-                <w:rFonts w:ascii="Arial" w:hAnsi="Arial" w:cs="Arial"/>
-                <w:sz w:val="18"/>
-                <w:szCs w:val="18"/>
-              </w:rPr>
-            </w:pPr>
-            <w:r>
-              <w:rPr>
-                <w:rFonts w:ascii="Arial" w:hAnsi="Arial" w:cs="Arial"/>
-                <w:sz w:val="18"/>
-                <w:szCs w:val="18"/>
-              </w:rPr>
-              <w:t>{{</w:t>
+              <w:jc w:val="center"/>
+              <w:rPr>
+                <w:rFonts w:ascii="Arial" w:hAnsi="Arial" w:cs="Arial"/>
+                <w:b/>
+                <w:sz w:val="18"/>
+                <w:szCs w:val="18"/>
+              </w:rPr>
+            </w:pPr>
+            <w:r>
+              <w:rPr>
+                <w:rFonts w:ascii="Arial" w:hAnsi="Arial" w:cs="Arial"/>
+                <w:b/>
+                <w:sz w:val="18"/>
+                <w:szCs w:val="18"/>
+              </w:rPr>
+              <w:t>{</w:t>
             </w:r>
             <w:proofErr w:type="spellStart"/>
-            <w:proofErr w:type="gramStart"/>
-            <w:r>
-              <w:rPr>
-                <w:rFonts w:ascii="Arial" w:hAnsi="Arial" w:cs="Arial"/>
-                <w:sz w:val="18"/>
-                <w:szCs w:val="18"/>
-              </w:rPr>
-              <w:t>exec</w:t>
-            </w:r>
-            <w:r>
-              <w:rPr>
-                <w:rFonts w:ascii="Arial" w:hAnsi="Arial" w:cs="Arial"/>
-                <w:sz w:val="18"/>
-                <w:szCs w:val="18"/>
-              </w:rPr>
-              <w:t>.focoResultado</w:t>
+            <w:r>
+              <w:rPr>
+                <w:rFonts w:ascii="Arial" w:hAnsi="Arial" w:cs="Arial"/>
+                <w:b/>
+                <w:sz w:val="18"/>
+                <w:szCs w:val="18"/>
+              </w:rPr>
+              <w:t>exec_focoResultado</w:t>
             </w:r>
             <w:proofErr w:type="spellEnd"/>
-            <w:proofErr w:type="gramEnd"/>
-            <w:r>
-              <w:rPr>
-                <w:rFonts w:ascii="Arial" w:hAnsi="Arial" w:cs="Arial"/>
-                <w:sz w:val="18"/>
-                <w:szCs w:val="18"/>
-              </w:rPr>
-              <w:t>}}</w:t>
-            </w:r>
-          </w:p>
-        </w:tc>
-        <w:tc>
-          <w:tcPr>
-            <w:tcW w:w="4534" w:type="dxa"/>
+            <w:r>
+              <w:rPr>
+                <w:rFonts w:ascii="Arial" w:hAnsi="Arial" w:cs="Arial"/>
+                <w:b/>
+                <w:sz w:val="18"/>
+                <w:szCs w:val="18"/>
+              </w:rPr>
+              <w:t>}</w:t>
+            </w:r>
+          </w:p>
+        </w:tc>
+        <w:tc>
+          <w:tcPr>
+            <w:tcW w:w="4535" w:type="dxa"/>
             <w:gridSpan w:val="2"/>
           </w:tcPr>
           <w:p>
@@ -2126,6 +2094,37 @@
               </w:rPr>
               <w:t>Foco em resultado</w:t>
             </w:r>
+          </w:p>
+        </w:tc>
+        <w:tc>
+          <w:tcPr>
+            <w:tcW w:w="236" w:type="dxa"/>
+            <w:gridSpan w:val="2"/>
+            <w:shd w:val="clear" w:color="auto" w:fill="F2F2F2" w:themeFill="background1" w:themeFillShade="F2"/>
+          </w:tcPr>
+          <w:p>
+            <w:pPr>
+              <w:rPr>
+                <w:rFonts w:ascii="Arial" w:hAnsi="Arial" w:cs="Arial"/>
+                <w:sz w:val="18"/>
+                <w:szCs w:val="18"/>
+              </w:rPr>
+            </w:pPr>
+          </w:p>
+        </w:tc>
+        <w:tc>
+          <w:tcPr>
+            <w:tcW w:w="4586" w:type="dxa"/>
+            <w:gridSpan w:val="2"/>
+          </w:tcPr>
+          <w:p>
+            <w:pPr>
+              <w:rPr>
+                <w:rFonts w:ascii="Arial" w:hAnsi="Arial" w:cs="Arial"/>
+                <w:sz w:val="18"/>
+                <w:szCs w:val="18"/>
+              </w:rPr>
+            </w:pPr>
           </w:p>
         </w:tc>
         <w:tc>
@@ -2137,67 +2136,39 @@
             <w:pPr>
               <w:rPr>
                 <w:rFonts w:ascii="Arial" w:hAnsi="Arial" w:cs="Arial"/>
-                <w:sz w:val="18"/>
-                <w:szCs w:val="18"/>
-              </w:rPr>
-            </w:pPr>
-          </w:p>
-        </w:tc>
-        <w:tc>
-          <w:tcPr>
-            <w:tcW w:w="4602" w:type="dxa"/>
-            <w:gridSpan w:val="2"/>
-          </w:tcPr>
-          <w:p>
-            <w:pPr>
-              <w:rPr>
-                <w:rFonts w:ascii="Arial" w:hAnsi="Arial" w:cs="Arial"/>
-                <w:sz w:val="18"/>
-                <w:szCs w:val="18"/>
-              </w:rPr>
-            </w:pPr>
-          </w:p>
-        </w:tc>
-        <w:tc>
-          <w:tcPr>
-            <w:tcW w:w="236" w:type="dxa"/>
-            <w:shd w:val="clear" w:color="auto" w:fill="F2F2F2" w:themeFill="background1" w:themeFillShade="F2"/>
-          </w:tcPr>
-          <w:p>
-            <w:pPr>
-              <w:rPr>
-                <w:rFonts w:ascii="Arial" w:hAnsi="Arial" w:cs="Arial"/>
-                <w:sz w:val="18"/>
-                <w:szCs w:val="18"/>
-              </w:rPr>
-            </w:pPr>
-            <w:r>
-              <w:rPr>
-                <w:rFonts w:ascii="Arial" w:hAnsi="Arial" w:cs="Arial"/>
-                <w:sz w:val="18"/>
-                <w:szCs w:val="18"/>
-              </w:rPr>
-              <w:t>{{</w:t>
+                <w:b/>
+                <w:sz w:val="18"/>
+                <w:szCs w:val="18"/>
+              </w:rPr>
+            </w:pPr>
+            <w:r>
+              <w:rPr>
+                <w:rFonts w:ascii="Arial" w:hAnsi="Arial" w:cs="Arial"/>
+                <w:b/>
+                <w:sz w:val="18"/>
+                <w:szCs w:val="18"/>
+              </w:rPr>
+              <w:t>{</w:t>
             </w:r>
             <w:proofErr w:type="spellStart"/>
-            <w:proofErr w:type="gramStart"/>
-            <w:r>
-              <w:rPr>
-                <w:rFonts w:ascii="Arial" w:hAnsi="Arial" w:cs="Arial"/>
-                <w:sz w:val="18"/>
-                <w:szCs w:val="18"/>
-              </w:rPr>
-              <w:t>qual.conhecimento</w:t>
+            <w:r>
+              <w:rPr>
+                <w:rFonts w:ascii="Arial" w:hAnsi="Arial" w:cs="Arial"/>
+                <w:b/>
+                <w:sz w:val="18"/>
+                <w:szCs w:val="18"/>
+              </w:rPr>
+              <w:t>qual_conhecimento</w:t>
             </w:r>
             <w:proofErr w:type="spellEnd"/>
-            <w:proofErr w:type="gramEnd"/>
-            <w:r>
-              <w:rPr>
-                <w:rFonts w:ascii="Arial" w:hAnsi="Arial" w:cs="Arial"/>
-                <w:sz w:val="18"/>
-                <w:szCs w:val="18"/>
-              </w:rPr>
-              <w:t>}}</w:t>
+            <w:r>
+              <w:rPr>
+                <w:rFonts w:ascii="Arial" w:hAnsi="Arial" w:cs="Arial"/>
+                <w:b/>
+                <w:sz w:val="18"/>
+                <w:szCs w:val="18"/>
+              </w:rPr>
+              <w:t>}</w:t>
             </w:r>
           </w:p>
         </w:tc>
@@ -2228,7 +2199,7 @@
       <w:tr>
         <w:trPr>
           <w:gridAfter w:val="3"/>
-          <w:wAfter w:w="14868" w:type="dxa"/>
+          <w:wAfter w:w="14883" w:type="dxa"/>
           <w:trHeight w:val="227"/>
         </w:trPr>
         <w:tc>
@@ -2238,29 +2209,29 @@
           </w:tcPr>
           <w:p>
             <w:pPr>
-              <w:rPr>
-                <w:rFonts w:ascii="Arial" w:hAnsi="Arial" w:cs="Arial"/>
-                <w:sz w:val="18"/>
-                <w:szCs w:val="18"/>
-              </w:rPr>
-            </w:pPr>
-            <w:r>
-              <w:rPr>
-                <w:rFonts w:ascii="Arial" w:hAnsi="Arial" w:cs="Arial"/>
-                <w:sz w:val="18"/>
-                <w:szCs w:val="18"/>
-              </w:rPr>
-              <w:t>{{</w:t>
+              <w:jc w:val="center"/>
+              <w:rPr>
+                <w:rFonts w:ascii="Arial" w:hAnsi="Arial" w:cs="Arial"/>
+                <w:sz w:val="18"/>
+                <w:szCs w:val="18"/>
+              </w:rPr>
+            </w:pPr>
+            <w:r>
+              <w:rPr>
+                <w:rFonts w:ascii="Arial" w:hAnsi="Arial" w:cs="Arial"/>
+                <w:sz w:val="18"/>
+                <w:szCs w:val="18"/>
+              </w:rPr>
+              <w:t>{</w:t>
             </w:r>
             <w:proofErr w:type="spellStart"/>
-            <w:proofErr w:type="gramStart"/>
-            <w:r>
-              <w:rPr>
-                <w:rFonts w:ascii="Arial" w:hAnsi="Arial" w:cs="Arial"/>
-                <w:sz w:val="18"/>
-                <w:szCs w:val="18"/>
-              </w:rPr>
-              <w:t>exec</w:t>
+            <w:r>
+              <w:rPr>
+                <w:rFonts w:ascii="Arial" w:hAnsi="Arial" w:cs="Arial"/>
+                <w:sz w:val="18"/>
+                <w:szCs w:val="18"/>
+              </w:rPr>
+              <w:t>exec_naoRealizacaoAti</w:t>
             </w:r>
             <w:r>
               <w:rPr>
@@ -2269,10 +2240,9 @@
                 <w:szCs w:val="18"/>
               </w:rPr>
               <w:lastRenderedPageBreak/>
-              <w:t>.naoRealizacaoAtividade</w:t>
+              <w:t>vidade</w:t>
             </w:r>
             <w:proofErr w:type="spellEnd"/>
-            <w:proofErr w:type="gramEnd"/>
             <w:r>
               <w:rPr>
                 <w:rFonts w:ascii="Arial" w:hAnsi="Arial" w:cs="Arial"/>
@@ -2281,19 +2251,11 @@
               </w:rPr>
               <w:t>}</w:t>
             </w:r>
-            <w:r>
-              <w:rPr>
-                <w:rFonts w:ascii="Arial" w:hAnsi="Arial" w:cs="Arial"/>
-                <w:sz w:val="18"/>
-                <w:szCs w:val="18"/>
-              </w:rPr>
-              <w:t>}</w:t>
-            </w:r>
-          </w:p>
-        </w:tc>
-        <w:tc>
-          <w:tcPr>
-            <w:tcW w:w="4534" w:type="dxa"/>
+          </w:p>
+        </w:tc>
+        <w:tc>
+          <w:tcPr>
+            <w:tcW w:w="4535" w:type="dxa"/>
             <w:gridSpan w:val="2"/>
           </w:tcPr>
           <w:p>
@@ -2318,6 +2280,7 @@
         <w:tc>
           <w:tcPr>
             <w:tcW w:w="236" w:type="dxa"/>
+            <w:gridSpan w:val="2"/>
             <w:shd w:val="clear" w:color="auto" w:fill="F2F2F2" w:themeFill="background1" w:themeFillShade="F2"/>
           </w:tcPr>
           <w:p>
@@ -2332,7 +2295,7 @@
         </w:tc>
         <w:tc>
           <w:tcPr>
-            <w:tcW w:w="4602" w:type="dxa"/>
+            <w:tcW w:w="4586" w:type="dxa"/>
             <w:gridSpan w:val="2"/>
           </w:tcPr>
           <w:p>
@@ -2364,36 +2327,25 @@
                 <w:sz w:val="18"/>
                 <w:szCs w:val="18"/>
               </w:rPr>
-              <w:t>{{</w:t>
+              <w:t>{</w:t>
             </w:r>
             <w:proofErr w:type="spellStart"/>
-            <w:proofErr w:type="gramStart"/>
-            <w:r>
-              <w:rPr>
-                <w:rFonts w:ascii="Arial" w:hAnsi="Arial" w:cs="Arial"/>
-                <w:sz w:val="18"/>
-                <w:szCs w:val="18"/>
-              </w:rPr>
-              <w:t>qual</w:t>
-            </w:r>
-            <w:r>
-              <w:rPr>
-                <w:rFonts w:ascii="Arial" w:hAnsi="Arial" w:cs="Arial"/>
-                <w:sz w:val="18"/>
-                <w:szCs w:val="18"/>
-              </w:rPr>
-              <w:lastRenderedPageBreak/>
-              <w:t>.etica</w:t>
+            <w:r>
+              <w:rPr>
+                <w:rFonts w:ascii="Arial" w:hAnsi="Arial" w:cs="Arial"/>
+                <w:sz w:val="18"/>
+                <w:szCs w:val="18"/>
+              </w:rPr>
+              <w:t>qual_etica</w:t>
             </w:r>
             <w:proofErr w:type="spellEnd"/>
-            <w:proofErr w:type="gramEnd"/>
-            <w:r>
-              <w:rPr>
-                <w:rFonts w:ascii="Arial" w:hAnsi="Arial" w:cs="Arial"/>
-                <w:sz w:val="18"/>
-                <w:szCs w:val="18"/>
-              </w:rPr>
-              <w:t>}}</w:t>
+            <w:r>
+              <w:rPr>
+                <w:rFonts w:ascii="Arial" w:hAnsi="Arial" w:cs="Arial"/>
+                <w:sz w:val="18"/>
+                <w:szCs w:val="18"/>
+              </w:rPr>
+              <w:t>}</w:t>
             </w:r>
           </w:p>
         </w:tc>
@@ -2416,7 +2368,6 @@
                 <w:sz w:val="18"/>
                 <w:szCs w:val="18"/>
               </w:rPr>
-              <w:lastRenderedPageBreak/>
               <w:t>Ética profissional</w:t>
             </w:r>
           </w:p>
@@ -2425,7 +2376,7 @@
       <w:tr>
         <w:trPr>
           <w:gridAfter w:val="3"/>
-          <w:wAfter w:w="14868" w:type="dxa"/>
+          <w:wAfter w:w="14883" w:type="dxa"/>
           <w:trHeight w:val="227"/>
         </w:trPr>
         <w:tc>
@@ -2446,7 +2397,7 @@
         </w:tc>
         <w:tc>
           <w:tcPr>
-            <w:tcW w:w="4534" w:type="dxa"/>
+            <w:tcW w:w="4535" w:type="dxa"/>
             <w:gridSpan w:val="2"/>
           </w:tcPr>
           <w:p>
@@ -2466,11 +2417,6 @@
               <w:t>Outro – Citar:</w:t>
             </w:r>
             <w:r>
-              <w:rPr>
-                <w:rFonts w:ascii="Arial" w:hAnsi="Arial" w:cs="Arial"/>
-                <w:sz w:val="18"/>
-                <w:szCs w:val="18"/>
-              </w:rPr>
               <w:t xml:space="preserve"> </w:t>
             </w:r>
             <w:r>
@@ -2479,44 +2425,57 @@
                 <w:sz w:val="18"/>
                 <w:szCs w:val="18"/>
               </w:rPr>
-              <w:t>{{</w:t>
+              <w:t>{</w:t>
             </w:r>
             <w:proofErr w:type="spellStart"/>
-            <w:proofErr w:type="gramStart"/>
-            <w:r>
-              <w:rPr>
-                <w:rFonts w:ascii="Arial" w:hAnsi="Arial" w:cs="Arial"/>
-                <w:sz w:val="18"/>
-                <w:szCs w:val="18"/>
-              </w:rPr>
-              <w:t>exe</w:t>
-            </w:r>
-            <w:r>
-              <w:rPr>
-                <w:rFonts w:ascii="Arial" w:hAnsi="Arial" w:cs="Arial"/>
-                <w:sz w:val="18"/>
-                <w:szCs w:val="18"/>
-              </w:rPr>
-              <w:t>c</w:t>
-            </w:r>
-            <w:r>
-              <w:rPr>
-                <w:rFonts w:ascii="Arial" w:hAnsi="Arial" w:cs="Arial"/>
-                <w:sz w:val="18"/>
-                <w:szCs w:val="18"/>
-              </w:rPr>
-              <w:t>.outroExec</w:t>
+            <w:r>
+              <w:rPr>
+                <w:rFonts w:ascii="Arial" w:hAnsi="Arial" w:cs="Arial"/>
+                <w:sz w:val="18"/>
+                <w:szCs w:val="18"/>
+              </w:rPr>
+              <w:t>exec_outroExec</w:t>
             </w:r>
             <w:proofErr w:type="spellEnd"/>
-            <w:proofErr w:type="gramEnd"/>
-            <w:r>
-              <w:rPr>
-                <w:rFonts w:ascii="Arial" w:hAnsi="Arial" w:cs="Arial"/>
-                <w:sz w:val="18"/>
-                <w:szCs w:val="18"/>
-              </w:rPr>
-              <w:t>}}</w:t>
-            </w:r>
+            <w:r>
+              <w:rPr>
+                <w:rFonts w:ascii="Arial" w:hAnsi="Arial" w:cs="Arial"/>
+                <w:sz w:val="18"/>
+                <w:szCs w:val="18"/>
+              </w:rPr>
+              <w:t>}</w:t>
+            </w:r>
+          </w:p>
+        </w:tc>
+        <w:tc>
+          <w:tcPr>
+            <w:tcW w:w="236" w:type="dxa"/>
+            <w:gridSpan w:val="2"/>
+            <w:shd w:val="clear" w:color="auto" w:fill="F2F2F2" w:themeFill="background1" w:themeFillShade="F2"/>
+          </w:tcPr>
+          <w:p>
+            <w:pPr>
+              <w:rPr>
+                <w:rFonts w:ascii="Arial" w:hAnsi="Arial" w:cs="Arial"/>
+                <w:sz w:val="18"/>
+                <w:szCs w:val="18"/>
+              </w:rPr>
+            </w:pPr>
+          </w:p>
+        </w:tc>
+        <w:tc>
+          <w:tcPr>
+            <w:tcW w:w="4586" w:type="dxa"/>
+            <w:gridSpan w:val="2"/>
+          </w:tcPr>
+          <w:p>
+            <w:pPr>
+              <w:rPr>
+                <w:rFonts w:ascii="Arial" w:hAnsi="Arial" w:cs="Arial"/>
+                <w:sz w:val="18"/>
+                <w:szCs w:val="18"/>
+              </w:rPr>
+            </w:pPr>
           </w:p>
         </w:tc>
         <w:tc>
@@ -2536,36 +2495,6 @@
         </w:tc>
         <w:tc>
           <w:tcPr>
-            <w:tcW w:w="4602" w:type="dxa"/>
-            <w:gridSpan w:val="2"/>
-          </w:tcPr>
-          <w:p>
-            <w:pPr>
-              <w:rPr>
-                <w:rFonts w:ascii="Arial" w:hAnsi="Arial" w:cs="Arial"/>
-                <w:sz w:val="18"/>
-                <w:szCs w:val="18"/>
-              </w:rPr>
-            </w:pPr>
-          </w:p>
-        </w:tc>
-        <w:tc>
-          <w:tcPr>
-            <w:tcW w:w="236" w:type="dxa"/>
-            <w:shd w:val="clear" w:color="auto" w:fill="F2F2F2" w:themeFill="background1" w:themeFillShade="F2"/>
-          </w:tcPr>
-          <w:p>
-            <w:pPr>
-              <w:rPr>
-                <w:rFonts w:ascii="Arial" w:hAnsi="Arial" w:cs="Arial"/>
-                <w:sz w:val="18"/>
-                <w:szCs w:val="18"/>
-              </w:rPr>
-            </w:pPr>
-          </w:p>
-        </w:tc>
-        <w:tc>
-          <w:tcPr>
             <w:tcW w:w="4725" w:type="dxa"/>
             <w:gridSpan w:val="3"/>
           </w:tcPr>
@@ -2586,11 +2515,6 @@
               <w:t>Outro – Citar:</w:t>
             </w:r>
             <w:r>
-              <w:rPr>
-                <w:rFonts w:ascii="Arial" w:hAnsi="Arial" w:cs="Arial"/>
-                <w:sz w:val="18"/>
-                <w:szCs w:val="18"/>
-              </w:rPr>
               <w:t xml:space="preserve"> </w:t>
             </w:r>
             <w:r>
@@ -2599,27 +2523,25 @@
                 <w:sz w:val="18"/>
                 <w:szCs w:val="18"/>
               </w:rPr>
-              <w:t>{{</w:t>
+              <w:t>{</w:t>
             </w:r>
             <w:proofErr w:type="spellStart"/>
-            <w:proofErr w:type="gramStart"/>
-            <w:r>
-              <w:rPr>
-                <w:rFonts w:ascii="Arial" w:hAnsi="Arial" w:cs="Arial"/>
-                <w:sz w:val="18"/>
-                <w:szCs w:val="18"/>
-              </w:rPr>
-              <w:t>qual.outroQual</w:t>
+            <w:r>
+              <w:rPr>
+                <w:rFonts w:ascii="Arial" w:hAnsi="Arial" w:cs="Arial"/>
+                <w:sz w:val="18"/>
+                <w:szCs w:val="18"/>
+              </w:rPr>
+              <w:t>qual_outroQual</w:t>
             </w:r>
             <w:proofErr w:type="spellEnd"/>
-            <w:proofErr w:type="gramEnd"/>
-            <w:r>
-              <w:rPr>
-                <w:rFonts w:ascii="Arial" w:hAnsi="Arial" w:cs="Arial"/>
-                <w:sz w:val="18"/>
-                <w:szCs w:val="18"/>
-              </w:rPr>
-              <w:t>}}</w:t>
+            <w:r>
+              <w:rPr>
+                <w:rFonts w:ascii="Arial" w:hAnsi="Arial" w:cs="Arial"/>
+                <w:sz w:val="18"/>
+                <w:szCs w:val="18"/>
+              </w:rPr>
+              <w:t>}</w:t>
             </w:r>
           </w:p>
         </w:tc>
@@ -2627,12 +2549,12 @@
       <w:tr>
         <w:trPr>
           <w:gridAfter w:val="3"/>
-          <w:wAfter w:w="14868" w:type="dxa"/>
+          <w:wAfter w:w="14883" w:type="dxa"/>
         </w:trPr>
         <w:tc>
           <w:tcPr>
-            <w:tcW w:w="9621" w:type="dxa"/>
-            <w:gridSpan w:val="6"/>
+            <w:tcW w:w="9606" w:type="dxa"/>
+            <w:gridSpan w:val="7"/>
             <w:shd w:val="clear" w:color="auto" w:fill="D9D9D9" w:themeFill="background1" w:themeFillShade="D9"/>
           </w:tcPr>
           <w:p>
@@ -2693,12 +2615,12 @@
       <w:tr>
         <w:trPr>
           <w:gridAfter w:val="3"/>
-          <w:wAfter w:w="14868" w:type="dxa"/>
+          <w:wAfter w:w="14883" w:type="dxa"/>
           <w:trHeight w:val="320"/>
         </w:trPr>
         <w:tc>
           <w:tcPr>
-            <w:tcW w:w="4764" w:type="dxa"/>
+            <w:tcW w:w="4765" w:type="dxa"/>
             <w:gridSpan w:val="2"/>
             <w:shd w:val="clear" w:color="auto" w:fill="F2F2F2" w:themeFill="background1" w:themeFillShade="F2"/>
           </w:tcPr>
@@ -2734,8 +2656,8 @@
         </w:tc>
         <w:tc>
           <w:tcPr>
-            <w:tcW w:w="4857" w:type="dxa"/>
-            <w:gridSpan w:val="4"/>
+            <w:tcW w:w="4841" w:type="dxa"/>
+            <w:gridSpan w:val="5"/>
             <w:shd w:val="clear" w:color="auto" w:fill="F2F2F2" w:themeFill="background1" w:themeFillShade="F2"/>
           </w:tcPr>
           <w:p>
@@ -2779,17 +2701,16 @@
             <w:pPr>
               <w:rPr>
                 <w:rFonts w:ascii="Arial" w:hAnsi="Arial" w:cs="Arial"/>
-                <w:bCs/>
-                <w:sz w:val="18"/>
-                <w:szCs w:val="18"/>
-              </w:rPr>
-            </w:pPr>
-          </w:p>
-          <w:p>
-            <w:pPr>
-              <w:rPr>
-                <w:rFonts w:ascii="Arial" w:hAnsi="Arial" w:cs="Arial"/>
-                <w:bCs/>
+                <w:sz w:val="18"/>
+                <w:szCs w:val="18"/>
+              </w:rPr>
+            </w:pPr>
+          </w:p>
+          <w:p>
+            <w:pPr>
+              <w:rPr>
+                <w:rFonts w:ascii="Arial" w:hAnsi="Arial" w:cs="Arial"/>
+                <w:b/>
                 <w:color w:val="000000" w:themeColor="text1"/>
                 <w:sz w:val="18"/>
                 <w:szCs w:val="18"/>
@@ -2798,18 +2719,18 @@
             <w:r>
               <w:rPr>
                 <w:rFonts w:ascii="Arial" w:hAnsi="Arial" w:cs="Arial"/>
-                <w:bCs/>
+                <w:b/>
                 <w:color w:val="000000" w:themeColor="text1"/>
                 <w:sz w:val="18"/>
                 <w:szCs w:val="18"/>
               </w:rPr>
-              <w:t>{{</w:t>
+              <w:t>{</w:t>
             </w:r>
             <w:proofErr w:type="spellStart"/>
             <w:r>
               <w:rPr>
                 <w:rFonts w:ascii="Arial" w:hAnsi="Arial" w:cs="Arial"/>
-                <w:bCs/>
+                <w:b/>
                 <w:color w:val="000000" w:themeColor="text1"/>
                 <w:sz w:val="18"/>
                 <w:szCs w:val="18"/>
@@ -2820,12 +2741,12 @@
             <w:r>
               <w:rPr>
                 <w:rFonts w:ascii="Arial" w:hAnsi="Arial" w:cs="Arial"/>
-                <w:bCs/>
+                <w:b/>
                 <w:color w:val="000000" w:themeColor="text1"/>
                 <w:sz w:val="18"/>
                 <w:szCs w:val="18"/>
               </w:rPr>
-              <w:t>}}</w:t>
+              <w:t>}</w:t>
             </w:r>
           </w:p>
         </w:tc>
@@ -2833,7 +2754,7 @@
       <w:tr>
         <w:trPr>
           <w:gridAfter w:val="3"/>
-          <w:wAfter w:w="14868" w:type="dxa"/>
+          <w:wAfter w:w="14883" w:type="dxa"/>
         </w:trPr>
         <w:tc>
           <w:tcPr>
@@ -2844,45 +2765,45 @@
             <w:pPr>
               <w:rPr>
                 <w:rFonts w:ascii="Arial" w:hAnsi="Arial" w:cs="Arial"/>
-                <w:bCs/>
-                <w:sz w:val="18"/>
-                <w:szCs w:val="18"/>
-              </w:rPr>
-            </w:pPr>
-            <w:r>
-              <w:rPr>
-                <w:rFonts w:ascii="Arial" w:hAnsi="Arial" w:cs="Arial"/>
-                <w:bCs/>
-                <w:sz w:val="18"/>
-                <w:szCs w:val="18"/>
-              </w:rPr>
-              <w:t>{{</w:t>
+                <w:b/>
+                <w:sz w:val="18"/>
+                <w:szCs w:val="18"/>
+              </w:rPr>
+            </w:pPr>
+            <w:r>
+              <w:rPr>
+                <w:rFonts w:ascii="Arial" w:hAnsi="Arial" w:cs="Arial"/>
+                <w:b/>
+                <w:sz w:val="18"/>
+                <w:szCs w:val="18"/>
+              </w:rPr>
+              <w:t>{</w:t>
             </w:r>
             <w:proofErr w:type="spellStart"/>
             <w:r>
               <w:rPr>
                 <w:rFonts w:ascii="Arial" w:hAnsi="Arial" w:cs="Arial"/>
-                <w:bCs/>
-                <w:sz w:val="18"/>
-                <w:szCs w:val="18"/>
-              </w:rPr>
-              <w:t>sugAluno.frequentar</w:t>
+                <w:b/>
+                <w:sz w:val="18"/>
+                <w:szCs w:val="18"/>
+              </w:rPr>
+              <w:t>sugAluno_frequentar</w:t>
             </w:r>
             <w:proofErr w:type="spellEnd"/>
             <w:r>
               <w:rPr>
                 <w:rFonts w:ascii="Arial" w:hAnsi="Arial" w:cs="Arial"/>
-                <w:bCs/>
-                <w:sz w:val="18"/>
-                <w:szCs w:val="18"/>
-              </w:rPr>
-              <w:t>}}</w:t>
-            </w:r>
-          </w:p>
-        </w:tc>
-        <w:tc>
-          <w:tcPr>
-            <w:tcW w:w="4515" w:type="dxa"/>
+                <w:b/>
+                <w:sz w:val="18"/>
+                <w:szCs w:val="18"/>
+              </w:rPr>
+              <w:t>}</w:t>
+            </w:r>
+          </w:p>
+        </w:tc>
+        <w:tc>
+          <w:tcPr>
+            <w:tcW w:w="4516" w:type="dxa"/>
           </w:tcPr>
           <w:p>
             <w:pPr>
@@ -2904,7 +2825,7 @@
         </w:tc>
         <w:tc>
           <w:tcPr>
-            <w:tcW w:w="252" w:type="dxa"/>
+            <w:tcW w:w="236" w:type="dxa"/>
             <w:gridSpan w:val="2"/>
             <w:shd w:val="clear" w:color="auto" w:fill="F2F2F2" w:themeFill="background1" w:themeFillShade="F2"/>
           </w:tcPr>
@@ -2912,63 +2833,61 @@
             <w:pPr>
               <w:rPr>
                 <w:rFonts w:ascii="Arial" w:hAnsi="Arial" w:cs="Arial"/>
-                <w:bCs/>
-                <w:sz w:val="18"/>
-                <w:szCs w:val="18"/>
-              </w:rPr>
-            </w:pPr>
-            <w:r>
-              <w:rPr>
-                <w:rFonts w:ascii="Arial" w:hAnsi="Arial" w:cs="Arial"/>
-                <w:bCs/>
-                <w:sz w:val="18"/>
-                <w:szCs w:val="18"/>
-              </w:rPr>
-              <w:t>{{</w:t>
+                <w:b/>
+                <w:sz w:val="18"/>
+                <w:szCs w:val="18"/>
+              </w:rPr>
+            </w:pPr>
+            <w:r>
+              <w:rPr>
+                <w:rFonts w:ascii="Arial" w:hAnsi="Arial" w:cs="Arial"/>
+                <w:b/>
+                <w:sz w:val="18"/>
+                <w:szCs w:val="18"/>
+              </w:rPr>
+              <w:t>{</w:t>
             </w:r>
             <w:proofErr w:type="spellStart"/>
             <w:r>
               <w:rPr>
                 <w:rFonts w:ascii="Arial" w:hAnsi="Arial" w:cs="Arial"/>
-                <w:bCs/>
-                <w:sz w:val="18"/>
-                <w:szCs w:val="18"/>
-              </w:rPr>
-              <w:t>sugResp.habitosEstudo</w:t>
+                <w:b/>
+                <w:sz w:val="18"/>
+                <w:szCs w:val="18"/>
+              </w:rPr>
+              <w:t>sugResp_habitosEstudo</w:t>
             </w:r>
             <w:proofErr w:type="spellEnd"/>
             <w:r>
               <w:rPr>
                 <w:rFonts w:ascii="Arial" w:hAnsi="Arial" w:cs="Arial"/>
-                <w:bCs/>
-                <w:sz w:val="18"/>
-                <w:szCs w:val="18"/>
-              </w:rPr>
-              <w:lastRenderedPageBreak/>
-              <w:t>}}</w:t>
+                <w:b/>
+                <w:sz w:val="18"/>
+                <w:szCs w:val="18"/>
+              </w:rPr>
+              <w:t>}</w:t>
             </w:r>
           </w:p>
         </w:tc>
         <w:tc>
           <w:tcPr>
             <w:tcW w:w="4605" w:type="dxa"/>
-            <w:gridSpan w:val="2"/>
-          </w:tcPr>
-          <w:p>
-            <w:pPr>
-              <w:rPr>
-                <w:rFonts w:ascii="Arial" w:hAnsi="Arial" w:cs="Arial"/>
-                <w:sz w:val="18"/>
-                <w:szCs w:val="18"/>
-              </w:rPr>
-            </w:pPr>
-            <w:r>
-              <w:rPr>
-                <w:rFonts w:ascii="Arial" w:hAnsi="Arial" w:cs="Arial"/>
-                <w:sz w:val="18"/>
-                <w:szCs w:val="18"/>
-              </w:rPr>
-              <w:lastRenderedPageBreak/>
+            <w:gridSpan w:val="3"/>
+          </w:tcPr>
+          <w:p>
+            <w:pPr>
+              <w:rPr>
+                <w:rFonts w:ascii="Arial" w:hAnsi="Arial" w:cs="Arial"/>
+                <w:sz w:val="18"/>
+                <w:szCs w:val="18"/>
+              </w:rPr>
+            </w:pPr>
+            <w:r>
+              <w:rPr>
+                <w:rFonts w:ascii="Arial" w:hAnsi="Arial" w:cs="Arial"/>
+                <w:sz w:val="18"/>
+                <w:szCs w:val="18"/>
+              </w:rPr>
               <w:t>Propiciar e estimular hábitos de estudo diário</w:t>
             </w:r>
           </w:p>
@@ -2994,7 +2913,7 @@
       <w:tr>
         <w:trPr>
           <w:gridAfter w:val="3"/>
-          <w:wAfter w:w="14868" w:type="dxa"/>
+          <w:wAfter w:w="14883" w:type="dxa"/>
         </w:trPr>
         <w:tc>
           <w:tcPr>
@@ -3005,67 +2924,73 @@
             <w:pPr>
               <w:rPr>
                 <w:rFonts w:ascii="Arial" w:hAnsi="Arial" w:cs="Arial"/>
-                <w:bCs/>
-                <w:sz w:val="18"/>
-                <w:szCs w:val="18"/>
-              </w:rPr>
-            </w:pPr>
-            <w:r>
-              <w:rPr>
-                <w:rFonts w:ascii="Arial" w:hAnsi="Arial" w:cs="Arial"/>
-                <w:bCs/>
-                <w:sz w:val="18"/>
-                <w:szCs w:val="18"/>
-              </w:rPr>
-              <w:t>{{</w:t>
+                <w:sz w:val="18"/>
+                <w:szCs w:val="18"/>
+              </w:rPr>
+            </w:pPr>
+            <w:r>
+              <w:rPr>
+                <w:rFonts w:ascii="Arial" w:hAnsi="Arial" w:cs="Arial"/>
+                <w:sz w:val="18"/>
+                <w:szCs w:val="18"/>
+              </w:rPr>
+              <w:t>{</w:t>
             </w:r>
             <w:proofErr w:type="spellStart"/>
             <w:r>
               <w:rPr>
                 <w:rFonts w:ascii="Arial" w:hAnsi="Arial" w:cs="Arial"/>
-                <w:bCs/>
-                <w:sz w:val="18"/>
-                <w:szCs w:val="18"/>
-              </w:rPr>
-              <w:t>sugAluno.estudarConteudos</w:t>
+                <w:sz w:val="18"/>
+                <w:szCs w:val="18"/>
+              </w:rPr>
+              <w:t>sugAluno_estudarC</w:t>
+            </w:r>
+            <w:r>
+              <w:rPr>
+                <w:rFonts w:ascii="Arial" w:hAnsi="Arial" w:cs="Arial"/>
+                <w:sz w:val="18"/>
+                <w:szCs w:val="18"/>
+              </w:rPr>
+              <w:lastRenderedPageBreak/>
+              <w:t>onteudos</w:t>
             </w:r>
             <w:proofErr w:type="spellEnd"/>
             <w:r>
               <w:rPr>
                 <w:rFonts w:ascii="Arial" w:hAnsi="Arial" w:cs="Arial"/>
-                <w:bCs/>
-                <w:sz w:val="18"/>
-                <w:szCs w:val="18"/>
-              </w:rPr>
-              <w:t>}}</w:t>
-            </w:r>
-          </w:p>
-        </w:tc>
-        <w:tc>
-          <w:tcPr>
-            <w:tcW w:w="4515" w:type="dxa"/>
-          </w:tcPr>
-          <w:p>
-            <w:pPr>
-              <w:rPr>
-                <w:rFonts w:ascii="Arial" w:hAnsi="Arial" w:cs="Arial"/>
-                <w:sz w:val="18"/>
-                <w:szCs w:val="18"/>
-              </w:rPr>
-            </w:pPr>
-            <w:r>
-              <w:rPr>
-                <w:rFonts w:ascii="Arial" w:hAnsi="Arial" w:cs="Arial"/>
-                <w:sz w:val="18"/>
-                <w:szCs w:val="18"/>
-              </w:rPr>
+                <w:sz w:val="18"/>
+                <w:szCs w:val="18"/>
+              </w:rPr>
+              <w:t>}</w:t>
+            </w:r>
+          </w:p>
+        </w:tc>
+        <w:tc>
+          <w:tcPr>
+            <w:tcW w:w="4516" w:type="dxa"/>
+          </w:tcPr>
+          <w:p>
+            <w:pPr>
+              <w:rPr>
+                <w:rFonts w:ascii="Arial" w:hAnsi="Arial" w:cs="Arial"/>
+                <w:sz w:val="18"/>
+                <w:szCs w:val="18"/>
+              </w:rPr>
+            </w:pPr>
+            <w:r>
+              <w:rPr>
+                <w:rFonts w:ascii="Arial" w:hAnsi="Arial" w:cs="Arial"/>
+                <w:sz w:val="18"/>
+                <w:szCs w:val="18"/>
+              </w:rPr>
+              <w:lastRenderedPageBreak/>
               <w:t>Estudar os conteúdos desenvolvidos</w:t>
             </w:r>
           </w:p>
         </w:tc>
         <w:tc>
           <w:tcPr>
-            <w:tcW w:w="252" w:type="dxa"/>
+            <w:tcW w:w="236" w:type="dxa"/>
             <w:gridSpan w:val="2"/>
             <w:shd w:val="clear" w:color="auto" w:fill="F2F2F2" w:themeFill="background1" w:themeFillShade="F2"/>
           </w:tcPr>
@@ -3073,61 +2998,67 @@
             <w:pPr>
               <w:rPr>
                 <w:rFonts w:ascii="Arial" w:hAnsi="Arial" w:cs="Arial"/>
-                <w:bCs/>
-                <w:sz w:val="18"/>
-                <w:szCs w:val="18"/>
-              </w:rPr>
-            </w:pPr>
-            <w:r>
-              <w:rPr>
-                <w:rFonts w:ascii="Arial" w:hAnsi="Arial" w:cs="Arial"/>
-                <w:bCs/>
-                <w:sz w:val="18"/>
-                <w:szCs w:val="18"/>
-              </w:rPr>
-              <w:t>{{</w:t>
+                <w:sz w:val="18"/>
+                <w:szCs w:val="18"/>
+              </w:rPr>
+            </w:pPr>
+            <w:r>
+              <w:rPr>
+                <w:rFonts w:ascii="Arial" w:hAnsi="Arial" w:cs="Arial"/>
+                <w:sz w:val="18"/>
+                <w:szCs w:val="18"/>
+              </w:rPr>
+              <w:t>{</w:t>
             </w:r>
             <w:proofErr w:type="spellStart"/>
             <w:r>
               <w:rPr>
                 <w:rFonts w:ascii="Arial" w:hAnsi="Arial" w:cs="Arial"/>
-                <w:bCs/>
-                <w:sz w:val="18"/>
-                <w:szCs w:val="18"/>
-              </w:rPr>
-              <w:t>sugResp.conciliarHorario</w:t>
+                <w:sz w:val="18"/>
+                <w:szCs w:val="18"/>
+              </w:rPr>
+              <w:t>sugResp_conciliar</w:t>
+            </w:r>
+            <w:r>
+              <w:rPr>
+                <w:rFonts w:ascii="Arial" w:hAnsi="Arial" w:cs="Arial"/>
+                <w:sz w:val="18"/>
+                <w:szCs w:val="18"/>
+              </w:rPr>
+              <w:lastRenderedPageBreak/>
+              <w:t>Horario</w:t>
             </w:r>
             <w:proofErr w:type="spellEnd"/>
             <w:r>
               <w:rPr>
                 <w:rFonts w:ascii="Arial" w:hAnsi="Arial" w:cs="Arial"/>
-                <w:bCs/>
-                <w:sz w:val="18"/>
-                <w:szCs w:val="18"/>
-              </w:rPr>
-              <w:t>}}</w:t>
+                <w:sz w:val="18"/>
+                <w:szCs w:val="18"/>
+              </w:rPr>
+              <w:t>}</w:t>
             </w:r>
           </w:p>
         </w:tc>
         <w:tc>
           <w:tcPr>
             <w:tcW w:w="4605" w:type="dxa"/>
-            <w:gridSpan w:val="2"/>
-          </w:tcPr>
-          <w:p>
-            <w:pPr>
-              <w:rPr>
-                <w:rFonts w:ascii="Arial" w:hAnsi="Arial" w:cs="Arial"/>
-                <w:sz w:val="18"/>
-                <w:szCs w:val="18"/>
-              </w:rPr>
-            </w:pPr>
-            <w:r>
-              <w:rPr>
-                <w:rFonts w:ascii="Arial" w:hAnsi="Arial" w:cs="Arial"/>
-                <w:sz w:val="18"/>
-                <w:szCs w:val="18"/>
-              </w:rPr>
+            <w:gridSpan w:val="3"/>
+          </w:tcPr>
+          <w:p>
+            <w:pPr>
+              <w:rPr>
+                <w:rFonts w:ascii="Arial" w:hAnsi="Arial" w:cs="Arial"/>
+                <w:sz w:val="18"/>
+                <w:szCs w:val="18"/>
+              </w:rPr>
+            </w:pPr>
+            <w:r>
+              <w:rPr>
+                <w:rFonts w:ascii="Arial" w:hAnsi="Arial" w:cs="Arial"/>
+                <w:sz w:val="18"/>
+                <w:szCs w:val="18"/>
+              </w:rPr>
+              <w:lastRenderedPageBreak/>
               <w:t>Conciliar horário de estudo e de lazer</w:t>
             </w:r>
           </w:p>
@@ -3153,7 +3084,7 @@
       <w:tr>
         <w:trPr>
           <w:gridAfter w:val="3"/>
-          <w:wAfter w:w="14868" w:type="dxa"/>
+          <w:wAfter w:w="14883" w:type="dxa"/>
         </w:trPr>
         <w:tc>
           <w:tcPr>
@@ -3164,78 +3095,67 @@
             <w:pPr>
               <w:rPr>
                 <w:rFonts w:ascii="Arial" w:hAnsi="Arial" w:cs="Arial"/>
-                <w:bCs/>
-                <w:sz w:val="18"/>
-                <w:szCs w:val="18"/>
-              </w:rPr>
-            </w:pPr>
-            <w:r>
-              <w:rPr>
-                <w:rFonts w:ascii="Arial" w:hAnsi="Arial" w:cs="Arial"/>
-                <w:bCs/>
-                <w:sz w:val="18"/>
-                <w:szCs w:val="18"/>
-              </w:rPr>
-              <w:t>{{</w:t>
+                <w:b/>
+                <w:sz w:val="18"/>
+                <w:szCs w:val="18"/>
+              </w:rPr>
+            </w:pPr>
+            <w:r>
+              <w:rPr>
+                <w:rFonts w:ascii="Arial" w:hAnsi="Arial" w:cs="Arial"/>
+                <w:b/>
+                <w:sz w:val="18"/>
+                <w:szCs w:val="18"/>
+              </w:rPr>
+              <w:t>{</w:t>
             </w:r>
             <w:proofErr w:type="spellStart"/>
             <w:r>
               <w:rPr>
                 <w:rFonts w:ascii="Arial" w:hAnsi="Arial" w:cs="Arial"/>
-                <w:bCs/>
-                <w:sz w:val="18"/>
-                <w:szCs w:val="18"/>
-              </w:rPr>
-              <w:t>sugAluno.organizarH</w:t>
-            </w:r>
-            <w:r>
-              <w:rPr>
-                <w:rFonts w:ascii="Arial" w:hAnsi="Arial" w:cs="Arial"/>
-                <w:bCs/>
-                <w:sz w:val="18"/>
-                <w:szCs w:val="18"/>
-              </w:rPr>
-              <w:lastRenderedPageBreak/>
-              <w:t>orario</w:t>
+                <w:b/>
+                <w:sz w:val="18"/>
+                <w:szCs w:val="18"/>
+              </w:rPr>
+              <w:t>sugAluno_organizarHorario</w:t>
             </w:r>
             <w:proofErr w:type="spellEnd"/>
             <w:r>
               <w:rPr>
                 <w:rFonts w:ascii="Arial" w:hAnsi="Arial" w:cs="Arial"/>
-                <w:bCs/>
-                <w:sz w:val="18"/>
-                <w:szCs w:val="18"/>
-              </w:rPr>
-              <w:t>}}</w:t>
-            </w:r>
-          </w:p>
-        </w:tc>
-        <w:tc>
-          <w:tcPr>
-            <w:tcW w:w="4515" w:type="dxa"/>
-          </w:tcPr>
-          <w:p>
-            <w:pPr>
-              <w:rPr>
-                <w:rFonts w:ascii="Arial" w:hAnsi="Arial" w:cs="Arial"/>
-                <w:sz w:val="18"/>
-                <w:szCs w:val="18"/>
-              </w:rPr>
-            </w:pPr>
-            <w:r>
-              <w:rPr>
-                <w:rFonts w:ascii="Arial" w:hAnsi="Arial" w:cs="Arial"/>
-                <w:sz w:val="18"/>
-                <w:szCs w:val="18"/>
-              </w:rPr>
-              <w:lastRenderedPageBreak/>
+                <w:b/>
+                <w:sz w:val="18"/>
+                <w:szCs w:val="18"/>
+              </w:rPr>
+              <w:t>}</w:t>
+            </w:r>
+          </w:p>
+        </w:tc>
+        <w:tc>
+          <w:tcPr>
+            <w:tcW w:w="4516" w:type="dxa"/>
+          </w:tcPr>
+          <w:p>
+            <w:pPr>
+              <w:rPr>
+                <w:rFonts w:ascii="Arial" w:hAnsi="Arial" w:cs="Arial"/>
+                <w:sz w:val="18"/>
+                <w:szCs w:val="18"/>
+              </w:rPr>
+            </w:pPr>
+            <w:r>
+              <w:rPr>
+                <w:rFonts w:ascii="Arial" w:hAnsi="Arial" w:cs="Arial"/>
+                <w:sz w:val="18"/>
+                <w:szCs w:val="18"/>
+              </w:rPr>
               <w:t>Organizar horário para estudar</w:t>
             </w:r>
           </w:p>
         </w:tc>
         <w:tc>
           <w:tcPr>
-            <w:tcW w:w="252" w:type="dxa"/>
+            <w:tcW w:w="236" w:type="dxa"/>
             <w:gridSpan w:val="2"/>
             <w:shd w:val="clear" w:color="auto" w:fill="F2F2F2" w:themeFill="background1" w:themeFillShade="F2"/>
           </w:tcPr>
@@ -3243,72 +3163,61 @@
             <w:pPr>
               <w:rPr>
                 <w:rFonts w:ascii="Arial" w:hAnsi="Arial" w:cs="Arial"/>
-                <w:bCs/>
-                <w:sz w:val="18"/>
-                <w:szCs w:val="18"/>
-              </w:rPr>
-            </w:pPr>
-            <w:r>
-              <w:rPr>
-                <w:rFonts w:ascii="Arial" w:hAnsi="Arial" w:cs="Arial"/>
-                <w:bCs/>
-                <w:sz w:val="18"/>
-                <w:szCs w:val="18"/>
-              </w:rPr>
-              <w:t>{{</w:t>
+                <w:b/>
+                <w:sz w:val="18"/>
+                <w:szCs w:val="18"/>
+              </w:rPr>
+            </w:pPr>
+            <w:r>
+              <w:rPr>
+                <w:rFonts w:ascii="Arial" w:hAnsi="Arial" w:cs="Arial"/>
+                <w:b/>
+                <w:sz w:val="18"/>
+                <w:szCs w:val="18"/>
+              </w:rPr>
+              <w:t>{</w:t>
             </w:r>
             <w:proofErr w:type="spellStart"/>
             <w:r>
               <w:rPr>
                 <w:rFonts w:ascii="Arial" w:hAnsi="Arial" w:cs="Arial"/>
-                <w:bCs/>
-                <w:sz w:val="18"/>
-                <w:szCs w:val="18"/>
-              </w:rPr>
-              <w:t>sugResp.acompanharA</w:t>
-            </w:r>
-            <w:r>
-              <w:rPr>
-                <w:rFonts w:ascii="Arial" w:hAnsi="Arial" w:cs="Arial"/>
-                <w:bCs/>
-                <w:sz w:val="18"/>
-                <w:szCs w:val="18"/>
-              </w:rPr>
-              <w:lastRenderedPageBreak/>
-              <w:t>tividade</w:t>
+                <w:b/>
+                <w:sz w:val="18"/>
+                <w:szCs w:val="18"/>
+              </w:rPr>
+              <w:t>sugResp_acompanharAtividade</w:t>
             </w:r>
             <w:proofErr w:type="spellEnd"/>
             <w:r>
               <w:rPr>
                 <w:rFonts w:ascii="Arial" w:hAnsi="Arial" w:cs="Arial"/>
-                <w:bCs/>
-                <w:sz w:val="18"/>
-                <w:szCs w:val="18"/>
-              </w:rPr>
-              <w:t>}}</w:t>
+                <w:b/>
+                <w:sz w:val="18"/>
+                <w:szCs w:val="18"/>
+              </w:rPr>
+              <w:t>}</w:t>
             </w:r>
           </w:p>
         </w:tc>
         <w:tc>
           <w:tcPr>
             <w:tcW w:w="4605" w:type="dxa"/>
-            <w:gridSpan w:val="2"/>
-          </w:tcPr>
-          <w:p>
-            <w:pPr>
-              <w:rPr>
-                <w:rFonts w:ascii="Arial" w:hAnsi="Arial" w:cs="Arial"/>
-                <w:sz w:val="18"/>
-                <w:szCs w:val="18"/>
-              </w:rPr>
-            </w:pPr>
-            <w:r>
-              <w:rPr>
-                <w:rFonts w:ascii="Arial" w:hAnsi="Arial" w:cs="Arial"/>
-                <w:sz w:val="18"/>
-                <w:szCs w:val="18"/>
-              </w:rPr>
-              <w:lastRenderedPageBreak/>
+            <w:gridSpan w:val="3"/>
+          </w:tcPr>
+          <w:p>
+            <w:pPr>
+              <w:rPr>
+                <w:rFonts w:ascii="Arial" w:hAnsi="Arial" w:cs="Arial"/>
+                <w:sz w:val="18"/>
+                <w:szCs w:val="18"/>
+              </w:rPr>
+            </w:pPr>
+            <w:r>
+              <w:rPr>
+                <w:rFonts w:ascii="Arial" w:hAnsi="Arial" w:cs="Arial"/>
+                <w:sz w:val="18"/>
+                <w:szCs w:val="18"/>
+              </w:rPr>
               <w:t>Acompanhar atividades e desempenho escolar</w:t>
             </w:r>
           </w:p>
@@ -3334,7 +3243,7 @@
       <w:tr>
         <w:trPr>
           <w:gridAfter w:val="3"/>
-          <w:wAfter w:w="14868" w:type="dxa"/>
+          <w:wAfter w:w="14883" w:type="dxa"/>
         </w:trPr>
         <w:tc>
           <w:tcPr>
@@ -3345,67 +3254,73 @@
             <w:pPr>
               <w:rPr>
                 <w:rFonts w:ascii="Arial" w:hAnsi="Arial" w:cs="Arial"/>
-                <w:bCs/>
-                <w:sz w:val="18"/>
-                <w:szCs w:val="18"/>
-              </w:rPr>
-            </w:pPr>
-            <w:r>
-              <w:rPr>
-                <w:rFonts w:ascii="Arial" w:hAnsi="Arial" w:cs="Arial"/>
-                <w:bCs/>
-                <w:sz w:val="18"/>
-                <w:szCs w:val="18"/>
-              </w:rPr>
-              <w:t>{{</w:t>
+                <w:sz w:val="18"/>
+                <w:szCs w:val="18"/>
+              </w:rPr>
+            </w:pPr>
+            <w:r>
+              <w:rPr>
+                <w:rFonts w:ascii="Arial" w:hAnsi="Arial" w:cs="Arial"/>
+                <w:sz w:val="18"/>
+                <w:szCs w:val="18"/>
+              </w:rPr>
+              <w:t>{</w:t>
             </w:r>
             <w:proofErr w:type="spellStart"/>
             <w:r>
               <w:rPr>
                 <w:rFonts w:ascii="Arial" w:hAnsi="Arial" w:cs="Arial"/>
-                <w:bCs/>
-                <w:sz w:val="18"/>
-                <w:szCs w:val="18"/>
-              </w:rPr>
-              <w:t>sugAluno.fazerAnotacoes</w:t>
+                <w:sz w:val="18"/>
+                <w:szCs w:val="18"/>
+              </w:rPr>
+              <w:t>sugAluno_faze</w:t>
+            </w:r>
+            <w:r>
+              <w:rPr>
+                <w:rFonts w:ascii="Arial" w:hAnsi="Arial" w:cs="Arial"/>
+                <w:sz w:val="18"/>
+                <w:szCs w:val="18"/>
+              </w:rPr>
+              <w:lastRenderedPageBreak/>
+              <w:t>rAnotacoes</w:t>
             </w:r>
             <w:proofErr w:type="spellEnd"/>
             <w:r>
               <w:rPr>
                 <w:rFonts w:ascii="Arial" w:hAnsi="Arial" w:cs="Arial"/>
-                <w:bCs/>
-                <w:sz w:val="18"/>
-                <w:szCs w:val="18"/>
-              </w:rPr>
-              <w:t>}}</w:t>
-            </w:r>
-          </w:p>
-        </w:tc>
-        <w:tc>
-          <w:tcPr>
-            <w:tcW w:w="4515" w:type="dxa"/>
-          </w:tcPr>
-          <w:p>
-            <w:pPr>
-              <w:rPr>
-                <w:rFonts w:ascii="Arial" w:hAnsi="Arial" w:cs="Arial"/>
-                <w:sz w:val="18"/>
-                <w:szCs w:val="18"/>
-              </w:rPr>
-            </w:pPr>
-            <w:r>
-              <w:rPr>
-                <w:rFonts w:ascii="Arial" w:hAnsi="Arial" w:cs="Arial"/>
-                <w:sz w:val="18"/>
-                <w:szCs w:val="18"/>
-              </w:rPr>
+                <w:sz w:val="18"/>
+                <w:szCs w:val="18"/>
+              </w:rPr>
+              <w:t>}</w:t>
+            </w:r>
+          </w:p>
+        </w:tc>
+        <w:tc>
+          <w:tcPr>
+            <w:tcW w:w="4516" w:type="dxa"/>
+          </w:tcPr>
+          <w:p>
+            <w:pPr>
+              <w:rPr>
+                <w:rFonts w:ascii="Arial" w:hAnsi="Arial" w:cs="Arial"/>
+                <w:sz w:val="18"/>
+                <w:szCs w:val="18"/>
+              </w:rPr>
+            </w:pPr>
+            <w:r>
+              <w:rPr>
+                <w:rFonts w:ascii="Arial" w:hAnsi="Arial" w:cs="Arial"/>
+                <w:sz w:val="18"/>
+                <w:szCs w:val="18"/>
+              </w:rPr>
+              <w:lastRenderedPageBreak/>
               <w:t>Fazer anotações</w:t>
             </w:r>
           </w:p>
         </w:tc>
         <w:tc>
           <w:tcPr>
-            <w:tcW w:w="252" w:type="dxa"/>
+            <w:tcW w:w="236" w:type="dxa"/>
             <w:gridSpan w:val="2"/>
             <w:shd w:val="clear" w:color="auto" w:fill="F2F2F2" w:themeFill="background1" w:themeFillShade="F2"/>
           </w:tcPr>
@@ -3413,61 +3328,72 @@
             <w:pPr>
               <w:rPr>
                 <w:rFonts w:ascii="Arial" w:hAnsi="Arial" w:cs="Arial"/>
-                <w:bCs/>
-                <w:sz w:val="18"/>
-                <w:szCs w:val="18"/>
-              </w:rPr>
-            </w:pPr>
-            <w:r>
-              <w:rPr>
-                <w:rFonts w:ascii="Arial" w:hAnsi="Arial" w:cs="Arial"/>
-                <w:bCs/>
-                <w:sz w:val="18"/>
-                <w:szCs w:val="18"/>
-              </w:rPr>
-              <w:t>{{</w:t>
+                <w:b/>
+                <w:sz w:val="18"/>
+                <w:szCs w:val="18"/>
+              </w:rPr>
+            </w:pPr>
+            <w:r>
+              <w:rPr>
+                <w:rFonts w:ascii="Arial" w:hAnsi="Arial" w:cs="Arial"/>
+                <w:b/>
+                <w:sz w:val="18"/>
+                <w:szCs w:val="18"/>
+              </w:rPr>
+              <w:t>{</w:t>
             </w:r>
             <w:proofErr w:type="spellStart"/>
             <w:r>
               <w:rPr>
                 <w:rFonts w:ascii="Arial" w:hAnsi="Arial" w:cs="Arial"/>
-                <w:bCs/>
-                <w:sz w:val="18"/>
-                <w:szCs w:val="18"/>
-              </w:rPr>
-              <w:t>sugResp.manterContato</w:t>
+                <w:b/>
+                <w:sz w:val="18"/>
+                <w:szCs w:val="18"/>
+              </w:rPr>
+              <w:t>sugResp_mante</w:t>
+            </w:r>
+            <w:r>
+              <w:rPr>
+                <w:rFonts w:ascii="Arial" w:hAnsi="Arial" w:cs="Arial"/>
+                <w:b/>
+                <w:sz w:val="18"/>
+                <w:szCs w:val="18"/>
+              </w:rPr>
+              <w:lastRenderedPageBreak/>
+              <w:t>rContato</w:t>
             </w:r>
             <w:proofErr w:type="spellEnd"/>
             <w:r>
               <w:rPr>
                 <w:rFonts w:ascii="Arial" w:hAnsi="Arial" w:cs="Arial"/>
-                <w:bCs/>
-                <w:sz w:val="18"/>
-                <w:szCs w:val="18"/>
-              </w:rPr>
-              <w:t>}}</w:t>
+                <w:b/>
+                <w:sz w:val="18"/>
+                <w:szCs w:val="18"/>
+              </w:rPr>
+              <w:t>}</w:t>
             </w:r>
           </w:p>
         </w:tc>
         <w:tc>
           <w:tcPr>
             <w:tcW w:w="4605" w:type="dxa"/>
-            <w:gridSpan w:val="2"/>
-          </w:tcPr>
-          <w:p>
-            <w:pPr>
-              <w:rPr>
-                <w:rFonts w:ascii="Arial" w:hAnsi="Arial" w:cs="Arial"/>
-                <w:sz w:val="18"/>
-                <w:szCs w:val="18"/>
-              </w:rPr>
-            </w:pPr>
-            <w:r>
-              <w:rPr>
-                <w:rFonts w:ascii="Arial" w:hAnsi="Arial" w:cs="Arial"/>
-                <w:sz w:val="18"/>
-                <w:szCs w:val="18"/>
-              </w:rPr>
+            <w:gridSpan w:val="3"/>
+          </w:tcPr>
+          <w:p>
+            <w:pPr>
+              <w:rPr>
+                <w:rFonts w:ascii="Arial" w:hAnsi="Arial" w:cs="Arial"/>
+                <w:sz w:val="18"/>
+                <w:szCs w:val="18"/>
+              </w:rPr>
+            </w:pPr>
+            <w:r>
+              <w:rPr>
+                <w:rFonts w:ascii="Arial" w:hAnsi="Arial" w:cs="Arial"/>
+                <w:sz w:val="18"/>
+                <w:szCs w:val="18"/>
+              </w:rPr>
+              <w:lastRenderedPageBreak/>
               <w:t>Manter contato com a Escola</w:t>
             </w:r>
           </w:p>
@@ -3493,7 +3419,7 @@
       <w:tr>
         <w:trPr>
           <w:gridAfter w:val="3"/>
-          <w:wAfter w:w="14868" w:type="dxa"/>
+          <w:wAfter w:w="14883" w:type="dxa"/>
         </w:trPr>
         <w:tc>
           <w:tcPr>
@@ -3504,88 +3430,63 @@
             <w:pPr>
               <w:rPr>
                 <w:rFonts w:ascii="Arial" w:hAnsi="Arial" w:cs="Arial"/>
-                <w:bCs/>
-                <w:sz w:val="18"/>
-                <w:szCs w:val="18"/>
-              </w:rPr>
-            </w:pPr>
-            <w:r>
-              <w:rPr>
-                <w:rFonts w:ascii="Arial" w:hAnsi="Arial" w:cs="Arial"/>
-                <w:bCs/>
-                <w:sz w:val="18"/>
-                <w:szCs w:val="18"/>
-              </w:rPr>
-              <w:t>{{</w:t>
+                <w:sz w:val="18"/>
+                <w:szCs w:val="18"/>
+              </w:rPr>
+            </w:pPr>
+            <w:r>
+              <w:rPr>
+                <w:rFonts w:ascii="Arial" w:hAnsi="Arial" w:cs="Arial"/>
+                <w:sz w:val="18"/>
+                <w:szCs w:val="18"/>
+              </w:rPr>
+              <w:t>{</w:t>
             </w:r>
             <w:proofErr w:type="spellStart"/>
             <w:r>
               <w:rPr>
                 <w:rFonts w:ascii="Arial" w:hAnsi="Arial" w:cs="Arial"/>
-                <w:bCs/>
-                <w:sz w:val="18"/>
-                <w:szCs w:val="18"/>
-                <w:u w:val="single"/>
-              </w:rPr>
-              <w:t>sugAluno</w:t>
-            </w:r>
-            <w:r>
-              <w:rPr>
-                <w:rFonts w:ascii="Arial" w:hAnsi="Arial" w:cs="Arial"/>
-                <w:bCs/>
-                <w:sz w:val="18"/>
-                <w:szCs w:val="18"/>
-              </w:rPr>
-              <w:t>.mant</w:t>
-            </w:r>
-            <w:r>
-              <w:rPr>
-                <w:rFonts w:ascii="Arial" w:hAnsi="Arial" w:cs="Arial"/>
-                <w:bCs/>
-                <w:sz w:val="18"/>
-                <w:szCs w:val="18"/>
-              </w:rPr>
-              <w:lastRenderedPageBreak/>
-              <w:t>erAtento</w:t>
+                <w:sz w:val="18"/>
+                <w:szCs w:val="18"/>
+              </w:rPr>
+              <w:t>sugAluno_manterAtento</w:t>
             </w:r>
             <w:proofErr w:type="spellEnd"/>
             <w:r>
               <w:rPr>
                 <w:rFonts w:ascii="Arial" w:hAnsi="Arial" w:cs="Arial"/>
-                <w:bCs/>
-                <w:sz w:val="18"/>
-                <w:szCs w:val="18"/>
-              </w:rPr>
-              <w:t>}}</w:t>
-            </w:r>
-          </w:p>
-        </w:tc>
-        <w:tc>
-          <w:tcPr>
-            <w:tcW w:w="4515" w:type="dxa"/>
-          </w:tcPr>
-          <w:p>
-            <w:pPr>
-              <w:rPr>
-                <w:rFonts w:ascii="Arial" w:hAnsi="Arial" w:cs="Arial"/>
-                <w:sz w:val="18"/>
-                <w:szCs w:val="18"/>
-              </w:rPr>
-            </w:pPr>
-            <w:r>
-              <w:rPr>
-                <w:rFonts w:ascii="Arial" w:hAnsi="Arial" w:cs="Arial"/>
-                <w:sz w:val="18"/>
-                <w:szCs w:val="18"/>
-              </w:rPr>
-              <w:lastRenderedPageBreak/>
+                <w:sz w:val="18"/>
+                <w:szCs w:val="18"/>
+              </w:rPr>
+              <w:t>}</w:t>
+            </w:r>
+          </w:p>
+        </w:tc>
+        <w:tc>
+          <w:tcPr>
+            <w:tcW w:w="4516" w:type="dxa"/>
+          </w:tcPr>
+          <w:p>
+            <w:pPr>
+              <w:rPr>
+                <w:rFonts w:ascii="Arial" w:hAnsi="Arial" w:cs="Arial"/>
+                <w:sz w:val="18"/>
+                <w:szCs w:val="18"/>
+              </w:rPr>
+            </w:pPr>
+            <w:r>
+              <w:rPr>
+                <w:rFonts w:ascii="Arial" w:hAnsi="Arial" w:cs="Arial"/>
+                <w:sz w:val="18"/>
+                <w:szCs w:val="18"/>
+              </w:rPr>
               <w:t>Manter-se atento nas aulas</w:t>
             </w:r>
           </w:p>
         </w:tc>
         <w:tc>
           <w:tcPr>
-            <w:tcW w:w="252" w:type="dxa"/>
+            <w:tcW w:w="236" w:type="dxa"/>
             <w:gridSpan w:val="2"/>
             <w:shd w:val="clear" w:color="auto" w:fill="F2F2F2" w:themeFill="background1" w:themeFillShade="F2"/>
           </w:tcPr>
@@ -3593,72 +3494,61 @@
             <w:pPr>
               <w:rPr>
                 <w:rFonts w:ascii="Arial" w:hAnsi="Arial" w:cs="Arial"/>
-                <w:bCs/>
-                <w:sz w:val="18"/>
-                <w:szCs w:val="18"/>
-              </w:rPr>
-            </w:pPr>
-            <w:r>
-              <w:rPr>
-                <w:rFonts w:ascii="Arial" w:hAnsi="Arial" w:cs="Arial"/>
-                <w:bCs/>
-                <w:sz w:val="18"/>
-                <w:szCs w:val="18"/>
-              </w:rPr>
-              <w:t>{{</w:t>
+                <w:b/>
+                <w:sz w:val="18"/>
+                <w:szCs w:val="18"/>
+              </w:rPr>
+            </w:pPr>
+            <w:r>
+              <w:rPr>
+                <w:rFonts w:ascii="Arial" w:hAnsi="Arial" w:cs="Arial"/>
+                <w:b/>
+                <w:sz w:val="18"/>
+                <w:szCs w:val="18"/>
+              </w:rPr>
+              <w:t>{</w:t>
             </w:r>
             <w:proofErr w:type="spellStart"/>
             <w:r>
               <w:rPr>
                 <w:rFonts w:ascii="Arial" w:hAnsi="Arial" w:cs="Arial"/>
-                <w:bCs/>
-                <w:sz w:val="18"/>
-                <w:szCs w:val="18"/>
-              </w:rPr>
-              <w:t>sugResp.atent</w:t>
-            </w:r>
-            <w:r>
-              <w:rPr>
-                <w:rFonts w:ascii="Arial" w:hAnsi="Arial" w:cs="Arial"/>
-                <w:bCs/>
-                <w:sz w:val="18"/>
-                <w:szCs w:val="18"/>
-              </w:rPr>
-              <w:lastRenderedPageBreak/>
-              <w:t>arFrequencia</w:t>
+                <w:b/>
+                <w:sz w:val="18"/>
+                <w:szCs w:val="18"/>
+              </w:rPr>
+              <w:t>sugResp_atentarFrequencia</w:t>
             </w:r>
             <w:proofErr w:type="spellEnd"/>
             <w:r>
               <w:rPr>
                 <w:rFonts w:ascii="Arial" w:hAnsi="Arial" w:cs="Arial"/>
-                <w:bCs/>
-                <w:sz w:val="18"/>
-                <w:szCs w:val="18"/>
-              </w:rPr>
-              <w:t>}}</w:t>
+                <w:b/>
+                <w:sz w:val="18"/>
+                <w:szCs w:val="18"/>
+              </w:rPr>
+              <w:t>}</w:t>
             </w:r>
           </w:p>
         </w:tc>
         <w:tc>
           <w:tcPr>
             <w:tcW w:w="4605" w:type="dxa"/>
-            <w:gridSpan w:val="2"/>
-          </w:tcPr>
-          <w:p>
-            <w:pPr>
-              <w:rPr>
-                <w:rFonts w:ascii="Arial" w:hAnsi="Arial" w:cs="Arial"/>
-                <w:sz w:val="18"/>
-                <w:szCs w:val="18"/>
-              </w:rPr>
-            </w:pPr>
-            <w:r>
-              <w:rPr>
-                <w:rFonts w:ascii="Arial" w:hAnsi="Arial" w:cs="Arial"/>
-                <w:sz w:val="18"/>
-                <w:szCs w:val="18"/>
-              </w:rPr>
-              <w:lastRenderedPageBreak/>
+            <w:gridSpan w:val="3"/>
+          </w:tcPr>
+          <w:p>
+            <w:pPr>
+              <w:rPr>
+                <w:rFonts w:ascii="Arial" w:hAnsi="Arial" w:cs="Arial"/>
+                <w:sz w:val="18"/>
+                <w:szCs w:val="18"/>
+              </w:rPr>
+            </w:pPr>
+            <w:r>
+              <w:rPr>
+                <w:rFonts w:ascii="Arial" w:hAnsi="Arial" w:cs="Arial"/>
+                <w:sz w:val="18"/>
+                <w:szCs w:val="18"/>
+              </w:rPr>
               <w:t>Atentar para a frequência regular às aulas</w:t>
             </w:r>
           </w:p>
@@ -3684,7 +3574,7 @@
       <w:tr>
         <w:trPr>
           <w:gridAfter w:val="3"/>
-          <w:wAfter w:w="14868" w:type="dxa"/>
+          <w:wAfter w:w="14883" w:type="dxa"/>
         </w:trPr>
         <w:tc>
           <w:tcPr>
@@ -3695,67 +3585,73 @@
             <w:pPr>
               <w:rPr>
                 <w:rFonts w:ascii="Arial" w:hAnsi="Arial" w:cs="Arial"/>
-                <w:bCs/>
-                <w:sz w:val="18"/>
-                <w:szCs w:val="18"/>
-              </w:rPr>
-            </w:pPr>
-            <w:r>
-              <w:rPr>
-                <w:rFonts w:ascii="Arial" w:hAnsi="Arial" w:cs="Arial"/>
-                <w:bCs/>
-                <w:sz w:val="18"/>
-                <w:szCs w:val="18"/>
-              </w:rPr>
-              <w:t>{{</w:t>
+                <w:sz w:val="18"/>
+                <w:szCs w:val="18"/>
+              </w:rPr>
+            </w:pPr>
+            <w:r>
+              <w:rPr>
+                <w:rFonts w:ascii="Arial" w:hAnsi="Arial" w:cs="Arial"/>
+                <w:sz w:val="18"/>
+                <w:szCs w:val="18"/>
+              </w:rPr>
+              <w:t>{</w:t>
             </w:r>
             <w:proofErr w:type="spellStart"/>
             <w:r>
               <w:rPr>
                 <w:rFonts w:ascii="Arial" w:hAnsi="Arial" w:cs="Arial"/>
-                <w:bCs/>
-                <w:sz w:val="18"/>
-                <w:szCs w:val="18"/>
-              </w:rPr>
-              <w:t>sugAluno.observarRegras</w:t>
+                <w:sz w:val="18"/>
+                <w:szCs w:val="18"/>
+              </w:rPr>
+              <w:t>sugAluno_obse</w:t>
+            </w:r>
+            <w:r>
+              <w:rPr>
+                <w:rFonts w:ascii="Arial" w:hAnsi="Arial" w:cs="Arial"/>
+                <w:sz w:val="18"/>
+                <w:szCs w:val="18"/>
+              </w:rPr>
+              <w:lastRenderedPageBreak/>
+              <w:t>rvarRegras</w:t>
             </w:r>
             <w:proofErr w:type="spellEnd"/>
             <w:r>
               <w:rPr>
                 <w:rFonts w:ascii="Arial" w:hAnsi="Arial" w:cs="Arial"/>
-                <w:bCs/>
-                <w:sz w:val="18"/>
-                <w:szCs w:val="18"/>
-              </w:rPr>
-              <w:t>}}</w:t>
-            </w:r>
-          </w:p>
-        </w:tc>
-        <w:tc>
-          <w:tcPr>
-            <w:tcW w:w="4515" w:type="dxa"/>
-          </w:tcPr>
-          <w:p>
-            <w:pPr>
-              <w:rPr>
-                <w:rFonts w:ascii="Arial" w:hAnsi="Arial" w:cs="Arial"/>
-                <w:sz w:val="18"/>
-                <w:szCs w:val="18"/>
-              </w:rPr>
-            </w:pPr>
-            <w:r>
-              <w:rPr>
-                <w:rFonts w:ascii="Arial" w:hAnsi="Arial" w:cs="Arial"/>
-                <w:sz w:val="18"/>
-                <w:szCs w:val="18"/>
-              </w:rPr>
+                <w:sz w:val="18"/>
+                <w:szCs w:val="18"/>
+              </w:rPr>
+              <w:t>}</w:t>
+            </w:r>
+          </w:p>
+        </w:tc>
+        <w:tc>
+          <w:tcPr>
+            <w:tcW w:w="4516" w:type="dxa"/>
+          </w:tcPr>
+          <w:p>
+            <w:pPr>
+              <w:rPr>
+                <w:rFonts w:ascii="Arial" w:hAnsi="Arial" w:cs="Arial"/>
+                <w:sz w:val="18"/>
+                <w:szCs w:val="18"/>
+              </w:rPr>
+            </w:pPr>
+            <w:r>
+              <w:rPr>
+                <w:rFonts w:ascii="Arial" w:hAnsi="Arial" w:cs="Arial"/>
+                <w:sz w:val="18"/>
+                <w:szCs w:val="18"/>
+              </w:rPr>
+              <w:lastRenderedPageBreak/>
               <w:t>Observar as regras de boa convivência social</w:t>
             </w:r>
           </w:p>
         </w:tc>
         <w:tc>
           <w:tcPr>
-            <w:tcW w:w="252" w:type="dxa"/>
+            <w:tcW w:w="236" w:type="dxa"/>
             <w:gridSpan w:val="2"/>
             <w:shd w:val="clear" w:color="auto" w:fill="F2F2F2" w:themeFill="background1" w:themeFillShade="F2"/>
           </w:tcPr>
@@ -3772,7 +3668,7 @@
         <w:tc>
           <w:tcPr>
             <w:tcW w:w="4605" w:type="dxa"/>
-            <w:gridSpan w:val="2"/>
+            <w:gridSpan w:val="3"/>
             <w:vMerge w:val="restart"/>
           </w:tcPr>
           <w:p>
@@ -3809,6 +3705,31 @@
                 <w:szCs w:val="18"/>
               </w:rPr>
             </w:pPr>
+            <w:r>
+              <w:rPr>
+                <w:rFonts w:ascii="Arial" w:hAnsi="Arial" w:cs="Arial"/>
+                <w:sz w:val="18"/>
+                <w:szCs w:val="18"/>
+              </w:rPr>
+              <w:t>(</w:t>
+            </w:r>
+            <w:r>
+              <w:rPr>
+                <w:rFonts w:ascii="Arial" w:hAnsi="Arial" w:cs="Arial"/>
+                <w:sz w:val="18"/>
+                <w:szCs w:val="18"/>
+              </w:rPr>
+              <w:t>{</w:t>
+            </w:r>
+            <w:proofErr w:type="spellStart"/>
+            <w:r>
+              <w:rPr>
+                <w:rFonts w:ascii="Arial" w:hAnsi="Arial" w:cs="Arial"/>
+                <w:sz w:val="18"/>
+                <w:szCs w:val="18"/>
+              </w:rPr>
+              <w:t>encaminhar_</w:t>
+            </w:r>
             <w:proofErr w:type="gramStart"/>
             <w:r>
               <w:rPr>
@@ -3816,7 +3737,41 @@
                 <w:sz w:val="18"/>
                 <w:szCs w:val="18"/>
               </w:rPr>
-              <w:t>(</w:t>
+              <w:t>opp</w:t>
+            </w:r>
+            <w:proofErr w:type="spellEnd"/>
+            <w:r>
+              <w:rPr>
+                <w:rFonts w:ascii="Arial" w:hAnsi="Arial" w:cs="Arial"/>
+                <w:sz w:val="18"/>
+                <w:szCs w:val="18"/>
+              </w:rPr>
+              <w:t>}</w:t>
+            </w:r>
+            <w:r>
+              <w:rPr>
+                <w:rFonts w:ascii="Arial" w:hAnsi="Arial" w:cs="Arial"/>
+                <w:sz w:val="18"/>
+                <w:szCs w:val="18"/>
+              </w:rPr>
+              <w:t xml:space="preserve">  </w:t>
+            </w:r>
+            <w:r>
+              <w:rPr>
+                <w:rFonts w:ascii="Arial" w:hAnsi="Arial" w:cs="Arial"/>
+                <w:sz w:val="18"/>
+                <w:szCs w:val="18"/>
+              </w:rPr>
+              <w:t>)</w:t>
+            </w:r>
+            <w:proofErr w:type="gramEnd"/>
+            <w:r>
+              <w:rPr>
+                <w:rFonts w:ascii="Arial" w:hAnsi="Arial" w:cs="Arial"/>
+                <w:sz w:val="18"/>
+                <w:szCs w:val="18"/>
+              </w:rPr>
+              <w:t xml:space="preserve"> OPP</w:t>
             </w:r>
             <w:r>
               <w:rPr>
@@ -3826,6 +3781,16 @@
               </w:rPr>
               <w:t xml:space="preserve"> </w:t>
             </w:r>
+            <w:proofErr w:type="gramStart"/>
+            <w:r>
+              <w:rPr>
+                <w:rFonts w:ascii="Arial" w:hAnsi="Arial" w:cs="Arial"/>
+                <w:sz w:val="18"/>
+                <w:szCs w:val="18"/>
+              </w:rPr>
+              <w:t xml:space="preserve">   (</w:t>
+            </w:r>
+            <w:proofErr w:type="gramEnd"/>
             <w:r>
               <w:rPr>
                 <w:rFonts w:ascii="Arial" w:hAnsi="Arial" w:cs="Arial"/>
@@ -3834,6 +3799,49 @@
               </w:rPr>
               <w:t>{</w:t>
             </w:r>
+            <w:proofErr w:type="spellStart"/>
+            <w:r>
+              <w:rPr>
+                <w:rFonts w:ascii="Arial" w:hAnsi="Arial" w:cs="Arial"/>
+                <w:sz w:val="18"/>
+                <w:szCs w:val="18"/>
+              </w:rPr>
+              <w:t>encaminhar_</w:t>
+            </w:r>
+            <w:proofErr w:type="gramStart"/>
+            <w:r>
+              <w:rPr>
+                <w:rFonts w:ascii="Arial" w:hAnsi="Arial" w:cs="Arial"/>
+                <w:sz w:val="18"/>
+                <w:szCs w:val="18"/>
+              </w:rPr>
+              <w:t>aqv</w:t>
+            </w:r>
+            <w:proofErr w:type="spellEnd"/>
+            <w:r>
+              <w:rPr>
+                <w:rFonts w:ascii="Arial" w:hAnsi="Arial" w:cs="Arial"/>
+                <w:sz w:val="18"/>
+                <w:szCs w:val="18"/>
+              </w:rPr>
+              <w:t>}</w:t>
+            </w:r>
+            <w:r>
+              <w:rPr>
+                <w:rFonts w:ascii="Arial" w:hAnsi="Arial" w:cs="Arial"/>
+                <w:sz w:val="18"/>
+                <w:szCs w:val="18"/>
+              </w:rPr>
+              <w:t xml:space="preserve">  </w:t>
+            </w:r>
+            <w:r>
+              <w:rPr>
+                <w:rFonts w:ascii="Arial" w:hAnsi="Arial" w:cs="Arial"/>
+                <w:sz w:val="18"/>
+                <w:szCs w:val="18"/>
+              </w:rPr>
+              <w:t>)</w:t>
+            </w:r>
             <w:proofErr w:type="gramEnd"/>
             <w:r>
               <w:rPr>
@@ -3841,6 +3849,24 @@
                 <w:sz w:val="18"/>
                 <w:szCs w:val="18"/>
               </w:rPr>
+              <w:t xml:space="preserve"> AQV</w:t>
+            </w:r>
+            <w:proofErr w:type="gramStart"/>
+            <w:r>
+              <w:rPr>
+                <w:rFonts w:ascii="Arial" w:hAnsi="Arial" w:cs="Arial"/>
+                <w:sz w:val="18"/>
+                <w:szCs w:val="18"/>
+              </w:rPr>
+              <w:t xml:space="preserve">   (</w:t>
+            </w:r>
+            <w:proofErr w:type="gramEnd"/>
+            <w:r>
+              <w:rPr>
+                <w:rFonts w:ascii="Arial" w:hAnsi="Arial" w:cs="Arial"/>
+                <w:sz w:val="18"/>
+                <w:szCs w:val="18"/>
+              </w:rPr>
               <w:t>{</w:t>
             </w:r>
             <w:proofErr w:type="spellStart"/>
@@ -3850,15 +3876,16 @@
                 <w:sz w:val="18"/>
                 <w:szCs w:val="18"/>
               </w:rPr>
-              <w:t>encaminhar.</w:t>
-            </w:r>
-            <w:r>
-              <w:rPr>
-                <w:rFonts w:ascii="Arial" w:hAnsi="Arial" w:cs="Arial"/>
-                <w:sz w:val="18"/>
-                <w:szCs w:val="18"/>
-              </w:rPr>
-              <w:t>opp</w:t>
+              <w:t>encaminhar_</w:t>
+            </w:r>
+            <w:proofErr w:type="gramStart"/>
+            <w:r>
+              <w:rPr>
+                <w:rFonts w:ascii="Arial" w:hAnsi="Arial" w:cs="Arial"/>
+                <w:sz w:val="18"/>
+                <w:szCs w:val="18"/>
+              </w:rPr>
+              <w:t>ct</w:t>
             </w:r>
             <w:proofErr w:type="spellEnd"/>
             <w:r>
@@ -3869,6 +3896,31 @@
               </w:rPr>
               <w:t>}</w:t>
             </w:r>
+            <w:r>
+              <w:rPr>
+                <w:rFonts w:ascii="Arial" w:hAnsi="Arial" w:cs="Arial"/>
+                <w:sz w:val="18"/>
+                <w:szCs w:val="18"/>
+              </w:rPr>
+              <w:t xml:space="preserve">  </w:t>
+            </w:r>
+            <w:r>
+              <w:rPr>
+                <w:rFonts w:ascii="Arial" w:hAnsi="Arial" w:cs="Arial"/>
+                <w:sz w:val="18"/>
+                <w:szCs w:val="18"/>
+              </w:rPr>
+              <w:t>)</w:t>
+            </w:r>
+            <w:proofErr w:type="gramEnd"/>
+            <w:r>
+              <w:rPr>
+                <w:rFonts w:ascii="Arial" w:hAnsi="Arial" w:cs="Arial"/>
+                <w:sz w:val="18"/>
+                <w:szCs w:val="18"/>
+              </w:rPr>
+              <w:t xml:space="preserve">  CT </w:t>
+            </w:r>
             <w:proofErr w:type="gramStart"/>
             <w:r>
               <w:rPr>
@@ -3876,6 +3928,42 @@
                 <w:sz w:val="18"/>
                 <w:szCs w:val="18"/>
               </w:rPr>
+              <w:t xml:space="preserve">   (</w:t>
+            </w:r>
+            <w:proofErr w:type="gramEnd"/>
+            <w:r>
+              <w:rPr>
+                <w:rFonts w:ascii="Arial" w:hAnsi="Arial" w:cs="Arial"/>
+                <w:sz w:val="18"/>
+                <w:szCs w:val="18"/>
+              </w:rPr>
+              <w:t>{</w:t>
+            </w:r>
+            <w:proofErr w:type="spellStart"/>
+            <w:r>
+              <w:rPr>
+                <w:rFonts w:ascii="Arial" w:hAnsi="Arial" w:cs="Arial"/>
+                <w:sz w:val="18"/>
+                <w:szCs w:val="18"/>
+              </w:rPr>
+              <w:t>encaminhar_</w:t>
+            </w:r>
+            <w:proofErr w:type="gramStart"/>
+            <w:r>
+              <w:rPr>
+                <w:rFonts w:ascii="Arial" w:hAnsi="Arial" w:cs="Arial"/>
+                <w:sz w:val="18"/>
+                <w:szCs w:val="18"/>
+              </w:rPr>
+              <w:t>cap</w:t>
+            </w:r>
+            <w:proofErr w:type="spellEnd"/>
+            <w:r>
+              <w:rPr>
+                <w:rFonts w:ascii="Arial" w:hAnsi="Arial" w:cs="Arial"/>
+                <w:sz w:val="18"/>
+                <w:szCs w:val="18"/>
+              </w:rPr>
               <w:t>}</w:t>
             </w:r>
             <w:r>
@@ -3884,259 +3972,7 @@
                 <w:sz w:val="18"/>
                 <w:szCs w:val="18"/>
               </w:rPr>
-              <w:t xml:space="preserve"> </w:t>
-            </w:r>
-            <w:r>
-              <w:rPr>
-                <w:rFonts w:ascii="Arial" w:hAnsi="Arial" w:cs="Arial"/>
-                <w:sz w:val="18"/>
-                <w:szCs w:val="18"/>
-              </w:rPr>
-              <w:t>)</w:t>
-            </w:r>
-            <w:proofErr w:type="gramEnd"/>
-            <w:r>
-              <w:rPr>
-                <w:rFonts w:ascii="Arial" w:hAnsi="Arial" w:cs="Arial"/>
-                <w:sz w:val="18"/>
-                <w:szCs w:val="18"/>
-              </w:rPr>
-              <w:t xml:space="preserve"> OPP</w:t>
-            </w:r>
-            <w:r>
-              <w:rPr>
-                <w:rFonts w:ascii="Arial" w:hAnsi="Arial" w:cs="Arial"/>
-                <w:sz w:val="18"/>
-                <w:szCs w:val="18"/>
-              </w:rPr>
-              <w:t xml:space="preserve"> </w:t>
-            </w:r>
-            <w:proofErr w:type="gramStart"/>
-            <w:r>
-              <w:rPr>
-                <w:rFonts w:ascii="Arial" w:hAnsi="Arial" w:cs="Arial"/>
-                <w:sz w:val="18"/>
-                <w:szCs w:val="18"/>
-              </w:rPr>
-              <w:t xml:space="preserve">   (</w:t>
-            </w:r>
-            <w:proofErr w:type="gramEnd"/>
-            <w:r>
-              <w:rPr>
-                <w:rFonts w:ascii="Arial" w:hAnsi="Arial" w:cs="Arial"/>
-                <w:sz w:val="18"/>
-                <w:szCs w:val="18"/>
-              </w:rPr>
-              <w:t xml:space="preserve"> </w:t>
-            </w:r>
-            <w:r>
-              <w:rPr>
-                <w:rFonts w:ascii="Arial" w:hAnsi="Arial" w:cs="Arial"/>
-                <w:sz w:val="18"/>
-                <w:szCs w:val="18"/>
-              </w:rPr>
-              <w:t>{{</w:t>
-            </w:r>
-            <w:proofErr w:type="spellStart"/>
-            <w:r>
-              <w:rPr>
-                <w:rFonts w:ascii="Arial" w:hAnsi="Arial" w:cs="Arial"/>
-                <w:sz w:val="18"/>
-                <w:szCs w:val="18"/>
-              </w:rPr>
-              <w:t>encaminhar.aqv</w:t>
-            </w:r>
-            <w:proofErr w:type="spellEnd"/>
-            <w:r>
-              <w:rPr>
-                <w:rFonts w:ascii="Arial" w:hAnsi="Arial" w:cs="Arial"/>
-                <w:sz w:val="18"/>
-                <w:szCs w:val="18"/>
-              </w:rPr>
-              <w:t>}</w:t>
-            </w:r>
-            <w:proofErr w:type="gramStart"/>
-            <w:r>
-              <w:rPr>
-                <w:rFonts w:ascii="Arial" w:hAnsi="Arial" w:cs="Arial"/>
-                <w:sz w:val="18"/>
-                <w:szCs w:val="18"/>
-              </w:rPr>
-              <w:t>}</w:t>
-            </w:r>
-            <w:r>
-              <w:rPr>
-                <w:rFonts w:ascii="Arial" w:hAnsi="Arial" w:cs="Arial"/>
-                <w:sz w:val="18"/>
-                <w:szCs w:val="18"/>
-              </w:rPr>
-              <w:t xml:space="preserve"> </w:t>
-            </w:r>
-            <w:r>
-              <w:rPr>
-                <w:rFonts w:ascii="Arial" w:hAnsi="Arial" w:cs="Arial"/>
-                <w:sz w:val="18"/>
-                <w:szCs w:val="18"/>
-              </w:rPr>
-              <w:t>)</w:t>
-            </w:r>
-            <w:proofErr w:type="gramEnd"/>
-            <w:r>
-              <w:rPr>
-                <w:rFonts w:ascii="Arial" w:hAnsi="Arial" w:cs="Arial"/>
-                <w:sz w:val="18"/>
-                <w:szCs w:val="18"/>
-              </w:rPr>
-              <w:t xml:space="preserve"> AQV</w:t>
-            </w:r>
-            <w:proofErr w:type="gramStart"/>
-            <w:r>
-              <w:rPr>
-                <w:rFonts w:ascii="Arial" w:hAnsi="Arial" w:cs="Arial"/>
-                <w:sz w:val="18"/>
-                <w:szCs w:val="18"/>
-              </w:rPr>
-              <w:t xml:space="preserve">   (</w:t>
-            </w:r>
-            <w:proofErr w:type="gramEnd"/>
-            <w:r>
-              <w:rPr>
-                <w:rFonts w:ascii="Arial" w:hAnsi="Arial" w:cs="Arial"/>
-                <w:sz w:val="18"/>
-                <w:szCs w:val="18"/>
-              </w:rPr>
-              <w:t xml:space="preserve"> </w:t>
-            </w:r>
-            <w:r>
-              <w:rPr>
-                <w:rFonts w:ascii="Arial" w:hAnsi="Arial" w:cs="Arial"/>
-                <w:sz w:val="18"/>
-                <w:szCs w:val="18"/>
-              </w:rPr>
-              <w:t>{{</w:t>
-            </w:r>
-            <w:proofErr w:type="spellStart"/>
-            <w:proofErr w:type="gramStart"/>
-            <w:r>
-              <w:rPr>
-                <w:rFonts w:ascii="Arial" w:hAnsi="Arial" w:cs="Arial"/>
-                <w:sz w:val="18"/>
-                <w:szCs w:val="18"/>
-              </w:rPr>
-              <w:t>encaminhar.ct</w:t>
-            </w:r>
-            <w:proofErr w:type="spellEnd"/>
-            <w:proofErr w:type="gramEnd"/>
-            <w:r>
-              <w:rPr>
-                <w:rFonts w:ascii="Arial" w:hAnsi="Arial" w:cs="Arial"/>
-                <w:sz w:val="18"/>
-                <w:szCs w:val="18"/>
-              </w:rPr>
-              <w:t>}</w:t>
-            </w:r>
-            <w:proofErr w:type="gramStart"/>
-            <w:r>
-              <w:rPr>
-                <w:rFonts w:ascii="Arial" w:hAnsi="Arial" w:cs="Arial"/>
-                <w:sz w:val="18"/>
-                <w:szCs w:val="18"/>
-              </w:rPr>
-              <w:t>}</w:t>
-            </w:r>
-            <w:r>
-              <w:rPr>
-                <w:rFonts w:ascii="Arial" w:hAnsi="Arial" w:cs="Arial"/>
-                <w:sz w:val="18"/>
-                <w:szCs w:val="18"/>
-              </w:rPr>
-              <w:t xml:space="preserve"> </w:t>
-            </w:r>
-            <w:r>
-              <w:rPr>
-                <w:rFonts w:ascii="Arial" w:hAnsi="Arial" w:cs="Arial"/>
-                <w:sz w:val="18"/>
-                <w:szCs w:val="18"/>
-              </w:rPr>
-              <w:t>)</w:t>
-            </w:r>
-            <w:proofErr w:type="gramEnd"/>
-            <w:r>
-              <w:rPr>
-                <w:rFonts w:ascii="Arial" w:hAnsi="Arial" w:cs="Arial"/>
-                <w:sz w:val="18"/>
-                <w:szCs w:val="18"/>
-              </w:rPr>
-              <w:t xml:space="preserve">  CT </w:t>
-            </w:r>
-            <w:proofErr w:type="gramStart"/>
-            <w:r>
-              <w:rPr>
-                <w:rFonts w:ascii="Arial" w:hAnsi="Arial" w:cs="Arial"/>
-                <w:sz w:val="18"/>
-                <w:szCs w:val="18"/>
-              </w:rPr>
-              <w:t xml:space="preserve">   (</w:t>
-            </w:r>
-            <w:proofErr w:type="gramEnd"/>
-            <w:r>
-              <w:rPr>
-                <w:rFonts w:ascii="Arial" w:hAnsi="Arial" w:cs="Arial"/>
-                <w:sz w:val="18"/>
-                <w:szCs w:val="18"/>
-              </w:rPr>
-              <w:t xml:space="preserve"> </w:t>
-            </w:r>
-            <w:r>
-              <w:rPr>
-                <w:rFonts w:ascii="Arial" w:hAnsi="Arial" w:cs="Arial"/>
-                <w:sz w:val="18"/>
-                <w:szCs w:val="18"/>
-              </w:rPr>
-              <w:t>{{</w:t>
-            </w:r>
-            <w:proofErr w:type="spellStart"/>
-            <w:r>
-              <w:rPr>
-                <w:rFonts w:ascii="Arial" w:hAnsi="Arial" w:cs="Arial"/>
-                <w:sz w:val="18"/>
-                <w:szCs w:val="18"/>
-              </w:rPr>
-              <w:t>encaminhar.cap</w:t>
-            </w:r>
-            <w:proofErr w:type="spellEnd"/>
-            <w:r>
-              <w:rPr>
-                <w:rFonts w:ascii="Arial" w:hAnsi="Arial" w:cs="Arial"/>
-                <w:sz w:val="18"/>
-                <w:szCs w:val="18"/>
-              </w:rPr>
-              <w:t>}</w:t>
-            </w:r>
-            <w:proofErr w:type="gramStart"/>
-            <w:r>
-              <w:rPr>
-                <w:rFonts w:ascii="Arial" w:hAnsi="Arial" w:cs="Arial"/>
-                <w:sz w:val="18"/>
-                <w:szCs w:val="18"/>
-              </w:rPr>
-              <w:t>}</w:t>
-            </w:r>
-            <w:r>
-              <w:rPr>
-                <w:rFonts w:ascii="Arial" w:hAnsi="Arial" w:cs="Arial"/>
-                <w:sz w:val="18"/>
-                <w:szCs w:val="18"/>
-              </w:rPr>
-              <w:t xml:space="preserve"> </w:t>
-            </w:r>
-            <w:r>
-              <w:rPr>
-                <w:rFonts w:ascii="Arial" w:hAnsi="Arial" w:cs="Arial"/>
-                <w:sz w:val="18"/>
-                <w:szCs w:val="18"/>
-              </w:rPr>
-              <w:t>)</w:t>
+              <w:t xml:space="preserve">  )</w:t>
             </w:r>
             <w:proofErr w:type="gramEnd"/>
             <w:r>
@@ -4360,7 +4196,7 @@
       <w:tr>
         <w:trPr>
           <w:gridAfter w:val="3"/>
-          <w:wAfter w:w="14868" w:type="dxa"/>
+          <w:wAfter w:w="14883" w:type="dxa"/>
         </w:trPr>
         <w:tc>
           <w:tcPr>
@@ -4371,78 +4207,63 @@
             <w:pPr>
               <w:rPr>
                 <w:rFonts w:ascii="Arial" w:hAnsi="Arial" w:cs="Arial"/>
-                <w:bCs/>
-                <w:sz w:val="18"/>
-                <w:szCs w:val="18"/>
-              </w:rPr>
-            </w:pPr>
-            <w:r>
-              <w:rPr>
-                <w:rFonts w:ascii="Arial" w:hAnsi="Arial" w:cs="Arial"/>
-                <w:bCs/>
-                <w:sz w:val="18"/>
-                <w:szCs w:val="18"/>
-              </w:rPr>
-              <w:t>{{</w:t>
+                <w:sz w:val="18"/>
+                <w:szCs w:val="18"/>
+              </w:rPr>
+            </w:pPr>
+            <w:r>
+              <w:rPr>
+                <w:rFonts w:ascii="Arial" w:hAnsi="Arial" w:cs="Arial"/>
+                <w:sz w:val="18"/>
+                <w:szCs w:val="18"/>
+              </w:rPr>
+              <w:t>{</w:t>
             </w:r>
             <w:proofErr w:type="spellStart"/>
             <w:r>
               <w:rPr>
                 <w:rFonts w:ascii="Arial" w:hAnsi="Arial" w:cs="Arial"/>
-                <w:bCs/>
-                <w:sz w:val="18"/>
-                <w:szCs w:val="18"/>
-              </w:rPr>
-              <w:t>sugAluno.</w:t>
-            </w:r>
-            <w:r>
-              <w:rPr>
-                <w:rFonts w:ascii="Arial" w:hAnsi="Arial" w:cs="Arial"/>
-                <w:bCs/>
-                <w:sz w:val="18"/>
-                <w:szCs w:val="18"/>
-              </w:rPr>
-              <w:lastRenderedPageBreak/>
-              <w:t>realizarTarefas</w:t>
+                <w:sz w:val="18"/>
+                <w:szCs w:val="18"/>
+              </w:rPr>
+              <w:t>sugAluno_realizarTarefas</w:t>
             </w:r>
             <w:proofErr w:type="spellEnd"/>
             <w:r>
               <w:rPr>
                 <w:rFonts w:ascii="Arial" w:hAnsi="Arial" w:cs="Arial"/>
-                <w:bCs/>
-                <w:sz w:val="18"/>
-                <w:szCs w:val="18"/>
-              </w:rPr>
-              <w:t>}}</w:t>
-            </w:r>
-          </w:p>
-        </w:tc>
-        <w:tc>
-          <w:tcPr>
-            <w:tcW w:w="4515" w:type="dxa"/>
-          </w:tcPr>
-          <w:p>
-            <w:pPr>
-              <w:rPr>
-                <w:rFonts w:ascii="Arial" w:hAnsi="Arial" w:cs="Arial"/>
-                <w:sz w:val="18"/>
-                <w:szCs w:val="18"/>
-              </w:rPr>
-            </w:pPr>
-            <w:r>
-              <w:rPr>
-                <w:rFonts w:ascii="Arial" w:hAnsi="Arial" w:cs="Arial"/>
-                <w:sz w:val="18"/>
-                <w:szCs w:val="18"/>
-              </w:rPr>
-              <w:lastRenderedPageBreak/>
+                <w:sz w:val="18"/>
+                <w:szCs w:val="18"/>
+              </w:rPr>
+              <w:t>}</w:t>
+            </w:r>
+          </w:p>
+        </w:tc>
+        <w:tc>
+          <w:tcPr>
+            <w:tcW w:w="4516" w:type="dxa"/>
+          </w:tcPr>
+          <w:p>
+            <w:pPr>
+              <w:rPr>
+                <w:rFonts w:ascii="Arial" w:hAnsi="Arial" w:cs="Arial"/>
+                <w:sz w:val="18"/>
+                <w:szCs w:val="18"/>
+              </w:rPr>
+            </w:pPr>
+            <w:r>
+              <w:rPr>
+                <w:rFonts w:ascii="Arial" w:hAnsi="Arial" w:cs="Arial"/>
+                <w:sz w:val="18"/>
+                <w:szCs w:val="18"/>
+              </w:rPr>
               <w:t>Realizar as tarefas propostas</w:t>
             </w:r>
           </w:p>
         </w:tc>
         <w:tc>
           <w:tcPr>
-            <w:tcW w:w="252" w:type="dxa"/>
+            <w:tcW w:w="236" w:type="dxa"/>
             <w:gridSpan w:val="2"/>
             <w:shd w:val="clear" w:color="auto" w:fill="F2F2F2" w:themeFill="background1" w:themeFillShade="F2"/>
           </w:tcPr>
@@ -4459,7 +4280,7 @@
         <w:tc>
           <w:tcPr>
             <w:tcW w:w="4605" w:type="dxa"/>
-            <w:gridSpan w:val="2"/>
+            <w:gridSpan w:val="3"/>
             <w:vMerge/>
           </w:tcPr>
           <w:p>
@@ -4494,7 +4315,7 @@
       <w:tr>
         <w:trPr>
           <w:gridAfter w:val="3"/>
-          <w:wAfter w:w="14868" w:type="dxa"/>
+          <w:wAfter w:w="14883" w:type="dxa"/>
         </w:trPr>
         <w:tc>
           <w:tcPr>
@@ -4505,7 +4326,7 @@
             <w:pPr>
               <w:rPr>
                 <w:rFonts w:ascii="Arial" w:hAnsi="Arial" w:cs="Arial"/>
-                <w:bCs/>
+                <w:b/>
                 <w:sz w:val="18"/>
                 <w:szCs w:val="18"/>
                 <w:lang w:val="en-US"/>
@@ -4514,59 +4335,74 @@
             <w:r>
               <w:rPr>
                 <w:rFonts w:ascii="Arial" w:hAnsi="Arial" w:cs="Arial"/>
-                <w:bCs/>
-                <w:sz w:val="18"/>
-                <w:szCs w:val="18"/>
-              </w:rPr>
-              <w:t>{{</w:t>
+                <w:b/>
+                <w:sz w:val="18"/>
+                <w:szCs w:val="18"/>
+                <w:lang w:val="en-US"/>
+              </w:rPr>
+              <w:t>{</w:t>
             </w:r>
             <w:proofErr w:type="spellStart"/>
             <w:r>
               <w:rPr>
                 <w:rFonts w:ascii="Arial" w:hAnsi="Arial" w:cs="Arial"/>
-                <w:bCs/>
-                <w:sz w:val="18"/>
-                <w:szCs w:val="18"/>
-              </w:rPr>
-              <w:t>sugAluno.participarEfetivamente</w:t>
+                <w:b/>
+                <w:sz w:val="18"/>
+                <w:szCs w:val="18"/>
+                <w:lang w:val="en-US"/>
+              </w:rPr>
+              <w:t>sugAluno_parti</w:t>
+            </w:r>
+            <w:r>
+              <w:rPr>
+                <w:rFonts w:ascii="Arial" w:hAnsi="Arial" w:cs="Arial"/>
+                <w:b/>
+                <w:sz w:val="18"/>
+                <w:szCs w:val="18"/>
+                <w:lang w:val="en-US"/>
+              </w:rPr>
+              <w:lastRenderedPageBreak/>
+              <w:t>ciparEfetivamente</w:t>
             </w:r>
             <w:proofErr w:type="spellEnd"/>
             <w:r>
               <w:rPr>
                 <w:rFonts w:ascii="Arial" w:hAnsi="Arial" w:cs="Arial"/>
-                <w:bCs/>
-                <w:sz w:val="18"/>
-                <w:szCs w:val="18"/>
-              </w:rPr>
-              <w:t>}}</w:t>
-            </w:r>
-          </w:p>
-        </w:tc>
-        <w:tc>
-          <w:tcPr>
-            <w:tcW w:w="4515" w:type="dxa"/>
-          </w:tcPr>
-          <w:p>
-            <w:pPr>
-              <w:rPr>
-                <w:rFonts w:ascii="Arial" w:hAnsi="Arial" w:cs="Arial"/>
-                <w:sz w:val="18"/>
-                <w:szCs w:val="18"/>
-              </w:rPr>
-            </w:pPr>
-            <w:r>
-              <w:rPr>
-                <w:rFonts w:ascii="Arial" w:hAnsi="Arial" w:cs="Arial"/>
-                <w:sz w:val="18"/>
-                <w:szCs w:val="18"/>
-              </w:rPr>
+                <w:b/>
+                <w:sz w:val="18"/>
+                <w:szCs w:val="18"/>
+                <w:lang w:val="en-US"/>
+              </w:rPr>
+              <w:t>}</w:t>
+            </w:r>
+          </w:p>
+        </w:tc>
+        <w:tc>
+          <w:tcPr>
+            <w:tcW w:w="4516" w:type="dxa"/>
+          </w:tcPr>
+          <w:p>
+            <w:pPr>
+              <w:rPr>
+                <w:rFonts w:ascii="Arial" w:hAnsi="Arial" w:cs="Arial"/>
+                <w:sz w:val="18"/>
+                <w:szCs w:val="18"/>
+              </w:rPr>
+            </w:pPr>
+            <w:r>
+              <w:rPr>
+                <w:rFonts w:ascii="Arial" w:hAnsi="Arial" w:cs="Arial"/>
+                <w:sz w:val="18"/>
+                <w:szCs w:val="18"/>
+              </w:rPr>
+              <w:lastRenderedPageBreak/>
               <w:t>Participar efetivamente das aulas</w:t>
             </w:r>
           </w:p>
         </w:tc>
         <w:tc>
           <w:tcPr>
-            <w:tcW w:w="252" w:type="dxa"/>
+            <w:tcW w:w="236" w:type="dxa"/>
             <w:gridSpan w:val="2"/>
             <w:shd w:val="clear" w:color="auto" w:fill="F2F2F2" w:themeFill="background1" w:themeFillShade="F2"/>
           </w:tcPr>
@@ -4583,7 +4419,7 @@
         <w:tc>
           <w:tcPr>
             <w:tcW w:w="4605" w:type="dxa"/>
-            <w:gridSpan w:val="2"/>
+            <w:gridSpan w:val="3"/>
             <w:vMerge/>
           </w:tcPr>
           <w:p>
@@ -4618,7 +4454,7 @@
       <w:tr>
         <w:trPr>
           <w:gridAfter w:val="3"/>
-          <w:wAfter w:w="14868" w:type="dxa"/>
+          <w:wAfter w:w="14883" w:type="dxa"/>
         </w:trPr>
         <w:tc>
           <w:tcPr>
@@ -4629,7 +4465,6 @@
             <w:pPr>
               <w:rPr>
                 <w:rFonts w:ascii="Arial" w:hAnsi="Arial" w:cs="Arial"/>
-                <w:bCs/>
                 <w:sz w:val="18"/>
                 <w:szCs w:val="18"/>
                 <w:lang w:val="en-US"/>
@@ -4638,38 +4473,37 @@
             <w:r>
               <w:rPr>
                 <w:rFonts w:ascii="Arial" w:hAnsi="Arial" w:cs="Arial"/>
-                <w:bCs/>
-                <w:sz w:val="18"/>
-                <w:szCs w:val="18"/>
-              </w:rPr>
-              <w:lastRenderedPageBreak/>
-              <w:t>{{</w:t>
+                <w:sz w:val="18"/>
+                <w:szCs w:val="18"/>
+                <w:lang w:val="en-US"/>
+              </w:rPr>
+              <w:t>{</w:t>
             </w:r>
             <w:proofErr w:type="spellStart"/>
             <w:r>
               <w:rPr>
                 <w:rFonts w:ascii="Arial" w:hAnsi="Arial" w:cs="Arial"/>
-                <w:bCs/>
-                <w:sz w:val="18"/>
-                <w:szCs w:val="18"/>
-              </w:rPr>
-              <w:t>sugAluno.refazerAvaliacoes</w:t>
+                <w:sz w:val="18"/>
+                <w:szCs w:val="18"/>
+                <w:lang w:val="en-US"/>
+              </w:rPr>
+              <w:t>sugAluno_refazerAvaliacoes</w:t>
             </w:r>
             <w:proofErr w:type="spellEnd"/>
             <w:r>
               <w:rPr>
                 <w:rFonts w:ascii="Arial" w:hAnsi="Arial" w:cs="Arial"/>
-                <w:bCs/>
-                <w:sz w:val="18"/>
-                <w:szCs w:val="18"/>
-              </w:rPr>
-              <w:t>}}</w:t>
-            </w:r>
-          </w:p>
-        </w:tc>
-        <w:tc>
-          <w:tcPr>
-            <w:tcW w:w="4515" w:type="dxa"/>
+                <w:sz w:val="18"/>
+                <w:szCs w:val="18"/>
+                <w:lang w:val="en-US"/>
+              </w:rPr>
+              <w:t>}</w:t>
+            </w:r>
+          </w:p>
+        </w:tc>
+        <w:tc>
+          <w:tcPr>
+            <w:tcW w:w="4516" w:type="dxa"/>
           </w:tcPr>
           <w:p>
             <w:pPr>
@@ -4691,7 +4525,7 @@
         </w:tc>
         <w:tc>
           <w:tcPr>
-            <w:tcW w:w="252" w:type="dxa"/>
+            <w:tcW w:w="236" w:type="dxa"/>
             <w:gridSpan w:val="2"/>
             <w:shd w:val="clear" w:color="auto" w:fill="F2F2F2" w:themeFill="background1" w:themeFillShade="F2"/>
           </w:tcPr>
@@ -4708,7 +4542,7 @@
         <w:tc>
           <w:tcPr>
             <w:tcW w:w="4605" w:type="dxa"/>
-            <w:gridSpan w:val="2"/>
+            <w:gridSpan w:val="3"/>
             <w:vMerge/>
           </w:tcPr>
           <w:p>
@@ -4742,7 +4576,7 @@
       <w:tr>
         <w:trPr>
           <w:gridAfter w:val="3"/>
-          <w:wAfter w:w="14868" w:type="dxa"/>
+          <w:wAfter w:w="14883" w:type="dxa"/>
         </w:trPr>
         <w:tc>
           <w:tcPr>
@@ -4753,55 +4587,50 @@
             <w:pPr>
               <w:rPr>
                 <w:rFonts w:ascii="Arial" w:hAnsi="Arial" w:cs="Arial"/>
-                <w:bCs/>
-                <w:sz w:val="18"/>
-                <w:szCs w:val="18"/>
-              </w:rPr>
-            </w:pPr>
-            <w:r>
-              <w:rPr>
-                <w:rFonts w:ascii="Arial" w:hAnsi="Arial" w:cs="Arial"/>
-                <w:bCs/>
-                <w:sz w:val="18"/>
-                <w:szCs w:val="18"/>
-              </w:rPr>
-              <w:t>{{</w:t>
+                <w:sz w:val="18"/>
+                <w:szCs w:val="18"/>
+              </w:rPr>
+            </w:pPr>
+            <w:r>
+              <w:rPr>
+                <w:rFonts w:ascii="Arial" w:hAnsi="Arial" w:cs="Arial"/>
+                <w:sz w:val="18"/>
+                <w:szCs w:val="18"/>
+              </w:rPr>
+              <w:t>{</w:t>
             </w:r>
             <w:proofErr w:type="spellStart"/>
             <w:r>
               <w:rPr>
                 <w:rFonts w:ascii="Arial" w:hAnsi="Arial" w:cs="Arial"/>
-                <w:bCs/>
-                <w:sz w:val="18"/>
-                <w:szCs w:val="18"/>
-              </w:rPr>
-              <w:t>sugAluno.procurarPla</w:t>
-            </w:r>
-            <w:r>
-              <w:rPr>
-                <w:rFonts w:ascii="Arial" w:hAnsi="Arial" w:cs="Arial"/>
-                <w:bCs/>
+                <w:sz w:val="18"/>
+                <w:szCs w:val="18"/>
+              </w:rPr>
+              <w:t>sugAl</w:t>
+            </w:r>
+            <w:r>
+              <w:rPr>
+                <w:rFonts w:ascii="Arial" w:hAnsi="Arial" w:cs="Arial"/>
                 <w:sz w:val="18"/>
                 <w:szCs w:val="18"/>
               </w:rPr>
               <w:lastRenderedPageBreak/>
-              <w:t>ntao</w:t>
+              <w:t>uno_procurarPlantao</w:t>
             </w:r>
             <w:proofErr w:type="spellEnd"/>
             <w:r>
               <w:rPr>
                 <w:rFonts w:ascii="Arial" w:hAnsi="Arial" w:cs="Arial"/>
-                <w:bCs/>
-                <w:sz w:val="18"/>
-                <w:szCs w:val="18"/>
-              </w:rPr>
-              <w:t>}}</w:t>
-            </w:r>
-          </w:p>
-        </w:tc>
-        <w:tc>
-          <w:tcPr>
-            <w:tcW w:w="4515" w:type="dxa"/>
+                <w:sz w:val="18"/>
+                <w:szCs w:val="18"/>
+              </w:rPr>
+              <w:t>}</w:t>
+            </w:r>
+          </w:p>
+        </w:tc>
+        <w:tc>
+          <w:tcPr>
+            <w:tcW w:w="4516" w:type="dxa"/>
           </w:tcPr>
           <w:p>
             <w:pPr>
@@ -4824,7 +4653,7 @@
         </w:tc>
         <w:tc>
           <w:tcPr>
-            <w:tcW w:w="252" w:type="dxa"/>
+            <w:tcW w:w="236" w:type="dxa"/>
             <w:gridSpan w:val="2"/>
             <w:shd w:val="clear" w:color="auto" w:fill="F2F2F2" w:themeFill="background1" w:themeFillShade="F2"/>
           </w:tcPr>
@@ -4841,7 +4670,7 @@
         <w:tc>
           <w:tcPr>
             <w:tcW w:w="4605" w:type="dxa"/>
-            <w:gridSpan w:val="2"/>
+            <w:gridSpan w:val="3"/>
             <w:vMerge/>
           </w:tcPr>
           <w:p>
@@ -4875,7 +4704,7 @@
       <w:tr>
         <w:trPr>
           <w:gridAfter w:val="3"/>
-          <w:wAfter w:w="14868" w:type="dxa"/>
+          <w:wAfter w:w="14883" w:type="dxa"/>
           <w:trHeight w:val="459"/>
         </w:trPr>
         <w:tc>
@@ -4887,45 +4716,41 @@
             <w:pPr>
               <w:rPr>
                 <w:rFonts w:ascii="Arial" w:hAnsi="Arial" w:cs="Arial"/>
-                <w:bCs/>
-                <w:sz w:val="18"/>
-                <w:szCs w:val="18"/>
-              </w:rPr>
-            </w:pPr>
-            <w:r>
-              <w:rPr>
-                <w:rFonts w:ascii="Arial" w:hAnsi="Arial" w:cs="Arial"/>
-                <w:bCs/>
-                <w:sz w:val="18"/>
-                <w:szCs w:val="18"/>
-              </w:rPr>
-              <w:t>{{</w:t>
+                <w:sz w:val="18"/>
+                <w:szCs w:val="18"/>
+              </w:rPr>
+            </w:pPr>
+            <w:r>
+              <w:rPr>
+                <w:rFonts w:ascii="Arial" w:hAnsi="Arial" w:cs="Arial"/>
+                <w:sz w:val="18"/>
+                <w:szCs w:val="18"/>
+              </w:rPr>
+              <w:t>{</w:t>
             </w:r>
             <w:proofErr w:type="spellStart"/>
             <w:r>
               <w:rPr>
                 <w:rFonts w:ascii="Arial" w:hAnsi="Arial" w:cs="Arial"/>
-                <w:bCs/>
-                <w:sz w:val="18"/>
-                <w:szCs w:val="18"/>
-              </w:rPr>
-              <w:t>sugAluno.realizarReposicao</w:t>
+                <w:sz w:val="18"/>
+                <w:szCs w:val="18"/>
+              </w:rPr>
+              <w:t>sugAluno_realizarReposicao</w:t>
             </w:r>
             <w:proofErr w:type="spellEnd"/>
             <w:r>
               <w:rPr>
                 <w:rFonts w:ascii="Arial" w:hAnsi="Arial" w:cs="Arial"/>
-                <w:bCs/>
-                <w:sz w:val="18"/>
-                <w:szCs w:val="18"/>
-              </w:rPr>
-              <w:t>}}</w:t>
-            </w:r>
-          </w:p>
-        </w:tc>
-        <w:tc>
-          <w:tcPr>
-            <w:tcW w:w="4515" w:type="dxa"/>
+                <w:sz w:val="18"/>
+                <w:szCs w:val="18"/>
+              </w:rPr>
+              <w:t>}</w:t>
+            </w:r>
+          </w:p>
+        </w:tc>
+        <w:tc>
+          <w:tcPr>
+            <w:tcW w:w="4516" w:type="dxa"/>
           </w:tcPr>
           <w:p>
             <w:pPr>
@@ -4957,7 +4782,7 @@
         </w:tc>
         <w:tc>
           <w:tcPr>
-            <w:tcW w:w="252" w:type="dxa"/>
+            <w:tcW w:w="236" w:type="dxa"/>
             <w:gridSpan w:val="2"/>
             <w:shd w:val="clear" w:color="auto" w:fill="F2F2F2" w:themeFill="background1" w:themeFillShade="F2"/>
           </w:tcPr>
@@ -4974,7 +4799,7 @@
         <w:tc>
           <w:tcPr>
             <w:tcW w:w="4605" w:type="dxa"/>
-            <w:gridSpan w:val="2"/>
+            <w:gridSpan w:val="3"/>
             <w:vMerge/>
           </w:tcPr>
           <w:p>
@@ -5008,7 +4833,7 @@
       <w:tr>
         <w:trPr>
           <w:gridAfter w:val="2"/>
-          <w:wAfter w:w="9912" w:type="dxa"/>
+          <w:wAfter w:w="9922" w:type="dxa"/>
         </w:trPr>
         <w:tc>
           <w:tcPr>
@@ -5027,8 +4852,8 @@
         </w:tc>
         <w:tc>
           <w:tcPr>
-            <w:tcW w:w="9372" w:type="dxa"/>
-            <w:gridSpan w:val="5"/>
+            <w:tcW w:w="9357" w:type="dxa"/>
+            <w:gridSpan w:val="6"/>
           </w:tcPr>
           <w:p>
             <w:pPr>
@@ -5047,50 +4872,33 @@
               <w:t>Outra – Citar:</w:t>
             </w:r>
             <w:r>
-              <w:rPr>
-                <w:rFonts w:ascii="Arial" w:hAnsi="Arial" w:cs="Arial"/>
-                <w:sz w:val="18"/>
-                <w:szCs w:val="18"/>
-              </w:rPr>
               <w:t xml:space="preserve"> </w:t>
             </w:r>
             <w:r>
               <w:rPr>
                 <w:rFonts w:ascii="Arial" w:hAnsi="Arial" w:cs="Arial"/>
-                <w:bCs/>
-                <w:sz w:val="18"/>
-                <w:szCs w:val="18"/>
-              </w:rPr>
-              <w:t>{{</w:t>
+                <w:sz w:val="18"/>
+                <w:szCs w:val="18"/>
+              </w:rPr>
+              <w:t>{</w:t>
             </w:r>
             <w:proofErr w:type="spellStart"/>
             <w:r>
               <w:rPr>
                 <w:rFonts w:ascii="Arial" w:hAnsi="Arial" w:cs="Arial"/>
-                <w:bCs/>
-                <w:sz w:val="18"/>
-                <w:szCs w:val="18"/>
-              </w:rPr>
-              <w:t>sugAluno</w:t>
-            </w:r>
-            <w:r>
-              <w:rPr>
-                <w:rFonts w:ascii="Arial" w:hAnsi="Arial" w:cs="Arial"/>
-                <w:bCs/>
-                <w:sz w:val="18"/>
-                <w:szCs w:val="18"/>
-              </w:rPr>
-              <w:t>.outroSugAluno</w:t>
+                <w:sz w:val="18"/>
+                <w:szCs w:val="18"/>
+              </w:rPr>
+              <w:t>sugAluno_outroSugAluno</w:t>
             </w:r>
             <w:proofErr w:type="spellEnd"/>
             <w:r>
               <w:rPr>
                 <w:rFonts w:ascii="Arial" w:hAnsi="Arial" w:cs="Arial"/>
-                <w:bCs/>
-                <w:sz w:val="18"/>
-                <w:szCs w:val="18"/>
-              </w:rPr>
-              <w:t>}}</w:t>
+                <w:sz w:val="18"/>
+                <w:szCs w:val="18"/>
+              </w:rPr>
+              <w:t>}</w:t>
             </w:r>
           </w:p>
         </w:tc>
@@ -5113,7 +4921,7 @@
         </w:tc>
         <w:tc>
           <w:tcPr>
-            <w:tcW w:w="4956" w:type="dxa"/>
+            <w:tcW w:w="4961" w:type="dxa"/>
             <w:vMerge w:val="restart"/>
             <w:tcBorders>
               <w:top w:val="nil"/>
@@ -5134,8 +4942,8 @@
       <w:tr>
         <w:tc>
           <w:tcPr>
-            <w:tcW w:w="14582" w:type="dxa"/>
-            <w:gridSpan w:val="10"/>
+            <w:tcW w:w="14567" w:type="dxa"/>
+            <w:gridSpan w:val="11"/>
             <w:shd w:val="clear" w:color="auto" w:fill="D9D9D9" w:themeFill="background1" w:themeFillShade="D9"/>
           </w:tcPr>
           <w:p>
@@ -5179,7 +4987,7 @@
         </w:tc>
         <w:tc>
           <w:tcPr>
-            <w:tcW w:w="4956" w:type="dxa"/>
+            <w:tcW w:w="4961" w:type="dxa"/>
             <w:vMerge/>
             <w:tcBorders>
               <w:bottom w:val="nil"/>
@@ -5189,13 +4997,13 @@
         </w:tc>
         <w:tc>
           <w:tcPr>
-            <w:tcW w:w="4956" w:type="dxa"/>
+            <w:tcW w:w="4961" w:type="dxa"/>
           </w:tcPr>
           <w:p/>
         </w:tc>
         <w:tc>
           <w:tcPr>
-            <w:tcW w:w="4956" w:type="dxa"/>
+            <w:tcW w:w="4961" w:type="dxa"/>
           </w:tcPr>
           <w:p>
             <w:pPr>
@@ -5211,7 +5019,7 @@
       <w:tr>
         <w:trPr>
           <w:gridAfter w:val="3"/>
-          <w:wAfter w:w="14868" w:type="dxa"/>
+          <w:wAfter w:w="14883" w:type="dxa"/>
           <w:trHeight w:val="283"/>
         </w:trPr>
         <w:tc>
@@ -5231,7 +5039,7 @@
         </w:tc>
         <w:tc>
           <w:tcPr>
-            <w:tcW w:w="4534" w:type="dxa"/>
+            <w:tcW w:w="4535" w:type="dxa"/>
             <w:gridSpan w:val="2"/>
             <w:shd w:val="clear" w:color="auto" w:fill="FFFFFF" w:themeFill="background1"/>
           </w:tcPr>
@@ -5285,46 +5093,7 @@
                 <w:sz w:val="16"/>
                 <w:szCs w:val="16"/>
               </w:rPr>
-              <w:t xml:space="preserve"> </w:t>
-            </w:r>
-            <w:r>
-              <w:rPr>
-                <w:rFonts w:ascii="Arial" w:hAnsi="Arial" w:cs="Arial"/>
-                <w:bCs/>
-                <w:sz w:val="18"/>
-                <w:szCs w:val="18"/>
-              </w:rPr>
-              <w:t>{{</w:t>
-            </w:r>
-            <w:proofErr w:type="spellStart"/>
-            <w:r>
-              <w:rPr>
-                <w:rFonts w:ascii="Arial" w:hAnsi="Arial" w:cs="Arial"/>
-                <w:bCs/>
-                <w:sz w:val="18"/>
-                <w:szCs w:val="18"/>
-              </w:rPr>
-              <w:t>prov.opp</w:t>
-            </w:r>
-            <w:proofErr w:type="spellEnd"/>
-            <w:r>
-              <w:rPr>
-                <w:rFonts w:ascii="Arial" w:hAnsi="Arial" w:cs="Arial"/>
-                <w:bCs/>
-                <w:sz w:val="18"/>
-                <w:szCs w:val="18"/>
-              </w:rPr>
-              <w:t>}</w:t>
-            </w:r>
-            <w:proofErr w:type="gramStart"/>
-            <w:r>
-              <w:rPr>
-                <w:rFonts w:ascii="Arial" w:hAnsi="Arial" w:cs="Arial"/>
-                <w:bCs/>
-                <w:sz w:val="18"/>
-                <w:szCs w:val="18"/>
-              </w:rPr>
-              <w:t>}</w:t>
+              <w:t xml:space="preserve">  </w:t>
             </w:r>
             <w:r>
               <w:rPr>
@@ -5333,8 +5102,9 @@
                 <w:sz w:val="16"/>
                 <w:szCs w:val="16"/>
               </w:rPr>
-              <w:t xml:space="preserve"> </w:t>
-            </w:r>
+              <w:t>{</w:t>
+            </w:r>
+            <w:proofErr w:type="spellStart"/>
             <w:r>
               <w:rPr>
                 <w:rFonts w:ascii="Arial" w:hAnsi="Arial" w:cs="Arial"/>
@@ -5342,9 +5112,10 @@
                 <w:sz w:val="16"/>
                 <w:szCs w:val="16"/>
               </w:rPr>
-              <w:t>)</w:t>
-            </w:r>
-            <w:proofErr w:type="gramEnd"/>
+              <w:t>prov_opp</w:t>
+            </w:r>
+            <w:proofErr w:type="spellEnd"/>
+            <w:proofErr w:type="gramStart"/>
             <w:r>
               <w:rPr>
                 <w:rFonts w:ascii="Arial" w:hAnsi="Arial" w:cs="Arial"/>
@@ -5352,9 +5123,8 @@
                 <w:sz w:val="16"/>
                 <w:szCs w:val="16"/>
               </w:rPr>
-              <w:t xml:space="preserve"> OPP </w:t>
-            </w:r>
-            <w:proofErr w:type="gramStart"/>
+              <w:t>}</w:t>
+            </w:r>
             <w:r>
               <w:rPr>
                 <w:rFonts w:ascii="Arial" w:hAnsi="Arial" w:cs="Arial"/>
@@ -5362,7 +5132,7 @@
                 <w:sz w:val="16"/>
                 <w:szCs w:val="16"/>
               </w:rPr>
-              <w:t xml:space="preserve">   (</w:t>
+              <w:t xml:space="preserve"> )</w:t>
             </w:r>
             <w:proofErr w:type="gramEnd"/>
             <w:r>
@@ -5372,47 +5142,9 @@
                 <w:sz w:val="16"/>
                 <w:szCs w:val="16"/>
               </w:rPr>
-              <w:t xml:space="preserve"> </w:t>
-            </w:r>
-            <w:r>
-              <w:rPr>
-                <w:rFonts w:ascii="Arial" w:hAnsi="Arial" w:cs="Arial"/>
-                <w:bCs/>
-                <w:sz w:val="18"/>
-                <w:szCs w:val="18"/>
-              </w:rPr>
-              <w:t>{{</w:t>
-            </w:r>
-            <w:proofErr w:type="spellStart"/>
-            <w:r>
-              <w:rPr>
-                <w:rFonts w:ascii="Arial" w:hAnsi="Arial" w:cs="Arial"/>
-                <w:bCs/>
-                <w:sz w:val="18"/>
-                <w:szCs w:val="18"/>
-              </w:rPr>
-              <w:t>prov.aqv</w:t>
-            </w:r>
-            <w:proofErr w:type="spellEnd"/>
-            <w:r>
-              <w:rPr>
-                <w:rFonts w:ascii="Arial" w:hAnsi="Arial" w:cs="Arial"/>
-                <w:bCs/>
-                <w:sz w:val="18"/>
-                <w:szCs w:val="18"/>
-              </w:rPr>
-              <w:t>}</w:t>
+              <w:t xml:space="preserve"> OPP </w:t>
             </w:r>
             <w:proofErr w:type="gramStart"/>
-            <w:r>
-              <w:rPr>
-                <w:rFonts w:ascii="Arial" w:hAnsi="Arial" w:cs="Arial"/>
-                <w:bCs/>
-                <w:sz w:val="18"/>
-                <w:szCs w:val="18"/>
-              </w:rPr>
-              <w:t>}</w:t>
-            </w:r>
             <w:r>
               <w:rPr>
                 <w:rFonts w:ascii="Arial" w:hAnsi="Arial" w:cs="Arial"/>
@@ -5420,8 +5152,9 @@
                 <w:sz w:val="16"/>
                 <w:szCs w:val="16"/>
               </w:rPr>
-              <w:t xml:space="preserve"> </w:t>
-            </w:r>
+              <w:t xml:space="preserve">   (</w:t>
+            </w:r>
+            <w:proofErr w:type="gramEnd"/>
             <w:r>
               <w:rPr>
                 <w:rFonts w:ascii="Arial" w:hAnsi="Arial" w:cs="Arial"/>
@@ -5429,9 +5162,8 @@
                 <w:sz w:val="16"/>
                 <w:szCs w:val="16"/>
               </w:rPr>
-              <w:t>)</w:t>
-            </w:r>
-            <w:proofErr w:type="gramEnd"/>
+              <w:t xml:space="preserve">  </w:t>
+            </w:r>
             <w:r>
               <w:rPr>
                 <w:rFonts w:ascii="Arial" w:hAnsi="Arial" w:cs="Arial"/>
@@ -5439,9 +5171,9 @@
                 <w:sz w:val="16"/>
                 <w:szCs w:val="16"/>
               </w:rPr>
-              <w:t xml:space="preserve"> AQV  </w:t>
-            </w:r>
-            <w:proofErr w:type="gramStart"/>
+              <w:t>{</w:t>
+            </w:r>
+            <w:proofErr w:type="spellStart"/>
             <w:r>
               <w:rPr>
                 <w:rFonts w:ascii="Arial" w:hAnsi="Arial" w:cs="Arial"/>
@@ -5449,8 +5181,10 @@
                 <w:sz w:val="16"/>
                 <w:szCs w:val="16"/>
               </w:rPr>
-              <w:t xml:space="preserve"> </w:t>
-            </w:r>
+              <w:t>prov_aqv</w:t>
+            </w:r>
+            <w:proofErr w:type="spellEnd"/>
+            <w:proofErr w:type="gramStart"/>
             <w:r>
               <w:rPr>
                 <w:rFonts w:ascii="Arial" w:hAnsi="Arial" w:cs="Arial"/>
@@ -5458,7 +5192,7 @@
                 <w:sz w:val="16"/>
                 <w:szCs w:val="16"/>
               </w:rPr>
-              <w:t xml:space="preserve"> </w:t>
+              <w:t>}</w:t>
             </w:r>
             <w:r>
               <w:rPr>
@@ -5467,7 +5201,7 @@
                 <w:sz w:val="16"/>
                 <w:szCs w:val="16"/>
               </w:rPr>
-              <w:t xml:space="preserve"> (</w:t>
+              <w:t xml:space="preserve"> )</w:t>
             </w:r>
             <w:proofErr w:type="gramEnd"/>
             <w:r>
@@ -5477,49 +5211,9 @@
                 <w:sz w:val="16"/>
                 <w:szCs w:val="16"/>
               </w:rPr>
-              <w:t xml:space="preserve"> </w:t>
-            </w:r>
-            <w:r>
-              <w:rPr>
-                <w:rFonts w:ascii="Arial" w:hAnsi="Arial" w:cs="Arial"/>
-                <w:bCs/>
-                <w:sz w:val="18"/>
-                <w:szCs w:val="18"/>
-              </w:rPr>
-              <w:t>{{</w:t>
-            </w:r>
-            <w:proofErr w:type="spellStart"/>
+              <w:t xml:space="preserve"> AQV  </w:t>
+            </w:r>
             <w:proofErr w:type="gramStart"/>
-            <w:r>
-              <w:rPr>
-                <w:rFonts w:ascii="Arial" w:hAnsi="Arial" w:cs="Arial"/>
-                <w:bCs/>
-                <w:sz w:val="18"/>
-                <w:szCs w:val="18"/>
-              </w:rPr>
-              <w:t>prov.ct</w:t>
-            </w:r>
-            <w:proofErr w:type="spellEnd"/>
-            <w:proofErr w:type="gramEnd"/>
-            <w:r>
-              <w:rPr>
-                <w:rFonts w:ascii="Arial" w:hAnsi="Arial" w:cs="Arial"/>
-                <w:bCs/>
-                <w:sz w:val="18"/>
-                <w:szCs w:val="18"/>
-              </w:rPr>
-              <w:t>}</w:t>
-            </w:r>
-            <w:proofErr w:type="gramStart"/>
-            <w:r>
-              <w:rPr>
-                <w:rFonts w:ascii="Arial" w:hAnsi="Arial" w:cs="Arial"/>
-                <w:bCs/>
-                <w:sz w:val="18"/>
-                <w:szCs w:val="18"/>
-              </w:rPr>
-              <w:t>}</w:t>
-            </w:r>
             <w:r>
               <w:rPr>
                 <w:rFonts w:ascii="Arial" w:hAnsi="Arial" w:cs="Arial"/>
@@ -5536,9 +5230,8 @@
                 <w:sz w:val="16"/>
                 <w:szCs w:val="16"/>
               </w:rPr>
-              <w:t>)</w:t>
-            </w:r>
-            <w:proofErr w:type="gramEnd"/>
+              <w:t xml:space="preserve"> </w:t>
+            </w:r>
             <w:r>
               <w:rPr>
                 <w:rFonts w:ascii="Arial" w:hAnsi="Arial" w:cs="Arial"/>
@@ -5546,9 +5239,9 @@
                 <w:sz w:val="16"/>
                 <w:szCs w:val="16"/>
               </w:rPr>
-              <w:t xml:space="preserve"> </w:t>
-            </w:r>
-            <w:proofErr w:type="gramStart"/>
+              <w:t xml:space="preserve"> (</w:t>
+            </w:r>
+            <w:proofErr w:type="gramEnd"/>
             <w:r>
               <w:rPr>
                 <w:rFonts w:ascii="Arial" w:hAnsi="Arial" w:cs="Arial"/>
@@ -5556,7 +5249,7 @@
                 <w:sz w:val="16"/>
                 <w:szCs w:val="16"/>
               </w:rPr>
-              <w:t>CT</w:t>
+              <w:t xml:space="preserve">  </w:t>
             </w:r>
             <w:r>
               <w:rPr>
@@ -5565,8 +5258,9 @@
                 <w:sz w:val="16"/>
                 <w:szCs w:val="16"/>
               </w:rPr>
-              <w:t xml:space="preserve"> </w:t>
-            </w:r>
+              <w:t>{</w:t>
+            </w:r>
+            <w:proofErr w:type="spellStart"/>
             <w:r>
               <w:rPr>
                 <w:rFonts w:ascii="Arial" w:hAnsi="Arial" w:cs="Arial"/>
@@ -5574,9 +5268,10 @@
                 <w:sz w:val="16"/>
                 <w:szCs w:val="16"/>
               </w:rPr>
-              <w:t xml:space="preserve"> (</w:t>
-            </w:r>
-            <w:proofErr w:type="gramEnd"/>
+              <w:t>prov_ct</w:t>
+            </w:r>
+            <w:proofErr w:type="spellEnd"/>
+            <w:proofErr w:type="gramStart"/>
             <w:r>
               <w:rPr>
                 <w:rFonts w:ascii="Arial" w:hAnsi="Arial" w:cs="Arial"/>
@@ -5584,45 +5279,6 @@
                 <w:sz w:val="16"/>
                 <w:szCs w:val="16"/>
               </w:rPr>
-              <w:t xml:space="preserve"> </w:t>
-            </w:r>
-            <w:r>
-              <w:rPr>
-                <w:rFonts w:ascii="Arial" w:hAnsi="Arial" w:cs="Arial"/>
-                <w:bCs/>
-                <w:sz w:val="18"/>
-                <w:szCs w:val="18"/>
-              </w:rPr>
-              <w:t>{{</w:t>
-            </w:r>
-            <w:proofErr w:type="spellStart"/>
-            <w:r>
-              <w:rPr>
-                <w:rFonts w:ascii="Arial" w:hAnsi="Arial" w:cs="Arial"/>
-                <w:bCs/>
-                <w:sz w:val="18"/>
-                <w:szCs w:val="18"/>
-              </w:rPr>
-              <w:t>prov.cap</w:t>
-            </w:r>
-            <w:proofErr w:type="spellEnd"/>
-            <w:r>
-              <w:rPr>
-                <w:rFonts w:ascii="Arial" w:hAnsi="Arial" w:cs="Arial"/>
-                <w:bCs/>
-                <w:sz w:val="18"/>
-                <w:szCs w:val="18"/>
-              </w:rPr>
-              <w:t>}</w:t>
-            </w:r>
-            <w:proofErr w:type="gramStart"/>
-            <w:r>
-              <w:rPr>
-                <w:rFonts w:ascii="Arial" w:hAnsi="Arial" w:cs="Arial"/>
-                <w:bCs/>
-                <w:sz w:val="18"/>
-                <w:szCs w:val="18"/>
-              </w:rPr>
               <w:t>}</w:t>
             </w:r>
             <w:r>
@@ -5632,8 +5288,9 @@
                 <w:sz w:val="16"/>
                 <w:szCs w:val="16"/>
               </w:rPr>
-              <w:t xml:space="preserve"> </w:t>
-            </w:r>
+              <w:t xml:space="preserve"> )</w:t>
+            </w:r>
+            <w:proofErr w:type="gramEnd"/>
             <w:r>
               <w:rPr>
                 <w:rFonts w:ascii="Arial" w:hAnsi="Arial" w:cs="Arial"/>
@@ -5641,8 +5298,9 @@
                 <w:sz w:val="16"/>
                 <w:szCs w:val="16"/>
               </w:rPr>
-              <w:t>)</w:t>
-            </w:r>
+              <w:t xml:space="preserve"> </w:t>
+            </w:r>
+            <w:proofErr w:type="gramStart"/>
             <w:r>
               <w:rPr>
                 <w:rFonts w:ascii="Arial" w:hAnsi="Arial" w:cs="Arial"/>
@@ -5650,7 +5308,7 @@
                 <w:sz w:val="16"/>
                 <w:szCs w:val="16"/>
               </w:rPr>
-              <w:t>C</w:t>
+              <w:t>CT</w:t>
             </w:r>
             <w:r>
               <w:rPr>
@@ -5659,66 +5317,133 @@
                 <w:sz w:val="16"/>
                 <w:szCs w:val="16"/>
               </w:rPr>
+              <w:t xml:space="preserve"> </w:t>
+            </w:r>
+            <w:r>
+              <w:rPr>
+                <w:rFonts w:ascii="Arial" w:hAnsi="Arial" w:cs="Arial"/>
+                <w:b/>
+                <w:sz w:val="16"/>
+                <w:szCs w:val="16"/>
+              </w:rPr>
+              <w:t xml:space="preserve"> (</w:t>
+            </w:r>
+            <w:proofErr w:type="gramEnd"/>
+            <w:r>
+              <w:rPr>
+                <w:rFonts w:ascii="Arial" w:hAnsi="Arial" w:cs="Arial"/>
+                <w:b/>
+                <w:sz w:val="16"/>
+                <w:szCs w:val="16"/>
+              </w:rPr>
+              <w:t>{</w:t>
+            </w:r>
+            <w:proofErr w:type="spellStart"/>
+            <w:r>
+              <w:rPr>
+                <w:rFonts w:ascii="Arial" w:hAnsi="Arial" w:cs="Arial"/>
+                <w:b/>
+                <w:sz w:val="16"/>
+                <w:szCs w:val="16"/>
+              </w:rPr>
+              <w:t>prov_</w:t>
+            </w:r>
+            <w:proofErr w:type="gramStart"/>
+            <w:r>
+              <w:rPr>
+                <w:rFonts w:ascii="Arial" w:hAnsi="Arial" w:cs="Arial"/>
+                <w:b/>
+                <w:sz w:val="16"/>
+                <w:szCs w:val="16"/>
+              </w:rPr>
+              <w:t>cap</w:t>
+            </w:r>
+            <w:proofErr w:type="spellEnd"/>
+            <w:r>
+              <w:rPr>
+                <w:rFonts w:ascii="Arial" w:hAnsi="Arial" w:cs="Arial"/>
+                <w:b/>
+                <w:sz w:val="16"/>
+                <w:szCs w:val="16"/>
+              </w:rPr>
+              <w:t>}</w:t>
+            </w:r>
+            <w:r>
+              <w:rPr>
+                <w:rFonts w:ascii="Arial" w:hAnsi="Arial" w:cs="Arial"/>
+                <w:b/>
+                <w:sz w:val="16"/>
+                <w:szCs w:val="16"/>
+              </w:rPr>
+              <w:t xml:space="preserve">  )</w:t>
+            </w:r>
+            <w:proofErr w:type="gramEnd"/>
+            <w:r>
+              <w:rPr>
+                <w:rFonts w:ascii="Arial" w:hAnsi="Arial" w:cs="Arial"/>
+                <w:b/>
+                <w:sz w:val="16"/>
+                <w:szCs w:val="16"/>
+              </w:rPr>
+              <w:t>C</w:t>
+            </w:r>
+            <w:r>
+              <w:rPr>
+                <w:rFonts w:ascii="Arial" w:hAnsi="Arial" w:cs="Arial"/>
+                <w:b/>
+                <w:sz w:val="16"/>
+                <w:szCs w:val="16"/>
+              </w:rPr>
               <w:t>AP</w:t>
             </w:r>
-            <w:proofErr w:type="gramEnd"/>
           </w:p>
         </w:tc>
         <w:tc>
           <w:tcPr>
             <w:tcW w:w="236" w:type="dxa"/>
+            <w:gridSpan w:val="2"/>
             <w:shd w:val="clear" w:color="auto" w:fill="F2F2F2" w:themeFill="background1" w:themeFillShade="F2"/>
           </w:tcPr>
           <w:p>
             <w:pPr>
               <w:rPr>
                 <w:rFonts w:ascii="Arial" w:hAnsi="Arial" w:cs="Arial"/>
-                <w:sz w:val="18"/>
-                <w:szCs w:val="18"/>
-              </w:rPr>
-            </w:pPr>
-            <w:r>
-              <w:rPr>
-                <w:rFonts w:ascii="Arial" w:hAnsi="Arial" w:cs="Arial"/>
-                <w:sz w:val="18"/>
-                <w:szCs w:val="18"/>
-              </w:rPr>
-              <w:t>{{</w:t>
+                <w:sz w:val="20"/>
+                <w:szCs w:val="20"/>
+              </w:rPr>
+            </w:pPr>
+            <w:r>
+              <w:rPr>
+                <w:rFonts w:ascii="Arial" w:hAnsi="Arial" w:cs="Arial"/>
+                <w:sz w:val="20"/>
+                <w:szCs w:val="20"/>
+              </w:rPr>
+              <w:t>{</w:t>
             </w:r>
             <w:proofErr w:type="spellStart"/>
-            <w:proofErr w:type="gramStart"/>
-            <w:r>
-              <w:rPr>
-                <w:rFonts w:ascii="Arial" w:hAnsi="Arial" w:cs="Arial"/>
-                <w:sz w:val="18"/>
-                <w:szCs w:val="18"/>
-              </w:rPr>
-              <w:t>prov.reuniao</w:t>
-            </w:r>
-            <w:r>
-              <w:rPr>
-                <w:rFonts w:ascii="Arial" w:hAnsi="Arial" w:cs="Arial"/>
-                <w:sz w:val="18"/>
-                <w:szCs w:val="18"/>
+            <w:r>
+              <w:rPr>
+                <w:rFonts w:ascii="Arial" w:hAnsi="Arial" w:cs="Arial"/>
+                <w:sz w:val="20"/>
+                <w:szCs w:val="20"/>
               </w:rPr>
               <w:lastRenderedPageBreak/>
-              <w:t>Resp</w:t>
+              <w:t>prov_reuniaoResp</w:t>
             </w:r>
             <w:proofErr w:type="spellEnd"/>
-            <w:proofErr w:type="gramEnd"/>
-            <w:r>
-              <w:rPr>
-                <w:rFonts w:ascii="Arial" w:hAnsi="Arial" w:cs="Arial"/>
-                <w:sz w:val="18"/>
-                <w:szCs w:val="18"/>
-              </w:rPr>
-              <w:t>}}</w:t>
-            </w:r>
-          </w:p>
-        </w:tc>
-        <w:tc>
-          <w:tcPr>
-            <w:tcW w:w="4602" w:type="dxa"/>
+            <w:r>
+              <w:rPr>
+                <w:rFonts w:ascii="Arial" w:hAnsi="Arial" w:cs="Arial"/>
+                <w:sz w:val="20"/>
+                <w:szCs w:val="20"/>
+              </w:rPr>
+              <w:t>}</w:t>
+            </w:r>
+          </w:p>
+        </w:tc>
+        <w:tc>
+          <w:tcPr>
+            <w:tcW w:w="4586" w:type="dxa"/>
             <w:gridSpan w:val="2"/>
             <w:shd w:val="clear" w:color="auto" w:fill="FFFFFF" w:themeFill="background1"/>
           </w:tcPr>
@@ -5751,46 +5476,36 @@
             <w:pPr>
               <w:rPr>
                 <w:rFonts w:ascii="Arial" w:hAnsi="Arial" w:cs="Arial"/>
-                <w:sz w:val="18"/>
-                <w:szCs w:val="18"/>
-              </w:rPr>
-            </w:pPr>
-            <w:r>
-              <w:rPr>
-                <w:rFonts w:ascii="Arial" w:hAnsi="Arial" w:cs="Arial"/>
-                <w:sz w:val="18"/>
-                <w:szCs w:val="18"/>
-              </w:rPr>
-              <w:t>{{</w:t>
+                <w:sz w:val="20"/>
+                <w:szCs w:val="20"/>
+              </w:rPr>
+            </w:pPr>
+            <w:r>
+              <w:rPr>
+                <w:rFonts w:ascii="Arial" w:hAnsi="Arial" w:cs="Arial"/>
+                <w:sz w:val="20"/>
+                <w:szCs w:val="20"/>
+              </w:rPr>
+              <w:t>{</w:t>
             </w:r>
             <w:proofErr w:type="spellStart"/>
-            <w:proofErr w:type="gramStart"/>
-            <w:r>
-              <w:rPr>
-                <w:rFonts w:ascii="Arial" w:hAnsi="Arial" w:cs="Arial"/>
-                <w:sz w:val="18"/>
-                <w:szCs w:val="18"/>
-              </w:rPr>
-              <w:t>prov.sancaoD</w:t>
-            </w:r>
-            <w:r>
-              <w:rPr>
-                <w:rFonts w:ascii="Arial" w:hAnsi="Arial" w:cs="Arial"/>
-                <w:sz w:val="18"/>
-                <w:szCs w:val="18"/>
+            <w:r>
+              <w:rPr>
+                <w:rFonts w:ascii="Arial" w:hAnsi="Arial" w:cs="Arial"/>
+                <w:sz w:val="20"/>
+                <w:szCs w:val="20"/>
               </w:rPr>
               <w:lastRenderedPageBreak/>
-              <w:t>isciplinar</w:t>
+              <w:t>prov_sancaoDisciplinar</w:t>
             </w:r>
             <w:proofErr w:type="spellEnd"/>
-            <w:proofErr w:type="gramEnd"/>
-            <w:r>
-              <w:rPr>
-                <w:rFonts w:ascii="Arial" w:hAnsi="Arial" w:cs="Arial"/>
-                <w:sz w:val="18"/>
-                <w:szCs w:val="18"/>
-              </w:rPr>
-              <w:t>}}</w:t>
+            <w:r>
+              <w:rPr>
+                <w:rFonts w:ascii="Arial" w:hAnsi="Arial" w:cs="Arial"/>
+                <w:sz w:val="20"/>
+                <w:szCs w:val="20"/>
+              </w:rPr>
+              <w:t>}</w:t>
             </w:r>
           </w:p>
         </w:tc>
@@ -5823,7 +5538,7 @@
       <w:tr>
         <w:trPr>
           <w:gridAfter w:val="3"/>
-          <w:wAfter w:w="14868" w:type="dxa"/>
+          <w:wAfter w:w="14883" w:type="dxa"/>
           <w:trHeight w:val="283"/>
         </w:trPr>
         <w:tc>
@@ -5835,43 +5550,41 @@
             <w:pPr>
               <w:rPr>
                 <w:rFonts w:ascii="Arial" w:hAnsi="Arial" w:cs="Arial"/>
-                <w:sz w:val="18"/>
-                <w:szCs w:val="18"/>
-              </w:rPr>
-            </w:pPr>
-            <w:r>
-              <w:rPr>
-                <w:rFonts w:ascii="Arial" w:hAnsi="Arial" w:cs="Arial"/>
-                <w:sz w:val="18"/>
-                <w:szCs w:val="18"/>
-              </w:rPr>
-              <w:t>{{</w:t>
+                <w:sz w:val="20"/>
+                <w:szCs w:val="20"/>
+              </w:rPr>
+            </w:pPr>
+            <w:r>
+              <w:rPr>
+                <w:rFonts w:ascii="Arial" w:hAnsi="Arial" w:cs="Arial"/>
+                <w:sz w:val="20"/>
+                <w:szCs w:val="20"/>
+              </w:rPr>
+              <w:t>{</w:t>
             </w:r>
             <w:proofErr w:type="spellStart"/>
-            <w:proofErr w:type="gramStart"/>
-            <w:r>
-              <w:rPr>
-                <w:rFonts w:ascii="Arial" w:hAnsi="Arial" w:cs="Arial"/>
-                <w:sz w:val="18"/>
-                <w:szCs w:val="18"/>
-              </w:rPr>
-              <w:t>prov.planoReposicao</w:t>
+            <w:r>
+              <w:rPr>
+                <w:rFonts w:ascii="Arial" w:hAnsi="Arial" w:cs="Arial"/>
+                <w:sz w:val="20"/>
+                <w:szCs w:val="20"/>
+              </w:rPr>
+              <w:t>prov_planoReposicao</w:t>
             </w:r>
             <w:proofErr w:type="spellEnd"/>
-            <w:proofErr w:type="gramEnd"/>
-            <w:r>
-              <w:rPr>
-                <w:rFonts w:ascii="Arial" w:hAnsi="Arial" w:cs="Arial"/>
-                <w:sz w:val="18"/>
-                <w:szCs w:val="18"/>
-              </w:rPr>
-              <w:t>}}</w:t>
-            </w:r>
-          </w:p>
-        </w:tc>
-        <w:tc>
-          <w:tcPr>
-            <w:tcW w:w="4534" w:type="dxa"/>
+            <w:r>
+              <w:rPr>
+                <w:rFonts w:ascii="Arial" w:hAnsi="Arial" w:cs="Arial"/>
+                <w:sz w:val="20"/>
+                <w:szCs w:val="20"/>
+              </w:rPr>
+              <w:t>}</w:t>
+            </w:r>
+          </w:p>
+        </w:tc>
+        <w:tc>
+          <w:tcPr>
+            <w:tcW w:w="4535" w:type="dxa"/>
             <w:gridSpan w:val="2"/>
             <w:shd w:val="clear" w:color="auto" w:fill="FFFFFF" w:themeFill="background1"/>
           </w:tcPr>
@@ -5896,49 +5609,48 @@
         <w:tc>
           <w:tcPr>
             <w:tcW w:w="236" w:type="dxa"/>
+            <w:gridSpan w:val="2"/>
             <w:shd w:val="clear" w:color="auto" w:fill="F2F2F2" w:themeFill="background1" w:themeFillShade="F2"/>
           </w:tcPr>
           <w:p>
             <w:pPr>
               <w:rPr>
                 <w:rFonts w:ascii="Arial" w:hAnsi="Arial" w:cs="Arial"/>
-                <w:sz w:val="18"/>
-                <w:szCs w:val="18"/>
-              </w:rPr>
-            </w:pPr>
-            <w:r>
-              <w:rPr>
-                <w:rFonts w:ascii="Arial" w:hAnsi="Arial" w:cs="Arial"/>
-                <w:sz w:val="18"/>
-                <w:szCs w:val="18"/>
-              </w:rPr>
-              <w:t>{{</w:t>
+                <w:sz w:val="20"/>
+                <w:szCs w:val="20"/>
+              </w:rPr>
+            </w:pPr>
+            <w:r>
+              <w:rPr>
+                <w:rFonts w:ascii="Arial" w:hAnsi="Arial" w:cs="Arial"/>
+                <w:sz w:val="20"/>
+                <w:szCs w:val="20"/>
+              </w:rPr>
+              <w:t>{</w:t>
             </w:r>
             <w:proofErr w:type="spellStart"/>
-            <w:proofErr w:type="gramStart"/>
-            <w:r>
-              <w:rPr>
-                <w:rFonts w:ascii="Arial" w:hAnsi="Arial" w:cs="Arial"/>
-                <w:sz w:val="18"/>
-                <w:szCs w:val="18"/>
-              </w:rPr>
-              <w:t>prov.planoRecuperacao</w:t>
+            <w:r>
+              <w:rPr>
+                <w:rFonts w:ascii="Arial" w:hAnsi="Arial" w:cs="Arial"/>
+                <w:sz w:val="20"/>
+                <w:szCs w:val="20"/>
+              </w:rPr>
+              <w:t>prov_planoRecuperacao</w:t>
             </w:r>
             <w:proofErr w:type="spellEnd"/>
-            <w:proofErr w:type="gramEnd"/>
-            <w:r>
-              <w:rPr>
-                <w:rFonts w:ascii="Arial" w:hAnsi="Arial" w:cs="Arial"/>
-                <w:sz w:val="18"/>
-                <w:szCs w:val="18"/>
-              </w:rPr>
-              <w:t>}}</w:t>
-            </w:r>
-          </w:p>
-        </w:tc>
-        <w:tc>
-          <w:tcPr>
-            <w:tcW w:w="4602" w:type="dxa"/>
+            <w:r>
+              <w:rPr>
+                <w:rFonts w:ascii="Arial" w:hAnsi="Arial" w:cs="Arial"/>
+                <w:sz w:val="20"/>
+                <w:szCs w:val="20"/>
+              </w:rPr>
+              <w:t>}</w:t>
+            </w:r>
+          </w:p>
+        </w:tc>
+        <w:tc>
+          <w:tcPr>
+            <w:tcW w:w="4586" w:type="dxa"/>
             <w:gridSpan w:val="2"/>
             <w:shd w:val="clear" w:color="auto" w:fill="FFFFFF" w:themeFill="background1"/>
           </w:tcPr>
@@ -5999,40 +5711,33 @@
               <w:t>Outra – Citar:</w:t>
             </w:r>
             <w:r>
-              <w:rPr>
-                <w:rFonts w:ascii="Arial" w:hAnsi="Arial" w:cs="Arial"/>
-                <w:sz w:val="20"/>
-                <w:szCs w:val="20"/>
-              </w:rPr>
               <w:t xml:space="preserve"> </w:t>
             </w:r>
             <w:r>
               <w:rPr>
                 <w:rFonts w:ascii="Arial" w:hAnsi="Arial" w:cs="Arial"/>
-                <w:sz w:val="18"/>
-                <w:szCs w:val="18"/>
-              </w:rPr>
-              <w:t>{{</w:t>
+                <w:sz w:val="20"/>
+                <w:szCs w:val="20"/>
+              </w:rPr>
+              <w:t>{</w:t>
             </w:r>
             <w:proofErr w:type="spellStart"/>
-            <w:proofErr w:type="gramStart"/>
-            <w:r>
-              <w:rPr>
-                <w:rFonts w:ascii="Arial" w:hAnsi="Arial" w:cs="Arial"/>
-                <w:sz w:val="18"/>
-                <w:szCs w:val="18"/>
-              </w:rPr>
-              <w:t>prov.outro</w:t>
+            <w:r>
+              <w:rPr>
+                <w:rFonts w:ascii="Arial" w:hAnsi="Arial" w:cs="Arial"/>
+                <w:sz w:val="20"/>
+                <w:szCs w:val="20"/>
+              </w:rPr>
+              <w:t>prov_outro</w:t>
             </w:r>
             <w:proofErr w:type="spellEnd"/>
-            <w:proofErr w:type="gramEnd"/>
-            <w:r>
-              <w:rPr>
-                <w:rFonts w:ascii="Arial" w:hAnsi="Arial" w:cs="Arial"/>
-                <w:sz w:val="18"/>
-                <w:szCs w:val="18"/>
-              </w:rPr>
-              <w:t>}}</w:t>
+            <w:r>
+              <w:rPr>
+                <w:rFonts w:ascii="Arial" w:hAnsi="Arial" w:cs="Arial"/>
+                <w:sz w:val="20"/>
+                <w:szCs w:val="20"/>
+              </w:rPr>
+              <w:t>}</w:t>
             </w:r>
           </w:p>
         </w:tc>
@@ -6040,13 +5745,13 @@
       <w:tr>
         <w:trPr>
           <w:gridAfter w:val="3"/>
-          <w:wAfter w:w="14868" w:type="dxa"/>
+          <w:wAfter w:w="14883" w:type="dxa"/>
           <w:trHeight w:val="1437"/>
         </w:trPr>
         <w:tc>
           <w:tcPr>
-            <w:tcW w:w="14582" w:type="dxa"/>
-            <w:gridSpan w:val="10"/>
+            <w:tcW w:w="14567" w:type="dxa"/>
+            <w:gridSpan w:val="11"/>
             <w:shd w:val="clear" w:color="auto" w:fill="FFFFFF" w:themeFill="background1"/>
           </w:tcPr>
           <w:p>
@@ -6063,6 +5768,7 @@
                 <w:b/>
                 <w:szCs w:val="24"/>
               </w:rPr>
+              <w:lastRenderedPageBreak/>
               <w:t>Observações (OPP/AQV/</w:t>
             </w:r>
             <w:r>
@@ -6087,24 +5793,24 @@
             <w:pPr>
               <w:rPr>
                 <w:rFonts w:ascii="Arial" w:hAnsi="Arial" w:cs="Arial"/>
-                <w:sz w:val="18"/>
-                <w:szCs w:val="18"/>
-              </w:rPr>
-            </w:pPr>
-            <w:r>
-              <w:rPr>
-                <w:rFonts w:ascii="Arial" w:hAnsi="Arial" w:cs="Arial"/>
-                <w:sz w:val="18"/>
-                <w:szCs w:val="18"/>
-              </w:rPr>
-              <w:t>{{</w:t>
+                <w:sz w:val="20"/>
+                <w:szCs w:val="20"/>
+              </w:rPr>
+            </w:pPr>
+            <w:r>
+              <w:rPr>
+                <w:rFonts w:ascii="Arial" w:hAnsi="Arial" w:cs="Arial"/>
+                <w:sz w:val="20"/>
+                <w:szCs w:val="20"/>
+              </w:rPr>
+              <w:t>{</w:t>
             </w:r>
             <w:proofErr w:type="spellStart"/>
             <w:r>
               <w:rPr>
                 <w:rFonts w:ascii="Arial" w:hAnsi="Arial" w:cs="Arial"/>
-                <w:sz w:val="18"/>
-                <w:szCs w:val="18"/>
+                <w:sz w:val="20"/>
+                <w:szCs w:val="20"/>
               </w:rPr>
               <w:t>obsEscola</w:t>
             </w:r>
@@ -6112,10 +5818,10 @@
             <w:r>
               <w:rPr>
                 <w:rFonts w:ascii="Arial" w:hAnsi="Arial" w:cs="Arial"/>
-                <w:sz w:val="18"/>
-                <w:szCs w:val="18"/>
-              </w:rPr>
-              <w:t>}}</w:t>
+                <w:sz w:val="20"/>
+                <w:szCs w:val="20"/>
+              </w:rPr>
+              <w:t>}</w:t>
             </w:r>
           </w:p>
           <w:p>
@@ -6138,7 +5844,7 @@
               <mc:AlternateContent>
                 <mc:Choice Requires="wps">
                   <w:drawing>
-                    <wp:anchor distT="0" distB="0" distL="114300" distR="114300" simplePos="0" relativeHeight="251659776" behindDoc="0" locked="0" layoutInCell="1" allowOverlap="1" wp14:anchorId="06F34998" wp14:editId="3E5AFD4C">
+                    <wp:anchor distT="0" distB="0" distL="114300" distR="114300" simplePos="0" relativeHeight="251660288" behindDoc="0" locked="0" layoutInCell="1" allowOverlap="1" wp14:anchorId="788EBE5D" wp14:editId="1729DB17">
                       <wp:simplePos x="0" y="0"/>
                       <wp:positionH relativeFrom="column">
                         <wp:posOffset>8291195</wp:posOffset>
@@ -6206,11 +5912,11 @@
                 </mc:Choice>
                 <mc:Fallback>
                   <w:pict>
-                    <v:shapetype w14:anchorId="06F34998" id="_x0000_t202" coordsize="21600,21600" o:spt="202" path="m,l,21600r21600,l21600,xe">
+                    <v:shapetype w14:anchorId="788EBE5D" id="_x0000_t202" coordsize="21600,21600" o:spt="202" path="m,l,21600r21600,l21600,xe">
                       <v:stroke joinstyle="miter"/>
                       <v:path gradientshapeok="t" o:connecttype="rect"/>
                     </v:shapetype>
-                    <v:shape id="Caixa de Texto 2" o:spid="_x0000_s1026" type="#_x0000_t202" style="position:absolute;margin-left:652.85pt;margin-top:20.2pt;width:85.5pt;height:23.25pt;z-index:251659776;visibility:visible;mso-wrap-style:square;mso-width-percent:0;mso-height-percent:0;mso-wrap-distance-left:9pt;mso-wrap-distance-top:0;mso-wrap-distance-right:9pt;mso-wrap-distance-bottom:0;mso-position-horizontal:absolute;mso-position-horizontal-relative:text;mso-position-vertical:absolute;mso-position-vertical-relative:text;mso-width-percent:0;mso-height-percent:0;mso-width-relative:margin;mso-height-relative:margin;v-text-anchor:top" o:gfxdata="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" filled="f" strokecolor="white [3212]">
+                    <v:shape id="Caixa de Texto 2" o:spid="_x0000_s1026" type="#_x0000_t202" style="position:absolute;margin-left:652.85pt;margin-top:20.2pt;width:85.5pt;height:23.25pt;z-index:251660288;visibility:visible;mso-wrap-style:square;mso-width-percent:0;mso-height-percent:0;mso-wrap-distance-left:9pt;mso-wrap-distance-top:0;mso-wrap-distance-right:9pt;mso-wrap-distance-bottom:0;mso-position-horizontal:absolute;mso-position-horizontal-relative:text;mso-position-vertical:absolute;mso-position-vertical-relative:text;mso-width-percent:0;mso-height-percent:0;mso-width-relative:margin;mso-height-relative:margin;v-text-anchor:top" o:gfxdata="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" filled="f" strokecolor="white [3212]">
                       <v:textbox>
                         <w:txbxContent>
                           <w:p>
@@ -6342,6 +6048,7 @@
                 <w:szCs w:val="24"/>
               </w:rPr>
             </w:pPr>
+            <w:proofErr w:type="gramStart"/>
             <w:r>
               <w:rPr>
                 <w:rFonts w:ascii="Arial" w:hAnsi="Arial" w:cs="Arial"/>
@@ -6350,7 +6057,7 @@
                 <w:sz w:val="20"/>
                 <w:szCs w:val="24"/>
               </w:rPr>
-              <w:t>(</w:t>
+              <w:t xml:space="preserve">(  </w:t>
             </w:r>
             <w:r>
               <w:rPr>
@@ -6360,9 +6067,20 @@
                 <w:sz w:val="20"/>
                 <w:szCs w:val="24"/>
               </w:rPr>
-              <w:t>{{</w:t>
+              <w:t>{</w:t>
             </w:r>
             <w:proofErr w:type="spellStart"/>
+            <w:proofErr w:type="gramEnd"/>
+            <w:r>
+              <w:rPr>
+                <w:rFonts w:ascii="Arial" w:hAnsi="Arial" w:cs="Arial"/>
+                <w:b/>
+                <w:color w:val="FF0000"/>
+                <w:sz w:val="20"/>
+                <w:szCs w:val="24"/>
+              </w:rPr>
+              <w:t>plano_</w:t>
+            </w:r>
             <w:proofErr w:type="gramStart"/>
             <w:r>
               <w:rPr>
@@ -6372,9 +6090,29 @@
                 <w:sz w:val="20"/>
                 <w:szCs w:val="24"/>
               </w:rPr>
-              <w:t>plano.recuperacaoConteudo</w:t>
+              <w:t>recuperacaoConteudo</w:t>
             </w:r>
             <w:proofErr w:type="spellEnd"/>
+            <w:r>
+              <w:rPr>
+                <w:rFonts w:ascii="Arial" w:hAnsi="Arial" w:cs="Arial"/>
+                <w:b/>
+                <w:color w:val="FF0000"/>
+                <w:sz w:val="20"/>
+                <w:szCs w:val="24"/>
+              </w:rPr>
+              <w:t>}</w:t>
+            </w:r>
+            <w:r>
+              <w:rPr>
+                <w:rFonts w:ascii="Arial" w:hAnsi="Arial" w:cs="Arial"/>
+                <w:b/>
+                <w:color w:val="FF0000"/>
+                <w:sz w:val="20"/>
+                <w:szCs w:val="24"/>
+              </w:rPr>
+              <w:t xml:space="preserve">  )</w:t>
+            </w:r>
             <w:proofErr w:type="gramEnd"/>
             <w:r>
               <w:rPr>
@@ -6384,7 +6122,7 @@
                 <w:sz w:val="20"/>
                 <w:szCs w:val="24"/>
               </w:rPr>
-              <w:t>}}</w:t>
+              <w:t xml:space="preserve"> Recuperação</w:t>
             </w:r>
             <w:r>
               <w:rPr>
@@ -6394,8 +6132,9 @@
                 <w:sz w:val="20"/>
                 <w:szCs w:val="24"/>
               </w:rPr>
-              <w:t>) Recuperação</w:t>
-            </w:r>
+              <w:t xml:space="preserve"> </w:t>
+            </w:r>
+            <w:proofErr w:type="gramStart"/>
             <w:r>
               <w:rPr>
                 <w:rFonts w:ascii="Arial" w:hAnsi="Arial" w:cs="Arial"/>
@@ -6404,8 +6143,39 @@
                 <w:sz w:val="20"/>
                 <w:szCs w:val="24"/>
               </w:rPr>
+              <w:t xml:space="preserve">- </w:t>
+            </w:r>
+            <w:r>
+              <w:rPr>
+                <w:rFonts w:ascii="Arial" w:hAnsi="Arial" w:cs="Arial"/>
+                <w:b/>
+                <w:color w:val="FF0000"/>
+                <w:sz w:val="20"/>
+                <w:szCs w:val="24"/>
+              </w:rPr>
               <w:t xml:space="preserve"> </w:t>
             </w:r>
+            <w:r>
+              <w:rPr>
+                <w:rFonts w:ascii="Arial" w:hAnsi="Arial" w:cs="Arial"/>
+                <w:b/>
+                <w:color w:val="FF0000"/>
+                <w:sz w:val="20"/>
+                <w:szCs w:val="24"/>
+              </w:rPr>
+              <w:t>Conteúdo</w:t>
+            </w:r>
+            <w:proofErr w:type="gramEnd"/>
+            <w:r>
+              <w:rPr>
+                <w:rFonts w:ascii="Arial" w:hAnsi="Arial" w:cs="Arial"/>
+                <w:b/>
+                <w:color w:val="FF0000"/>
+                <w:sz w:val="20"/>
+                <w:szCs w:val="24"/>
+              </w:rPr>
+              <w:t xml:space="preserve"> (PEARE) ou </w:t>
+            </w:r>
             <w:proofErr w:type="gramStart"/>
             <w:r>
               <w:rPr>
@@ -6415,8 +6185,9 @@
                 <w:sz w:val="20"/>
                 <w:szCs w:val="24"/>
               </w:rPr>
-              <w:t xml:space="preserve">- </w:t>
-            </w:r>
+              <w:t>de  Fundamentos</w:t>
+            </w:r>
+            <w:proofErr w:type="gramEnd"/>
             <w:r>
               <w:rPr>
                 <w:rFonts w:ascii="Arial" w:hAnsi="Arial" w:cs="Arial"/>
@@ -6425,8 +6196,9 @@
                 <w:sz w:val="20"/>
                 <w:szCs w:val="24"/>
               </w:rPr>
-              <w:t xml:space="preserve"> </w:t>
-            </w:r>
+              <w:t>/Capacidades (</w:t>
+            </w:r>
+            <w:proofErr w:type="gramStart"/>
             <w:r>
               <w:rPr>
                 <w:rFonts w:ascii="Arial" w:hAnsi="Arial" w:cs="Arial"/>
@@ -6435,7 +6207,17 @@
                 <w:sz w:val="20"/>
                 <w:szCs w:val="24"/>
               </w:rPr>
-              <w:t>Conteúdo</w:t>
+              <w:t>Competências)</w:t>
+            </w:r>
+            <w:r>
+              <w:rPr>
+                <w:rFonts w:ascii="Arial" w:hAnsi="Arial" w:cs="Arial"/>
+                <w:b/>
+                <w:color w:val="FF0000"/>
+                <w:sz w:val="20"/>
+                <w:szCs w:val="24"/>
+              </w:rPr>
+              <w:t xml:space="preserve">   </w:t>
             </w:r>
             <w:proofErr w:type="gramEnd"/>
             <w:r>
@@ -6446,7 +6228,7 @@
                 <w:sz w:val="20"/>
                 <w:szCs w:val="24"/>
               </w:rPr>
-              <w:t xml:space="preserve"> (PEARE) ou </w:t>
+              <w:t xml:space="preserve">              </w:t>
             </w:r>
             <w:proofErr w:type="gramStart"/>
             <w:r>
@@ -6457,7 +6239,7 @@
                 <w:sz w:val="20"/>
                 <w:szCs w:val="24"/>
               </w:rPr>
-              <w:t>de  Fundamentos</w:t>
+              <w:t xml:space="preserve">   (</w:t>
             </w:r>
             <w:proofErr w:type="gramEnd"/>
             <w:r>
@@ -6468,7 +6250,17 @@
                 <w:sz w:val="20"/>
                 <w:szCs w:val="24"/>
               </w:rPr>
-              <w:t>/Capacidades (</w:t>
+              <w:t xml:space="preserve">  </w:t>
+            </w:r>
+            <w:r>
+              <w:rPr>
+                <w:rFonts w:ascii="Arial" w:hAnsi="Arial" w:cs="Arial"/>
+                <w:b/>
+                <w:color w:val="FF0000"/>
+                <w:sz w:val="20"/>
+                <w:szCs w:val="24"/>
+              </w:rPr>
+              <w:t>{plano_</w:t>
             </w:r>
             <w:proofErr w:type="gramStart"/>
             <w:r>
@@ -6479,7 +6271,7 @@
                 <w:sz w:val="20"/>
                 <w:szCs w:val="24"/>
               </w:rPr>
-              <w:t>Competências)</w:t>
+              <w:t>reposicaoAusencia}</w:t>
             </w:r>
             <w:r>
               <w:rPr>
@@ -6489,7 +6281,17 @@
                 <w:sz w:val="20"/>
                 <w:szCs w:val="24"/>
               </w:rPr>
-              <w:t xml:space="preserve">   </w:t>
+              <w:t xml:space="preserve">  </w:t>
+            </w:r>
+            <w:r>
+              <w:rPr>
+                <w:rFonts w:ascii="Arial" w:hAnsi="Arial" w:cs="Arial"/>
+                <w:b/>
+                <w:color w:val="FF0000"/>
+                <w:sz w:val="20"/>
+                <w:szCs w:val="24"/>
+              </w:rPr>
+              <w:t>)</w:t>
             </w:r>
             <w:proofErr w:type="gramEnd"/>
             <w:r>
@@ -6500,72 +6302,6 @@
                 <w:sz w:val="20"/>
                 <w:szCs w:val="24"/>
               </w:rPr>
-              <w:t xml:space="preserve">              </w:t>
-            </w:r>
-            <w:proofErr w:type="gramStart"/>
-            <w:r>
-              <w:rPr>
-                <w:rFonts w:ascii="Arial" w:hAnsi="Arial" w:cs="Arial"/>
-                <w:b/>
-                <w:color w:val="FF0000"/>
-                <w:sz w:val="20"/>
-                <w:szCs w:val="24"/>
-              </w:rPr>
-              <w:t xml:space="preserve">   (</w:t>
-            </w:r>
-            <w:proofErr w:type="gramEnd"/>
-            <w:r>
-              <w:rPr>
-                <w:rFonts w:ascii="Arial" w:hAnsi="Arial" w:cs="Arial"/>
-                <w:b/>
-                <w:color w:val="FF0000"/>
-                <w:sz w:val="20"/>
-                <w:szCs w:val="24"/>
-              </w:rPr>
-              <w:t>{{</w:t>
-            </w:r>
-            <w:proofErr w:type="spellStart"/>
-            <w:proofErr w:type="gramStart"/>
-            <w:r>
-              <w:rPr>
-                <w:rFonts w:ascii="Arial" w:hAnsi="Arial" w:cs="Arial"/>
-                <w:b/>
-                <w:color w:val="FF0000"/>
-                <w:sz w:val="20"/>
-                <w:szCs w:val="24"/>
-              </w:rPr>
-              <w:t>plano.reposicaoAusencia</w:t>
-            </w:r>
-            <w:proofErr w:type="spellEnd"/>
-            <w:proofErr w:type="gramEnd"/>
-            <w:r>
-              <w:rPr>
-                <w:rFonts w:ascii="Arial" w:hAnsi="Arial" w:cs="Arial"/>
-                <w:b/>
-                <w:color w:val="FF0000"/>
-                <w:sz w:val="20"/>
-                <w:szCs w:val="24"/>
-              </w:rPr>
-              <w:t>}}</w:t>
-            </w:r>
-            <w:r>
-              <w:rPr>
-                <w:rFonts w:ascii="Arial" w:hAnsi="Arial" w:cs="Arial"/>
-                <w:b/>
-                <w:color w:val="FF0000"/>
-                <w:sz w:val="20"/>
-                <w:szCs w:val="24"/>
-              </w:rPr>
-              <w:t>)</w:t>
-            </w:r>
-            <w:r>
-              <w:rPr>
-                <w:rFonts w:ascii="Arial" w:hAnsi="Arial" w:cs="Arial"/>
-                <w:b/>
-                <w:color w:val="FF0000"/>
-                <w:sz w:val="20"/>
-                <w:szCs w:val="24"/>
-              </w:rPr>
               <w:t xml:space="preserve"> Reposição de ausência                       </w:t>
             </w:r>
           </w:p>
@@ -6586,7 +6322,6 @@
                 <w:sz w:val="20"/>
                 <w:szCs w:val="24"/>
               </w:rPr>
-              <w:lastRenderedPageBreak/>
               <w:t xml:space="preserve">       </w:t>
             </w:r>
             <w:r>
@@ -6644,7 +6379,6 @@
                 <w:sz w:val="20"/>
                 <w:szCs w:val="24"/>
               </w:rPr>
-              <w:lastRenderedPageBreak/>
               <w:t>DATA</w:t>
             </w:r>
           </w:p>
@@ -9587,13 +9321,13 @@
               <mc:AlternateContent>
                 <mc:Choice Requires="wps">
                   <w:drawing>
-                    <wp:anchor distT="0" distB="0" distL="114300" distR="114300" simplePos="0" relativeHeight="251668480" behindDoc="0" locked="0" layoutInCell="1" allowOverlap="1" wp14:anchorId="43B42579" wp14:editId="4066F379">
+                    <wp:anchor distT="0" distB="0" distL="114300" distR="114300" simplePos="0" relativeHeight="251668480" behindDoc="0" locked="0" layoutInCell="1" allowOverlap="1" wp14:anchorId="3BC6CB03" wp14:editId="5466FAC5">
                       <wp:simplePos x="0" y="0"/>
                       <wp:positionH relativeFrom="column">
-                        <wp:posOffset>8053070</wp:posOffset>
+                        <wp:posOffset>8329295</wp:posOffset>
                       </wp:positionH>
                       <wp:positionV relativeFrom="paragraph">
-                        <wp:posOffset>19685</wp:posOffset>
+                        <wp:posOffset>10633</wp:posOffset>
                       </wp:positionV>
                       <wp:extent cx="1085850" cy="295275"/>
                       <wp:effectExtent l="0" t="0" r="19050" b="28575"/>
@@ -9652,7 +9386,7 @@
                 </mc:Choice>
                 <mc:Fallback>
                   <w:pict>
-                    <v:shape w14:anchorId="43B42579" id="_x0000_s1027" type="#_x0000_t202" style="position:absolute;margin-left:634.1pt;margin-top:1.55pt;width:85.5pt;height:23.25pt;z-index:251668480;visibility:visible;mso-wrap-style:square;mso-width-percent:0;mso-height-percent:0;mso-wrap-distance-left:9pt;mso-wrap-distance-top:0;mso-wrap-distance-right:9pt;mso-wrap-distance-bottom:0;mso-position-horizontal:absolute;mso-position-horizontal-relative:text;mso-position-vertical:absolute;mso-position-vertical-relative:text;mso-width-percent:0;mso-height-percent:0;mso-width-relative:margin;mso-height-relative:margin;v-text-anchor:top" o:gfxdata="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" filled="f" strokecolor="white [3212]">
+                    <v:shape w14:anchorId="3BC6CB03" id="_x0000_s1027" type="#_x0000_t202" style="position:absolute;margin-left:655.85pt;margin-top:.85pt;width:85.5pt;height:23.25pt;z-index:251668480;visibility:visible;mso-wrap-style:square;mso-width-percent:0;mso-height-percent:0;mso-wrap-distance-left:9pt;mso-wrap-distance-top:0;mso-wrap-distance-right:9pt;mso-wrap-distance-bottom:0;mso-position-horizontal:absolute;mso-position-horizontal-relative:text;mso-position-vertical:absolute;mso-position-vertical-relative:text;mso-width-percent:0;mso-height-percent:0;mso-width-relative:margin;mso-height-relative:margin;v-text-anchor:top" o:gfxdata="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" filled="f" strokecolor="white [3212]">
                       <v:textbox>
                         <w:txbxContent>
                           <w:p>
@@ -9823,7 +9557,7 @@
       </w:pPr>
     </w:lvl>
   </w:abstractNum>
-  <w:num w:numId="1" w16cid:durableId="2144495828">
+  <w:num w:numId="1" w16cid:durableId="86771400">
     <w:abstractNumId w:val="0"/>
   </w:num>
 </w:numbering>

--- a/backend/docs/IAA-InstrumentoAcompanhamento_template_.docx
+++ b/backend/docs/IAA-InstrumentoAcompanhamento_template_.docx
@@ -19,7 +19,7 @@
           <w:lang w:eastAsia="pt-BR"/>
         </w:rPr>
         <w:drawing>
-          <wp:anchor distT="0" distB="0" distL="114300" distR="114300" simplePos="0" relativeHeight="251658240" behindDoc="0" locked="0" layoutInCell="1" allowOverlap="1" wp14:anchorId="75EEE166" wp14:editId="6849F6D2">
+          <wp:anchor distT="0" distB="0" distL="114300" distR="114300" simplePos="0" relativeHeight="251656704" behindDoc="0" locked="0" layoutInCell="1" allowOverlap="1" wp14:anchorId="75EEE166" wp14:editId="17AC5683">
             <wp:simplePos x="0" y="0"/>
             <wp:positionH relativeFrom="column">
               <wp:posOffset>4053840</wp:posOffset>
@@ -123,16 +123,14 @@
         <w:tblLook w:val="04A0" w:firstRow="1" w:lastRow="0" w:firstColumn="1" w:lastColumn="0" w:noHBand="0" w:noVBand="1"/>
       </w:tblPr>
       <w:tblGrid>
-        <w:gridCol w:w="249"/>
-        <w:gridCol w:w="4516"/>
+        <w:gridCol w:w="392"/>
+        <w:gridCol w:w="4373"/>
         <w:gridCol w:w="19"/>
-        <w:gridCol w:w="217"/>
-        <w:gridCol w:w="19"/>
-        <w:gridCol w:w="2312"/>
+        <w:gridCol w:w="427"/>
+        <w:gridCol w:w="2121"/>
         <w:gridCol w:w="2274"/>
-        <w:gridCol w:w="236"/>
-        <w:gridCol w:w="47"/>
-        <w:gridCol w:w="1270"/>
+        <w:gridCol w:w="425"/>
+        <w:gridCol w:w="1128"/>
         <w:gridCol w:w="3408"/>
         <w:gridCol w:w="4961"/>
         <w:gridCol w:w="4961"/>
@@ -146,7 +144,7 @@
         <w:tc>
           <w:tcPr>
             <w:tcW w:w="14567" w:type="dxa"/>
-            <w:gridSpan w:val="11"/>
+            <w:gridSpan w:val="9"/>
             <w:shd w:val="clear" w:color="auto" w:fill="D9D9D9" w:themeFill="background1" w:themeFillShade="D9"/>
           </w:tcPr>
           <w:p>
@@ -196,7 +194,7 @@
         <w:tc>
           <w:tcPr>
             <w:tcW w:w="11159" w:type="dxa"/>
-            <w:gridSpan w:val="10"/>
+            <w:gridSpan w:val="8"/>
           </w:tcPr>
           <w:p>
             <w:pPr>
@@ -287,7 +285,7 @@
         <w:tc>
           <w:tcPr>
             <w:tcW w:w="7332" w:type="dxa"/>
-            <w:gridSpan w:val="6"/>
+            <w:gridSpan w:val="5"/>
           </w:tcPr>
           <w:p>
             <w:pPr>
@@ -326,7 +324,7 @@
         <w:tc>
           <w:tcPr>
             <w:tcW w:w="7235" w:type="dxa"/>
-            <w:gridSpan w:val="5"/>
+            <w:gridSpan w:val="4"/>
           </w:tcPr>
           <w:p>
             <w:pPr>
@@ -372,7 +370,7 @@
         <w:tc>
           <w:tcPr>
             <w:tcW w:w="14567" w:type="dxa"/>
-            <w:gridSpan w:val="11"/>
+            <w:gridSpan w:val="9"/>
             <w:shd w:val="clear" w:color="auto" w:fill="F2F2F2" w:themeFill="background1" w:themeFillShade="F2"/>
           </w:tcPr>
           <w:p>
@@ -431,7 +429,7 @@
         <w:tc>
           <w:tcPr>
             <w:tcW w:w="4822" w:type="dxa"/>
-            <w:gridSpan w:val="4"/>
+            <w:gridSpan w:val="3"/>
             <w:shd w:val="clear" w:color="auto" w:fill="F2F2F2" w:themeFill="background1" w:themeFillShade="F2"/>
           </w:tcPr>
           <w:p>
@@ -457,7 +455,7 @@
         <w:tc>
           <w:tcPr>
             <w:tcW w:w="4961" w:type="dxa"/>
-            <w:gridSpan w:val="4"/>
+            <w:gridSpan w:val="3"/>
             <w:shd w:val="clear" w:color="auto" w:fill="F2F2F2" w:themeFill="background1" w:themeFillShade="F2"/>
           </w:tcPr>
           <w:p>
@@ -489,7 +487,7 @@
         </w:trPr>
         <w:tc>
           <w:tcPr>
-            <w:tcW w:w="249" w:type="dxa"/>
+            <w:tcW w:w="392" w:type="dxa"/>
             <w:shd w:val="clear" w:color="auto" w:fill="F2F2F2" w:themeFill="background1" w:themeFillShade="F2"/>
           </w:tcPr>
           <w:p>
@@ -497,13 +495,17 @@
               <w:jc w:val="center"/>
               <w:rPr>
                 <w:rFonts w:ascii="Arial" w:hAnsi="Arial" w:cs="Arial"/>
-                <w:sz w:val="18"/>
-                <w:szCs w:val="18"/>
-              </w:rPr>
-            </w:pPr>
-            <w:r>
-              <w:rPr>
-                <w:rFonts w:ascii="Arial" w:hAnsi="Arial" w:cs="Arial"/>
+                <w:b/>
+                <w:bCs/>
+                <w:sz w:val="18"/>
+                <w:szCs w:val="18"/>
+              </w:rPr>
+            </w:pPr>
+            <w:r>
+              <w:rPr>
+                <w:rFonts w:ascii="Arial" w:hAnsi="Arial" w:cs="Arial"/>
+                <w:b/>
+                <w:bCs/>
                 <w:sz w:val="18"/>
                 <w:szCs w:val="18"/>
               </w:rPr>
@@ -513,6 +515,8 @@
             <w:r>
               <w:rPr>
                 <w:rFonts w:ascii="Arial" w:hAnsi="Arial" w:cs="Arial"/>
+                <w:b/>
+                <w:bCs/>
                 <w:sz w:val="18"/>
                 <w:szCs w:val="18"/>
               </w:rPr>
@@ -522,6 +526,8 @@
             <w:r>
               <w:rPr>
                 <w:rFonts w:ascii="Arial" w:hAnsi="Arial" w:cs="Arial"/>
+                <w:b/>
+                <w:bCs/>
                 <w:sz w:val="18"/>
                 <w:szCs w:val="18"/>
               </w:rPr>
@@ -531,7 +537,7 @@
         </w:tc>
         <w:tc>
           <w:tcPr>
-            <w:tcW w:w="4535" w:type="dxa"/>
+            <w:tcW w:w="4392" w:type="dxa"/>
             <w:gridSpan w:val="2"/>
           </w:tcPr>
           <w:p>
@@ -554,21 +560,25 @@
         </w:tc>
         <w:tc>
           <w:tcPr>
-            <w:tcW w:w="236" w:type="dxa"/>
-            <w:gridSpan w:val="2"/>
+            <w:tcW w:w="427" w:type="dxa"/>
             <w:shd w:val="clear" w:color="auto" w:fill="F2F2F2" w:themeFill="background1" w:themeFillShade="F2"/>
           </w:tcPr>
           <w:p>
             <w:pPr>
-              <w:rPr>
-                <w:rFonts w:ascii="Arial" w:hAnsi="Arial" w:cs="Arial"/>
-                <w:sz w:val="18"/>
-                <w:szCs w:val="18"/>
-              </w:rPr>
-            </w:pPr>
-            <w:r>
-              <w:rPr>
-                <w:rFonts w:ascii="Arial" w:hAnsi="Arial" w:cs="Arial"/>
+              <w:jc w:val="center"/>
+              <w:rPr>
+                <w:rFonts w:ascii="Arial" w:hAnsi="Arial" w:cs="Arial"/>
+                <w:b/>
+                <w:bCs/>
+                <w:sz w:val="18"/>
+                <w:szCs w:val="18"/>
+              </w:rPr>
+            </w:pPr>
+            <w:r>
+              <w:rPr>
+                <w:rFonts w:ascii="Arial" w:hAnsi="Arial" w:cs="Arial"/>
+                <w:b/>
+                <w:bCs/>
                 <w:sz w:val="18"/>
                 <w:szCs w:val="18"/>
               </w:rPr>
@@ -578,6 +588,8 @@
             <w:r>
               <w:rPr>
                 <w:rFonts w:ascii="Arial" w:hAnsi="Arial" w:cs="Arial"/>
+                <w:b/>
+                <w:bCs/>
                 <w:sz w:val="18"/>
                 <w:szCs w:val="18"/>
               </w:rPr>
@@ -587,6 +599,8 @@
             <w:r>
               <w:rPr>
                 <w:rFonts w:ascii="Arial" w:hAnsi="Arial" w:cs="Arial"/>
+                <w:b/>
+                <w:bCs/>
                 <w:sz w:val="18"/>
                 <w:szCs w:val="18"/>
               </w:rPr>
@@ -596,7 +610,7 @@
         </w:tc>
         <w:tc>
           <w:tcPr>
-            <w:tcW w:w="4586" w:type="dxa"/>
+            <w:tcW w:w="4395" w:type="dxa"/>
             <w:gridSpan w:val="2"/>
           </w:tcPr>
           <w:p>
@@ -619,20 +633,25 @@
         </w:tc>
         <w:tc>
           <w:tcPr>
-            <w:tcW w:w="236" w:type="dxa"/>
+            <w:tcW w:w="425" w:type="dxa"/>
             <w:shd w:val="clear" w:color="auto" w:fill="F2F2F2" w:themeFill="background1" w:themeFillShade="F2"/>
           </w:tcPr>
           <w:p>
             <w:pPr>
-              <w:rPr>
-                <w:rFonts w:ascii="Arial" w:hAnsi="Arial" w:cs="Arial"/>
-                <w:sz w:val="18"/>
-                <w:szCs w:val="18"/>
-              </w:rPr>
-            </w:pPr>
-            <w:r>
-              <w:rPr>
-                <w:rFonts w:ascii="Arial" w:hAnsi="Arial" w:cs="Arial"/>
+              <w:jc w:val="center"/>
+              <w:rPr>
+                <w:rFonts w:ascii="Arial" w:hAnsi="Arial" w:cs="Arial"/>
+                <w:b/>
+                <w:bCs/>
+                <w:sz w:val="18"/>
+                <w:szCs w:val="18"/>
+              </w:rPr>
+            </w:pPr>
+            <w:r>
+              <w:rPr>
+                <w:rFonts w:ascii="Arial" w:hAnsi="Arial" w:cs="Arial"/>
+                <w:b/>
+                <w:bCs/>
                 <w:sz w:val="18"/>
                 <w:szCs w:val="18"/>
               </w:rPr>
@@ -642,6 +661,8 @@
             <w:r>
               <w:rPr>
                 <w:rFonts w:ascii="Arial" w:hAnsi="Arial" w:cs="Arial"/>
+                <w:b/>
+                <w:bCs/>
                 <w:sz w:val="18"/>
                 <w:szCs w:val="18"/>
               </w:rPr>
@@ -651,6 +672,8 @@
             <w:r>
               <w:rPr>
                 <w:rFonts w:ascii="Arial" w:hAnsi="Arial" w:cs="Arial"/>
+                <w:b/>
+                <w:bCs/>
                 <w:sz w:val="18"/>
                 <w:szCs w:val="18"/>
               </w:rPr>
@@ -660,8 +683,8 @@
         </w:tc>
         <w:tc>
           <w:tcPr>
-            <w:tcW w:w="4725" w:type="dxa"/>
-            <w:gridSpan w:val="3"/>
+            <w:tcW w:w="4536" w:type="dxa"/>
+            <w:gridSpan w:val="2"/>
           </w:tcPr>
           <w:p>
             <w:pPr>
@@ -690,7 +713,7 @@
         </w:trPr>
         <w:tc>
           <w:tcPr>
-            <w:tcW w:w="249" w:type="dxa"/>
+            <w:tcW w:w="392" w:type="dxa"/>
             <w:shd w:val="clear" w:color="auto" w:fill="F2F2F2" w:themeFill="background1" w:themeFillShade="F2"/>
           </w:tcPr>
           <w:p>
@@ -698,13 +721,17 @@
               <w:jc w:val="center"/>
               <w:rPr>
                 <w:rFonts w:ascii="Arial" w:hAnsi="Arial" w:cs="Arial"/>
-                <w:sz w:val="18"/>
-                <w:szCs w:val="18"/>
-              </w:rPr>
-            </w:pPr>
-            <w:r>
-              <w:rPr>
-                <w:rFonts w:ascii="Arial" w:hAnsi="Arial" w:cs="Arial"/>
+                <w:b/>
+                <w:bCs/>
+                <w:sz w:val="18"/>
+                <w:szCs w:val="18"/>
+              </w:rPr>
+            </w:pPr>
+            <w:r>
+              <w:rPr>
+                <w:rFonts w:ascii="Arial" w:hAnsi="Arial" w:cs="Arial"/>
+                <w:b/>
+                <w:bCs/>
                 <w:sz w:val="18"/>
                 <w:szCs w:val="18"/>
               </w:rPr>
@@ -714,6 +741,8 @@
             <w:r>
               <w:rPr>
                 <w:rFonts w:ascii="Arial" w:hAnsi="Arial" w:cs="Arial"/>
+                <w:b/>
+                <w:bCs/>
                 <w:sz w:val="18"/>
                 <w:szCs w:val="18"/>
               </w:rPr>
@@ -723,55 +752,59 @@
             <w:r>
               <w:rPr>
                 <w:rFonts w:ascii="Arial" w:hAnsi="Arial" w:cs="Arial"/>
-                <w:sz w:val="18"/>
-                <w:szCs w:val="18"/>
-              </w:rPr>
-              <w:lastRenderedPageBreak/>
+                <w:b/>
+                <w:bCs/>
+                <w:sz w:val="18"/>
+                <w:szCs w:val="18"/>
+              </w:rPr>
               <w:t>}</w:t>
             </w:r>
           </w:p>
         </w:tc>
         <w:tc>
           <w:tcPr>
-            <w:tcW w:w="4535" w:type="dxa"/>
-            <w:gridSpan w:val="2"/>
-          </w:tcPr>
-          <w:p>
-            <w:pPr>
-              <w:rPr>
-                <w:rFonts w:ascii="Arial" w:hAnsi="Arial" w:cs="Arial"/>
-                <w:sz w:val="18"/>
-                <w:szCs w:val="18"/>
-              </w:rPr>
-            </w:pPr>
-            <w:r>
-              <w:rPr>
-                <w:rFonts w:ascii="Arial" w:hAnsi="Arial" w:cs="Arial"/>
-                <w:sz w:val="18"/>
-                <w:szCs w:val="18"/>
-              </w:rPr>
-              <w:lastRenderedPageBreak/>
+            <w:tcW w:w="4392" w:type="dxa"/>
+            <w:gridSpan w:val="2"/>
+          </w:tcPr>
+          <w:p>
+            <w:pPr>
+              <w:rPr>
+                <w:rFonts w:ascii="Arial" w:hAnsi="Arial" w:cs="Arial"/>
+                <w:sz w:val="18"/>
+                <w:szCs w:val="18"/>
+              </w:rPr>
+            </w:pPr>
+            <w:r>
+              <w:rPr>
+                <w:rFonts w:ascii="Arial" w:hAnsi="Arial" w:cs="Arial"/>
+                <w:sz w:val="18"/>
+                <w:szCs w:val="18"/>
+              </w:rPr>
               <w:t>Ritmo de trabalho</w:t>
             </w:r>
           </w:p>
         </w:tc>
         <w:tc>
           <w:tcPr>
-            <w:tcW w:w="236" w:type="dxa"/>
-            <w:gridSpan w:val="2"/>
+            <w:tcW w:w="427" w:type="dxa"/>
             <w:shd w:val="clear" w:color="auto" w:fill="F2F2F2" w:themeFill="background1" w:themeFillShade="F2"/>
           </w:tcPr>
           <w:p>
             <w:pPr>
-              <w:rPr>
-                <w:rFonts w:ascii="Arial" w:hAnsi="Arial" w:cs="Arial"/>
-                <w:sz w:val="18"/>
-                <w:szCs w:val="18"/>
-              </w:rPr>
-            </w:pPr>
-            <w:r>
-              <w:rPr>
-                <w:rFonts w:ascii="Arial" w:hAnsi="Arial" w:cs="Arial"/>
+              <w:jc w:val="center"/>
+              <w:rPr>
+                <w:rFonts w:ascii="Arial" w:hAnsi="Arial" w:cs="Arial"/>
+                <w:b/>
+                <w:bCs/>
+                <w:sz w:val="18"/>
+                <w:szCs w:val="18"/>
+              </w:rPr>
+            </w:pPr>
+            <w:r>
+              <w:rPr>
+                <w:rFonts w:ascii="Arial" w:hAnsi="Arial" w:cs="Arial"/>
+                <w:b/>
+                <w:bCs/>
                 <w:sz w:val="18"/>
                 <w:szCs w:val="18"/>
               </w:rPr>
@@ -781,24 +814,19 @@
             <w:r>
               <w:rPr>
                 <w:rFonts w:ascii="Arial" w:hAnsi="Arial" w:cs="Arial"/>
-                <w:sz w:val="18"/>
-                <w:szCs w:val="18"/>
-              </w:rPr>
-              <w:t>hig_normasSeguranc</w:t>
-            </w:r>
-            <w:r>
-              <w:rPr>
-                <w:rFonts w:ascii="Arial" w:hAnsi="Arial" w:cs="Arial"/>
-                <w:sz w:val="18"/>
-                <w:szCs w:val="18"/>
-              </w:rPr>
-              <w:lastRenderedPageBreak/>
-              <w:t>a</w:t>
+                <w:b/>
+                <w:bCs/>
+                <w:sz w:val="18"/>
+                <w:szCs w:val="18"/>
+              </w:rPr>
+              <w:t>hig_normasSeguranca</w:t>
             </w:r>
             <w:proofErr w:type="spellEnd"/>
             <w:r>
               <w:rPr>
                 <w:rFonts w:ascii="Arial" w:hAnsi="Arial" w:cs="Arial"/>
+                <w:b/>
+                <w:bCs/>
                 <w:sz w:val="18"/>
                 <w:szCs w:val="18"/>
               </w:rPr>
@@ -808,44 +836,48 @@
         </w:tc>
         <w:tc>
           <w:tcPr>
-            <w:tcW w:w="4586" w:type="dxa"/>
-            <w:gridSpan w:val="2"/>
-          </w:tcPr>
-          <w:p>
-            <w:pPr>
-              <w:rPr>
-                <w:rFonts w:ascii="Arial" w:hAnsi="Arial" w:cs="Arial"/>
-                <w:sz w:val="18"/>
-                <w:szCs w:val="18"/>
-              </w:rPr>
-            </w:pPr>
-            <w:r>
-              <w:rPr>
-                <w:rFonts w:ascii="Arial" w:hAnsi="Arial" w:cs="Arial"/>
-                <w:sz w:val="18"/>
-                <w:szCs w:val="18"/>
-              </w:rPr>
-              <w:lastRenderedPageBreak/>
+            <w:tcW w:w="4395" w:type="dxa"/>
+            <w:gridSpan w:val="2"/>
+          </w:tcPr>
+          <w:p>
+            <w:pPr>
+              <w:rPr>
+                <w:rFonts w:ascii="Arial" w:hAnsi="Arial" w:cs="Arial"/>
+                <w:sz w:val="18"/>
+                <w:szCs w:val="18"/>
+              </w:rPr>
+            </w:pPr>
+            <w:r>
+              <w:rPr>
+                <w:rFonts w:ascii="Arial" w:hAnsi="Arial" w:cs="Arial"/>
+                <w:sz w:val="18"/>
+                <w:szCs w:val="18"/>
+              </w:rPr>
               <w:t>Atendimento às normas de segurança</w:t>
             </w:r>
           </w:p>
         </w:tc>
         <w:tc>
           <w:tcPr>
-            <w:tcW w:w="236" w:type="dxa"/>
+            <w:tcW w:w="425" w:type="dxa"/>
             <w:shd w:val="clear" w:color="auto" w:fill="F2F2F2" w:themeFill="background1" w:themeFillShade="F2"/>
           </w:tcPr>
           <w:p>
             <w:pPr>
-              <w:rPr>
-                <w:rFonts w:ascii="Arial" w:hAnsi="Arial" w:cs="Arial"/>
-                <w:sz w:val="18"/>
-                <w:szCs w:val="18"/>
-              </w:rPr>
-            </w:pPr>
-            <w:r>
-              <w:rPr>
-                <w:rFonts w:ascii="Arial" w:hAnsi="Arial" w:cs="Arial"/>
+              <w:jc w:val="center"/>
+              <w:rPr>
+                <w:rFonts w:ascii="Arial" w:hAnsi="Arial" w:cs="Arial"/>
+                <w:b/>
+                <w:bCs/>
+                <w:sz w:val="18"/>
+                <w:szCs w:val="18"/>
+              </w:rPr>
+            </w:pPr>
+            <w:r>
+              <w:rPr>
+                <w:rFonts w:ascii="Arial" w:hAnsi="Arial" w:cs="Arial"/>
+                <w:b/>
+                <w:bCs/>
                 <w:sz w:val="18"/>
                 <w:szCs w:val="18"/>
               </w:rPr>
@@ -855,6 +887,8 @@
             <w:r>
               <w:rPr>
                 <w:rFonts w:ascii="Arial" w:hAnsi="Arial" w:cs="Arial"/>
+                <w:b/>
+                <w:bCs/>
                 <w:sz w:val="18"/>
                 <w:szCs w:val="18"/>
               </w:rPr>
@@ -864,6 +898,8 @@
             <w:r>
               <w:rPr>
                 <w:rFonts w:ascii="Arial" w:hAnsi="Arial" w:cs="Arial"/>
+                <w:b/>
+                <w:bCs/>
                 <w:sz w:val="18"/>
                 <w:szCs w:val="18"/>
               </w:rPr>
@@ -873,8 +909,8 @@
         </w:tc>
         <w:tc>
           <w:tcPr>
-            <w:tcW w:w="4725" w:type="dxa"/>
-            <w:gridSpan w:val="3"/>
+            <w:tcW w:w="4536" w:type="dxa"/>
+            <w:gridSpan w:val="2"/>
           </w:tcPr>
           <w:p>
             <w:pPr>
@@ -903,7 +939,7 @@
         </w:trPr>
         <w:tc>
           <w:tcPr>
-            <w:tcW w:w="249" w:type="dxa"/>
+            <w:tcW w:w="392" w:type="dxa"/>
             <w:shd w:val="clear" w:color="auto" w:fill="F2F2F2" w:themeFill="background1" w:themeFillShade="F2"/>
           </w:tcPr>
           <w:p>
@@ -911,13 +947,17 @@
               <w:jc w:val="center"/>
               <w:rPr>
                 <w:rFonts w:ascii="Arial" w:hAnsi="Arial" w:cs="Arial"/>
-                <w:sz w:val="18"/>
-                <w:szCs w:val="18"/>
-              </w:rPr>
-            </w:pPr>
-            <w:r>
-              <w:rPr>
-                <w:rFonts w:ascii="Arial" w:hAnsi="Arial" w:cs="Arial"/>
+                <w:b/>
+                <w:bCs/>
+                <w:sz w:val="18"/>
+                <w:szCs w:val="18"/>
+              </w:rPr>
+            </w:pPr>
+            <w:r>
+              <w:rPr>
+                <w:rFonts w:ascii="Arial" w:hAnsi="Arial" w:cs="Arial"/>
+                <w:b/>
+                <w:bCs/>
                 <w:sz w:val="18"/>
                 <w:szCs w:val="18"/>
               </w:rPr>
@@ -927,15 +967,30 @@
             <w:r>
               <w:rPr>
                 <w:rFonts w:ascii="Arial" w:hAnsi="Arial" w:cs="Arial"/>
-                <w:sz w:val="18"/>
-                <w:szCs w:val="18"/>
-              </w:rPr>
-              <w:t>exec_manuseioMaquinas</w:t>
+                <w:b/>
+                <w:bCs/>
+                <w:sz w:val="18"/>
+                <w:szCs w:val="18"/>
+              </w:rPr>
+              <w:t>exec_manu</w:t>
+            </w:r>
+            <w:r>
+              <w:rPr>
+                <w:rFonts w:ascii="Arial" w:hAnsi="Arial" w:cs="Arial"/>
+                <w:b/>
+                <w:bCs/>
+                <w:sz w:val="18"/>
+                <w:szCs w:val="18"/>
+              </w:rPr>
+              <w:lastRenderedPageBreak/>
+              <w:t>seioMaquinas</w:t>
             </w:r>
             <w:proofErr w:type="spellEnd"/>
             <w:r>
               <w:rPr>
                 <w:rFonts w:ascii="Arial" w:hAnsi="Arial" w:cs="Arial"/>
+                <w:b/>
+                <w:bCs/>
                 <w:sz w:val="18"/>
                 <w:szCs w:val="18"/>
               </w:rPr>
@@ -945,44 +1000,49 @@
         </w:tc>
         <w:tc>
           <w:tcPr>
-            <w:tcW w:w="4535" w:type="dxa"/>
-            <w:gridSpan w:val="2"/>
-          </w:tcPr>
-          <w:p>
-            <w:pPr>
-              <w:rPr>
-                <w:rFonts w:ascii="Arial" w:hAnsi="Arial" w:cs="Arial"/>
-                <w:sz w:val="18"/>
-                <w:szCs w:val="18"/>
-              </w:rPr>
-            </w:pPr>
-            <w:r>
-              <w:rPr>
-                <w:rFonts w:ascii="Arial" w:hAnsi="Arial" w:cs="Arial"/>
-                <w:sz w:val="18"/>
-                <w:szCs w:val="18"/>
-              </w:rPr>
+            <w:tcW w:w="4392" w:type="dxa"/>
+            <w:gridSpan w:val="2"/>
+          </w:tcPr>
+          <w:p>
+            <w:pPr>
+              <w:rPr>
+                <w:rFonts w:ascii="Arial" w:hAnsi="Arial" w:cs="Arial"/>
+                <w:sz w:val="18"/>
+                <w:szCs w:val="18"/>
+              </w:rPr>
+            </w:pPr>
+            <w:r>
+              <w:rPr>
+                <w:rFonts w:ascii="Arial" w:hAnsi="Arial" w:cs="Arial"/>
+                <w:sz w:val="18"/>
+                <w:szCs w:val="18"/>
+              </w:rPr>
+              <w:lastRenderedPageBreak/>
               <w:t>Manuseio e utilização de máquinas e equipamentos de forma adequada</w:t>
             </w:r>
           </w:p>
         </w:tc>
         <w:tc>
           <w:tcPr>
-            <w:tcW w:w="236" w:type="dxa"/>
-            <w:gridSpan w:val="2"/>
+            <w:tcW w:w="427" w:type="dxa"/>
             <w:shd w:val="clear" w:color="auto" w:fill="F2F2F2" w:themeFill="background1" w:themeFillShade="F2"/>
           </w:tcPr>
           <w:p>
             <w:pPr>
-              <w:rPr>
-                <w:rFonts w:ascii="Arial" w:hAnsi="Arial" w:cs="Arial"/>
-                <w:sz w:val="18"/>
-                <w:szCs w:val="18"/>
-              </w:rPr>
-            </w:pPr>
-            <w:r>
-              <w:rPr>
-                <w:rFonts w:ascii="Arial" w:hAnsi="Arial" w:cs="Arial"/>
+              <w:jc w:val="center"/>
+              <w:rPr>
+                <w:rFonts w:ascii="Arial" w:hAnsi="Arial" w:cs="Arial"/>
+                <w:b/>
+                <w:bCs/>
+                <w:sz w:val="18"/>
+                <w:szCs w:val="18"/>
+              </w:rPr>
+            </w:pPr>
+            <w:r>
+              <w:rPr>
+                <w:rFonts w:ascii="Arial" w:hAnsi="Arial" w:cs="Arial"/>
+                <w:b/>
+                <w:bCs/>
                 <w:sz w:val="18"/>
                 <w:szCs w:val="18"/>
               </w:rPr>
@@ -992,15 +1052,30 @@
             <w:r>
               <w:rPr>
                 <w:rFonts w:ascii="Arial" w:hAnsi="Arial" w:cs="Arial"/>
-                <w:sz w:val="18"/>
-                <w:szCs w:val="18"/>
-              </w:rPr>
-              <w:t>hig_cuidadosAmbiente</w:t>
+                <w:b/>
+                <w:bCs/>
+                <w:sz w:val="18"/>
+                <w:szCs w:val="18"/>
+              </w:rPr>
+              <w:t>hig_cuidadosAm</w:t>
+            </w:r>
+            <w:r>
+              <w:rPr>
+                <w:rFonts w:ascii="Arial" w:hAnsi="Arial" w:cs="Arial"/>
+                <w:b/>
+                <w:bCs/>
+                <w:sz w:val="18"/>
+                <w:szCs w:val="18"/>
+              </w:rPr>
+              <w:lastRenderedPageBreak/>
+              <w:t>biente</w:t>
             </w:r>
             <w:proofErr w:type="spellEnd"/>
             <w:r>
               <w:rPr>
                 <w:rFonts w:ascii="Arial" w:hAnsi="Arial" w:cs="Arial"/>
+                <w:b/>
+                <w:bCs/>
                 <w:sz w:val="18"/>
                 <w:szCs w:val="18"/>
               </w:rPr>
@@ -1010,23 +1085,24 @@
         </w:tc>
         <w:tc>
           <w:tcPr>
-            <w:tcW w:w="4586" w:type="dxa"/>
-            <w:gridSpan w:val="2"/>
-          </w:tcPr>
-          <w:p>
-            <w:pPr>
-              <w:rPr>
-                <w:rFonts w:ascii="Arial" w:hAnsi="Arial" w:cs="Arial"/>
-                <w:sz w:val="18"/>
-                <w:szCs w:val="18"/>
-              </w:rPr>
-            </w:pPr>
-            <w:r>
-              <w:rPr>
-                <w:rFonts w:ascii="Arial" w:hAnsi="Arial" w:cs="Arial"/>
-                <w:sz w:val="18"/>
-                <w:szCs w:val="18"/>
-              </w:rPr>
+            <w:tcW w:w="4395" w:type="dxa"/>
+            <w:gridSpan w:val="2"/>
+          </w:tcPr>
+          <w:p>
+            <w:pPr>
+              <w:rPr>
+                <w:rFonts w:ascii="Arial" w:hAnsi="Arial" w:cs="Arial"/>
+                <w:sz w:val="18"/>
+                <w:szCs w:val="18"/>
+              </w:rPr>
+            </w:pPr>
+            <w:r>
+              <w:rPr>
+                <w:rFonts w:ascii="Arial" w:hAnsi="Arial" w:cs="Arial"/>
+                <w:sz w:val="18"/>
+                <w:szCs w:val="18"/>
+              </w:rPr>
+              <w:lastRenderedPageBreak/>
               <w:t xml:space="preserve">Cuidados ambientes – organização </w:t>
             </w:r>
             <w:proofErr w:type="gramStart"/>
@@ -1051,20 +1127,25 @@
         </w:tc>
         <w:tc>
           <w:tcPr>
-            <w:tcW w:w="236" w:type="dxa"/>
+            <w:tcW w:w="425" w:type="dxa"/>
             <w:shd w:val="clear" w:color="auto" w:fill="F2F2F2" w:themeFill="background1" w:themeFillShade="F2"/>
           </w:tcPr>
           <w:p>
             <w:pPr>
-              <w:rPr>
-                <w:rFonts w:ascii="Arial" w:hAnsi="Arial" w:cs="Arial"/>
-                <w:sz w:val="18"/>
-                <w:szCs w:val="18"/>
-              </w:rPr>
-            </w:pPr>
-            <w:r>
-              <w:rPr>
-                <w:rFonts w:ascii="Arial" w:hAnsi="Arial" w:cs="Arial"/>
+              <w:jc w:val="center"/>
+              <w:rPr>
+                <w:rFonts w:ascii="Arial" w:hAnsi="Arial" w:cs="Arial"/>
+                <w:b/>
+                <w:bCs/>
+                <w:sz w:val="18"/>
+                <w:szCs w:val="18"/>
+              </w:rPr>
+            </w:pPr>
+            <w:r>
+              <w:rPr>
+                <w:rFonts w:ascii="Arial" w:hAnsi="Arial" w:cs="Arial"/>
+                <w:b/>
+                <w:bCs/>
                 <w:sz w:val="18"/>
                 <w:szCs w:val="18"/>
               </w:rPr>
@@ -1074,15 +1155,30 @@
             <w:r>
               <w:rPr>
                 <w:rFonts w:ascii="Arial" w:hAnsi="Arial" w:cs="Arial"/>
-                <w:sz w:val="18"/>
-                <w:szCs w:val="18"/>
-              </w:rPr>
-              <w:t>qual_sociabilidade</w:t>
+                <w:b/>
+                <w:bCs/>
+                <w:sz w:val="18"/>
+                <w:szCs w:val="18"/>
+              </w:rPr>
+              <w:t>qual_sociabili</w:t>
+            </w:r>
+            <w:r>
+              <w:rPr>
+                <w:rFonts w:ascii="Arial" w:hAnsi="Arial" w:cs="Arial"/>
+                <w:b/>
+                <w:bCs/>
+                <w:sz w:val="18"/>
+                <w:szCs w:val="18"/>
+              </w:rPr>
+              <w:lastRenderedPageBreak/>
+              <w:t>dade</w:t>
             </w:r>
             <w:proofErr w:type="spellEnd"/>
             <w:r>
               <w:rPr>
                 <w:rFonts w:ascii="Arial" w:hAnsi="Arial" w:cs="Arial"/>
+                <w:b/>
+                <w:bCs/>
                 <w:sz w:val="18"/>
                 <w:szCs w:val="18"/>
               </w:rPr>
@@ -1092,23 +1188,24 @@
         </w:tc>
         <w:tc>
           <w:tcPr>
-            <w:tcW w:w="4725" w:type="dxa"/>
-            <w:gridSpan w:val="3"/>
-          </w:tcPr>
-          <w:p>
-            <w:pPr>
-              <w:rPr>
-                <w:rFonts w:ascii="Arial" w:hAnsi="Arial" w:cs="Arial"/>
-                <w:sz w:val="18"/>
-                <w:szCs w:val="18"/>
-              </w:rPr>
-            </w:pPr>
-            <w:r>
-              <w:rPr>
-                <w:rFonts w:ascii="Arial" w:hAnsi="Arial" w:cs="Arial"/>
-                <w:sz w:val="18"/>
-                <w:szCs w:val="18"/>
-              </w:rPr>
+            <w:tcW w:w="4536" w:type="dxa"/>
+            <w:gridSpan w:val="2"/>
+          </w:tcPr>
+          <w:p>
+            <w:pPr>
+              <w:rPr>
+                <w:rFonts w:ascii="Arial" w:hAnsi="Arial" w:cs="Arial"/>
+                <w:sz w:val="18"/>
+                <w:szCs w:val="18"/>
+              </w:rPr>
+            </w:pPr>
+            <w:r>
+              <w:rPr>
+                <w:rFonts w:ascii="Arial" w:hAnsi="Arial" w:cs="Arial"/>
+                <w:sz w:val="18"/>
+                <w:szCs w:val="18"/>
+              </w:rPr>
+              <w:lastRenderedPageBreak/>
               <w:t>Sociabilidade (relacionamento interpessoal)</w:t>
             </w:r>
           </w:p>
@@ -1122,7 +1219,7 @@
         </w:trPr>
         <w:tc>
           <w:tcPr>
-            <w:tcW w:w="249" w:type="dxa"/>
+            <w:tcW w:w="392" w:type="dxa"/>
             <w:shd w:val="clear" w:color="auto" w:fill="F2F2F2" w:themeFill="background1" w:themeFillShade="F2"/>
           </w:tcPr>
           <w:p>
@@ -1130,13 +1227,17 @@
               <w:jc w:val="center"/>
               <w:rPr>
                 <w:rFonts w:ascii="Arial" w:hAnsi="Arial" w:cs="Arial"/>
-                <w:sz w:val="18"/>
-                <w:szCs w:val="18"/>
-              </w:rPr>
-            </w:pPr>
-            <w:r>
-              <w:rPr>
-                <w:rFonts w:ascii="Arial" w:hAnsi="Arial" w:cs="Arial"/>
+                <w:b/>
+                <w:bCs/>
+                <w:sz w:val="18"/>
+                <w:szCs w:val="18"/>
+              </w:rPr>
+            </w:pPr>
+            <w:r>
+              <w:rPr>
+                <w:rFonts w:ascii="Arial" w:hAnsi="Arial" w:cs="Arial"/>
+                <w:b/>
+                <w:bCs/>
                 <w:sz w:val="18"/>
                 <w:szCs w:val="18"/>
               </w:rPr>
@@ -1146,6 +1247,8 @@
             <w:r>
               <w:rPr>
                 <w:rFonts w:ascii="Arial" w:hAnsi="Arial" w:cs="Arial"/>
+                <w:b/>
+                <w:bCs/>
                 <w:sz w:val="18"/>
                 <w:szCs w:val="18"/>
               </w:rPr>
@@ -1155,6 +1258,8 @@
             <w:r>
               <w:rPr>
                 <w:rFonts w:ascii="Arial" w:hAnsi="Arial" w:cs="Arial"/>
+                <w:b/>
+                <w:bCs/>
                 <w:sz w:val="18"/>
                 <w:szCs w:val="18"/>
               </w:rPr>
@@ -1164,7 +1269,7 @@
         </w:tc>
         <w:tc>
           <w:tcPr>
-            <w:tcW w:w="4535" w:type="dxa"/>
+            <w:tcW w:w="4392" w:type="dxa"/>
             <w:gridSpan w:val="2"/>
           </w:tcPr>
           <w:p>
@@ -1187,21 +1292,25 @@
         </w:tc>
         <w:tc>
           <w:tcPr>
-            <w:tcW w:w="236" w:type="dxa"/>
-            <w:gridSpan w:val="2"/>
+            <w:tcW w:w="427" w:type="dxa"/>
             <w:shd w:val="clear" w:color="auto" w:fill="F2F2F2" w:themeFill="background1" w:themeFillShade="F2"/>
           </w:tcPr>
           <w:p>
             <w:pPr>
-              <w:rPr>
-                <w:rFonts w:ascii="Arial" w:hAnsi="Arial" w:cs="Arial"/>
-                <w:sz w:val="18"/>
-                <w:szCs w:val="18"/>
-              </w:rPr>
-            </w:pPr>
-            <w:r>
-              <w:rPr>
-                <w:rFonts w:ascii="Arial" w:hAnsi="Arial" w:cs="Arial"/>
+              <w:jc w:val="center"/>
+              <w:rPr>
+                <w:rFonts w:ascii="Arial" w:hAnsi="Arial" w:cs="Arial"/>
+                <w:b/>
+                <w:bCs/>
+                <w:sz w:val="18"/>
+                <w:szCs w:val="18"/>
+              </w:rPr>
+            </w:pPr>
+            <w:r>
+              <w:rPr>
+                <w:rFonts w:ascii="Arial" w:hAnsi="Arial" w:cs="Arial"/>
+                <w:b/>
+                <w:bCs/>
                 <w:sz w:val="18"/>
                 <w:szCs w:val="18"/>
               </w:rPr>
@@ -1211,6 +1320,8 @@
             <w:r>
               <w:rPr>
                 <w:rFonts w:ascii="Arial" w:hAnsi="Arial" w:cs="Arial"/>
+                <w:b/>
+                <w:bCs/>
                 <w:sz w:val="18"/>
                 <w:szCs w:val="18"/>
               </w:rPr>
@@ -1220,6 +1331,8 @@
             <w:r>
               <w:rPr>
                 <w:rFonts w:ascii="Arial" w:hAnsi="Arial" w:cs="Arial"/>
+                <w:b/>
+                <w:bCs/>
                 <w:sz w:val="18"/>
                 <w:szCs w:val="18"/>
               </w:rPr>
@@ -1229,7 +1342,7 @@
         </w:tc>
         <w:tc>
           <w:tcPr>
-            <w:tcW w:w="4586" w:type="dxa"/>
+            <w:tcW w:w="4395" w:type="dxa"/>
             <w:gridSpan w:val="2"/>
           </w:tcPr>
           <w:p>
@@ -1252,11 +1365,12 @@
         </w:tc>
         <w:tc>
           <w:tcPr>
-            <w:tcW w:w="236" w:type="dxa"/>
+            <w:tcW w:w="425" w:type="dxa"/>
             <w:shd w:val="clear" w:color="auto" w:fill="F2F2F2" w:themeFill="background1" w:themeFillShade="F2"/>
           </w:tcPr>
           <w:p>
             <w:pPr>
+              <w:jc w:val="center"/>
               <w:rPr>
                 <w:rFonts w:ascii="Arial" w:hAnsi="Arial" w:cs="Arial"/>
                 <w:b/>
@@ -1297,8 +1411,8 @@
         </w:tc>
         <w:tc>
           <w:tcPr>
-            <w:tcW w:w="4725" w:type="dxa"/>
-            <w:gridSpan w:val="3"/>
+            <w:tcW w:w="4536" w:type="dxa"/>
+            <w:gridSpan w:val="2"/>
           </w:tcPr>
           <w:p>
             <w:pPr>
@@ -1327,7 +1441,7 @@
         </w:trPr>
         <w:tc>
           <w:tcPr>
-            <w:tcW w:w="249" w:type="dxa"/>
+            <w:tcW w:w="392" w:type="dxa"/>
             <w:shd w:val="clear" w:color="auto" w:fill="F2F2F2" w:themeFill="background1" w:themeFillShade="F2"/>
           </w:tcPr>
           <w:p>
@@ -1335,13 +1449,17 @@
               <w:jc w:val="center"/>
               <w:rPr>
                 <w:rFonts w:ascii="Arial" w:hAnsi="Arial" w:cs="Arial"/>
-                <w:sz w:val="18"/>
-                <w:szCs w:val="18"/>
-              </w:rPr>
-            </w:pPr>
-            <w:r>
-              <w:rPr>
-                <w:rFonts w:ascii="Arial" w:hAnsi="Arial" w:cs="Arial"/>
+                <w:b/>
+                <w:bCs/>
+                <w:sz w:val="18"/>
+                <w:szCs w:val="18"/>
+              </w:rPr>
+            </w:pPr>
+            <w:r>
+              <w:rPr>
+                <w:rFonts w:ascii="Arial" w:hAnsi="Arial" w:cs="Arial"/>
+                <w:b/>
+                <w:bCs/>
                 <w:sz w:val="18"/>
                 <w:szCs w:val="18"/>
               </w:rPr>
@@ -1351,24 +1469,19 @@
             <w:r>
               <w:rPr>
                 <w:rFonts w:ascii="Arial" w:hAnsi="Arial" w:cs="Arial"/>
-                <w:sz w:val="18"/>
-                <w:szCs w:val="18"/>
-              </w:rPr>
-              <w:t>ex</w:t>
-            </w:r>
-            <w:r>
-              <w:rPr>
-                <w:rFonts w:ascii="Arial" w:hAnsi="Arial" w:cs="Arial"/>
-                <w:sz w:val="18"/>
-                <w:szCs w:val="18"/>
-              </w:rPr>
-              <w:lastRenderedPageBreak/>
-              <w:t>ec_participacao</w:t>
+                <w:b/>
+                <w:bCs/>
+                <w:sz w:val="18"/>
+                <w:szCs w:val="18"/>
+              </w:rPr>
+              <w:t>exec_participacao</w:t>
             </w:r>
             <w:proofErr w:type="spellEnd"/>
             <w:r>
               <w:rPr>
                 <w:rFonts w:ascii="Arial" w:hAnsi="Arial" w:cs="Arial"/>
+                <w:b/>
+                <w:bCs/>
                 <w:sz w:val="18"/>
                 <w:szCs w:val="18"/>
               </w:rPr>
@@ -1378,45 +1491,48 @@
         </w:tc>
         <w:tc>
           <w:tcPr>
-            <w:tcW w:w="4535" w:type="dxa"/>
-            <w:gridSpan w:val="2"/>
-          </w:tcPr>
-          <w:p>
-            <w:pPr>
-              <w:rPr>
-                <w:rFonts w:ascii="Arial" w:hAnsi="Arial" w:cs="Arial"/>
-                <w:sz w:val="18"/>
-                <w:szCs w:val="18"/>
-              </w:rPr>
-            </w:pPr>
-            <w:r>
-              <w:rPr>
-                <w:rFonts w:ascii="Arial" w:hAnsi="Arial" w:cs="Arial"/>
-                <w:sz w:val="18"/>
-                <w:szCs w:val="18"/>
-              </w:rPr>
-              <w:lastRenderedPageBreak/>
+            <w:tcW w:w="4392" w:type="dxa"/>
+            <w:gridSpan w:val="2"/>
+          </w:tcPr>
+          <w:p>
+            <w:pPr>
+              <w:rPr>
+                <w:rFonts w:ascii="Arial" w:hAnsi="Arial" w:cs="Arial"/>
+                <w:sz w:val="18"/>
+                <w:szCs w:val="18"/>
+              </w:rPr>
+            </w:pPr>
+            <w:r>
+              <w:rPr>
+                <w:rFonts w:ascii="Arial" w:hAnsi="Arial" w:cs="Arial"/>
+                <w:sz w:val="18"/>
+                <w:szCs w:val="18"/>
+              </w:rPr>
               <w:t>Participação</w:t>
             </w:r>
           </w:p>
         </w:tc>
         <w:tc>
           <w:tcPr>
-            <w:tcW w:w="236" w:type="dxa"/>
-            <w:gridSpan w:val="2"/>
+            <w:tcW w:w="427" w:type="dxa"/>
             <w:shd w:val="clear" w:color="auto" w:fill="F2F2F2" w:themeFill="background1" w:themeFillShade="F2"/>
           </w:tcPr>
           <w:p>
             <w:pPr>
-              <w:rPr>
-                <w:rFonts w:ascii="Arial" w:hAnsi="Arial" w:cs="Arial"/>
-                <w:sz w:val="18"/>
-                <w:szCs w:val="18"/>
-              </w:rPr>
-            </w:pPr>
-            <w:r>
-              <w:rPr>
-                <w:rFonts w:ascii="Arial" w:hAnsi="Arial" w:cs="Arial"/>
+              <w:jc w:val="center"/>
+              <w:rPr>
+                <w:rFonts w:ascii="Arial" w:hAnsi="Arial" w:cs="Arial"/>
+                <w:b/>
+                <w:bCs/>
+                <w:sz w:val="18"/>
+                <w:szCs w:val="18"/>
+              </w:rPr>
+            </w:pPr>
+            <w:r>
+              <w:rPr>
+                <w:rFonts w:ascii="Arial" w:hAnsi="Arial" w:cs="Arial"/>
+                <w:b/>
+                <w:bCs/>
                 <w:sz w:val="18"/>
                 <w:szCs w:val="18"/>
               </w:rPr>
@@ -1426,24 +1542,19 @@
             <w:r>
               <w:rPr>
                 <w:rFonts w:ascii="Arial" w:hAnsi="Arial" w:cs="Arial"/>
-                <w:sz w:val="18"/>
-                <w:szCs w:val="18"/>
-              </w:rPr>
-              <w:t>hi</w:t>
-            </w:r>
-            <w:r>
-              <w:rPr>
-                <w:rFonts w:ascii="Arial" w:hAnsi="Arial" w:cs="Arial"/>
-                <w:sz w:val="18"/>
-                <w:szCs w:val="18"/>
-              </w:rPr>
-              <w:lastRenderedPageBreak/>
-              <w:t>g_higienePessoal</w:t>
+                <w:b/>
+                <w:bCs/>
+                <w:sz w:val="18"/>
+                <w:szCs w:val="18"/>
+              </w:rPr>
+              <w:t>hig_higienePessoal</w:t>
             </w:r>
             <w:proofErr w:type="spellEnd"/>
             <w:r>
               <w:rPr>
                 <w:rFonts w:ascii="Arial" w:hAnsi="Arial" w:cs="Arial"/>
+                <w:b/>
+                <w:bCs/>
                 <w:sz w:val="18"/>
                 <w:szCs w:val="18"/>
               </w:rPr>
@@ -1453,44 +1564,48 @@
         </w:tc>
         <w:tc>
           <w:tcPr>
-            <w:tcW w:w="4586" w:type="dxa"/>
-            <w:gridSpan w:val="2"/>
-          </w:tcPr>
-          <w:p>
-            <w:pPr>
-              <w:rPr>
-                <w:rFonts w:ascii="Arial" w:hAnsi="Arial" w:cs="Arial"/>
-                <w:sz w:val="18"/>
-                <w:szCs w:val="18"/>
-              </w:rPr>
-            </w:pPr>
-            <w:r>
-              <w:rPr>
-                <w:rFonts w:ascii="Arial" w:hAnsi="Arial" w:cs="Arial"/>
-                <w:sz w:val="18"/>
-                <w:szCs w:val="18"/>
-              </w:rPr>
-              <w:lastRenderedPageBreak/>
+            <w:tcW w:w="4395" w:type="dxa"/>
+            <w:gridSpan w:val="2"/>
+          </w:tcPr>
+          <w:p>
+            <w:pPr>
+              <w:rPr>
+                <w:rFonts w:ascii="Arial" w:hAnsi="Arial" w:cs="Arial"/>
+                <w:sz w:val="18"/>
+                <w:szCs w:val="18"/>
+              </w:rPr>
+            </w:pPr>
+            <w:r>
+              <w:rPr>
+                <w:rFonts w:ascii="Arial" w:hAnsi="Arial" w:cs="Arial"/>
+                <w:sz w:val="18"/>
+                <w:szCs w:val="18"/>
+              </w:rPr>
               <w:t>Higiene Pessoal</w:t>
             </w:r>
           </w:p>
         </w:tc>
         <w:tc>
           <w:tcPr>
-            <w:tcW w:w="236" w:type="dxa"/>
+            <w:tcW w:w="425" w:type="dxa"/>
             <w:shd w:val="clear" w:color="auto" w:fill="F2F2F2" w:themeFill="background1" w:themeFillShade="F2"/>
           </w:tcPr>
           <w:p>
             <w:pPr>
-              <w:rPr>
-                <w:rFonts w:ascii="Arial" w:hAnsi="Arial" w:cs="Arial"/>
-                <w:sz w:val="18"/>
-                <w:szCs w:val="18"/>
-              </w:rPr>
-            </w:pPr>
-            <w:r>
-              <w:rPr>
-                <w:rFonts w:ascii="Arial" w:hAnsi="Arial" w:cs="Arial"/>
+              <w:jc w:val="center"/>
+              <w:rPr>
+                <w:rFonts w:ascii="Arial" w:hAnsi="Arial" w:cs="Arial"/>
+                <w:b/>
+                <w:bCs/>
+                <w:sz w:val="18"/>
+                <w:szCs w:val="18"/>
+              </w:rPr>
+            </w:pPr>
+            <w:r>
+              <w:rPr>
+                <w:rFonts w:ascii="Arial" w:hAnsi="Arial" w:cs="Arial"/>
+                <w:b/>
+                <w:bCs/>
                 <w:sz w:val="18"/>
                 <w:szCs w:val="18"/>
               </w:rPr>
@@ -1500,24 +1615,19 @@
             <w:r>
               <w:rPr>
                 <w:rFonts w:ascii="Arial" w:hAnsi="Arial" w:cs="Arial"/>
-                <w:sz w:val="18"/>
-                <w:szCs w:val="18"/>
-              </w:rPr>
-              <w:t>qu</w:t>
-            </w:r>
-            <w:r>
-              <w:rPr>
-                <w:rFonts w:ascii="Arial" w:hAnsi="Arial" w:cs="Arial"/>
-                <w:sz w:val="18"/>
-                <w:szCs w:val="18"/>
-              </w:rPr>
-              <w:lastRenderedPageBreak/>
-              <w:t>al_disciplina</w:t>
+                <w:b/>
+                <w:bCs/>
+                <w:sz w:val="18"/>
+                <w:szCs w:val="18"/>
+              </w:rPr>
+              <w:t>qual_disciplina</w:t>
             </w:r>
             <w:proofErr w:type="spellEnd"/>
             <w:r>
               <w:rPr>
                 <w:rFonts w:ascii="Arial" w:hAnsi="Arial" w:cs="Arial"/>
+                <w:b/>
+                <w:bCs/>
                 <w:sz w:val="18"/>
                 <w:szCs w:val="18"/>
               </w:rPr>
@@ -1527,24 +1637,23 @@
         </w:tc>
         <w:tc>
           <w:tcPr>
-            <w:tcW w:w="4725" w:type="dxa"/>
-            <w:gridSpan w:val="3"/>
-          </w:tcPr>
-          <w:p>
-            <w:pPr>
-              <w:rPr>
-                <w:rFonts w:ascii="Arial" w:hAnsi="Arial" w:cs="Arial"/>
-                <w:sz w:val="18"/>
-                <w:szCs w:val="18"/>
-              </w:rPr>
-            </w:pPr>
-            <w:r>
-              <w:rPr>
-                <w:rFonts w:ascii="Arial" w:hAnsi="Arial" w:cs="Arial"/>
-                <w:sz w:val="18"/>
-                <w:szCs w:val="18"/>
-              </w:rPr>
-              <w:lastRenderedPageBreak/>
+            <w:tcW w:w="4536" w:type="dxa"/>
+            <w:gridSpan w:val="2"/>
+          </w:tcPr>
+          <w:p>
+            <w:pPr>
+              <w:rPr>
+                <w:rFonts w:ascii="Arial" w:hAnsi="Arial" w:cs="Arial"/>
+                <w:sz w:val="18"/>
+                <w:szCs w:val="18"/>
+              </w:rPr>
+            </w:pPr>
+            <w:r>
+              <w:rPr>
+                <w:rFonts w:ascii="Arial" w:hAnsi="Arial" w:cs="Arial"/>
+                <w:sz w:val="18"/>
+                <w:szCs w:val="18"/>
+              </w:rPr>
               <w:t>Conduta disciplinar</w:t>
             </w:r>
           </w:p>
@@ -1558,7 +1667,7 @@
         </w:trPr>
         <w:tc>
           <w:tcPr>
-            <w:tcW w:w="249" w:type="dxa"/>
+            <w:tcW w:w="392" w:type="dxa"/>
             <w:shd w:val="clear" w:color="auto" w:fill="F2F2F2" w:themeFill="background1" w:themeFillShade="F2"/>
           </w:tcPr>
           <w:p>
@@ -1566,13 +1675,17 @@
               <w:jc w:val="center"/>
               <w:rPr>
                 <w:rFonts w:ascii="Arial" w:hAnsi="Arial" w:cs="Arial"/>
-                <w:sz w:val="18"/>
-                <w:szCs w:val="18"/>
-              </w:rPr>
-            </w:pPr>
-            <w:r>
-              <w:rPr>
-                <w:rFonts w:ascii="Arial" w:hAnsi="Arial" w:cs="Arial"/>
+                <w:b/>
+                <w:bCs/>
+                <w:sz w:val="18"/>
+                <w:szCs w:val="18"/>
+              </w:rPr>
+            </w:pPr>
+            <w:r>
+              <w:rPr>
+                <w:rFonts w:ascii="Arial" w:hAnsi="Arial" w:cs="Arial"/>
+                <w:b/>
+                <w:bCs/>
                 <w:sz w:val="18"/>
                 <w:szCs w:val="18"/>
               </w:rPr>
@@ -1582,15 +1695,30 @@
             <w:r>
               <w:rPr>
                 <w:rFonts w:ascii="Arial" w:hAnsi="Arial" w:cs="Arial"/>
-                <w:sz w:val="18"/>
-                <w:szCs w:val="18"/>
-              </w:rPr>
-              <w:t>exec_cumprimentoMetas</w:t>
+                <w:b/>
+                <w:bCs/>
+                <w:sz w:val="18"/>
+                <w:szCs w:val="18"/>
+              </w:rPr>
+              <w:t>exec_cumpriment</w:t>
+            </w:r>
+            <w:r>
+              <w:rPr>
+                <w:rFonts w:ascii="Arial" w:hAnsi="Arial" w:cs="Arial"/>
+                <w:b/>
+                <w:bCs/>
+                <w:sz w:val="18"/>
+                <w:szCs w:val="18"/>
+              </w:rPr>
+              <w:lastRenderedPageBreak/>
+              <w:t>oMetas</w:t>
             </w:r>
             <w:proofErr w:type="spellEnd"/>
             <w:r>
               <w:rPr>
                 <w:rFonts w:ascii="Arial" w:hAnsi="Arial" w:cs="Arial"/>
+                <w:b/>
+                <w:bCs/>
                 <w:sz w:val="18"/>
                 <w:szCs w:val="18"/>
               </w:rPr>
@@ -1600,44 +1728,49 @@
         </w:tc>
         <w:tc>
           <w:tcPr>
-            <w:tcW w:w="4535" w:type="dxa"/>
-            <w:gridSpan w:val="2"/>
-          </w:tcPr>
-          <w:p>
-            <w:pPr>
-              <w:rPr>
-                <w:rFonts w:ascii="Arial" w:hAnsi="Arial" w:cs="Arial"/>
-                <w:sz w:val="18"/>
-                <w:szCs w:val="18"/>
-              </w:rPr>
-            </w:pPr>
-            <w:r>
-              <w:rPr>
-                <w:rFonts w:ascii="Arial" w:hAnsi="Arial" w:cs="Arial"/>
-                <w:sz w:val="18"/>
-                <w:szCs w:val="18"/>
-              </w:rPr>
+            <w:tcW w:w="4392" w:type="dxa"/>
+            <w:gridSpan w:val="2"/>
+          </w:tcPr>
+          <w:p>
+            <w:pPr>
+              <w:rPr>
+                <w:rFonts w:ascii="Arial" w:hAnsi="Arial" w:cs="Arial"/>
+                <w:sz w:val="18"/>
+                <w:szCs w:val="18"/>
+              </w:rPr>
+            </w:pPr>
+            <w:r>
+              <w:rPr>
+                <w:rFonts w:ascii="Arial" w:hAnsi="Arial" w:cs="Arial"/>
+                <w:sz w:val="18"/>
+                <w:szCs w:val="18"/>
+              </w:rPr>
+              <w:lastRenderedPageBreak/>
               <w:t>Cumprimento de metas</w:t>
             </w:r>
           </w:p>
         </w:tc>
         <w:tc>
           <w:tcPr>
-            <w:tcW w:w="236" w:type="dxa"/>
-            <w:gridSpan w:val="2"/>
+            <w:tcW w:w="427" w:type="dxa"/>
             <w:shd w:val="clear" w:color="auto" w:fill="F2F2F2" w:themeFill="background1" w:themeFillShade="F2"/>
           </w:tcPr>
           <w:p>
             <w:pPr>
-              <w:rPr>
-                <w:rFonts w:ascii="Arial" w:hAnsi="Arial" w:cs="Arial"/>
-                <w:sz w:val="18"/>
-                <w:szCs w:val="18"/>
-              </w:rPr>
-            </w:pPr>
-            <w:r>
-              <w:rPr>
-                <w:rFonts w:ascii="Arial" w:hAnsi="Arial" w:cs="Arial"/>
+              <w:jc w:val="center"/>
+              <w:rPr>
+                <w:rFonts w:ascii="Arial" w:hAnsi="Arial" w:cs="Arial"/>
+                <w:b/>
+                <w:bCs/>
+                <w:sz w:val="18"/>
+                <w:szCs w:val="18"/>
+              </w:rPr>
+            </w:pPr>
+            <w:r>
+              <w:rPr>
+                <w:rFonts w:ascii="Arial" w:hAnsi="Arial" w:cs="Arial"/>
+                <w:b/>
+                <w:bCs/>
                 <w:sz w:val="18"/>
                 <w:szCs w:val="18"/>
               </w:rPr>
@@ -1647,6 +1780,8 @@
             <w:r>
               <w:rPr>
                 <w:rFonts w:ascii="Arial" w:hAnsi="Arial" w:cs="Arial"/>
+                <w:b/>
+                <w:bCs/>
                 <w:sz w:val="18"/>
                 <w:szCs w:val="18"/>
               </w:rPr>
@@ -1656,6 +1791,8 @@
             <w:r>
               <w:rPr>
                 <w:rFonts w:ascii="Arial" w:hAnsi="Arial" w:cs="Arial"/>
+                <w:b/>
+                <w:bCs/>
                 <w:sz w:val="18"/>
                 <w:szCs w:val="18"/>
               </w:rPr>
@@ -1665,7 +1802,7 @@
         </w:tc>
         <w:tc>
           <w:tcPr>
-            <w:tcW w:w="4586" w:type="dxa"/>
+            <w:tcW w:w="4395" w:type="dxa"/>
             <w:gridSpan w:val="2"/>
           </w:tcPr>
           <w:p>
@@ -1706,20 +1843,25 @@
         </w:tc>
         <w:tc>
           <w:tcPr>
-            <w:tcW w:w="236" w:type="dxa"/>
+            <w:tcW w:w="425" w:type="dxa"/>
             <w:shd w:val="clear" w:color="auto" w:fill="F2F2F2" w:themeFill="background1" w:themeFillShade="F2"/>
           </w:tcPr>
           <w:p>
             <w:pPr>
-              <w:rPr>
-                <w:rFonts w:ascii="Arial" w:hAnsi="Arial" w:cs="Arial"/>
-                <w:sz w:val="18"/>
-                <w:szCs w:val="18"/>
-              </w:rPr>
-            </w:pPr>
-            <w:r>
-              <w:rPr>
-                <w:rFonts w:ascii="Arial" w:hAnsi="Arial" w:cs="Arial"/>
+              <w:jc w:val="center"/>
+              <w:rPr>
+                <w:rFonts w:ascii="Arial" w:hAnsi="Arial" w:cs="Arial"/>
+                <w:b/>
+                <w:bCs/>
+                <w:sz w:val="18"/>
+                <w:szCs w:val="18"/>
+              </w:rPr>
+            </w:pPr>
+            <w:r>
+              <w:rPr>
+                <w:rFonts w:ascii="Arial" w:hAnsi="Arial" w:cs="Arial"/>
+                <w:b/>
+                <w:bCs/>
                 <w:sz w:val="18"/>
                 <w:szCs w:val="18"/>
               </w:rPr>
@@ -1729,6 +1871,8 @@
             <w:r>
               <w:rPr>
                 <w:rFonts w:ascii="Arial" w:hAnsi="Arial" w:cs="Arial"/>
+                <w:b/>
+                <w:bCs/>
                 <w:sz w:val="18"/>
                 <w:szCs w:val="18"/>
               </w:rPr>
@@ -1738,6 +1882,8 @@
             <w:r>
               <w:rPr>
                 <w:rFonts w:ascii="Arial" w:hAnsi="Arial" w:cs="Arial"/>
+                <w:b/>
+                <w:bCs/>
                 <w:sz w:val="18"/>
                 <w:szCs w:val="18"/>
               </w:rPr>
@@ -1747,8 +1893,8 @@
         </w:tc>
         <w:tc>
           <w:tcPr>
-            <w:tcW w:w="4725" w:type="dxa"/>
-            <w:gridSpan w:val="3"/>
+            <w:tcW w:w="4536" w:type="dxa"/>
+            <w:gridSpan w:val="2"/>
           </w:tcPr>
           <w:p>
             <w:pPr>
@@ -1777,7 +1923,7 @@
         </w:trPr>
         <w:tc>
           <w:tcPr>
-            <w:tcW w:w="249" w:type="dxa"/>
+            <w:tcW w:w="392" w:type="dxa"/>
             <w:shd w:val="clear" w:color="auto" w:fill="F2F2F2" w:themeFill="background1" w:themeFillShade="F2"/>
           </w:tcPr>
           <w:p>
@@ -1807,17 +1953,7 @@
                 <w:sz w:val="18"/>
                 <w:szCs w:val="18"/>
               </w:rPr>
-              <w:t>exec_compro</w:t>
-            </w:r>
-            <w:r>
-              <w:rPr>
-                <w:rFonts w:ascii="Arial" w:hAnsi="Arial" w:cs="Arial"/>
-                <w:b/>
-                <w:sz w:val="18"/>
-                <w:szCs w:val="18"/>
-              </w:rPr>
-              <w:lastRenderedPageBreak/>
-              <w:t>metimento</w:t>
+              <w:t>exec_comprometimento</w:t>
             </w:r>
             <w:proofErr w:type="spellEnd"/>
             <w:r>
@@ -1833,32 +1969,30 @@
         </w:tc>
         <w:tc>
           <w:tcPr>
-            <w:tcW w:w="4535" w:type="dxa"/>
-            <w:gridSpan w:val="2"/>
-          </w:tcPr>
-          <w:p>
-            <w:pPr>
-              <w:rPr>
-                <w:rFonts w:ascii="Arial" w:hAnsi="Arial" w:cs="Arial"/>
-                <w:sz w:val="18"/>
-                <w:szCs w:val="18"/>
-              </w:rPr>
-            </w:pPr>
-            <w:r>
-              <w:rPr>
-                <w:rFonts w:ascii="Arial" w:hAnsi="Arial" w:cs="Arial"/>
-                <w:sz w:val="18"/>
-                <w:szCs w:val="18"/>
-              </w:rPr>
-              <w:lastRenderedPageBreak/>
+            <w:tcW w:w="4392" w:type="dxa"/>
+            <w:gridSpan w:val="2"/>
+          </w:tcPr>
+          <w:p>
+            <w:pPr>
+              <w:rPr>
+                <w:rFonts w:ascii="Arial" w:hAnsi="Arial" w:cs="Arial"/>
+                <w:sz w:val="18"/>
+                <w:szCs w:val="18"/>
+              </w:rPr>
+            </w:pPr>
+            <w:r>
+              <w:rPr>
+                <w:rFonts w:ascii="Arial" w:hAnsi="Arial" w:cs="Arial"/>
+                <w:sz w:val="18"/>
+                <w:szCs w:val="18"/>
+              </w:rPr>
               <w:t>Comprometimento</w:t>
             </w:r>
           </w:p>
         </w:tc>
         <w:tc>
           <w:tcPr>
-            <w:tcW w:w="236" w:type="dxa"/>
-            <w:gridSpan w:val="2"/>
+            <w:tcW w:w="427" w:type="dxa"/>
             <w:shd w:val="clear" w:color="auto" w:fill="F2F2F2" w:themeFill="background1" w:themeFillShade="F2"/>
           </w:tcPr>
           <w:p>
@@ -1873,7 +2007,7 @@
         </w:tc>
         <w:tc>
           <w:tcPr>
-            <w:tcW w:w="4586" w:type="dxa"/>
+            <w:tcW w:w="4395" w:type="dxa"/>
             <w:gridSpan w:val="2"/>
           </w:tcPr>
           <w:p>
@@ -1898,6 +2032,8 @@
             <w:r>
               <w:rPr>
                 <w:rFonts w:ascii="Arial" w:hAnsi="Arial" w:cs="Arial"/>
+                <w:b/>
+                <w:bCs/>
                 <w:sz w:val="18"/>
                 <w:szCs w:val="18"/>
               </w:rPr>
@@ -1907,6 +2043,8 @@
             <w:r>
               <w:rPr>
                 <w:rFonts w:ascii="Arial" w:hAnsi="Arial" w:cs="Arial"/>
+                <w:b/>
+                <w:bCs/>
                 <w:sz w:val="18"/>
                 <w:szCs w:val="18"/>
               </w:rPr>
@@ -1916,6 +2054,8 @@
             <w:r>
               <w:rPr>
                 <w:rFonts w:ascii="Arial" w:hAnsi="Arial" w:cs="Arial"/>
+                <w:b/>
+                <w:bCs/>
                 <w:sz w:val="18"/>
                 <w:szCs w:val="18"/>
               </w:rPr>
@@ -1925,11 +2065,12 @@
         </w:tc>
         <w:tc>
           <w:tcPr>
-            <w:tcW w:w="236" w:type="dxa"/>
+            <w:tcW w:w="425" w:type="dxa"/>
             <w:shd w:val="clear" w:color="auto" w:fill="F2F2F2" w:themeFill="background1" w:themeFillShade="F2"/>
           </w:tcPr>
           <w:p>
             <w:pPr>
+              <w:jc w:val="center"/>
               <w:rPr>
                 <w:rFonts w:ascii="Arial" w:hAnsi="Arial" w:cs="Arial"/>
                 <w:b/>
@@ -1954,17 +2095,7 @@
                 <w:sz w:val="18"/>
                 <w:szCs w:val="18"/>
               </w:rPr>
-              <w:t>qual_assidu</w:t>
-            </w:r>
-            <w:r>
-              <w:rPr>
-                <w:rFonts w:ascii="Arial" w:hAnsi="Arial" w:cs="Arial"/>
-                <w:b/>
-                <w:sz w:val="18"/>
-                <w:szCs w:val="18"/>
-              </w:rPr>
-              <w:lastRenderedPageBreak/>
-              <w:t>idade</w:t>
+              <w:t>qual_assiduidade</w:t>
             </w:r>
             <w:proofErr w:type="spellEnd"/>
             <w:r>
@@ -1980,24 +2111,23 @@
         </w:tc>
         <w:tc>
           <w:tcPr>
-            <w:tcW w:w="4725" w:type="dxa"/>
-            <w:gridSpan w:val="3"/>
-          </w:tcPr>
-          <w:p>
-            <w:pPr>
-              <w:rPr>
-                <w:rFonts w:ascii="Arial" w:hAnsi="Arial" w:cs="Arial"/>
-                <w:sz w:val="18"/>
-                <w:szCs w:val="18"/>
-              </w:rPr>
-            </w:pPr>
-            <w:r>
-              <w:rPr>
-                <w:rFonts w:ascii="Arial" w:hAnsi="Arial" w:cs="Arial"/>
-                <w:sz w:val="18"/>
-                <w:szCs w:val="18"/>
-              </w:rPr>
-              <w:lastRenderedPageBreak/>
+            <w:tcW w:w="4536" w:type="dxa"/>
+            <w:gridSpan w:val="2"/>
+          </w:tcPr>
+          <w:p>
+            <w:pPr>
+              <w:rPr>
+                <w:rFonts w:ascii="Arial" w:hAnsi="Arial" w:cs="Arial"/>
+                <w:sz w:val="18"/>
+                <w:szCs w:val="18"/>
+              </w:rPr>
+            </w:pPr>
+            <w:r>
+              <w:rPr>
+                <w:rFonts w:ascii="Arial" w:hAnsi="Arial" w:cs="Arial"/>
+                <w:sz w:val="18"/>
+                <w:szCs w:val="18"/>
+              </w:rPr>
               <w:t xml:space="preserve">Assiduidade (atrasos </w:t>
             </w:r>
             <w:proofErr w:type="gramStart"/>
@@ -2029,7 +2159,7 @@
         </w:trPr>
         <w:tc>
           <w:tcPr>
-            <w:tcW w:w="249" w:type="dxa"/>
+            <w:tcW w:w="392" w:type="dxa"/>
             <w:shd w:val="clear" w:color="auto" w:fill="F2F2F2" w:themeFill="background1" w:themeFillShade="F2"/>
           </w:tcPr>
           <w:p>
@@ -2075,7 +2205,7 @@
         </w:tc>
         <w:tc>
           <w:tcPr>
-            <w:tcW w:w="4535" w:type="dxa"/>
+            <w:tcW w:w="4392" w:type="dxa"/>
             <w:gridSpan w:val="2"/>
           </w:tcPr>
           <w:p>
@@ -2098,8 +2228,7 @@
         </w:tc>
         <w:tc>
           <w:tcPr>
-            <w:tcW w:w="236" w:type="dxa"/>
-            <w:gridSpan w:val="2"/>
+            <w:tcW w:w="427" w:type="dxa"/>
             <w:shd w:val="clear" w:color="auto" w:fill="F2F2F2" w:themeFill="background1" w:themeFillShade="F2"/>
           </w:tcPr>
           <w:p>
@@ -2114,26 +2243,27 @@
         </w:tc>
         <w:tc>
           <w:tcPr>
-            <w:tcW w:w="4586" w:type="dxa"/>
-            <w:gridSpan w:val="2"/>
-          </w:tcPr>
-          <w:p>
-            <w:pPr>
-              <w:rPr>
-                <w:rFonts w:ascii="Arial" w:hAnsi="Arial" w:cs="Arial"/>
-                <w:sz w:val="18"/>
-                <w:szCs w:val="18"/>
-              </w:rPr>
-            </w:pPr>
-          </w:p>
-        </w:tc>
-        <w:tc>
-          <w:tcPr>
-            <w:tcW w:w="236" w:type="dxa"/>
+            <w:tcW w:w="4395" w:type="dxa"/>
+            <w:gridSpan w:val="2"/>
+          </w:tcPr>
+          <w:p>
+            <w:pPr>
+              <w:rPr>
+                <w:rFonts w:ascii="Arial" w:hAnsi="Arial" w:cs="Arial"/>
+                <w:sz w:val="18"/>
+                <w:szCs w:val="18"/>
+              </w:rPr>
+            </w:pPr>
+          </w:p>
+        </w:tc>
+        <w:tc>
+          <w:tcPr>
+            <w:tcW w:w="425" w:type="dxa"/>
             <w:shd w:val="clear" w:color="auto" w:fill="F2F2F2" w:themeFill="background1" w:themeFillShade="F2"/>
           </w:tcPr>
           <w:p>
             <w:pPr>
+              <w:jc w:val="center"/>
               <w:rPr>
                 <w:rFonts w:ascii="Arial" w:hAnsi="Arial" w:cs="Arial"/>
                 <w:b/>
@@ -2174,8 +2304,8 @@
         </w:tc>
         <w:tc>
           <w:tcPr>
-            <w:tcW w:w="4725" w:type="dxa"/>
-            <w:gridSpan w:val="3"/>
+            <w:tcW w:w="4536" w:type="dxa"/>
+            <w:gridSpan w:val="2"/>
           </w:tcPr>
           <w:p>
             <w:pPr>
@@ -2204,7 +2334,7 @@
         </w:trPr>
         <w:tc>
           <w:tcPr>
-            <w:tcW w:w="249" w:type="dxa"/>
+            <w:tcW w:w="392" w:type="dxa"/>
             <w:shd w:val="clear" w:color="auto" w:fill="F2F2F2" w:themeFill="background1" w:themeFillShade="F2"/>
           </w:tcPr>
           <w:p>
@@ -2212,13 +2342,17 @@
               <w:jc w:val="center"/>
               <w:rPr>
                 <w:rFonts w:ascii="Arial" w:hAnsi="Arial" w:cs="Arial"/>
-                <w:sz w:val="18"/>
-                <w:szCs w:val="18"/>
-              </w:rPr>
-            </w:pPr>
-            <w:r>
-              <w:rPr>
-                <w:rFonts w:ascii="Arial" w:hAnsi="Arial" w:cs="Arial"/>
+                <w:b/>
+                <w:bCs/>
+                <w:sz w:val="18"/>
+                <w:szCs w:val="18"/>
+              </w:rPr>
+            </w:pPr>
+            <w:r>
+              <w:rPr>
+                <w:rFonts w:ascii="Arial" w:hAnsi="Arial" w:cs="Arial"/>
+                <w:b/>
+                <w:bCs/>
                 <w:sz w:val="18"/>
                 <w:szCs w:val="18"/>
               </w:rPr>
@@ -2228,24 +2362,30 @@
             <w:r>
               <w:rPr>
                 <w:rFonts w:ascii="Arial" w:hAnsi="Arial" w:cs="Arial"/>
-                <w:sz w:val="18"/>
-                <w:szCs w:val="18"/>
-              </w:rPr>
-              <w:t>exec_naoRealizacaoAti</w:t>
-            </w:r>
-            <w:r>
-              <w:rPr>
-                <w:rFonts w:ascii="Arial" w:hAnsi="Arial" w:cs="Arial"/>
+                <w:b/>
+                <w:bCs/>
+                <w:sz w:val="18"/>
+                <w:szCs w:val="18"/>
+              </w:rPr>
+              <w:t>exec_naoRealiz</w:t>
+            </w:r>
+            <w:r>
+              <w:rPr>
+                <w:rFonts w:ascii="Arial" w:hAnsi="Arial" w:cs="Arial"/>
+                <w:b/>
+                <w:bCs/>
                 <w:sz w:val="18"/>
                 <w:szCs w:val="18"/>
               </w:rPr>
               <w:lastRenderedPageBreak/>
-              <w:t>vidade</w:t>
+              <w:t>acaoAtividade</w:t>
             </w:r>
             <w:proofErr w:type="spellEnd"/>
             <w:r>
               <w:rPr>
                 <w:rFonts w:ascii="Arial" w:hAnsi="Arial" w:cs="Arial"/>
+                <w:b/>
+                <w:bCs/>
                 <w:sz w:val="18"/>
                 <w:szCs w:val="18"/>
               </w:rPr>
@@ -2255,7 +2395,7 @@
         </w:tc>
         <w:tc>
           <w:tcPr>
-            <w:tcW w:w="4535" w:type="dxa"/>
+            <w:tcW w:w="4392" w:type="dxa"/>
             <w:gridSpan w:val="2"/>
           </w:tcPr>
           <w:p>
@@ -2279,8 +2419,7 @@
         </w:tc>
         <w:tc>
           <w:tcPr>
-            <w:tcW w:w="236" w:type="dxa"/>
-            <w:gridSpan w:val="2"/>
+            <w:tcW w:w="427" w:type="dxa"/>
             <w:shd w:val="clear" w:color="auto" w:fill="F2F2F2" w:themeFill="background1" w:themeFillShade="F2"/>
           </w:tcPr>
           <w:p>
@@ -2295,35 +2434,40 @@
         </w:tc>
         <w:tc>
           <w:tcPr>
-            <w:tcW w:w="4586" w:type="dxa"/>
-            <w:gridSpan w:val="2"/>
-          </w:tcPr>
-          <w:p>
-            <w:pPr>
-              <w:rPr>
-                <w:rFonts w:ascii="Arial" w:hAnsi="Arial" w:cs="Arial"/>
-                <w:sz w:val="18"/>
-                <w:szCs w:val="18"/>
-              </w:rPr>
-            </w:pPr>
-          </w:p>
-        </w:tc>
-        <w:tc>
-          <w:tcPr>
-            <w:tcW w:w="236" w:type="dxa"/>
+            <w:tcW w:w="4395" w:type="dxa"/>
+            <w:gridSpan w:val="2"/>
+          </w:tcPr>
+          <w:p>
+            <w:pPr>
+              <w:rPr>
+                <w:rFonts w:ascii="Arial" w:hAnsi="Arial" w:cs="Arial"/>
+                <w:sz w:val="18"/>
+                <w:szCs w:val="18"/>
+              </w:rPr>
+            </w:pPr>
+          </w:p>
+        </w:tc>
+        <w:tc>
+          <w:tcPr>
+            <w:tcW w:w="425" w:type="dxa"/>
             <w:shd w:val="clear" w:color="auto" w:fill="F2F2F2" w:themeFill="background1" w:themeFillShade="F2"/>
           </w:tcPr>
           <w:p>
             <w:pPr>
-              <w:rPr>
-                <w:rFonts w:ascii="Arial" w:hAnsi="Arial" w:cs="Arial"/>
-                <w:sz w:val="18"/>
-                <w:szCs w:val="18"/>
-              </w:rPr>
-            </w:pPr>
-            <w:r>
-              <w:rPr>
-                <w:rFonts w:ascii="Arial" w:hAnsi="Arial" w:cs="Arial"/>
+              <w:jc w:val="center"/>
+              <w:rPr>
+                <w:rFonts w:ascii="Arial" w:hAnsi="Arial" w:cs="Arial"/>
+                <w:b/>
+                <w:bCs/>
+                <w:sz w:val="18"/>
+                <w:szCs w:val="18"/>
+              </w:rPr>
+            </w:pPr>
+            <w:r>
+              <w:rPr>
+                <w:rFonts w:ascii="Arial" w:hAnsi="Arial" w:cs="Arial"/>
+                <w:b/>
+                <w:bCs/>
                 <w:sz w:val="18"/>
                 <w:szCs w:val="18"/>
               </w:rPr>
@@ -2333,6 +2477,8 @@
             <w:r>
               <w:rPr>
                 <w:rFonts w:ascii="Arial" w:hAnsi="Arial" w:cs="Arial"/>
+                <w:b/>
+                <w:bCs/>
                 <w:sz w:val="18"/>
                 <w:szCs w:val="18"/>
               </w:rPr>
@@ -2342,6 +2488,8 @@
             <w:r>
               <w:rPr>
                 <w:rFonts w:ascii="Arial" w:hAnsi="Arial" w:cs="Arial"/>
+                <w:b/>
+                <w:bCs/>
                 <w:sz w:val="18"/>
                 <w:szCs w:val="18"/>
               </w:rPr>
@@ -2351,8 +2499,8 @@
         </w:tc>
         <w:tc>
           <w:tcPr>
-            <w:tcW w:w="4725" w:type="dxa"/>
-            <w:gridSpan w:val="3"/>
+            <w:tcW w:w="4536" w:type="dxa"/>
+            <w:gridSpan w:val="2"/>
           </w:tcPr>
           <w:p>
             <w:pPr>
@@ -2381,7 +2529,7 @@
         </w:trPr>
         <w:tc>
           <w:tcPr>
-            <w:tcW w:w="249" w:type="dxa"/>
+            <w:tcW w:w="392" w:type="dxa"/>
             <w:shd w:val="clear" w:color="auto" w:fill="F2F2F2" w:themeFill="background1" w:themeFillShade="F2"/>
           </w:tcPr>
           <w:p>
@@ -2397,7 +2545,7 @@
         </w:tc>
         <w:tc>
           <w:tcPr>
-            <w:tcW w:w="4535" w:type="dxa"/>
+            <w:tcW w:w="4392" w:type="dxa"/>
             <w:gridSpan w:val="2"/>
           </w:tcPr>
           <w:p>
@@ -2422,6 +2570,8 @@
             <w:r>
               <w:rPr>
                 <w:rFonts w:ascii="Arial" w:hAnsi="Arial" w:cs="Arial"/>
+                <w:b/>
+                <w:bCs/>
                 <w:sz w:val="18"/>
                 <w:szCs w:val="18"/>
               </w:rPr>
@@ -2431,6 +2581,8 @@
             <w:r>
               <w:rPr>
                 <w:rFonts w:ascii="Arial" w:hAnsi="Arial" w:cs="Arial"/>
+                <w:b/>
+                <w:bCs/>
                 <w:sz w:val="18"/>
                 <w:szCs w:val="18"/>
               </w:rPr>
@@ -2440,6 +2592,8 @@
             <w:r>
               <w:rPr>
                 <w:rFonts w:ascii="Arial" w:hAnsi="Arial" w:cs="Arial"/>
+                <w:b/>
+                <w:bCs/>
                 <w:sz w:val="18"/>
                 <w:szCs w:val="18"/>
               </w:rPr>
@@ -2449,8 +2603,7 @@
         </w:tc>
         <w:tc>
           <w:tcPr>
-            <w:tcW w:w="236" w:type="dxa"/>
-            <w:gridSpan w:val="2"/>
+            <w:tcW w:w="427" w:type="dxa"/>
             <w:shd w:val="clear" w:color="auto" w:fill="F2F2F2" w:themeFill="background1" w:themeFillShade="F2"/>
           </w:tcPr>
           <w:p>
@@ -2465,22 +2618,22 @@
         </w:tc>
         <w:tc>
           <w:tcPr>
-            <w:tcW w:w="4586" w:type="dxa"/>
-            <w:gridSpan w:val="2"/>
-          </w:tcPr>
-          <w:p>
-            <w:pPr>
-              <w:rPr>
-                <w:rFonts w:ascii="Arial" w:hAnsi="Arial" w:cs="Arial"/>
-                <w:sz w:val="18"/>
-                <w:szCs w:val="18"/>
-              </w:rPr>
-            </w:pPr>
-          </w:p>
-        </w:tc>
-        <w:tc>
-          <w:tcPr>
-            <w:tcW w:w="236" w:type="dxa"/>
+            <w:tcW w:w="4395" w:type="dxa"/>
+            <w:gridSpan w:val="2"/>
+          </w:tcPr>
+          <w:p>
+            <w:pPr>
+              <w:rPr>
+                <w:rFonts w:ascii="Arial" w:hAnsi="Arial" w:cs="Arial"/>
+                <w:sz w:val="18"/>
+                <w:szCs w:val="18"/>
+              </w:rPr>
+            </w:pPr>
+          </w:p>
+        </w:tc>
+        <w:tc>
+          <w:tcPr>
+            <w:tcW w:w="425" w:type="dxa"/>
             <w:shd w:val="clear" w:color="auto" w:fill="F2F2F2" w:themeFill="background1" w:themeFillShade="F2"/>
           </w:tcPr>
           <w:p>
@@ -2495,8 +2648,8 @@
         </w:tc>
         <w:tc>
           <w:tcPr>
-            <w:tcW w:w="4725" w:type="dxa"/>
-            <w:gridSpan w:val="3"/>
+            <w:tcW w:w="4536" w:type="dxa"/>
+            <w:gridSpan w:val="2"/>
           </w:tcPr>
           <w:p>
             <w:pPr>
@@ -2520,6 +2673,8 @@
             <w:r>
               <w:rPr>
                 <w:rFonts w:ascii="Arial" w:hAnsi="Arial" w:cs="Arial"/>
+                <w:b/>
+                <w:bCs/>
                 <w:sz w:val="18"/>
                 <w:szCs w:val="18"/>
               </w:rPr>
@@ -2529,6 +2684,8 @@
             <w:r>
               <w:rPr>
                 <w:rFonts w:ascii="Arial" w:hAnsi="Arial" w:cs="Arial"/>
+                <w:b/>
+                <w:bCs/>
                 <w:sz w:val="18"/>
                 <w:szCs w:val="18"/>
               </w:rPr>
@@ -2538,6 +2695,8 @@
             <w:r>
               <w:rPr>
                 <w:rFonts w:ascii="Arial" w:hAnsi="Arial" w:cs="Arial"/>
+                <w:b/>
+                <w:bCs/>
                 <w:sz w:val="18"/>
                 <w:szCs w:val="18"/>
               </w:rPr>
@@ -2554,7 +2713,7 @@
         <w:tc>
           <w:tcPr>
             <w:tcW w:w="9606" w:type="dxa"/>
-            <w:gridSpan w:val="7"/>
+            <w:gridSpan w:val="6"/>
             <w:shd w:val="clear" w:color="auto" w:fill="D9D9D9" w:themeFill="background1" w:themeFillShade="D9"/>
           </w:tcPr>
           <w:p>
@@ -2590,7 +2749,7 @@
         <w:tc>
           <w:tcPr>
             <w:tcW w:w="4961" w:type="dxa"/>
-            <w:gridSpan w:val="4"/>
+            <w:gridSpan w:val="3"/>
             <w:shd w:val="clear" w:color="auto" w:fill="F2F2F2" w:themeFill="background1" w:themeFillShade="F2"/>
           </w:tcPr>
           <w:p>
@@ -2657,7 +2816,7 @@
         <w:tc>
           <w:tcPr>
             <w:tcW w:w="4841" w:type="dxa"/>
-            <w:gridSpan w:val="5"/>
+            <w:gridSpan w:val="4"/>
             <w:shd w:val="clear" w:color="auto" w:fill="F2F2F2" w:themeFill="background1" w:themeFillShade="F2"/>
           </w:tcPr>
           <w:p>
@@ -2693,7 +2852,7 @@
         <w:tc>
           <w:tcPr>
             <w:tcW w:w="4961" w:type="dxa"/>
-            <w:gridSpan w:val="4"/>
+            <w:gridSpan w:val="3"/>
             <w:vMerge w:val="restart"/>
             <w:shd w:val="clear" w:color="auto" w:fill="FFFFFF" w:themeFill="background1"/>
           </w:tcPr>
@@ -2758,11 +2917,12 @@
         </w:trPr>
         <w:tc>
           <w:tcPr>
-            <w:tcW w:w="249" w:type="dxa"/>
+            <w:tcW w:w="392" w:type="dxa"/>
             <w:shd w:val="clear" w:color="auto" w:fill="F2F2F2" w:themeFill="background1" w:themeFillShade="F2"/>
           </w:tcPr>
           <w:p>
             <w:pPr>
+              <w:jc w:val="center"/>
               <w:rPr>
                 <w:rFonts w:ascii="Arial" w:hAnsi="Arial" w:cs="Arial"/>
                 <w:b/>
@@ -2803,7 +2963,7 @@
         </w:tc>
         <w:tc>
           <w:tcPr>
-            <w:tcW w:w="4516" w:type="dxa"/>
+            <w:tcW w:w="4373" w:type="dxa"/>
           </w:tcPr>
           <w:p>
             <w:pPr>
@@ -2825,12 +2985,13 @@
         </w:tc>
         <w:tc>
           <w:tcPr>
-            <w:tcW w:w="236" w:type="dxa"/>
+            <w:tcW w:w="446" w:type="dxa"/>
             <w:gridSpan w:val="2"/>
             <w:shd w:val="clear" w:color="auto" w:fill="F2F2F2" w:themeFill="background1" w:themeFillShade="F2"/>
           </w:tcPr>
           <w:p>
             <w:pPr>
+              <w:jc w:val="center"/>
               <w:rPr>
                 <w:rFonts w:ascii="Arial" w:hAnsi="Arial" w:cs="Arial"/>
                 <w:b/>
@@ -2871,31 +3032,31 @@
         </w:tc>
         <w:tc>
           <w:tcPr>
-            <w:tcW w:w="4605" w:type="dxa"/>
+            <w:tcW w:w="4395" w:type="dxa"/>
+            <w:gridSpan w:val="2"/>
+          </w:tcPr>
+          <w:p>
+            <w:pPr>
+              <w:rPr>
+                <w:rFonts w:ascii="Arial" w:hAnsi="Arial" w:cs="Arial"/>
+                <w:sz w:val="18"/>
+                <w:szCs w:val="18"/>
+              </w:rPr>
+            </w:pPr>
+            <w:r>
+              <w:rPr>
+                <w:rFonts w:ascii="Arial" w:hAnsi="Arial" w:cs="Arial"/>
+                <w:sz w:val="18"/>
+                <w:szCs w:val="18"/>
+              </w:rPr>
+              <w:t>Propiciar e estimular hábitos de estudo diário</w:t>
+            </w:r>
+          </w:p>
+        </w:tc>
+        <w:tc>
+          <w:tcPr>
+            <w:tcW w:w="4961" w:type="dxa"/>
             <w:gridSpan w:val="3"/>
-          </w:tcPr>
-          <w:p>
-            <w:pPr>
-              <w:rPr>
-                <w:rFonts w:ascii="Arial" w:hAnsi="Arial" w:cs="Arial"/>
-                <w:sz w:val="18"/>
-                <w:szCs w:val="18"/>
-              </w:rPr>
-            </w:pPr>
-            <w:r>
-              <w:rPr>
-                <w:rFonts w:ascii="Arial" w:hAnsi="Arial" w:cs="Arial"/>
-                <w:sz w:val="18"/>
-                <w:szCs w:val="18"/>
-              </w:rPr>
-              <w:t>Propiciar e estimular hábitos de estudo diário</w:t>
-            </w:r>
-          </w:p>
-        </w:tc>
-        <w:tc>
-          <w:tcPr>
-            <w:tcW w:w="4961" w:type="dxa"/>
-            <w:gridSpan w:val="4"/>
             <w:vMerge/>
             <w:shd w:val="clear" w:color="auto" w:fill="FFFFFF" w:themeFill="background1"/>
           </w:tcPr>
@@ -2917,20 +3078,25 @@
         </w:trPr>
         <w:tc>
           <w:tcPr>
-            <w:tcW w:w="249" w:type="dxa"/>
+            <w:tcW w:w="392" w:type="dxa"/>
             <w:shd w:val="clear" w:color="auto" w:fill="F2F2F2" w:themeFill="background1" w:themeFillShade="F2"/>
           </w:tcPr>
           <w:p>
             <w:pPr>
-              <w:rPr>
-                <w:rFonts w:ascii="Arial" w:hAnsi="Arial" w:cs="Arial"/>
-                <w:sz w:val="18"/>
-                <w:szCs w:val="18"/>
-              </w:rPr>
-            </w:pPr>
-            <w:r>
-              <w:rPr>
-                <w:rFonts w:ascii="Arial" w:hAnsi="Arial" w:cs="Arial"/>
+              <w:jc w:val="center"/>
+              <w:rPr>
+                <w:rFonts w:ascii="Arial" w:hAnsi="Arial" w:cs="Arial"/>
+                <w:b/>
+                <w:bCs/>
+                <w:sz w:val="18"/>
+                <w:szCs w:val="18"/>
+              </w:rPr>
+            </w:pPr>
+            <w:r>
+              <w:rPr>
+                <w:rFonts w:ascii="Arial" w:hAnsi="Arial" w:cs="Arial"/>
+                <w:b/>
+                <w:bCs/>
                 <w:sz w:val="18"/>
                 <w:szCs w:val="18"/>
               </w:rPr>
@@ -2940,24 +3106,19 @@
             <w:r>
               <w:rPr>
                 <w:rFonts w:ascii="Arial" w:hAnsi="Arial" w:cs="Arial"/>
-                <w:sz w:val="18"/>
-                <w:szCs w:val="18"/>
-              </w:rPr>
-              <w:t>sugAluno_estudarC</w:t>
-            </w:r>
-            <w:r>
-              <w:rPr>
-                <w:rFonts w:ascii="Arial" w:hAnsi="Arial" w:cs="Arial"/>
-                <w:sz w:val="18"/>
-                <w:szCs w:val="18"/>
-              </w:rPr>
-              <w:lastRenderedPageBreak/>
-              <w:t>onteudos</w:t>
+                <w:b/>
+                <w:bCs/>
+                <w:sz w:val="18"/>
+                <w:szCs w:val="18"/>
+              </w:rPr>
+              <w:t>sugAluno_estudarConteudos</w:t>
             </w:r>
             <w:proofErr w:type="spellEnd"/>
             <w:r>
               <w:rPr>
                 <w:rFonts w:ascii="Arial" w:hAnsi="Arial" w:cs="Arial"/>
+                <w:b/>
+                <w:bCs/>
                 <w:sz w:val="18"/>
                 <w:szCs w:val="18"/>
               </w:rPr>
@@ -2967,44 +3128,48 @@
         </w:tc>
         <w:tc>
           <w:tcPr>
-            <w:tcW w:w="4516" w:type="dxa"/>
-          </w:tcPr>
-          <w:p>
-            <w:pPr>
-              <w:rPr>
-                <w:rFonts w:ascii="Arial" w:hAnsi="Arial" w:cs="Arial"/>
-                <w:sz w:val="18"/>
-                <w:szCs w:val="18"/>
-              </w:rPr>
-            </w:pPr>
-            <w:r>
-              <w:rPr>
-                <w:rFonts w:ascii="Arial" w:hAnsi="Arial" w:cs="Arial"/>
-                <w:sz w:val="18"/>
-                <w:szCs w:val="18"/>
-              </w:rPr>
-              <w:lastRenderedPageBreak/>
+            <w:tcW w:w="4373" w:type="dxa"/>
+          </w:tcPr>
+          <w:p>
+            <w:pPr>
+              <w:rPr>
+                <w:rFonts w:ascii="Arial" w:hAnsi="Arial" w:cs="Arial"/>
+                <w:sz w:val="18"/>
+                <w:szCs w:val="18"/>
+              </w:rPr>
+            </w:pPr>
+            <w:r>
+              <w:rPr>
+                <w:rFonts w:ascii="Arial" w:hAnsi="Arial" w:cs="Arial"/>
+                <w:sz w:val="18"/>
+                <w:szCs w:val="18"/>
+              </w:rPr>
               <w:t>Estudar os conteúdos desenvolvidos</w:t>
             </w:r>
           </w:p>
         </w:tc>
         <w:tc>
           <w:tcPr>
-            <w:tcW w:w="236" w:type="dxa"/>
+            <w:tcW w:w="446" w:type="dxa"/>
             <w:gridSpan w:val="2"/>
             <w:shd w:val="clear" w:color="auto" w:fill="F2F2F2" w:themeFill="background1" w:themeFillShade="F2"/>
           </w:tcPr>
           <w:p>
             <w:pPr>
-              <w:rPr>
-                <w:rFonts w:ascii="Arial" w:hAnsi="Arial" w:cs="Arial"/>
-                <w:sz w:val="18"/>
-                <w:szCs w:val="18"/>
-              </w:rPr>
-            </w:pPr>
-            <w:r>
-              <w:rPr>
-                <w:rFonts w:ascii="Arial" w:hAnsi="Arial" w:cs="Arial"/>
+              <w:jc w:val="center"/>
+              <w:rPr>
+                <w:rFonts w:ascii="Arial" w:hAnsi="Arial" w:cs="Arial"/>
+                <w:b/>
+                <w:bCs/>
+                <w:sz w:val="18"/>
+                <w:szCs w:val="18"/>
+              </w:rPr>
+            </w:pPr>
+            <w:r>
+              <w:rPr>
+                <w:rFonts w:ascii="Arial" w:hAnsi="Arial" w:cs="Arial"/>
+                <w:b/>
+                <w:bCs/>
                 <w:sz w:val="18"/>
                 <w:szCs w:val="18"/>
               </w:rPr>
@@ -3014,24 +3179,19 @@
             <w:r>
               <w:rPr>
                 <w:rFonts w:ascii="Arial" w:hAnsi="Arial" w:cs="Arial"/>
-                <w:sz w:val="18"/>
-                <w:szCs w:val="18"/>
-              </w:rPr>
-              <w:t>sugResp_conciliar</w:t>
-            </w:r>
-            <w:r>
-              <w:rPr>
-                <w:rFonts w:ascii="Arial" w:hAnsi="Arial" w:cs="Arial"/>
-                <w:sz w:val="18"/>
-                <w:szCs w:val="18"/>
-              </w:rPr>
-              <w:lastRenderedPageBreak/>
-              <w:t>Horario</w:t>
+                <w:b/>
+                <w:bCs/>
+                <w:sz w:val="18"/>
+                <w:szCs w:val="18"/>
+              </w:rPr>
+              <w:t>sugResp_conciliarHorario</w:t>
             </w:r>
             <w:proofErr w:type="spellEnd"/>
             <w:r>
               <w:rPr>
                 <w:rFonts w:ascii="Arial" w:hAnsi="Arial" w:cs="Arial"/>
+                <w:b/>
+                <w:bCs/>
                 <w:sz w:val="18"/>
                 <w:szCs w:val="18"/>
               </w:rPr>
@@ -3041,32 +3201,31 @@
         </w:tc>
         <w:tc>
           <w:tcPr>
-            <w:tcW w:w="4605" w:type="dxa"/>
+            <w:tcW w:w="4395" w:type="dxa"/>
+            <w:gridSpan w:val="2"/>
+          </w:tcPr>
+          <w:p>
+            <w:pPr>
+              <w:rPr>
+                <w:rFonts w:ascii="Arial" w:hAnsi="Arial" w:cs="Arial"/>
+                <w:sz w:val="18"/>
+                <w:szCs w:val="18"/>
+              </w:rPr>
+            </w:pPr>
+            <w:r>
+              <w:rPr>
+                <w:rFonts w:ascii="Arial" w:hAnsi="Arial" w:cs="Arial"/>
+                <w:sz w:val="18"/>
+                <w:szCs w:val="18"/>
+              </w:rPr>
+              <w:t>Conciliar horário de estudo e de lazer</w:t>
+            </w:r>
+          </w:p>
+        </w:tc>
+        <w:tc>
+          <w:tcPr>
+            <w:tcW w:w="4961" w:type="dxa"/>
             <w:gridSpan w:val="3"/>
-          </w:tcPr>
-          <w:p>
-            <w:pPr>
-              <w:rPr>
-                <w:rFonts w:ascii="Arial" w:hAnsi="Arial" w:cs="Arial"/>
-                <w:sz w:val="18"/>
-                <w:szCs w:val="18"/>
-              </w:rPr>
-            </w:pPr>
-            <w:r>
-              <w:rPr>
-                <w:rFonts w:ascii="Arial" w:hAnsi="Arial" w:cs="Arial"/>
-                <w:sz w:val="18"/>
-                <w:szCs w:val="18"/>
-              </w:rPr>
-              <w:lastRenderedPageBreak/>
-              <w:t>Conciliar horário de estudo e de lazer</w:t>
-            </w:r>
-          </w:p>
-        </w:tc>
-        <w:tc>
-          <w:tcPr>
-            <w:tcW w:w="4961" w:type="dxa"/>
-            <w:gridSpan w:val="4"/>
             <w:vMerge/>
             <w:shd w:val="clear" w:color="auto" w:fill="FFFFFF" w:themeFill="background1"/>
           </w:tcPr>
@@ -3088,11 +3247,12 @@
         </w:trPr>
         <w:tc>
           <w:tcPr>
-            <w:tcW w:w="249" w:type="dxa"/>
+            <w:tcW w:w="392" w:type="dxa"/>
             <w:shd w:val="clear" w:color="auto" w:fill="F2F2F2" w:themeFill="background1" w:themeFillShade="F2"/>
           </w:tcPr>
           <w:p>
             <w:pPr>
+              <w:jc w:val="center"/>
               <w:rPr>
                 <w:rFonts w:ascii="Arial" w:hAnsi="Arial" w:cs="Arial"/>
                 <w:b/>
@@ -3117,7 +3277,17 @@
                 <w:sz w:val="18"/>
                 <w:szCs w:val="18"/>
               </w:rPr>
-              <w:t>sugAluno_organizarHorario</w:t>
+              <w:t>s</w:t>
+            </w:r>
+            <w:r>
+              <w:rPr>
+                <w:rFonts w:ascii="Arial" w:hAnsi="Arial" w:cs="Arial"/>
+                <w:b/>
+                <w:sz w:val="18"/>
+                <w:szCs w:val="18"/>
+              </w:rPr>
+              <w:lastRenderedPageBreak/>
+              <w:t>ugAluno_organizarHorario</w:t>
             </w:r>
             <w:proofErr w:type="spellEnd"/>
             <w:r>
@@ -3133,34 +3303,36 @@
         </w:tc>
         <w:tc>
           <w:tcPr>
-            <w:tcW w:w="4516" w:type="dxa"/>
-          </w:tcPr>
-          <w:p>
-            <w:pPr>
-              <w:rPr>
-                <w:rFonts w:ascii="Arial" w:hAnsi="Arial" w:cs="Arial"/>
-                <w:sz w:val="18"/>
-                <w:szCs w:val="18"/>
-              </w:rPr>
-            </w:pPr>
-            <w:r>
-              <w:rPr>
-                <w:rFonts w:ascii="Arial" w:hAnsi="Arial" w:cs="Arial"/>
-                <w:sz w:val="18"/>
-                <w:szCs w:val="18"/>
-              </w:rPr>
+            <w:tcW w:w="4373" w:type="dxa"/>
+          </w:tcPr>
+          <w:p>
+            <w:pPr>
+              <w:rPr>
+                <w:rFonts w:ascii="Arial" w:hAnsi="Arial" w:cs="Arial"/>
+                <w:sz w:val="18"/>
+                <w:szCs w:val="18"/>
+              </w:rPr>
+            </w:pPr>
+            <w:r>
+              <w:rPr>
+                <w:rFonts w:ascii="Arial" w:hAnsi="Arial" w:cs="Arial"/>
+                <w:sz w:val="18"/>
+                <w:szCs w:val="18"/>
+              </w:rPr>
+              <w:lastRenderedPageBreak/>
               <w:t>Organizar horário para estudar</w:t>
             </w:r>
           </w:p>
         </w:tc>
         <w:tc>
           <w:tcPr>
-            <w:tcW w:w="236" w:type="dxa"/>
+            <w:tcW w:w="446" w:type="dxa"/>
             <w:gridSpan w:val="2"/>
             <w:shd w:val="clear" w:color="auto" w:fill="F2F2F2" w:themeFill="background1" w:themeFillShade="F2"/>
           </w:tcPr>
           <w:p>
             <w:pPr>
+              <w:jc w:val="center"/>
               <w:rPr>
                 <w:rFonts w:ascii="Arial" w:hAnsi="Arial" w:cs="Arial"/>
                 <w:b/>
@@ -3185,7 +3357,17 @@
                 <w:sz w:val="18"/>
                 <w:szCs w:val="18"/>
               </w:rPr>
-              <w:t>sugResp_acompanharAtividade</w:t>
+              <w:t>s</w:t>
+            </w:r>
+            <w:r>
+              <w:rPr>
+                <w:rFonts w:ascii="Arial" w:hAnsi="Arial" w:cs="Arial"/>
+                <w:b/>
+                <w:sz w:val="18"/>
+                <w:szCs w:val="18"/>
+              </w:rPr>
+              <w:lastRenderedPageBreak/>
+              <w:t>ugResp_acompanharAtividade</w:t>
             </w:r>
             <w:proofErr w:type="spellEnd"/>
             <w:r>
@@ -3201,31 +3383,32 @@
         </w:tc>
         <w:tc>
           <w:tcPr>
-            <w:tcW w:w="4605" w:type="dxa"/>
+            <w:tcW w:w="4395" w:type="dxa"/>
+            <w:gridSpan w:val="2"/>
+          </w:tcPr>
+          <w:p>
+            <w:pPr>
+              <w:rPr>
+                <w:rFonts w:ascii="Arial" w:hAnsi="Arial" w:cs="Arial"/>
+                <w:sz w:val="18"/>
+                <w:szCs w:val="18"/>
+              </w:rPr>
+            </w:pPr>
+            <w:r>
+              <w:rPr>
+                <w:rFonts w:ascii="Arial" w:hAnsi="Arial" w:cs="Arial"/>
+                <w:sz w:val="18"/>
+                <w:szCs w:val="18"/>
+              </w:rPr>
+              <w:lastRenderedPageBreak/>
+              <w:t>Acompanhar atividades e desempenho escolar</w:t>
+            </w:r>
+          </w:p>
+        </w:tc>
+        <w:tc>
+          <w:tcPr>
+            <w:tcW w:w="4961" w:type="dxa"/>
             <w:gridSpan w:val="3"/>
-          </w:tcPr>
-          <w:p>
-            <w:pPr>
-              <w:rPr>
-                <w:rFonts w:ascii="Arial" w:hAnsi="Arial" w:cs="Arial"/>
-                <w:sz w:val="18"/>
-                <w:szCs w:val="18"/>
-              </w:rPr>
-            </w:pPr>
-            <w:r>
-              <w:rPr>
-                <w:rFonts w:ascii="Arial" w:hAnsi="Arial" w:cs="Arial"/>
-                <w:sz w:val="18"/>
-                <w:szCs w:val="18"/>
-              </w:rPr>
-              <w:t>Acompanhar atividades e desempenho escolar</w:t>
-            </w:r>
-          </w:p>
-        </w:tc>
-        <w:tc>
-          <w:tcPr>
-            <w:tcW w:w="4961" w:type="dxa"/>
-            <w:gridSpan w:val="4"/>
             <w:vMerge/>
             <w:shd w:val="clear" w:color="auto" w:fill="FFFFFF" w:themeFill="background1"/>
           </w:tcPr>
@@ -3247,20 +3430,25 @@
         </w:trPr>
         <w:tc>
           <w:tcPr>
-            <w:tcW w:w="249" w:type="dxa"/>
+            <w:tcW w:w="392" w:type="dxa"/>
             <w:shd w:val="clear" w:color="auto" w:fill="F2F2F2" w:themeFill="background1" w:themeFillShade="F2"/>
           </w:tcPr>
           <w:p>
             <w:pPr>
-              <w:rPr>
-                <w:rFonts w:ascii="Arial" w:hAnsi="Arial" w:cs="Arial"/>
-                <w:sz w:val="18"/>
-                <w:szCs w:val="18"/>
-              </w:rPr>
-            </w:pPr>
-            <w:r>
-              <w:rPr>
-                <w:rFonts w:ascii="Arial" w:hAnsi="Arial" w:cs="Arial"/>
+              <w:jc w:val="center"/>
+              <w:rPr>
+                <w:rFonts w:ascii="Arial" w:hAnsi="Arial" w:cs="Arial"/>
+                <w:b/>
+                <w:bCs/>
+                <w:sz w:val="18"/>
+                <w:szCs w:val="18"/>
+              </w:rPr>
+            </w:pPr>
+            <w:r>
+              <w:rPr>
+                <w:rFonts w:ascii="Arial" w:hAnsi="Arial" w:cs="Arial"/>
+                <w:b/>
+                <w:bCs/>
                 <w:sz w:val="18"/>
                 <w:szCs w:val="18"/>
               </w:rPr>
@@ -3270,24 +3458,19 @@
             <w:r>
               <w:rPr>
                 <w:rFonts w:ascii="Arial" w:hAnsi="Arial" w:cs="Arial"/>
-                <w:sz w:val="18"/>
-                <w:szCs w:val="18"/>
-              </w:rPr>
-              <w:t>sugAluno_faze</w:t>
-            </w:r>
-            <w:r>
-              <w:rPr>
-                <w:rFonts w:ascii="Arial" w:hAnsi="Arial" w:cs="Arial"/>
-                <w:sz w:val="18"/>
-                <w:szCs w:val="18"/>
-              </w:rPr>
-              <w:lastRenderedPageBreak/>
-              <w:t>rAnotacoes</w:t>
+                <w:b/>
+                <w:bCs/>
+                <w:sz w:val="18"/>
+                <w:szCs w:val="18"/>
+              </w:rPr>
+              <w:t>sugAluno_fazerAnotacoes</w:t>
             </w:r>
             <w:proofErr w:type="spellEnd"/>
             <w:r>
               <w:rPr>
                 <w:rFonts w:ascii="Arial" w:hAnsi="Arial" w:cs="Arial"/>
+                <w:b/>
+                <w:bCs/>
                 <w:sz w:val="18"/>
                 <w:szCs w:val="18"/>
               </w:rPr>
@@ -3297,35 +3480,35 @@
         </w:tc>
         <w:tc>
           <w:tcPr>
-            <w:tcW w:w="4516" w:type="dxa"/>
-          </w:tcPr>
-          <w:p>
-            <w:pPr>
-              <w:rPr>
-                <w:rFonts w:ascii="Arial" w:hAnsi="Arial" w:cs="Arial"/>
-                <w:sz w:val="18"/>
-                <w:szCs w:val="18"/>
-              </w:rPr>
-            </w:pPr>
-            <w:r>
-              <w:rPr>
-                <w:rFonts w:ascii="Arial" w:hAnsi="Arial" w:cs="Arial"/>
-                <w:sz w:val="18"/>
-                <w:szCs w:val="18"/>
-              </w:rPr>
-              <w:lastRenderedPageBreak/>
+            <w:tcW w:w="4373" w:type="dxa"/>
+          </w:tcPr>
+          <w:p>
+            <w:pPr>
+              <w:rPr>
+                <w:rFonts w:ascii="Arial" w:hAnsi="Arial" w:cs="Arial"/>
+                <w:sz w:val="18"/>
+                <w:szCs w:val="18"/>
+              </w:rPr>
+            </w:pPr>
+            <w:r>
+              <w:rPr>
+                <w:rFonts w:ascii="Arial" w:hAnsi="Arial" w:cs="Arial"/>
+                <w:sz w:val="18"/>
+                <w:szCs w:val="18"/>
+              </w:rPr>
               <w:t>Fazer anotações</w:t>
             </w:r>
           </w:p>
         </w:tc>
         <w:tc>
           <w:tcPr>
-            <w:tcW w:w="236" w:type="dxa"/>
+            <w:tcW w:w="446" w:type="dxa"/>
             <w:gridSpan w:val="2"/>
             <w:shd w:val="clear" w:color="auto" w:fill="F2F2F2" w:themeFill="background1" w:themeFillShade="F2"/>
           </w:tcPr>
           <w:p>
             <w:pPr>
+              <w:jc w:val="center"/>
               <w:rPr>
                 <w:rFonts w:ascii="Arial" w:hAnsi="Arial" w:cs="Arial"/>
                 <w:b/>
@@ -3350,17 +3533,7 @@
                 <w:sz w:val="18"/>
                 <w:szCs w:val="18"/>
               </w:rPr>
-              <w:t>sugResp_mante</w:t>
-            </w:r>
-            <w:r>
-              <w:rPr>
-                <w:rFonts w:ascii="Arial" w:hAnsi="Arial" w:cs="Arial"/>
-                <w:b/>
-                <w:sz w:val="18"/>
-                <w:szCs w:val="18"/>
-              </w:rPr>
-              <w:lastRenderedPageBreak/>
-              <w:t>rContato</w:t>
+              <w:t>sugResp_manterContato</w:t>
             </w:r>
             <w:proofErr w:type="spellEnd"/>
             <w:r>
@@ -3376,32 +3549,31 @@
         </w:tc>
         <w:tc>
           <w:tcPr>
-            <w:tcW w:w="4605" w:type="dxa"/>
+            <w:tcW w:w="4395" w:type="dxa"/>
+            <w:gridSpan w:val="2"/>
+          </w:tcPr>
+          <w:p>
+            <w:pPr>
+              <w:rPr>
+                <w:rFonts w:ascii="Arial" w:hAnsi="Arial" w:cs="Arial"/>
+                <w:sz w:val="18"/>
+                <w:szCs w:val="18"/>
+              </w:rPr>
+            </w:pPr>
+            <w:r>
+              <w:rPr>
+                <w:rFonts w:ascii="Arial" w:hAnsi="Arial" w:cs="Arial"/>
+                <w:sz w:val="18"/>
+                <w:szCs w:val="18"/>
+              </w:rPr>
+              <w:t>Manter contato com a Escola</w:t>
+            </w:r>
+          </w:p>
+        </w:tc>
+        <w:tc>
+          <w:tcPr>
+            <w:tcW w:w="4961" w:type="dxa"/>
             <w:gridSpan w:val="3"/>
-          </w:tcPr>
-          <w:p>
-            <w:pPr>
-              <w:rPr>
-                <w:rFonts w:ascii="Arial" w:hAnsi="Arial" w:cs="Arial"/>
-                <w:sz w:val="18"/>
-                <w:szCs w:val="18"/>
-              </w:rPr>
-            </w:pPr>
-            <w:r>
-              <w:rPr>
-                <w:rFonts w:ascii="Arial" w:hAnsi="Arial" w:cs="Arial"/>
-                <w:sz w:val="18"/>
-                <w:szCs w:val="18"/>
-              </w:rPr>
-              <w:lastRenderedPageBreak/>
-              <w:t>Manter contato com a Escola</w:t>
-            </w:r>
-          </w:p>
-        </w:tc>
-        <w:tc>
-          <w:tcPr>
-            <w:tcW w:w="4961" w:type="dxa"/>
-            <w:gridSpan w:val="4"/>
             <w:vMerge/>
             <w:shd w:val="clear" w:color="auto" w:fill="FFFFFF" w:themeFill="background1"/>
           </w:tcPr>
@@ -3423,20 +3595,25 @@
         </w:trPr>
         <w:tc>
           <w:tcPr>
-            <w:tcW w:w="249" w:type="dxa"/>
+            <w:tcW w:w="392" w:type="dxa"/>
             <w:shd w:val="clear" w:color="auto" w:fill="F2F2F2" w:themeFill="background1" w:themeFillShade="F2"/>
           </w:tcPr>
           <w:p>
             <w:pPr>
-              <w:rPr>
-                <w:rFonts w:ascii="Arial" w:hAnsi="Arial" w:cs="Arial"/>
-                <w:sz w:val="18"/>
-                <w:szCs w:val="18"/>
-              </w:rPr>
-            </w:pPr>
-            <w:r>
-              <w:rPr>
-                <w:rFonts w:ascii="Arial" w:hAnsi="Arial" w:cs="Arial"/>
+              <w:jc w:val="center"/>
+              <w:rPr>
+                <w:rFonts w:ascii="Arial" w:hAnsi="Arial" w:cs="Arial"/>
+                <w:b/>
+                <w:bCs/>
+                <w:sz w:val="18"/>
+                <w:szCs w:val="18"/>
+              </w:rPr>
+            </w:pPr>
+            <w:r>
+              <w:rPr>
+                <w:rFonts w:ascii="Arial" w:hAnsi="Arial" w:cs="Arial"/>
+                <w:b/>
+                <w:bCs/>
                 <w:sz w:val="18"/>
                 <w:szCs w:val="18"/>
               </w:rPr>
@@ -3446,15 +3623,30 @@
             <w:r>
               <w:rPr>
                 <w:rFonts w:ascii="Arial" w:hAnsi="Arial" w:cs="Arial"/>
-                <w:sz w:val="18"/>
-                <w:szCs w:val="18"/>
-              </w:rPr>
-              <w:t>sugAluno_manterAtento</w:t>
+                <w:b/>
+                <w:bCs/>
+                <w:sz w:val="18"/>
+                <w:szCs w:val="18"/>
+              </w:rPr>
+              <w:t>sugAluno_manterA</w:t>
+            </w:r>
+            <w:r>
+              <w:rPr>
+                <w:rFonts w:ascii="Arial" w:hAnsi="Arial" w:cs="Arial"/>
+                <w:b/>
+                <w:bCs/>
+                <w:sz w:val="18"/>
+                <w:szCs w:val="18"/>
+              </w:rPr>
+              <w:lastRenderedPageBreak/>
+              <w:t>tento</w:t>
             </w:r>
             <w:proofErr w:type="spellEnd"/>
             <w:r>
               <w:rPr>
                 <w:rFonts w:ascii="Arial" w:hAnsi="Arial" w:cs="Arial"/>
+                <w:b/>
+                <w:bCs/>
                 <w:sz w:val="18"/>
                 <w:szCs w:val="18"/>
               </w:rPr>
@@ -3464,34 +3656,36 @@
         </w:tc>
         <w:tc>
           <w:tcPr>
-            <w:tcW w:w="4516" w:type="dxa"/>
-          </w:tcPr>
-          <w:p>
-            <w:pPr>
-              <w:rPr>
-                <w:rFonts w:ascii="Arial" w:hAnsi="Arial" w:cs="Arial"/>
-                <w:sz w:val="18"/>
-                <w:szCs w:val="18"/>
-              </w:rPr>
-            </w:pPr>
-            <w:r>
-              <w:rPr>
-                <w:rFonts w:ascii="Arial" w:hAnsi="Arial" w:cs="Arial"/>
-                <w:sz w:val="18"/>
-                <w:szCs w:val="18"/>
-              </w:rPr>
+            <w:tcW w:w="4373" w:type="dxa"/>
+          </w:tcPr>
+          <w:p>
+            <w:pPr>
+              <w:rPr>
+                <w:rFonts w:ascii="Arial" w:hAnsi="Arial" w:cs="Arial"/>
+                <w:sz w:val="18"/>
+                <w:szCs w:val="18"/>
+              </w:rPr>
+            </w:pPr>
+            <w:r>
+              <w:rPr>
+                <w:rFonts w:ascii="Arial" w:hAnsi="Arial" w:cs="Arial"/>
+                <w:sz w:val="18"/>
+                <w:szCs w:val="18"/>
+              </w:rPr>
+              <w:lastRenderedPageBreak/>
               <w:t>Manter-se atento nas aulas</w:t>
             </w:r>
           </w:p>
         </w:tc>
         <w:tc>
           <w:tcPr>
-            <w:tcW w:w="236" w:type="dxa"/>
+            <w:tcW w:w="446" w:type="dxa"/>
             <w:gridSpan w:val="2"/>
             <w:shd w:val="clear" w:color="auto" w:fill="F2F2F2" w:themeFill="background1" w:themeFillShade="F2"/>
           </w:tcPr>
           <w:p>
             <w:pPr>
+              <w:jc w:val="center"/>
               <w:rPr>
                 <w:rFonts w:ascii="Arial" w:hAnsi="Arial" w:cs="Arial"/>
                 <w:b/>
@@ -3516,7 +3710,17 @@
                 <w:sz w:val="18"/>
                 <w:szCs w:val="18"/>
               </w:rPr>
-              <w:t>sugResp_atentarFrequencia</w:t>
+              <w:t>sugResp_atentarFrequenci</w:t>
+            </w:r>
+            <w:r>
+              <w:rPr>
+                <w:rFonts w:ascii="Arial" w:hAnsi="Arial" w:cs="Arial"/>
+                <w:b/>
+                <w:sz w:val="18"/>
+                <w:szCs w:val="18"/>
+              </w:rPr>
+              <w:lastRenderedPageBreak/>
+              <w:t>a</w:t>
             </w:r>
             <w:proofErr w:type="spellEnd"/>
             <w:r>
@@ -3532,31 +3736,32 @@
         </w:tc>
         <w:tc>
           <w:tcPr>
-            <w:tcW w:w="4605" w:type="dxa"/>
+            <w:tcW w:w="4395" w:type="dxa"/>
+            <w:gridSpan w:val="2"/>
+          </w:tcPr>
+          <w:p>
+            <w:pPr>
+              <w:rPr>
+                <w:rFonts w:ascii="Arial" w:hAnsi="Arial" w:cs="Arial"/>
+                <w:sz w:val="18"/>
+                <w:szCs w:val="18"/>
+              </w:rPr>
+            </w:pPr>
+            <w:r>
+              <w:rPr>
+                <w:rFonts w:ascii="Arial" w:hAnsi="Arial" w:cs="Arial"/>
+                <w:sz w:val="18"/>
+                <w:szCs w:val="18"/>
+              </w:rPr>
+              <w:lastRenderedPageBreak/>
+              <w:t>Atentar para a frequência regular às aulas</w:t>
+            </w:r>
+          </w:p>
+        </w:tc>
+        <w:tc>
+          <w:tcPr>
+            <w:tcW w:w="4961" w:type="dxa"/>
             <w:gridSpan w:val="3"/>
-          </w:tcPr>
-          <w:p>
-            <w:pPr>
-              <w:rPr>
-                <w:rFonts w:ascii="Arial" w:hAnsi="Arial" w:cs="Arial"/>
-                <w:sz w:val="18"/>
-                <w:szCs w:val="18"/>
-              </w:rPr>
-            </w:pPr>
-            <w:r>
-              <w:rPr>
-                <w:rFonts w:ascii="Arial" w:hAnsi="Arial" w:cs="Arial"/>
-                <w:sz w:val="18"/>
-                <w:szCs w:val="18"/>
-              </w:rPr>
-              <w:t>Atentar para a frequência regular às aulas</w:t>
-            </w:r>
-          </w:p>
-        </w:tc>
-        <w:tc>
-          <w:tcPr>
-            <w:tcW w:w="4961" w:type="dxa"/>
-            <w:gridSpan w:val="4"/>
             <w:vMerge/>
             <w:shd w:val="clear" w:color="auto" w:fill="FFFFFF" w:themeFill="background1"/>
           </w:tcPr>
@@ -3578,20 +3783,25 @@
         </w:trPr>
         <w:tc>
           <w:tcPr>
-            <w:tcW w:w="249" w:type="dxa"/>
+            <w:tcW w:w="392" w:type="dxa"/>
             <w:shd w:val="clear" w:color="auto" w:fill="F2F2F2" w:themeFill="background1" w:themeFillShade="F2"/>
           </w:tcPr>
           <w:p>
             <w:pPr>
-              <w:rPr>
-                <w:rFonts w:ascii="Arial" w:hAnsi="Arial" w:cs="Arial"/>
-                <w:sz w:val="18"/>
-                <w:szCs w:val="18"/>
-              </w:rPr>
-            </w:pPr>
-            <w:r>
-              <w:rPr>
-                <w:rFonts w:ascii="Arial" w:hAnsi="Arial" w:cs="Arial"/>
+              <w:jc w:val="center"/>
+              <w:rPr>
+                <w:rFonts w:ascii="Arial" w:hAnsi="Arial" w:cs="Arial"/>
+                <w:b/>
+                <w:bCs/>
+                <w:sz w:val="18"/>
+                <w:szCs w:val="18"/>
+              </w:rPr>
+            </w:pPr>
+            <w:r>
+              <w:rPr>
+                <w:rFonts w:ascii="Arial" w:hAnsi="Arial" w:cs="Arial"/>
+                <w:b/>
+                <w:bCs/>
                 <w:sz w:val="18"/>
                 <w:szCs w:val="18"/>
               </w:rPr>
@@ -3601,24 +3811,19 @@
             <w:r>
               <w:rPr>
                 <w:rFonts w:ascii="Arial" w:hAnsi="Arial" w:cs="Arial"/>
-                <w:sz w:val="18"/>
-                <w:szCs w:val="18"/>
-              </w:rPr>
-              <w:t>sugAluno_obse</w:t>
-            </w:r>
-            <w:r>
-              <w:rPr>
-                <w:rFonts w:ascii="Arial" w:hAnsi="Arial" w:cs="Arial"/>
-                <w:sz w:val="18"/>
-                <w:szCs w:val="18"/>
-              </w:rPr>
-              <w:lastRenderedPageBreak/>
-              <w:t>rvarRegras</w:t>
+                <w:b/>
+                <w:bCs/>
+                <w:sz w:val="18"/>
+                <w:szCs w:val="18"/>
+              </w:rPr>
+              <w:t>sugAluno_observarRegras</w:t>
             </w:r>
             <w:proofErr w:type="spellEnd"/>
             <w:r>
               <w:rPr>
                 <w:rFonts w:ascii="Arial" w:hAnsi="Arial" w:cs="Arial"/>
+                <w:b/>
+                <w:bCs/>
                 <w:sz w:val="18"/>
                 <w:szCs w:val="18"/>
               </w:rPr>
@@ -3628,30 +3833,29 @@
         </w:tc>
         <w:tc>
           <w:tcPr>
-            <w:tcW w:w="4516" w:type="dxa"/>
-          </w:tcPr>
-          <w:p>
-            <w:pPr>
-              <w:rPr>
-                <w:rFonts w:ascii="Arial" w:hAnsi="Arial" w:cs="Arial"/>
-                <w:sz w:val="18"/>
-                <w:szCs w:val="18"/>
-              </w:rPr>
-            </w:pPr>
-            <w:r>
-              <w:rPr>
-                <w:rFonts w:ascii="Arial" w:hAnsi="Arial" w:cs="Arial"/>
-                <w:sz w:val="18"/>
-                <w:szCs w:val="18"/>
-              </w:rPr>
-              <w:lastRenderedPageBreak/>
+            <w:tcW w:w="4373" w:type="dxa"/>
+          </w:tcPr>
+          <w:p>
+            <w:pPr>
+              <w:rPr>
+                <w:rFonts w:ascii="Arial" w:hAnsi="Arial" w:cs="Arial"/>
+                <w:sz w:val="18"/>
+                <w:szCs w:val="18"/>
+              </w:rPr>
+            </w:pPr>
+            <w:r>
+              <w:rPr>
+                <w:rFonts w:ascii="Arial" w:hAnsi="Arial" w:cs="Arial"/>
+                <w:sz w:val="18"/>
+                <w:szCs w:val="18"/>
+              </w:rPr>
               <w:t>Observar as regras de boa convivência social</w:t>
             </w:r>
           </w:p>
         </w:tc>
         <w:tc>
           <w:tcPr>
-            <w:tcW w:w="236" w:type="dxa"/>
+            <w:tcW w:w="446" w:type="dxa"/>
             <w:gridSpan w:val="2"/>
             <w:shd w:val="clear" w:color="auto" w:fill="F2F2F2" w:themeFill="background1" w:themeFillShade="F2"/>
           </w:tcPr>
@@ -3667,8 +3871,8 @@
         </w:tc>
         <w:tc>
           <w:tcPr>
-            <w:tcW w:w="4605" w:type="dxa"/>
-            <w:gridSpan w:val="3"/>
+            <w:tcW w:w="4395" w:type="dxa"/>
+            <w:gridSpan w:val="2"/>
             <w:vMerge w:val="restart"/>
           </w:tcPr>
           <w:p>
@@ -3705,6 +3909,7 @@
                 <w:szCs w:val="18"/>
               </w:rPr>
             </w:pPr>
+            <w:proofErr w:type="gramStart"/>
             <w:r>
               <w:rPr>
                 <w:rFonts w:ascii="Arial" w:hAnsi="Arial" w:cs="Arial"/>
@@ -3719,30 +3924,121 @@
                 <w:sz w:val="18"/>
                 <w:szCs w:val="18"/>
               </w:rPr>
+              <w:t xml:space="preserve"> </w:t>
+            </w:r>
+            <w:r>
+              <w:rPr>
+                <w:rFonts w:ascii="Arial" w:hAnsi="Arial" w:cs="Arial"/>
+                <w:b/>
+                <w:bCs/>
+                <w:sz w:val="18"/>
+                <w:szCs w:val="18"/>
+              </w:rPr>
               <w:t>{</w:t>
             </w:r>
             <w:proofErr w:type="spellStart"/>
-            <w:r>
-              <w:rPr>
-                <w:rFonts w:ascii="Arial" w:hAnsi="Arial" w:cs="Arial"/>
-                <w:sz w:val="18"/>
-                <w:szCs w:val="18"/>
-              </w:rPr>
-              <w:t>encaminhar_</w:t>
-            </w:r>
+            <w:proofErr w:type="gramEnd"/>
+            <w:r>
+              <w:rPr>
+                <w:rFonts w:ascii="Arial" w:hAnsi="Arial" w:cs="Arial"/>
+                <w:b/>
+                <w:bCs/>
+                <w:sz w:val="18"/>
+                <w:szCs w:val="18"/>
+              </w:rPr>
+              <w:t>encaminhar_opp</w:t>
+            </w:r>
+            <w:proofErr w:type="spellEnd"/>
             <w:proofErr w:type="gramStart"/>
             <w:r>
               <w:rPr>
                 <w:rFonts w:ascii="Arial" w:hAnsi="Arial" w:cs="Arial"/>
-                <w:sz w:val="18"/>
-                <w:szCs w:val="18"/>
-              </w:rPr>
-              <w:t>opp</w:t>
+                <w:b/>
+                <w:bCs/>
+                <w:sz w:val="18"/>
+                <w:szCs w:val="18"/>
+              </w:rPr>
+              <w:t>}</w:t>
+            </w:r>
+            <w:r>
+              <w:rPr>
+                <w:rFonts w:ascii="Arial" w:hAnsi="Arial" w:cs="Arial"/>
+                <w:sz w:val="18"/>
+                <w:szCs w:val="18"/>
+              </w:rPr>
+              <w:t xml:space="preserve"> </w:t>
+            </w:r>
+            <w:r>
+              <w:rPr>
+                <w:rFonts w:ascii="Arial" w:hAnsi="Arial" w:cs="Arial"/>
+                <w:sz w:val="18"/>
+                <w:szCs w:val="18"/>
+              </w:rPr>
+              <w:t>)</w:t>
+            </w:r>
+            <w:proofErr w:type="gramEnd"/>
+            <w:r>
+              <w:rPr>
+                <w:rFonts w:ascii="Arial" w:hAnsi="Arial" w:cs="Arial"/>
+                <w:sz w:val="18"/>
+                <w:szCs w:val="18"/>
+              </w:rPr>
+              <w:t xml:space="preserve"> OPP</w:t>
+            </w:r>
+            <w:r>
+              <w:rPr>
+                <w:rFonts w:ascii="Arial" w:hAnsi="Arial" w:cs="Arial"/>
+                <w:sz w:val="18"/>
+                <w:szCs w:val="18"/>
+              </w:rPr>
+              <w:t xml:space="preserve"> </w:t>
+            </w:r>
+            <w:proofErr w:type="gramStart"/>
+            <w:r>
+              <w:rPr>
+                <w:rFonts w:ascii="Arial" w:hAnsi="Arial" w:cs="Arial"/>
+                <w:sz w:val="18"/>
+                <w:szCs w:val="18"/>
+              </w:rPr>
+              <w:t xml:space="preserve">   (</w:t>
+            </w:r>
+            <w:proofErr w:type="gramEnd"/>
+            <w:r>
+              <w:rPr>
+                <w:rFonts w:ascii="Arial" w:hAnsi="Arial" w:cs="Arial"/>
+                <w:sz w:val="18"/>
+                <w:szCs w:val="18"/>
+              </w:rPr>
+              <w:t xml:space="preserve"> </w:t>
+            </w:r>
+            <w:r>
+              <w:rPr>
+                <w:rFonts w:ascii="Arial" w:hAnsi="Arial" w:cs="Arial"/>
+                <w:b/>
+                <w:bCs/>
+                <w:sz w:val="18"/>
+                <w:szCs w:val="18"/>
+              </w:rPr>
+              <w:t>{</w:t>
+            </w:r>
+            <w:proofErr w:type="spellStart"/>
+            <w:r>
+              <w:rPr>
+                <w:rFonts w:ascii="Arial" w:hAnsi="Arial" w:cs="Arial"/>
+                <w:b/>
+                <w:bCs/>
+                <w:sz w:val="18"/>
+                <w:szCs w:val="18"/>
+              </w:rPr>
+              <w:t>encaminhar_aqv</w:t>
             </w:r>
             <w:proofErr w:type="spellEnd"/>
-            <w:r>
-              <w:rPr>
-                <w:rFonts w:ascii="Arial" w:hAnsi="Arial" w:cs="Arial"/>
+            <w:proofErr w:type="gramStart"/>
+            <w:r>
+              <w:rPr>
+                <w:rFonts w:ascii="Arial" w:hAnsi="Arial" w:cs="Arial"/>
+                <w:b/>
+                <w:bCs/>
                 <w:sz w:val="18"/>
                 <w:szCs w:val="18"/>
               </w:rPr>
@@ -3754,7 +4050,7 @@
                 <w:sz w:val="18"/>
                 <w:szCs w:val="18"/>
               </w:rPr>
-              <w:t xml:space="preserve">  </w:t>
+              <w:t xml:space="preserve"> </w:t>
             </w:r>
             <w:r>
               <w:rPr>
@@ -3771,8 +4067,18 @@
                 <w:sz w:val="18"/>
                 <w:szCs w:val="18"/>
               </w:rPr>
-              <w:t xml:space="preserve"> OPP</w:t>
-            </w:r>
+              <w:t xml:space="preserve"> AQV</w:t>
+            </w:r>
+            <w:proofErr w:type="gramStart"/>
+            <w:r>
+              <w:rPr>
+                <w:rFonts w:ascii="Arial" w:hAnsi="Arial" w:cs="Arial"/>
+                <w:sz w:val="18"/>
+                <w:szCs w:val="18"/>
+              </w:rPr>
+              <w:t xml:space="preserve">   (</w:t>
+            </w:r>
+            <w:proofErr w:type="gramEnd"/>
             <w:r>
               <w:rPr>
                 <w:rFonts w:ascii="Arial" w:hAnsi="Arial" w:cs="Arial"/>
@@ -3781,10 +4087,68 @@
               </w:rPr>
               <w:t xml:space="preserve"> </w:t>
             </w:r>
+            <w:r>
+              <w:rPr>
+                <w:rFonts w:ascii="Arial" w:hAnsi="Arial" w:cs="Arial"/>
+                <w:b/>
+                <w:bCs/>
+                <w:sz w:val="18"/>
+                <w:szCs w:val="18"/>
+              </w:rPr>
+              <w:t>{</w:t>
+            </w:r>
+            <w:proofErr w:type="spellStart"/>
+            <w:r>
+              <w:rPr>
+                <w:rFonts w:ascii="Arial" w:hAnsi="Arial" w:cs="Arial"/>
+                <w:b/>
+                <w:bCs/>
+                <w:sz w:val="18"/>
+                <w:szCs w:val="18"/>
+              </w:rPr>
+              <w:t>encaminhar_ct</w:t>
+            </w:r>
+            <w:proofErr w:type="spellEnd"/>
             <w:proofErr w:type="gramStart"/>
             <w:r>
               <w:rPr>
                 <w:rFonts w:ascii="Arial" w:hAnsi="Arial" w:cs="Arial"/>
+                <w:b/>
+                <w:bCs/>
+                <w:sz w:val="18"/>
+                <w:szCs w:val="18"/>
+              </w:rPr>
+              <w:t>}</w:t>
+            </w:r>
+            <w:r>
+              <w:rPr>
+                <w:rFonts w:ascii="Arial" w:hAnsi="Arial" w:cs="Arial"/>
+                <w:sz w:val="18"/>
+                <w:szCs w:val="18"/>
+              </w:rPr>
+              <w:t xml:space="preserve"> </w:t>
+            </w:r>
+            <w:r>
+              <w:rPr>
+                <w:rFonts w:ascii="Arial" w:hAnsi="Arial" w:cs="Arial"/>
+                <w:sz w:val="18"/>
+                <w:szCs w:val="18"/>
+              </w:rPr>
+              <w:t>)</w:t>
+            </w:r>
+            <w:proofErr w:type="gramEnd"/>
+            <w:r>
+              <w:rPr>
+                <w:rFonts w:ascii="Arial" w:hAnsi="Arial" w:cs="Arial"/>
+                <w:sz w:val="18"/>
+                <w:szCs w:val="18"/>
+              </w:rPr>
+              <w:t xml:space="preserve">  CT </w:t>
+            </w:r>
+            <w:proofErr w:type="gramStart"/>
+            <w:r>
+              <w:rPr>
+                <w:rFonts w:ascii="Arial" w:hAnsi="Arial" w:cs="Arial"/>
                 <w:sz w:val="18"/>
                 <w:szCs w:val="18"/>
               </w:rPr>
@@ -3797,30 +4161,36 @@
                 <w:sz w:val="18"/>
                 <w:szCs w:val="18"/>
               </w:rPr>
+              <w:t xml:space="preserve"> </w:t>
+            </w:r>
+            <w:r>
+              <w:rPr>
+                <w:rFonts w:ascii="Arial" w:hAnsi="Arial" w:cs="Arial"/>
+                <w:b/>
+                <w:bCs/>
+                <w:sz w:val="18"/>
+                <w:szCs w:val="18"/>
+              </w:rPr>
               <w:t>{</w:t>
             </w:r>
             <w:proofErr w:type="spellStart"/>
             <w:r>
               <w:rPr>
                 <w:rFonts w:ascii="Arial" w:hAnsi="Arial" w:cs="Arial"/>
-                <w:sz w:val="18"/>
-                <w:szCs w:val="18"/>
-              </w:rPr>
-              <w:t>encaminhar_</w:t>
-            </w:r>
+                <w:b/>
+                <w:bCs/>
+                <w:sz w:val="18"/>
+                <w:szCs w:val="18"/>
+              </w:rPr>
+              <w:t>encaminhar_cap</w:t>
+            </w:r>
+            <w:proofErr w:type="spellEnd"/>
             <w:proofErr w:type="gramStart"/>
             <w:r>
               <w:rPr>
                 <w:rFonts w:ascii="Arial" w:hAnsi="Arial" w:cs="Arial"/>
-                <w:sz w:val="18"/>
-                <w:szCs w:val="18"/>
-              </w:rPr>
-              <w:t>aqv</w:t>
-            </w:r>
-            <w:proofErr w:type="spellEnd"/>
-            <w:r>
-              <w:rPr>
-                <w:rFonts w:ascii="Arial" w:hAnsi="Arial" w:cs="Arial"/>
+                <w:b/>
+                <w:bCs/>
                 <w:sz w:val="18"/>
                 <w:szCs w:val="18"/>
               </w:rPr>
@@ -3832,147 +4202,7 @@
                 <w:sz w:val="18"/>
                 <w:szCs w:val="18"/>
               </w:rPr>
-              <w:t xml:space="preserve">  </w:t>
-            </w:r>
-            <w:r>
-              <w:rPr>
-                <w:rFonts w:ascii="Arial" w:hAnsi="Arial" w:cs="Arial"/>
-                <w:sz w:val="18"/>
-                <w:szCs w:val="18"/>
-              </w:rPr>
-              <w:t>)</w:t>
-            </w:r>
-            <w:proofErr w:type="gramEnd"/>
-            <w:r>
-              <w:rPr>
-                <w:rFonts w:ascii="Arial" w:hAnsi="Arial" w:cs="Arial"/>
-                <w:sz w:val="18"/>
-                <w:szCs w:val="18"/>
-              </w:rPr>
-              <w:t xml:space="preserve"> AQV</w:t>
-            </w:r>
-            <w:proofErr w:type="gramStart"/>
-            <w:r>
-              <w:rPr>
-                <w:rFonts w:ascii="Arial" w:hAnsi="Arial" w:cs="Arial"/>
-                <w:sz w:val="18"/>
-                <w:szCs w:val="18"/>
-              </w:rPr>
-              <w:t xml:space="preserve">   (</w:t>
-            </w:r>
-            <w:proofErr w:type="gramEnd"/>
-            <w:r>
-              <w:rPr>
-                <w:rFonts w:ascii="Arial" w:hAnsi="Arial" w:cs="Arial"/>
-                <w:sz w:val="18"/>
-                <w:szCs w:val="18"/>
-              </w:rPr>
-              <w:t>{</w:t>
-            </w:r>
-            <w:proofErr w:type="spellStart"/>
-            <w:r>
-              <w:rPr>
-                <w:rFonts w:ascii="Arial" w:hAnsi="Arial" w:cs="Arial"/>
-                <w:sz w:val="18"/>
-                <w:szCs w:val="18"/>
-              </w:rPr>
-              <w:t>encaminhar_</w:t>
-            </w:r>
-            <w:proofErr w:type="gramStart"/>
-            <w:r>
-              <w:rPr>
-                <w:rFonts w:ascii="Arial" w:hAnsi="Arial" w:cs="Arial"/>
-                <w:sz w:val="18"/>
-                <w:szCs w:val="18"/>
-              </w:rPr>
-              <w:t>ct</w:t>
-            </w:r>
-            <w:proofErr w:type="spellEnd"/>
-            <w:r>
-              <w:rPr>
-                <w:rFonts w:ascii="Arial" w:hAnsi="Arial" w:cs="Arial"/>
-                <w:sz w:val="18"/>
-                <w:szCs w:val="18"/>
-              </w:rPr>
-              <w:t>}</w:t>
-            </w:r>
-            <w:r>
-              <w:rPr>
-                <w:rFonts w:ascii="Arial" w:hAnsi="Arial" w:cs="Arial"/>
-                <w:sz w:val="18"/>
-                <w:szCs w:val="18"/>
-              </w:rPr>
-              <w:t xml:space="preserve">  </w:t>
-            </w:r>
-            <w:r>
-              <w:rPr>
-                <w:rFonts w:ascii="Arial" w:hAnsi="Arial" w:cs="Arial"/>
-                <w:sz w:val="18"/>
-                <w:szCs w:val="18"/>
-              </w:rPr>
-              <w:t>)</w:t>
-            </w:r>
-            <w:proofErr w:type="gramEnd"/>
-            <w:r>
-              <w:rPr>
-                <w:rFonts w:ascii="Arial" w:hAnsi="Arial" w:cs="Arial"/>
-                <w:sz w:val="18"/>
-                <w:szCs w:val="18"/>
-              </w:rPr>
-              <w:t xml:space="preserve">  CT </w:t>
-            </w:r>
-            <w:proofErr w:type="gramStart"/>
-            <w:r>
-              <w:rPr>
-                <w:rFonts w:ascii="Arial" w:hAnsi="Arial" w:cs="Arial"/>
-                <w:sz w:val="18"/>
-                <w:szCs w:val="18"/>
-              </w:rPr>
-              <w:t xml:space="preserve">   (</w:t>
-            </w:r>
-            <w:proofErr w:type="gramEnd"/>
-            <w:r>
-              <w:rPr>
-                <w:rFonts w:ascii="Arial" w:hAnsi="Arial" w:cs="Arial"/>
-                <w:sz w:val="18"/>
-                <w:szCs w:val="18"/>
-              </w:rPr>
-              <w:t>{</w:t>
-            </w:r>
-            <w:proofErr w:type="spellStart"/>
-            <w:r>
-              <w:rPr>
-                <w:rFonts w:ascii="Arial" w:hAnsi="Arial" w:cs="Arial"/>
-                <w:sz w:val="18"/>
-                <w:szCs w:val="18"/>
-              </w:rPr>
-              <w:t>encaminhar_</w:t>
-            </w:r>
-            <w:proofErr w:type="gramStart"/>
-            <w:r>
-              <w:rPr>
-                <w:rFonts w:ascii="Arial" w:hAnsi="Arial" w:cs="Arial"/>
-                <w:sz w:val="18"/>
-                <w:szCs w:val="18"/>
-              </w:rPr>
-              <w:t>cap</w:t>
-            </w:r>
-            <w:proofErr w:type="spellEnd"/>
-            <w:r>
-              <w:rPr>
-                <w:rFonts w:ascii="Arial" w:hAnsi="Arial" w:cs="Arial"/>
-                <w:sz w:val="18"/>
-                <w:szCs w:val="18"/>
-              </w:rPr>
-              <w:t>}</w:t>
-            </w:r>
-            <w:r>
-              <w:rPr>
-                <w:rFonts w:ascii="Arial" w:hAnsi="Arial" w:cs="Arial"/>
-                <w:sz w:val="18"/>
-                <w:szCs w:val="18"/>
-              </w:rPr>
-              <w:t xml:space="preserve">  )</w:t>
+              <w:t xml:space="preserve"> )</w:t>
             </w:r>
             <w:proofErr w:type="gramEnd"/>
             <w:r>
@@ -4178,7 +4408,7 @@
         <w:tc>
           <w:tcPr>
             <w:tcW w:w="4961" w:type="dxa"/>
-            <w:gridSpan w:val="4"/>
+            <w:gridSpan w:val="3"/>
             <w:vMerge/>
             <w:shd w:val="clear" w:color="auto" w:fill="FFFFFF" w:themeFill="background1"/>
           </w:tcPr>
@@ -4200,20 +4430,25 @@
         </w:trPr>
         <w:tc>
           <w:tcPr>
-            <w:tcW w:w="249" w:type="dxa"/>
+            <w:tcW w:w="392" w:type="dxa"/>
             <w:shd w:val="clear" w:color="auto" w:fill="F2F2F2" w:themeFill="background1" w:themeFillShade="F2"/>
           </w:tcPr>
           <w:p>
             <w:pPr>
-              <w:rPr>
-                <w:rFonts w:ascii="Arial" w:hAnsi="Arial" w:cs="Arial"/>
-                <w:sz w:val="18"/>
-                <w:szCs w:val="18"/>
-              </w:rPr>
-            </w:pPr>
-            <w:r>
-              <w:rPr>
-                <w:rFonts w:ascii="Arial" w:hAnsi="Arial" w:cs="Arial"/>
+              <w:jc w:val="center"/>
+              <w:rPr>
+                <w:rFonts w:ascii="Arial" w:hAnsi="Arial" w:cs="Arial"/>
+                <w:b/>
+                <w:bCs/>
+                <w:sz w:val="18"/>
+                <w:szCs w:val="18"/>
+              </w:rPr>
+            </w:pPr>
+            <w:r>
+              <w:rPr>
+                <w:rFonts w:ascii="Arial" w:hAnsi="Arial" w:cs="Arial"/>
+                <w:b/>
+                <w:bCs/>
                 <w:sz w:val="18"/>
                 <w:szCs w:val="18"/>
               </w:rPr>
@@ -4223,6 +4458,8 @@
             <w:r>
               <w:rPr>
                 <w:rFonts w:ascii="Arial" w:hAnsi="Arial" w:cs="Arial"/>
+                <w:b/>
+                <w:bCs/>
                 <w:sz w:val="18"/>
                 <w:szCs w:val="18"/>
               </w:rPr>
@@ -4232,6 +4469,8 @@
             <w:r>
               <w:rPr>
                 <w:rFonts w:ascii="Arial" w:hAnsi="Arial" w:cs="Arial"/>
+                <w:b/>
+                <w:bCs/>
                 <w:sz w:val="18"/>
                 <w:szCs w:val="18"/>
               </w:rPr>
@@ -4241,7 +4480,7 @@
         </w:tc>
         <w:tc>
           <w:tcPr>
-            <w:tcW w:w="4516" w:type="dxa"/>
+            <w:tcW w:w="4373" w:type="dxa"/>
           </w:tcPr>
           <w:p>
             <w:pPr>
@@ -4263,7 +4502,7 @@
         </w:tc>
         <w:tc>
           <w:tcPr>
-            <w:tcW w:w="236" w:type="dxa"/>
+            <w:tcW w:w="446" w:type="dxa"/>
             <w:gridSpan w:val="2"/>
             <w:shd w:val="clear" w:color="auto" w:fill="F2F2F2" w:themeFill="background1" w:themeFillShade="F2"/>
           </w:tcPr>
@@ -4279,24 +4518,24 @@
         </w:tc>
         <w:tc>
           <w:tcPr>
-            <w:tcW w:w="4605" w:type="dxa"/>
+            <w:tcW w:w="4395" w:type="dxa"/>
+            <w:gridSpan w:val="2"/>
+            <w:vMerge/>
+          </w:tcPr>
+          <w:p>
+            <w:pPr>
+              <w:rPr>
+                <w:rFonts w:ascii="Arial" w:hAnsi="Arial" w:cs="Arial"/>
+                <w:sz w:val="18"/>
+                <w:szCs w:val="18"/>
+              </w:rPr>
+            </w:pPr>
+          </w:p>
+        </w:tc>
+        <w:tc>
+          <w:tcPr>
+            <w:tcW w:w="4961" w:type="dxa"/>
             <w:gridSpan w:val="3"/>
-            <w:vMerge/>
-          </w:tcPr>
-          <w:p>
-            <w:pPr>
-              <w:rPr>
-                <w:rFonts w:ascii="Arial" w:hAnsi="Arial" w:cs="Arial"/>
-                <w:sz w:val="18"/>
-                <w:szCs w:val="18"/>
-              </w:rPr>
-            </w:pPr>
-          </w:p>
-        </w:tc>
-        <w:tc>
-          <w:tcPr>
-            <w:tcW w:w="4961" w:type="dxa"/>
-            <w:gridSpan w:val="4"/>
             <w:vMerge/>
             <w:shd w:val="clear" w:color="auto" w:fill="FFFFFF" w:themeFill="background1"/>
           </w:tcPr>
@@ -4319,11 +4558,12 @@
         </w:trPr>
         <w:tc>
           <w:tcPr>
-            <w:tcW w:w="249" w:type="dxa"/>
+            <w:tcW w:w="392" w:type="dxa"/>
             <w:shd w:val="clear" w:color="auto" w:fill="F2F2F2" w:themeFill="background1" w:themeFillShade="F2"/>
           </w:tcPr>
           <w:p>
             <w:pPr>
+              <w:jc w:val="center"/>
               <w:rPr>
                 <w:rFonts w:ascii="Arial" w:hAnsi="Arial" w:cs="Arial"/>
                 <w:b/>
@@ -4351,7 +4591,7 @@
                 <w:szCs w:val="18"/>
                 <w:lang w:val="en-US"/>
               </w:rPr>
-              <w:t>sugAluno_parti</w:t>
+              <w:t>sugAluno_partici</w:t>
             </w:r>
             <w:r>
               <w:rPr>
@@ -4362,7 +4602,7 @@
                 <w:lang w:val="en-US"/>
               </w:rPr>
               <w:lastRenderedPageBreak/>
-              <w:t>ciparEfetivamente</w:t>
+              <w:t>parEfetivamente</w:t>
             </w:r>
             <w:proofErr w:type="spellEnd"/>
             <w:r>
@@ -4379,7 +4619,7 @@
         </w:tc>
         <w:tc>
           <w:tcPr>
-            <w:tcW w:w="4516" w:type="dxa"/>
+            <w:tcW w:w="4373" w:type="dxa"/>
           </w:tcPr>
           <w:p>
             <w:pPr>
@@ -4402,7 +4642,7 @@
         </w:tc>
         <w:tc>
           <w:tcPr>
-            <w:tcW w:w="236" w:type="dxa"/>
+            <w:tcW w:w="446" w:type="dxa"/>
             <w:gridSpan w:val="2"/>
             <w:shd w:val="clear" w:color="auto" w:fill="F2F2F2" w:themeFill="background1" w:themeFillShade="F2"/>
           </w:tcPr>
@@ -4418,24 +4658,24 @@
         </w:tc>
         <w:tc>
           <w:tcPr>
-            <w:tcW w:w="4605" w:type="dxa"/>
+            <w:tcW w:w="4395" w:type="dxa"/>
+            <w:gridSpan w:val="2"/>
+            <w:vMerge/>
+          </w:tcPr>
+          <w:p>
+            <w:pPr>
+              <w:rPr>
+                <w:rFonts w:ascii="Arial" w:hAnsi="Arial" w:cs="Arial"/>
+                <w:sz w:val="18"/>
+                <w:szCs w:val="18"/>
+              </w:rPr>
+            </w:pPr>
+          </w:p>
+        </w:tc>
+        <w:tc>
+          <w:tcPr>
+            <w:tcW w:w="4961" w:type="dxa"/>
             <w:gridSpan w:val="3"/>
-            <w:vMerge/>
-          </w:tcPr>
-          <w:p>
-            <w:pPr>
-              <w:rPr>
-                <w:rFonts w:ascii="Arial" w:hAnsi="Arial" w:cs="Arial"/>
-                <w:sz w:val="18"/>
-                <w:szCs w:val="18"/>
-              </w:rPr>
-            </w:pPr>
-          </w:p>
-        </w:tc>
-        <w:tc>
-          <w:tcPr>
-            <w:tcW w:w="4961" w:type="dxa"/>
-            <w:gridSpan w:val="4"/>
             <w:vMerge/>
             <w:shd w:val="clear" w:color="auto" w:fill="FFFFFF" w:themeFill="background1"/>
           </w:tcPr>
@@ -4458,13 +4698,16 @@
         </w:trPr>
         <w:tc>
           <w:tcPr>
-            <w:tcW w:w="249" w:type="dxa"/>
+            <w:tcW w:w="392" w:type="dxa"/>
             <w:shd w:val="clear" w:color="auto" w:fill="F2F2F2" w:themeFill="background1" w:themeFillShade="F2"/>
           </w:tcPr>
           <w:p>
             <w:pPr>
-              <w:rPr>
-                <w:rFonts w:ascii="Arial" w:hAnsi="Arial" w:cs="Arial"/>
+              <w:jc w:val="center"/>
+              <w:rPr>
+                <w:rFonts w:ascii="Arial" w:hAnsi="Arial" w:cs="Arial"/>
+                <w:b/>
+                <w:bCs/>
                 <w:sz w:val="18"/>
                 <w:szCs w:val="18"/>
                 <w:lang w:val="en-US"/>
@@ -4473,6 +4716,8 @@
             <w:r>
               <w:rPr>
                 <w:rFonts w:ascii="Arial" w:hAnsi="Arial" w:cs="Arial"/>
+                <w:b/>
+                <w:bCs/>
                 <w:sz w:val="18"/>
                 <w:szCs w:val="18"/>
                 <w:lang w:val="en-US"/>
@@ -4483,6 +4728,8 @@
             <w:r>
               <w:rPr>
                 <w:rFonts w:ascii="Arial" w:hAnsi="Arial" w:cs="Arial"/>
+                <w:b/>
+                <w:bCs/>
                 <w:sz w:val="18"/>
                 <w:szCs w:val="18"/>
                 <w:lang w:val="en-US"/>
@@ -4493,6 +4740,8 @@
             <w:r>
               <w:rPr>
                 <w:rFonts w:ascii="Arial" w:hAnsi="Arial" w:cs="Arial"/>
+                <w:b/>
+                <w:bCs/>
                 <w:sz w:val="18"/>
                 <w:szCs w:val="18"/>
                 <w:lang w:val="en-US"/>
@@ -4503,7 +4752,7 @@
         </w:tc>
         <w:tc>
           <w:tcPr>
-            <w:tcW w:w="4516" w:type="dxa"/>
+            <w:tcW w:w="4373" w:type="dxa"/>
           </w:tcPr>
           <w:p>
             <w:pPr>
@@ -4525,7 +4774,7 @@
         </w:tc>
         <w:tc>
           <w:tcPr>
-            <w:tcW w:w="236" w:type="dxa"/>
+            <w:tcW w:w="446" w:type="dxa"/>
             <w:gridSpan w:val="2"/>
             <w:shd w:val="clear" w:color="auto" w:fill="F2F2F2" w:themeFill="background1" w:themeFillShade="F2"/>
           </w:tcPr>
@@ -4541,24 +4790,24 @@
         </w:tc>
         <w:tc>
           <w:tcPr>
-            <w:tcW w:w="4605" w:type="dxa"/>
+            <w:tcW w:w="4395" w:type="dxa"/>
+            <w:gridSpan w:val="2"/>
+            <w:vMerge/>
+          </w:tcPr>
+          <w:p>
+            <w:pPr>
+              <w:rPr>
+                <w:rFonts w:ascii="Arial" w:hAnsi="Arial" w:cs="Arial"/>
+                <w:sz w:val="18"/>
+                <w:szCs w:val="18"/>
+              </w:rPr>
+            </w:pPr>
+          </w:p>
+        </w:tc>
+        <w:tc>
+          <w:tcPr>
+            <w:tcW w:w="4961" w:type="dxa"/>
             <w:gridSpan w:val="3"/>
-            <w:vMerge/>
-          </w:tcPr>
-          <w:p>
-            <w:pPr>
-              <w:rPr>
-                <w:rFonts w:ascii="Arial" w:hAnsi="Arial" w:cs="Arial"/>
-                <w:sz w:val="18"/>
-                <w:szCs w:val="18"/>
-              </w:rPr>
-            </w:pPr>
-          </w:p>
-        </w:tc>
-        <w:tc>
-          <w:tcPr>
-            <w:tcW w:w="4961" w:type="dxa"/>
-            <w:gridSpan w:val="4"/>
             <w:vMerge/>
             <w:shd w:val="clear" w:color="auto" w:fill="FFFFFF" w:themeFill="background1"/>
           </w:tcPr>
@@ -4580,20 +4829,25 @@
         </w:trPr>
         <w:tc>
           <w:tcPr>
-            <w:tcW w:w="249" w:type="dxa"/>
+            <w:tcW w:w="392" w:type="dxa"/>
             <w:shd w:val="clear" w:color="auto" w:fill="F2F2F2" w:themeFill="background1" w:themeFillShade="F2"/>
           </w:tcPr>
           <w:p>
             <w:pPr>
-              <w:rPr>
-                <w:rFonts w:ascii="Arial" w:hAnsi="Arial" w:cs="Arial"/>
-                <w:sz w:val="18"/>
-                <w:szCs w:val="18"/>
-              </w:rPr>
-            </w:pPr>
-            <w:r>
-              <w:rPr>
-                <w:rFonts w:ascii="Arial" w:hAnsi="Arial" w:cs="Arial"/>
+              <w:jc w:val="center"/>
+              <w:rPr>
+                <w:rFonts w:ascii="Arial" w:hAnsi="Arial" w:cs="Arial"/>
+                <w:b/>
+                <w:bCs/>
+                <w:sz w:val="18"/>
+                <w:szCs w:val="18"/>
+              </w:rPr>
+            </w:pPr>
+            <w:r>
+              <w:rPr>
+                <w:rFonts w:ascii="Arial" w:hAnsi="Arial" w:cs="Arial"/>
+                <w:b/>
+                <w:bCs/>
                 <w:sz w:val="18"/>
                 <w:szCs w:val="18"/>
               </w:rPr>
@@ -4603,24 +4857,19 @@
             <w:r>
               <w:rPr>
                 <w:rFonts w:ascii="Arial" w:hAnsi="Arial" w:cs="Arial"/>
-                <w:sz w:val="18"/>
-                <w:szCs w:val="18"/>
-              </w:rPr>
-              <w:t>sugAl</w:t>
-            </w:r>
-            <w:r>
-              <w:rPr>
-                <w:rFonts w:ascii="Arial" w:hAnsi="Arial" w:cs="Arial"/>
-                <w:sz w:val="18"/>
-                <w:szCs w:val="18"/>
-              </w:rPr>
-              <w:lastRenderedPageBreak/>
-              <w:t>uno_procurarPlantao</w:t>
+                <w:b/>
+                <w:bCs/>
+                <w:sz w:val="18"/>
+                <w:szCs w:val="18"/>
+              </w:rPr>
+              <w:t>sugAluno_procurarPlantao</w:t>
             </w:r>
             <w:proofErr w:type="spellEnd"/>
             <w:r>
               <w:rPr>
                 <w:rFonts w:ascii="Arial" w:hAnsi="Arial" w:cs="Arial"/>
+                <w:b/>
+                <w:bCs/>
                 <w:sz w:val="18"/>
                 <w:szCs w:val="18"/>
               </w:rPr>
@@ -4630,30 +4879,29 @@
         </w:tc>
         <w:tc>
           <w:tcPr>
-            <w:tcW w:w="4516" w:type="dxa"/>
-          </w:tcPr>
-          <w:p>
-            <w:pPr>
-              <w:rPr>
-                <w:rFonts w:ascii="Arial" w:hAnsi="Arial" w:cs="Arial"/>
-                <w:sz w:val="18"/>
-                <w:szCs w:val="18"/>
-              </w:rPr>
-            </w:pPr>
-            <w:r>
-              <w:rPr>
-                <w:rFonts w:ascii="Arial" w:hAnsi="Arial" w:cs="Arial"/>
-                <w:sz w:val="18"/>
-                <w:szCs w:val="18"/>
-              </w:rPr>
-              <w:lastRenderedPageBreak/>
+            <w:tcW w:w="4373" w:type="dxa"/>
+          </w:tcPr>
+          <w:p>
+            <w:pPr>
+              <w:rPr>
+                <w:rFonts w:ascii="Arial" w:hAnsi="Arial" w:cs="Arial"/>
+                <w:sz w:val="18"/>
+                <w:szCs w:val="18"/>
+              </w:rPr>
+            </w:pPr>
+            <w:r>
+              <w:rPr>
+                <w:rFonts w:ascii="Arial" w:hAnsi="Arial" w:cs="Arial"/>
+                <w:sz w:val="18"/>
+                <w:szCs w:val="18"/>
+              </w:rPr>
               <w:t>Procurar Plantão de Dúvida ou outro auxílio de monitoria</w:t>
             </w:r>
           </w:p>
         </w:tc>
         <w:tc>
           <w:tcPr>
-            <w:tcW w:w="236" w:type="dxa"/>
+            <w:tcW w:w="446" w:type="dxa"/>
             <w:gridSpan w:val="2"/>
             <w:shd w:val="clear" w:color="auto" w:fill="F2F2F2" w:themeFill="background1" w:themeFillShade="F2"/>
           </w:tcPr>
@@ -4669,24 +4917,24 @@
         </w:tc>
         <w:tc>
           <w:tcPr>
-            <w:tcW w:w="4605" w:type="dxa"/>
+            <w:tcW w:w="4395" w:type="dxa"/>
+            <w:gridSpan w:val="2"/>
+            <w:vMerge/>
+          </w:tcPr>
+          <w:p>
+            <w:pPr>
+              <w:rPr>
+                <w:rFonts w:ascii="Arial" w:hAnsi="Arial" w:cs="Arial"/>
+                <w:sz w:val="18"/>
+                <w:szCs w:val="18"/>
+              </w:rPr>
+            </w:pPr>
+          </w:p>
+        </w:tc>
+        <w:tc>
+          <w:tcPr>
+            <w:tcW w:w="4961" w:type="dxa"/>
             <w:gridSpan w:val="3"/>
-            <w:vMerge/>
-          </w:tcPr>
-          <w:p>
-            <w:pPr>
-              <w:rPr>
-                <w:rFonts w:ascii="Arial" w:hAnsi="Arial" w:cs="Arial"/>
-                <w:sz w:val="18"/>
-                <w:szCs w:val="18"/>
-              </w:rPr>
-            </w:pPr>
-          </w:p>
-        </w:tc>
-        <w:tc>
-          <w:tcPr>
-            <w:tcW w:w="4961" w:type="dxa"/>
-            <w:gridSpan w:val="4"/>
             <w:vMerge/>
             <w:shd w:val="clear" w:color="auto" w:fill="FFFFFF" w:themeFill="background1"/>
           </w:tcPr>
@@ -4709,29 +4957,37 @@
         </w:trPr>
         <w:tc>
           <w:tcPr>
-            <w:tcW w:w="249" w:type="dxa"/>
+            <w:tcW w:w="392" w:type="dxa"/>
             <w:shd w:val="clear" w:color="auto" w:fill="F2F2F2" w:themeFill="background1" w:themeFillShade="F2"/>
           </w:tcPr>
           <w:p>
             <w:pPr>
-              <w:rPr>
-                <w:rFonts w:ascii="Arial" w:hAnsi="Arial" w:cs="Arial"/>
-                <w:sz w:val="18"/>
-                <w:szCs w:val="18"/>
-              </w:rPr>
-            </w:pPr>
-            <w:r>
-              <w:rPr>
-                <w:rFonts w:ascii="Arial" w:hAnsi="Arial" w:cs="Arial"/>
-                <w:sz w:val="18"/>
-                <w:szCs w:val="18"/>
-              </w:rPr>
+              <w:jc w:val="center"/>
+              <w:rPr>
+                <w:rFonts w:ascii="Arial" w:hAnsi="Arial" w:cs="Arial"/>
+                <w:b/>
+                <w:bCs/>
+                <w:sz w:val="18"/>
+                <w:szCs w:val="18"/>
+              </w:rPr>
+            </w:pPr>
+            <w:r>
+              <w:rPr>
+                <w:rFonts w:ascii="Arial" w:hAnsi="Arial" w:cs="Arial"/>
+                <w:b/>
+                <w:bCs/>
+                <w:sz w:val="18"/>
+                <w:szCs w:val="18"/>
+              </w:rPr>
+              <w:lastRenderedPageBreak/>
               <w:t>{</w:t>
             </w:r>
             <w:proofErr w:type="spellStart"/>
             <w:r>
               <w:rPr>
                 <w:rFonts w:ascii="Arial" w:hAnsi="Arial" w:cs="Arial"/>
+                <w:b/>
+                <w:bCs/>
                 <w:sz w:val="18"/>
                 <w:szCs w:val="18"/>
               </w:rPr>
@@ -4741,6 +4997,8 @@
             <w:r>
               <w:rPr>
                 <w:rFonts w:ascii="Arial" w:hAnsi="Arial" w:cs="Arial"/>
+                <w:b/>
+                <w:bCs/>
                 <w:sz w:val="18"/>
                 <w:szCs w:val="18"/>
               </w:rPr>
@@ -4750,7 +5008,7 @@
         </w:tc>
         <w:tc>
           <w:tcPr>
-            <w:tcW w:w="4516" w:type="dxa"/>
+            <w:tcW w:w="4373" w:type="dxa"/>
           </w:tcPr>
           <w:p>
             <w:pPr>
@@ -4782,7 +5040,7 @@
         </w:tc>
         <w:tc>
           <w:tcPr>
-            <w:tcW w:w="236" w:type="dxa"/>
+            <w:tcW w:w="446" w:type="dxa"/>
             <w:gridSpan w:val="2"/>
             <w:shd w:val="clear" w:color="auto" w:fill="F2F2F2" w:themeFill="background1" w:themeFillShade="F2"/>
           </w:tcPr>
@@ -4798,24 +5056,24 @@
         </w:tc>
         <w:tc>
           <w:tcPr>
-            <w:tcW w:w="4605" w:type="dxa"/>
+            <w:tcW w:w="4395" w:type="dxa"/>
+            <w:gridSpan w:val="2"/>
+            <w:vMerge/>
+          </w:tcPr>
+          <w:p>
+            <w:pPr>
+              <w:rPr>
+                <w:rFonts w:ascii="Arial" w:hAnsi="Arial" w:cs="Arial"/>
+                <w:sz w:val="18"/>
+                <w:szCs w:val="18"/>
+              </w:rPr>
+            </w:pPr>
+          </w:p>
+        </w:tc>
+        <w:tc>
+          <w:tcPr>
+            <w:tcW w:w="4961" w:type="dxa"/>
             <w:gridSpan w:val="3"/>
-            <w:vMerge/>
-          </w:tcPr>
-          <w:p>
-            <w:pPr>
-              <w:rPr>
-                <w:rFonts w:ascii="Arial" w:hAnsi="Arial" w:cs="Arial"/>
-                <w:sz w:val="18"/>
-                <w:szCs w:val="18"/>
-              </w:rPr>
-            </w:pPr>
-          </w:p>
-        </w:tc>
-        <w:tc>
-          <w:tcPr>
-            <w:tcW w:w="4961" w:type="dxa"/>
-            <w:gridSpan w:val="4"/>
             <w:vMerge/>
             <w:shd w:val="clear" w:color="auto" w:fill="FFFFFF" w:themeFill="background1"/>
           </w:tcPr>
@@ -4837,7 +5095,7 @@
         </w:trPr>
         <w:tc>
           <w:tcPr>
-            <w:tcW w:w="249" w:type="dxa"/>
+            <w:tcW w:w="392" w:type="dxa"/>
             <w:shd w:val="clear" w:color="auto" w:fill="F2F2F2" w:themeFill="background1" w:themeFillShade="F2"/>
           </w:tcPr>
           <w:p>
@@ -4852,8 +5110,8 @@
         </w:tc>
         <w:tc>
           <w:tcPr>
-            <w:tcW w:w="9357" w:type="dxa"/>
-            <w:gridSpan w:val="6"/>
+            <w:tcW w:w="9214" w:type="dxa"/>
+            <w:gridSpan w:val="5"/>
           </w:tcPr>
           <w:p>
             <w:pPr>
@@ -4877,6 +5135,8 @@
             <w:r>
               <w:rPr>
                 <w:rFonts w:ascii="Arial" w:hAnsi="Arial" w:cs="Arial"/>
+                <w:b/>
+                <w:bCs/>
                 <w:sz w:val="18"/>
                 <w:szCs w:val="18"/>
               </w:rPr>
@@ -4886,6 +5146,8 @@
             <w:r>
               <w:rPr>
                 <w:rFonts w:ascii="Arial" w:hAnsi="Arial" w:cs="Arial"/>
+                <w:b/>
+                <w:bCs/>
                 <w:sz w:val="18"/>
                 <w:szCs w:val="18"/>
               </w:rPr>
@@ -4895,6 +5157,8 @@
             <w:r>
               <w:rPr>
                 <w:rFonts w:ascii="Arial" w:hAnsi="Arial" w:cs="Arial"/>
+                <w:b/>
+                <w:bCs/>
                 <w:sz w:val="18"/>
                 <w:szCs w:val="18"/>
               </w:rPr>
@@ -4905,7 +5169,7 @@
         <w:tc>
           <w:tcPr>
             <w:tcW w:w="4961" w:type="dxa"/>
-            <w:gridSpan w:val="4"/>
+            <w:gridSpan w:val="3"/>
             <w:vMerge/>
             <w:shd w:val="clear" w:color="auto" w:fill="FFFFFF" w:themeFill="background1"/>
           </w:tcPr>
@@ -4943,7 +5207,7 @@
         <w:tc>
           <w:tcPr>
             <w:tcW w:w="14567" w:type="dxa"/>
-            <w:gridSpan w:val="11"/>
+            <w:gridSpan w:val="9"/>
             <w:shd w:val="clear" w:color="auto" w:fill="D9D9D9" w:themeFill="background1" w:themeFillShade="D9"/>
           </w:tcPr>
           <w:p>
@@ -5024,7 +5288,7 @@
         </w:trPr>
         <w:tc>
           <w:tcPr>
-            <w:tcW w:w="249" w:type="dxa"/>
+            <w:tcW w:w="392" w:type="dxa"/>
             <w:shd w:val="clear" w:color="auto" w:fill="F2F2F2" w:themeFill="background1" w:themeFillShade="F2"/>
           </w:tcPr>
           <w:p>
@@ -5039,7 +5303,7 @@
         </w:tc>
         <w:tc>
           <w:tcPr>
-            <w:tcW w:w="4535" w:type="dxa"/>
+            <w:tcW w:w="4392" w:type="dxa"/>
             <w:gridSpan w:val="2"/>
             <w:shd w:val="clear" w:color="auto" w:fill="FFFFFF" w:themeFill="background1"/>
           </w:tcPr>
@@ -5093,7 +5357,7 @@
                 <w:sz w:val="16"/>
                 <w:szCs w:val="16"/>
               </w:rPr>
-              <w:t xml:space="preserve">  </w:t>
+              <w:t xml:space="preserve"> </w:t>
             </w:r>
             <w:r>
               <w:rPr>
@@ -5162,7 +5426,7 @@
                 <w:sz w:val="16"/>
                 <w:szCs w:val="16"/>
               </w:rPr>
-              <w:t xml:space="preserve">  </w:t>
+              <w:t xml:space="preserve"> </w:t>
             </w:r>
             <w:r>
               <w:rPr>
@@ -5249,7 +5513,7 @@
                 <w:sz w:val="16"/>
                 <w:szCs w:val="16"/>
               </w:rPr>
-              <w:t xml:space="preserve">  </w:t>
+              <w:t xml:space="preserve"> </w:t>
             </w:r>
             <w:r>
               <w:rPr>
@@ -5336,9 +5600,8 @@
                 <w:sz w:val="16"/>
                 <w:szCs w:val="16"/>
               </w:rPr>
-              <w:t>{</w:t>
-            </w:r>
-            <w:proofErr w:type="spellStart"/>
+              <w:t xml:space="preserve"> </w:t>
+            </w:r>
             <w:r>
               <w:rPr>
                 <w:rFonts w:ascii="Arial" w:hAnsi="Arial" w:cs="Arial"/>
@@ -5346,9 +5609,9 @@
                 <w:sz w:val="16"/>
                 <w:szCs w:val="16"/>
               </w:rPr>
-              <w:t>prov_</w:t>
-            </w:r>
-            <w:proofErr w:type="gramStart"/>
+              <w:t>{</w:t>
+            </w:r>
+            <w:proofErr w:type="spellStart"/>
             <w:r>
               <w:rPr>
                 <w:rFonts w:ascii="Arial" w:hAnsi="Arial" w:cs="Arial"/>
@@ -5356,9 +5619,10 @@
                 <w:sz w:val="16"/>
                 <w:szCs w:val="16"/>
               </w:rPr>
-              <w:t>cap</w:t>
+              <w:t>prov_cap</w:t>
             </w:r>
             <w:proofErr w:type="spellEnd"/>
+            <w:proofErr w:type="gramStart"/>
             <w:r>
               <w:rPr>
                 <w:rFonts w:ascii="Arial" w:hAnsi="Arial" w:cs="Arial"/>
@@ -5375,9 +5639,8 @@
                 <w:sz w:val="16"/>
                 <w:szCs w:val="16"/>
               </w:rPr>
-              <w:t xml:space="preserve">  )</w:t>
-            </w:r>
-            <w:proofErr w:type="gramEnd"/>
+              <w:t xml:space="preserve"> )</w:t>
+            </w:r>
             <w:r>
               <w:rPr>
                 <w:rFonts w:ascii="Arial" w:hAnsi="Arial" w:cs="Arial"/>
@@ -5396,25 +5659,30 @@
               </w:rPr>
               <w:t>AP</w:t>
             </w:r>
-          </w:p>
-        </w:tc>
-        <w:tc>
-          <w:tcPr>
-            <w:tcW w:w="236" w:type="dxa"/>
-            <w:gridSpan w:val="2"/>
+            <w:proofErr w:type="gramEnd"/>
+          </w:p>
+        </w:tc>
+        <w:tc>
+          <w:tcPr>
+            <w:tcW w:w="427" w:type="dxa"/>
             <w:shd w:val="clear" w:color="auto" w:fill="F2F2F2" w:themeFill="background1" w:themeFillShade="F2"/>
           </w:tcPr>
           <w:p>
             <w:pPr>
-              <w:rPr>
-                <w:rFonts w:ascii="Arial" w:hAnsi="Arial" w:cs="Arial"/>
-                <w:sz w:val="20"/>
-                <w:szCs w:val="20"/>
-              </w:rPr>
-            </w:pPr>
-            <w:r>
-              <w:rPr>
-                <w:rFonts w:ascii="Arial" w:hAnsi="Arial" w:cs="Arial"/>
+              <w:jc w:val="center"/>
+              <w:rPr>
+                <w:rFonts w:ascii="Arial" w:hAnsi="Arial" w:cs="Arial"/>
+                <w:b/>
+                <w:bCs/>
+                <w:sz w:val="20"/>
+                <w:szCs w:val="20"/>
+              </w:rPr>
+            </w:pPr>
+            <w:r>
+              <w:rPr>
+                <w:rFonts w:ascii="Arial" w:hAnsi="Arial" w:cs="Arial"/>
+                <w:b/>
+                <w:bCs/>
                 <w:sz w:val="20"/>
                 <w:szCs w:val="20"/>
               </w:rPr>
@@ -5424,16 +5692,19 @@
             <w:r>
               <w:rPr>
                 <w:rFonts w:ascii="Arial" w:hAnsi="Arial" w:cs="Arial"/>
-                <w:sz w:val="20"/>
-                <w:szCs w:val="20"/>
-              </w:rPr>
-              <w:lastRenderedPageBreak/>
+                <w:b/>
+                <w:bCs/>
+                <w:sz w:val="20"/>
+                <w:szCs w:val="20"/>
+              </w:rPr>
               <w:t>prov_reuniaoResp</w:t>
             </w:r>
             <w:proofErr w:type="spellEnd"/>
             <w:r>
               <w:rPr>
                 <w:rFonts w:ascii="Arial" w:hAnsi="Arial" w:cs="Arial"/>
+                <w:b/>
+                <w:bCs/>
                 <w:sz w:val="20"/>
                 <w:szCs w:val="20"/>
               </w:rPr>
@@ -5443,7 +5714,7 @@
         </w:tc>
         <w:tc>
           <w:tcPr>
-            <w:tcW w:w="4586" w:type="dxa"/>
+            <w:tcW w:w="4395" w:type="dxa"/>
             <w:gridSpan w:val="2"/>
             <w:shd w:val="clear" w:color="auto" w:fill="FFFFFF" w:themeFill="background1"/>
           </w:tcPr>
@@ -5461,28 +5732,31 @@
                 <w:sz w:val="20"/>
                 <w:szCs w:val="20"/>
               </w:rPr>
-              <w:lastRenderedPageBreak/>
               <w:t>Reunião com Responsáveis</w:t>
             </w:r>
           </w:p>
         </w:tc>
         <w:tc>
           <w:tcPr>
-            <w:tcW w:w="283" w:type="dxa"/>
-            <w:gridSpan w:val="2"/>
+            <w:tcW w:w="425" w:type="dxa"/>
             <w:shd w:val="clear" w:color="auto" w:fill="F2F2F2" w:themeFill="background1" w:themeFillShade="F2"/>
           </w:tcPr>
           <w:p>
             <w:pPr>
-              <w:rPr>
-                <w:rFonts w:ascii="Arial" w:hAnsi="Arial" w:cs="Arial"/>
-                <w:sz w:val="20"/>
-                <w:szCs w:val="20"/>
-              </w:rPr>
-            </w:pPr>
-            <w:r>
-              <w:rPr>
-                <w:rFonts w:ascii="Arial" w:hAnsi="Arial" w:cs="Arial"/>
+              <w:jc w:val="center"/>
+              <w:rPr>
+                <w:rFonts w:ascii="Arial" w:hAnsi="Arial" w:cs="Arial"/>
+                <w:b/>
+                <w:bCs/>
+                <w:sz w:val="20"/>
+                <w:szCs w:val="20"/>
+              </w:rPr>
+            </w:pPr>
+            <w:r>
+              <w:rPr>
+                <w:rFonts w:ascii="Arial" w:hAnsi="Arial" w:cs="Arial"/>
+                <w:b/>
+                <w:bCs/>
                 <w:sz w:val="20"/>
                 <w:szCs w:val="20"/>
               </w:rPr>
@@ -5492,16 +5766,19 @@
             <w:r>
               <w:rPr>
                 <w:rFonts w:ascii="Arial" w:hAnsi="Arial" w:cs="Arial"/>
-                <w:sz w:val="20"/>
-                <w:szCs w:val="20"/>
-              </w:rPr>
-              <w:lastRenderedPageBreak/>
+                <w:b/>
+                <w:bCs/>
+                <w:sz w:val="20"/>
+                <w:szCs w:val="20"/>
+              </w:rPr>
               <w:t>prov_sancaoDisciplinar</w:t>
             </w:r>
             <w:proofErr w:type="spellEnd"/>
             <w:r>
               <w:rPr>
                 <w:rFonts w:ascii="Arial" w:hAnsi="Arial" w:cs="Arial"/>
+                <w:b/>
+                <w:bCs/>
                 <w:sz w:val="20"/>
                 <w:szCs w:val="20"/>
               </w:rPr>
@@ -5511,7 +5788,7 @@
         </w:tc>
         <w:tc>
           <w:tcPr>
-            <w:tcW w:w="4678" w:type="dxa"/>
+            <w:tcW w:w="4536" w:type="dxa"/>
             <w:gridSpan w:val="2"/>
             <w:shd w:val="clear" w:color="auto" w:fill="FFFFFF" w:themeFill="background1"/>
           </w:tcPr>
@@ -5529,7 +5806,6 @@
                 <w:sz w:val="20"/>
                 <w:szCs w:val="20"/>
               </w:rPr>
-              <w:lastRenderedPageBreak/>
               <w:t>Aplicação de sanção disciplinar</w:t>
             </w:r>
           </w:p>
@@ -5543,20 +5819,25 @@
         </w:trPr>
         <w:tc>
           <w:tcPr>
-            <w:tcW w:w="249" w:type="dxa"/>
+            <w:tcW w:w="392" w:type="dxa"/>
             <w:shd w:val="clear" w:color="auto" w:fill="F2F2F2" w:themeFill="background1" w:themeFillShade="F2"/>
           </w:tcPr>
           <w:p>
             <w:pPr>
-              <w:rPr>
-                <w:rFonts w:ascii="Arial" w:hAnsi="Arial" w:cs="Arial"/>
-                <w:sz w:val="20"/>
-                <w:szCs w:val="20"/>
-              </w:rPr>
-            </w:pPr>
-            <w:r>
-              <w:rPr>
-                <w:rFonts w:ascii="Arial" w:hAnsi="Arial" w:cs="Arial"/>
+              <w:jc w:val="center"/>
+              <w:rPr>
+                <w:rFonts w:ascii="Arial" w:hAnsi="Arial" w:cs="Arial"/>
+                <w:b/>
+                <w:bCs/>
+                <w:sz w:val="20"/>
+                <w:szCs w:val="20"/>
+              </w:rPr>
+            </w:pPr>
+            <w:r>
+              <w:rPr>
+                <w:rFonts w:ascii="Arial" w:hAnsi="Arial" w:cs="Arial"/>
+                <w:b/>
+                <w:bCs/>
                 <w:sz w:val="20"/>
                 <w:szCs w:val="20"/>
               </w:rPr>
@@ -5566,15 +5847,30 @@
             <w:r>
               <w:rPr>
                 <w:rFonts w:ascii="Arial" w:hAnsi="Arial" w:cs="Arial"/>
-                <w:sz w:val="20"/>
-                <w:szCs w:val="20"/>
-              </w:rPr>
-              <w:t>prov_planoReposicao</w:t>
+                <w:b/>
+                <w:bCs/>
+                <w:sz w:val="20"/>
+                <w:szCs w:val="20"/>
+              </w:rPr>
+              <w:t>prov_plan</w:t>
+            </w:r>
+            <w:r>
+              <w:rPr>
+                <w:rFonts w:ascii="Arial" w:hAnsi="Arial" w:cs="Arial"/>
+                <w:b/>
+                <w:bCs/>
+                <w:sz w:val="20"/>
+                <w:szCs w:val="20"/>
+              </w:rPr>
+              <w:lastRenderedPageBreak/>
+              <w:t>oReposicao</w:t>
             </w:r>
             <w:proofErr w:type="spellEnd"/>
             <w:r>
               <w:rPr>
                 <w:rFonts w:ascii="Arial" w:hAnsi="Arial" w:cs="Arial"/>
+                <w:b/>
+                <w:bCs/>
                 <w:sz w:val="20"/>
                 <w:szCs w:val="20"/>
               </w:rPr>
@@ -5584,7 +5880,7 @@
         </w:tc>
         <w:tc>
           <w:tcPr>
-            <w:tcW w:w="4535" w:type="dxa"/>
+            <w:tcW w:w="4392" w:type="dxa"/>
             <w:gridSpan w:val="2"/>
             <w:shd w:val="clear" w:color="auto" w:fill="FFFFFF" w:themeFill="background1"/>
           </w:tcPr>
@@ -5602,27 +5898,32 @@
                 <w:sz w:val="20"/>
                 <w:szCs w:val="20"/>
               </w:rPr>
+              <w:lastRenderedPageBreak/>
               <w:t>Plano de Reposição</w:t>
             </w:r>
           </w:p>
         </w:tc>
         <w:tc>
           <w:tcPr>
-            <w:tcW w:w="236" w:type="dxa"/>
-            <w:gridSpan w:val="2"/>
+            <w:tcW w:w="427" w:type="dxa"/>
             <w:shd w:val="clear" w:color="auto" w:fill="F2F2F2" w:themeFill="background1" w:themeFillShade="F2"/>
           </w:tcPr>
           <w:p>
             <w:pPr>
-              <w:rPr>
-                <w:rFonts w:ascii="Arial" w:hAnsi="Arial" w:cs="Arial"/>
-                <w:sz w:val="20"/>
-                <w:szCs w:val="20"/>
-              </w:rPr>
-            </w:pPr>
-            <w:r>
-              <w:rPr>
-                <w:rFonts w:ascii="Arial" w:hAnsi="Arial" w:cs="Arial"/>
+              <w:jc w:val="center"/>
+              <w:rPr>
+                <w:rFonts w:ascii="Arial" w:hAnsi="Arial" w:cs="Arial"/>
+                <w:b/>
+                <w:bCs/>
+                <w:sz w:val="20"/>
+                <w:szCs w:val="20"/>
+              </w:rPr>
+            </w:pPr>
+            <w:r>
+              <w:rPr>
+                <w:rFonts w:ascii="Arial" w:hAnsi="Arial" w:cs="Arial"/>
+                <w:b/>
+                <w:bCs/>
                 <w:sz w:val="20"/>
                 <w:szCs w:val="20"/>
               </w:rPr>
@@ -5632,15 +5933,30 @@
             <w:r>
               <w:rPr>
                 <w:rFonts w:ascii="Arial" w:hAnsi="Arial" w:cs="Arial"/>
-                <w:sz w:val="20"/>
-                <w:szCs w:val="20"/>
-              </w:rPr>
-              <w:t>prov_planoRecuperacao</w:t>
+                <w:b/>
+                <w:bCs/>
+                <w:sz w:val="20"/>
+                <w:szCs w:val="20"/>
+              </w:rPr>
+              <w:t>prov_planoR</w:t>
+            </w:r>
+            <w:r>
+              <w:rPr>
+                <w:rFonts w:ascii="Arial" w:hAnsi="Arial" w:cs="Arial"/>
+                <w:b/>
+                <w:bCs/>
+                <w:sz w:val="20"/>
+                <w:szCs w:val="20"/>
+              </w:rPr>
+              <w:lastRenderedPageBreak/>
+              <w:t>ecuperacao</w:t>
             </w:r>
             <w:proofErr w:type="spellEnd"/>
             <w:r>
               <w:rPr>
                 <w:rFonts w:ascii="Arial" w:hAnsi="Arial" w:cs="Arial"/>
+                <w:b/>
+                <w:bCs/>
                 <w:sz w:val="20"/>
                 <w:szCs w:val="20"/>
               </w:rPr>
@@ -5650,7 +5966,7 @@
         </w:tc>
         <w:tc>
           <w:tcPr>
-            <w:tcW w:w="4586" w:type="dxa"/>
+            <w:tcW w:w="4395" w:type="dxa"/>
             <w:gridSpan w:val="2"/>
             <w:shd w:val="clear" w:color="auto" w:fill="FFFFFF" w:themeFill="background1"/>
           </w:tcPr>
@@ -5668,14 +5984,14 @@
                 <w:sz w:val="20"/>
                 <w:szCs w:val="20"/>
               </w:rPr>
+              <w:lastRenderedPageBreak/>
               <w:t>Plano de Recuperação</w:t>
             </w:r>
           </w:p>
         </w:tc>
         <w:tc>
           <w:tcPr>
-            <w:tcW w:w="283" w:type="dxa"/>
-            <w:gridSpan w:val="2"/>
+            <w:tcW w:w="425" w:type="dxa"/>
             <w:shd w:val="clear" w:color="auto" w:fill="F2F2F2" w:themeFill="background1" w:themeFillShade="F2"/>
           </w:tcPr>
           <w:p>
@@ -5690,7 +6006,7 @@
         </w:tc>
         <w:tc>
           <w:tcPr>
-            <w:tcW w:w="4678" w:type="dxa"/>
+            <w:tcW w:w="4536" w:type="dxa"/>
             <w:gridSpan w:val="2"/>
             <w:shd w:val="clear" w:color="auto" w:fill="FFFFFF" w:themeFill="background1"/>
           </w:tcPr>
@@ -5716,6 +6032,8 @@
             <w:r>
               <w:rPr>
                 <w:rFonts w:ascii="Arial" w:hAnsi="Arial" w:cs="Arial"/>
+                <w:b/>
+                <w:bCs/>
                 <w:sz w:val="20"/>
                 <w:szCs w:val="20"/>
               </w:rPr>
@@ -5725,6 +6043,8 @@
             <w:r>
               <w:rPr>
                 <w:rFonts w:ascii="Arial" w:hAnsi="Arial" w:cs="Arial"/>
+                <w:b/>
+                <w:bCs/>
                 <w:sz w:val="20"/>
                 <w:szCs w:val="20"/>
               </w:rPr>
@@ -5734,6 +6054,8 @@
             <w:r>
               <w:rPr>
                 <w:rFonts w:ascii="Arial" w:hAnsi="Arial" w:cs="Arial"/>
+                <w:b/>
+                <w:bCs/>
                 <w:sz w:val="20"/>
                 <w:szCs w:val="20"/>
               </w:rPr>
@@ -5751,7 +6073,7 @@
         <w:tc>
           <w:tcPr>
             <w:tcW w:w="14567" w:type="dxa"/>
-            <w:gridSpan w:val="11"/>
+            <w:gridSpan w:val="9"/>
             <w:shd w:val="clear" w:color="auto" w:fill="FFFFFF" w:themeFill="background1"/>
           </w:tcPr>
           <w:p>
@@ -5768,7 +6090,6 @@
                 <w:b/>
                 <w:szCs w:val="24"/>
               </w:rPr>
-              <w:lastRenderedPageBreak/>
               <w:t>Observações (OPP/AQV/</w:t>
             </w:r>
             <w:r>
@@ -5793,13 +6114,17 @@
             <w:pPr>
               <w:rPr>
                 <w:rFonts w:ascii="Arial" w:hAnsi="Arial" w:cs="Arial"/>
-                <w:sz w:val="20"/>
-                <w:szCs w:val="20"/>
-              </w:rPr>
-            </w:pPr>
-            <w:r>
-              <w:rPr>
-                <w:rFonts w:ascii="Arial" w:hAnsi="Arial" w:cs="Arial"/>
+                <w:b/>
+                <w:bCs/>
+                <w:sz w:val="20"/>
+                <w:szCs w:val="20"/>
+              </w:rPr>
+            </w:pPr>
+            <w:r>
+              <w:rPr>
+                <w:rFonts w:ascii="Arial" w:hAnsi="Arial" w:cs="Arial"/>
+                <w:b/>
+                <w:bCs/>
                 <w:sz w:val="20"/>
                 <w:szCs w:val="20"/>
               </w:rPr>
@@ -5809,6 +6134,8 @@
             <w:r>
               <w:rPr>
                 <w:rFonts w:ascii="Arial" w:hAnsi="Arial" w:cs="Arial"/>
+                <w:b/>
+                <w:bCs/>
                 <w:sz w:val="20"/>
                 <w:szCs w:val="20"/>
               </w:rPr>
@@ -5818,6 +6145,8 @@
             <w:r>
               <w:rPr>
                 <w:rFonts w:ascii="Arial" w:hAnsi="Arial" w:cs="Arial"/>
+                <w:b/>
+                <w:bCs/>
                 <w:sz w:val="20"/>
                 <w:szCs w:val="20"/>
               </w:rPr>
@@ -5830,6 +6159,120 @@
                 <w:rFonts w:ascii="Arial" w:hAnsi="Arial" w:cs="Arial"/>
                 <w:sz w:val="20"/>
                 <w:szCs w:val="20"/>
+              </w:rPr>
+            </w:pPr>
+          </w:p>
+        </w:tc>
+      </w:tr>
+    </w:tbl>
+    <w:p>
+      <w:pPr>
+        <w:jc w:val="center"/>
+        <w:rPr>
+          <w:rFonts w:ascii="Arial" w:hAnsi="Arial" w:cs="Arial"/>
+          <w:b/>
+          <w:sz w:val="24"/>
+          <w:szCs w:val="24"/>
+        </w:rPr>
+      </w:pPr>
+    </w:p>
+    <w:tbl>
+      <w:tblPr>
+        <w:tblStyle w:val="Tabelacomgrade"/>
+        <w:tblW w:w="14610" w:type="dxa"/>
+        <w:tblInd w:w="-34" w:type="dxa"/>
+        <w:tblLayout w:type="fixed"/>
+        <w:tblLook w:val="04A0" w:firstRow="1" w:lastRow="0" w:firstColumn="1" w:lastColumn="0" w:noHBand="0" w:noVBand="1"/>
+      </w:tblPr>
+      <w:tblGrid>
+        <w:gridCol w:w="1276"/>
+        <w:gridCol w:w="1700"/>
+        <w:gridCol w:w="984"/>
+        <w:gridCol w:w="928"/>
+        <w:gridCol w:w="3631"/>
+        <w:gridCol w:w="1364"/>
+        <w:gridCol w:w="2036"/>
+        <w:gridCol w:w="1416"/>
+        <w:gridCol w:w="1259"/>
+        <w:gridCol w:w="16"/>
+      </w:tblGrid>
+      <w:tr>
+        <w:trPr>
+          <w:trHeight w:val="614"/>
+        </w:trPr>
+        <w:tc>
+          <w:tcPr>
+            <w:tcW w:w="14610" w:type="dxa"/>
+            <w:gridSpan w:val="10"/>
+            <w:tcBorders>
+              <w:top w:val="single" w:sz="4" w:space="0" w:color="auto"/>
+              <w:left w:val="single" w:sz="4" w:space="0" w:color="auto"/>
+              <w:bottom w:val="single" w:sz="4" w:space="0" w:color="auto"/>
+              <w:right w:val="single" w:sz="4" w:space="0" w:color="auto"/>
+            </w:tcBorders>
+            <w:shd w:val="clear" w:color="auto" w:fill="D9D9D9" w:themeFill="background1" w:themeFillShade="D9"/>
+          </w:tcPr>
+          <w:p>
+            <w:pPr>
+              <w:rPr>
+                <w:rFonts w:ascii="Arial" w:hAnsi="Arial" w:cs="Arial"/>
+                <w:b/>
+              </w:rPr>
+            </w:pPr>
+          </w:p>
+          <w:p>
+            <w:pPr>
+              <w:jc w:val="center"/>
+              <w:rPr>
+                <w:rFonts w:ascii="Arial" w:hAnsi="Arial" w:cs="Arial"/>
+                <w:b/>
+              </w:rPr>
+            </w:pPr>
+            <w:r>
+              <w:rPr>
+                <w:rFonts w:ascii="Arial" w:hAnsi="Arial" w:cs="Arial"/>
+                <w:b/>
+              </w:rPr>
+              <w:t>PLANO PARA RECUPERAÇ</w:t>
+            </w:r>
+            <w:r>
+              <w:rPr>
+                <w:rFonts w:ascii="Arial" w:hAnsi="Arial" w:cs="Arial"/>
+                <w:b/>
+              </w:rPr>
+              <w:t>ÃO OU PARA REPOSIÇÃO DE AUSÊNCIA</w:t>
+            </w:r>
+            <w:r>
+              <w:rPr>
+                <w:rFonts w:ascii="Arial" w:hAnsi="Arial" w:cs="Arial"/>
+                <w:b/>
+              </w:rPr>
+              <w:t xml:space="preserve"> </w:t>
+            </w:r>
+          </w:p>
+        </w:tc>
+      </w:tr>
+      <w:tr>
+        <w:tc>
+          <w:tcPr>
+            <w:tcW w:w="14610" w:type="dxa"/>
+            <w:gridSpan w:val="10"/>
+            <w:tcBorders>
+              <w:top w:val="single" w:sz="4" w:space="0" w:color="auto"/>
+              <w:left w:val="single" w:sz="4" w:space="0" w:color="auto"/>
+              <w:bottom w:val="single" w:sz="4" w:space="0" w:color="auto"/>
+              <w:right w:val="single" w:sz="4" w:space="0" w:color="auto"/>
+            </w:tcBorders>
+            <w:vAlign w:val="center"/>
+          </w:tcPr>
+          <w:p>
+            <w:pPr>
+              <w:jc w:val="center"/>
+              <w:rPr>
+                <w:rFonts w:ascii="Arial" w:hAnsi="Arial" w:cs="Arial"/>
+                <w:b/>
+                <w:sz w:val="20"/>
+                <w:szCs w:val="24"/>
               </w:rPr>
             </w:pPr>
             <w:r>
@@ -5844,13 +6287,13 @@
               <mc:AlternateContent>
                 <mc:Choice Requires="wps">
                   <w:drawing>
-                    <wp:anchor distT="0" distB="0" distL="114300" distR="114300" simplePos="0" relativeHeight="251660288" behindDoc="0" locked="0" layoutInCell="1" allowOverlap="1" wp14:anchorId="788EBE5D" wp14:editId="1729DB17">
+                    <wp:anchor distT="0" distB="0" distL="114300" distR="114300" simplePos="0" relativeHeight="251658240" behindDoc="0" locked="0" layoutInCell="1" allowOverlap="1" wp14:anchorId="788EBE5D" wp14:editId="497FAB6B">
                       <wp:simplePos x="0" y="0"/>
                       <wp:positionH relativeFrom="column">
-                        <wp:posOffset>8291195</wp:posOffset>
+                        <wp:posOffset>8096885</wp:posOffset>
                       </wp:positionH>
                       <wp:positionV relativeFrom="paragraph">
-                        <wp:posOffset>256540</wp:posOffset>
+                        <wp:posOffset>-1050925</wp:posOffset>
                       </wp:positionV>
                       <wp:extent cx="1085850" cy="295275"/>
                       <wp:effectExtent l="0" t="0" r="19050" b="28575"/>
@@ -5916,7 +6359,7 @@
                       <v:stroke joinstyle="miter"/>
                       <v:path gradientshapeok="t" o:connecttype="rect"/>
                     </v:shapetype>
-                    <v:shape id="Caixa de Texto 2" o:spid="_x0000_s1026" type="#_x0000_t202" style="position:absolute;margin-left:652.85pt;margin-top:20.2pt;width:85.5pt;height:23.25pt;z-index:251660288;visibility:visible;mso-wrap-style:square;mso-width-percent:0;mso-height-percent:0;mso-wrap-distance-left:9pt;mso-wrap-distance-top:0;mso-wrap-distance-right:9pt;mso-wrap-distance-bottom:0;mso-position-horizontal:absolute;mso-position-horizontal-relative:text;mso-position-vertical:absolute;mso-position-vertical-relative:text;mso-width-percent:0;mso-height-percent:0;mso-width-relative:margin;mso-height-relative:margin;v-text-anchor:top" o:gfxdata="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" filled="f" strokecolor="white [3212]">
+                    <v:shape id="Caixa de Texto 2" o:spid="_x0000_s1026" type="#_x0000_t202" style="position:absolute;left:0;text-align:left;margin-left:637.55pt;margin-top:-82.75pt;width:85.5pt;height:23.25pt;z-index:251658240;visibility:visible;mso-wrap-style:square;mso-width-percent:0;mso-height-percent:0;mso-wrap-distance-left:9pt;mso-wrap-distance-top:0;mso-wrap-distance-right:9pt;mso-wrap-distance-bottom:0;mso-position-horizontal:absolute;mso-position-horizontal-relative:text;mso-position-vertical:absolute;mso-position-vertical-relative:text;mso-width-percent:0;mso-height-percent:0;mso-width-relative:margin;mso-height-relative:margin;v-text-anchor:top" o:gfxdata="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" filled="f" strokecolor="white [3212]">
                       <v:textbox>
                         <w:txbxContent>
                           <w:p>
@@ -5934,120 +6377,6 @@
                 </mc:Fallback>
               </mc:AlternateContent>
             </w:r>
-          </w:p>
-        </w:tc>
-      </w:tr>
-    </w:tbl>
-    <w:p>
-      <w:pPr>
-        <w:jc w:val="center"/>
-        <w:rPr>
-          <w:rFonts w:ascii="Arial" w:hAnsi="Arial" w:cs="Arial"/>
-          <w:b/>
-          <w:sz w:val="24"/>
-          <w:szCs w:val="24"/>
-        </w:rPr>
-      </w:pPr>
-    </w:p>
-    <w:tbl>
-      <w:tblPr>
-        <w:tblStyle w:val="Tabelacomgrade"/>
-        <w:tblW w:w="14610" w:type="dxa"/>
-        <w:tblInd w:w="-34" w:type="dxa"/>
-        <w:tblLayout w:type="fixed"/>
-        <w:tblLook w:val="04A0" w:firstRow="1" w:lastRow="0" w:firstColumn="1" w:lastColumn="0" w:noHBand="0" w:noVBand="1"/>
-      </w:tblPr>
-      <w:tblGrid>
-        <w:gridCol w:w="1276"/>
-        <w:gridCol w:w="1700"/>
-        <w:gridCol w:w="984"/>
-        <w:gridCol w:w="928"/>
-        <w:gridCol w:w="3631"/>
-        <w:gridCol w:w="1364"/>
-        <w:gridCol w:w="2036"/>
-        <w:gridCol w:w="1416"/>
-        <w:gridCol w:w="1259"/>
-        <w:gridCol w:w="16"/>
-      </w:tblGrid>
-      <w:tr>
-        <w:trPr>
-          <w:trHeight w:val="614"/>
-        </w:trPr>
-        <w:tc>
-          <w:tcPr>
-            <w:tcW w:w="14610" w:type="dxa"/>
-            <w:gridSpan w:val="10"/>
-            <w:tcBorders>
-              <w:top w:val="single" w:sz="4" w:space="0" w:color="auto"/>
-              <w:left w:val="single" w:sz="4" w:space="0" w:color="auto"/>
-              <w:bottom w:val="single" w:sz="4" w:space="0" w:color="auto"/>
-              <w:right w:val="single" w:sz="4" w:space="0" w:color="auto"/>
-            </w:tcBorders>
-            <w:shd w:val="clear" w:color="auto" w:fill="D9D9D9" w:themeFill="background1" w:themeFillShade="D9"/>
-          </w:tcPr>
-          <w:p>
-            <w:pPr>
-              <w:rPr>
-                <w:rFonts w:ascii="Arial" w:hAnsi="Arial" w:cs="Arial"/>
-                <w:b/>
-              </w:rPr>
-            </w:pPr>
-          </w:p>
-          <w:p>
-            <w:pPr>
-              <w:jc w:val="center"/>
-              <w:rPr>
-                <w:rFonts w:ascii="Arial" w:hAnsi="Arial" w:cs="Arial"/>
-                <w:b/>
-              </w:rPr>
-            </w:pPr>
-            <w:r>
-              <w:rPr>
-                <w:rFonts w:ascii="Arial" w:hAnsi="Arial" w:cs="Arial"/>
-                <w:b/>
-              </w:rPr>
-              <w:t>PLANO PARA RECUPERAÇ</w:t>
-            </w:r>
-            <w:r>
-              <w:rPr>
-                <w:rFonts w:ascii="Arial" w:hAnsi="Arial" w:cs="Arial"/>
-                <w:b/>
-              </w:rPr>
-              <w:t>ÃO OU PARA REPOSIÇÃO DE AUSÊNCIA</w:t>
-            </w:r>
-            <w:r>
-              <w:rPr>
-                <w:rFonts w:ascii="Arial" w:hAnsi="Arial" w:cs="Arial"/>
-                <w:b/>
-              </w:rPr>
-              <w:t xml:space="preserve"> </w:t>
-            </w:r>
-          </w:p>
-        </w:tc>
-      </w:tr>
-      <w:tr>
-        <w:tc>
-          <w:tcPr>
-            <w:tcW w:w="14610" w:type="dxa"/>
-            <w:gridSpan w:val="10"/>
-            <w:tcBorders>
-              <w:top w:val="single" w:sz="4" w:space="0" w:color="auto"/>
-              <w:left w:val="single" w:sz="4" w:space="0" w:color="auto"/>
-              <w:bottom w:val="single" w:sz="4" w:space="0" w:color="auto"/>
-              <w:right w:val="single" w:sz="4" w:space="0" w:color="auto"/>
-            </w:tcBorders>
-            <w:vAlign w:val="center"/>
-          </w:tcPr>
-          <w:p>
-            <w:pPr>
-              <w:jc w:val="center"/>
-              <w:rPr>
-                <w:rFonts w:ascii="Arial" w:hAnsi="Arial" w:cs="Arial"/>
-                <w:b/>
-                <w:sz w:val="20"/>
-                <w:szCs w:val="24"/>
-              </w:rPr>
-            </w:pPr>
             <w:proofErr w:type="gramStart"/>
             <w:r>
               <w:rPr>
@@ -9053,6 +9382,7 @@
                 <w:b/>
                 <w:szCs w:val="24"/>
               </w:rPr>
+              <w:lastRenderedPageBreak/>
               <w:t>Assinatura</w:t>
             </w:r>
           </w:p>
@@ -9137,6 +9467,7 @@
                 <w:b/>
                 <w:szCs w:val="24"/>
               </w:rPr>
+              <w:lastRenderedPageBreak/>
               <w:t>Assinatura</w:t>
             </w:r>
           </w:p>
@@ -9221,6 +9552,7 @@
                 <w:b/>
                 <w:szCs w:val="24"/>
               </w:rPr>
+              <w:lastRenderedPageBreak/>
               <w:t>Assinatura</w:t>
             </w:r>
           </w:p>
@@ -9287,6 +9619,7 @@
                 <w:sz w:val="24"/>
                 <w:szCs w:val="24"/>
               </w:rPr>
+              <w:lastRenderedPageBreak/>
               <w:t>Obs.:</w:t>
             </w:r>
           </w:p>
@@ -9321,13 +9654,13 @@
               <mc:AlternateContent>
                 <mc:Choice Requires="wps">
                   <w:drawing>
-                    <wp:anchor distT="0" distB="0" distL="114300" distR="114300" simplePos="0" relativeHeight="251668480" behindDoc="0" locked="0" layoutInCell="1" allowOverlap="1" wp14:anchorId="3BC6CB03" wp14:editId="5466FAC5">
+                    <wp:anchor distT="0" distB="0" distL="114300" distR="114300" simplePos="0" relativeHeight="251659264" behindDoc="0" locked="0" layoutInCell="1" allowOverlap="1" wp14:anchorId="3BC6CB03" wp14:editId="41DFFAD1">
                       <wp:simplePos x="0" y="0"/>
                       <wp:positionH relativeFrom="column">
-                        <wp:posOffset>8329295</wp:posOffset>
+                        <wp:posOffset>8100695</wp:posOffset>
                       </wp:positionH>
                       <wp:positionV relativeFrom="paragraph">
-                        <wp:posOffset>10633</wp:posOffset>
+                        <wp:posOffset>38735</wp:posOffset>
                       </wp:positionV>
                       <wp:extent cx="1085850" cy="295275"/>
                       <wp:effectExtent l="0" t="0" r="19050" b="28575"/>
@@ -9386,7 +9719,7 @@
                 </mc:Choice>
                 <mc:Fallback>
                   <w:pict>
-                    <v:shape w14:anchorId="3BC6CB03" id="_x0000_s1027" type="#_x0000_t202" style="position:absolute;margin-left:655.85pt;margin-top:.85pt;width:85.5pt;height:23.25pt;z-index:251668480;visibility:visible;mso-wrap-style:square;mso-width-percent:0;mso-height-percent:0;mso-wrap-distance-left:9pt;mso-wrap-distance-top:0;mso-wrap-distance-right:9pt;mso-wrap-distance-bottom:0;mso-position-horizontal:absolute;mso-position-horizontal-relative:text;mso-position-vertical:absolute;mso-position-vertical-relative:text;mso-width-percent:0;mso-height-percent:0;mso-width-relative:margin;mso-height-relative:margin;v-text-anchor:top" o:gfxdata="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" filled="f" strokecolor="white [3212]">
+                    <v:shape w14:anchorId="3BC6CB03" id="_x0000_s1027" type="#_x0000_t202" style="position:absolute;margin-left:637.85pt;margin-top:3.05pt;width:85.5pt;height:23.25pt;z-index:251659264;visibility:visible;mso-wrap-style:square;mso-width-percent:0;mso-height-percent:0;mso-wrap-distance-left:9pt;mso-wrap-distance-top:0;mso-wrap-distance-right:9pt;mso-wrap-distance-bottom:0;mso-position-horizontal:absolute;mso-position-horizontal-relative:text;mso-position-vertical:absolute;mso-position-vertical-relative:text;mso-width-percent:0;mso-height-percent:0;mso-width-relative:margin;mso-height-relative:margin;v-text-anchor:top" o:gfxdata="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" filled="f" strokecolor="white [3212]">
                       <v:textbox>
                         <w:txbxContent>
                           <w:p>
@@ -9415,37 +9748,6 @@
         </w:tc>
       </w:tr>
     </w:tbl>
-    <w:p>
-      <w:pPr>
-        <w:jc w:val="center"/>
-        <w:rPr>
-          <w:rFonts w:ascii="Arial" w:hAnsi="Arial" w:cs="Arial"/>
-          <w:b/>
-          <w:sz w:val="24"/>
-          <w:szCs w:val="24"/>
-        </w:rPr>
-      </w:pPr>
-    </w:p>
-    <w:p>
-      <w:pPr>
-        <w:rPr>
-          <w:rFonts w:ascii="Arial" w:hAnsi="Arial" w:cs="Arial"/>
-          <w:b/>
-          <w:sz w:val="24"/>
-          <w:szCs w:val="24"/>
-        </w:rPr>
-      </w:pPr>
-    </w:p>
-    <w:p>
-      <w:pPr>
-        <w:rPr>
-          <w:rFonts w:ascii="Arial" w:hAnsi="Arial" w:cs="Arial"/>
-          <w:b/>
-          <w:sz w:val="24"/>
-          <w:szCs w:val="24"/>
-        </w:rPr>
-      </w:pPr>
-    </w:p>
     <w:p>
       <w:pPr>
         <w:rPr>
